--- a/TS-Kramam/TS-1.7/TS 1.7 Malayalam Krama Paatam Corrections.docx
+++ b/TS-Kramam/TS-1.7/TS 1.7 Malayalam Krama Paatam Corrections.docx
@@ -499,7 +499,7 @@
       </w:tr>
       <w:tr>
         <w:trPr>
-          <w:trHeight w:val="1247"/>
+          <w:trHeight w:val="1393"/>
         </w:trPr>
         <w:tc>
           <w:tcPr>
@@ -518,6 +518,7 @@
               <w:rPr>
                 <w:rFonts w:eastAsia="Times New Roman" w:cs="Arial"/>
                 <w:b/>
+                <w:color w:val="EE0000"/>
                 <w:sz w:val="32"/>
                 <w:szCs w:val="32"/>
                 <w:lang w:val="en-IN" w:eastAsia="en-IN" w:bidi="ml-IN"/>
@@ -527,31 +528,12 @@
               <w:rPr>
                 <w:rFonts w:eastAsia="Times New Roman" w:cs="Arial"/>
                 <w:b/>
+                <w:color w:val="EE0000"/>
                 <w:sz w:val="32"/>
                 <w:szCs w:val="32"/>
                 <w:lang w:val="en-IN" w:eastAsia="en-IN" w:bidi="ml-IN"/>
               </w:rPr>
-              <w:t>T.S.1.7.</w:t>
-            </w:r>
-            <w:r>
-              <w:rPr>
-                <w:rFonts w:eastAsia="Times New Roman" w:cs="Arial"/>
-                <w:b/>
-                <w:sz w:val="32"/>
-                <w:szCs w:val="32"/>
-                <w:lang w:val="en-IN" w:eastAsia="en-IN" w:bidi="ml-IN"/>
-              </w:rPr>
-              <w:t>2.1</w:t>
-            </w:r>
-            <w:r>
-              <w:rPr>
-                <w:rFonts w:eastAsia="Times New Roman" w:cs="Arial"/>
-                <w:b/>
-                <w:sz w:val="32"/>
-                <w:szCs w:val="32"/>
-                <w:lang w:val="en-IN" w:eastAsia="en-IN" w:bidi="ml-IN"/>
-              </w:rPr>
-              <w:t xml:space="preserve"> - Kramam</w:t>
+              <w:t>T.S.1.7.1.2 - Kramam</w:t>
             </w:r>
           </w:p>
           <w:p>
@@ -565,6 +547,7 @@
                 <w:rFonts w:cs="Arial"/>
                 <w:b/>
                 <w:bCs/>
+                <w:color w:val="EE0000"/>
                 <w:sz w:val="28"/>
                 <w:szCs w:val="36"/>
                 <w:lang w:val="en-IN" w:bidi="ml-IN"/>
@@ -575,11 +558,12 @@
                 <w:rFonts w:cs="Arial"/>
                 <w:b/>
                 <w:bCs/>
+                <w:color w:val="EE0000"/>
                 <w:sz w:val="28"/>
                 <w:szCs w:val="36"/>
                 <w:lang w:val="en-IN" w:bidi="ml-IN"/>
               </w:rPr>
-              <w:t>Krama Vaakyam No. 20</w:t>
+              <w:t>Krama Vaakyam No. 36</w:t>
             </w:r>
           </w:p>
           <w:p>
@@ -595,6 +579,7 @@
               <w:rPr>
                 <w:rFonts w:eastAsia="Times New Roman" w:cs="Arial"/>
                 <w:b/>
+                <w:color w:val="EE0000"/>
                 <w:sz w:val="32"/>
                 <w:szCs w:val="32"/>
                 <w:lang w:val="it-IT" w:eastAsia="en-IN" w:bidi="ml-IN"/>
@@ -605,11 +590,12 @@
                 <w:rFonts w:cs="Arial"/>
                 <w:b/>
                 <w:bCs/>
+                <w:color w:val="EE0000"/>
                 <w:sz w:val="28"/>
                 <w:szCs w:val="36"/>
                 <w:lang w:val="it-IT" w:bidi="ml-IN"/>
               </w:rPr>
-              <w:t>Panchaati No. 7</w:t>
+              <w:t>Panchaati No. 2</w:t>
             </w:r>
           </w:p>
         </w:tc>
@@ -623,55 +609,94 @@
               <w:autoSpaceDE w:val="0"/>
               <w:autoSpaceDN w:val="0"/>
               <w:adjustRightInd w:val="0"/>
-              <w:spacing w:before="0" w:line="252" w:lineRule="auto"/>
-              <w:rPr>
-                <w:rFonts w:ascii="BRH Malayalam Extra" w:hAnsi="BRH Malayalam Extra" w:cs="BRH Malayalam Extra"/>
-                <w:sz w:val="40"/>
-                <w:szCs w:val="40"/>
-                <w:lang w:val="en-IN"/>
-              </w:rPr>
-            </w:pPr>
-            <w:r>
-              <w:rPr>
-                <w:rFonts w:ascii="BRH Malayalam Extra" w:hAnsi="BRH Malayalam Extra" w:cs="BRH Malayalam Extra"/>
-                <w:sz w:val="40"/>
-                <w:szCs w:val="40"/>
-              </w:rPr>
-              <w:t xml:space="preserve">Dex˜¥tû | </w:t>
-            </w:r>
-            <w:r>
-              <w:rPr>
-                <w:rFonts w:ascii="BRH Malayalam Extra" w:hAnsi="BRH Malayalam Extra" w:cs="BRH Malayalam Extra"/>
+              <w:spacing w:before="0" w:line="240" w:lineRule="auto"/>
+              <w:rPr>
+                <w:rFonts w:ascii="BRH Malayalam Extra" w:hAnsi="BRH Malayalam Extra" w:cs="BRH Malayalam Extra"/>
+                <w:color w:val="EE0000"/>
+                <w:sz w:val="40"/>
+                <w:szCs w:val="40"/>
+              </w:rPr>
+            </w:pPr>
+            <w:r>
+              <w:rPr>
+                <w:rFonts w:ascii="BRH Malayalam Extra" w:hAnsi="BRH Malayalam Extra" w:cs="BRH Malayalam Extra"/>
+                <w:color w:val="EE0000"/>
+                <w:sz w:val="40"/>
+                <w:szCs w:val="40"/>
+              </w:rPr>
+              <w:t>C¥Wxe—</w:t>
+            </w:r>
+            <w:r>
+              <w:rPr>
+                <w:rFonts w:ascii="BRH Malayalam Extra" w:hAnsi="BRH Malayalam Extra" w:cs="BRH Malayalam Extra"/>
+                <w:color w:val="EE0000"/>
                 <w:sz w:val="40"/>
                 <w:szCs w:val="40"/>
                 <w:highlight w:val="yellow"/>
               </w:rPr>
-              <w:t>A</w:t>
-            </w:r>
-            <w:r>
-              <w:rPr>
-                <w:rFonts w:ascii="BRH Malayalam Extra" w:hAnsi="BRH Malayalam Extra" w:cs="BRH Malayalam Extra"/>
-                <w:sz w:val="40"/>
-                <w:szCs w:val="40"/>
-              </w:rPr>
-              <w:t>tû</w:t>
-            </w:r>
-            <w:r>
-              <w:rPr>
-                <w:rFonts w:ascii="BRH Malayalam Extra" w:hAnsi="BRH Malayalam Extra" w:cs="BRH Malayalam Extra"/>
-                <w:b/>
-                <w:sz w:val="32"/>
-                <w:szCs w:val="40"/>
-              </w:rPr>
-              <w:t>–</w:t>
-            </w:r>
-            <w:r>
-              <w:rPr>
-                <w:rFonts w:ascii="BRH Malayalam Extra" w:hAnsi="BRH Malayalam Extra" w:cs="BRH Malayalam Extra"/>
-                <w:sz w:val="40"/>
-                <w:szCs w:val="40"/>
-              </w:rPr>
-              <w:t xml:space="preserve"> CZy— |</w:t>
+              <w:t>t¢</w:t>
+            </w:r>
+            <w:r>
+              <w:rPr>
+                <w:rFonts w:ascii="BRH Malayalam Extra" w:hAnsi="BRH Malayalam Extra" w:cs="BRH Malayalam Extra"/>
+                <w:b/>
+                <w:color w:val="EE0000"/>
+                <w:sz w:val="32"/>
+                <w:szCs w:val="40"/>
+              </w:rPr>
+              <w:t>–</w:t>
+            </w:r>
+            <w:r>
+              <w:rPr>
+                <w:rFonts w:ascii="BRH Malayalam Extra" w:hAnsi="BRH Malayalam Extra" w:cs="BRH Malayalam Extra"/>
+                <w:color w:val="EE0000"/>
+                <w:sz w:val="40"/>
+                <w:szCs w:val="40"/>
+              </w:rPr>
+              <w:t xml:space="preserve">Zx | </w:t>
+            </w:r>
+          </w:p>
+          <w:p>
+            <w:pPr>
+              <w:widowControl w:val="0"/>
+              <w:autoSpaceDE w:val="0"/>
+              <w:autoSpaceDN w:val="0"/>
+              <w:adjustRightInd w:val="0"/>
+              <w:spacing w:before="0" w:line="240" w:lineRule="auto"/>
+              <w:rPr>
+                <w:rFonts w:ascii="BRH Devanagari Extra" w:hAnsi="BRH Devanagari Extra" w:cs="BRH Devanagari Extra"/>
+                <w:color w:val="EE0000"/>
+                <w:sz w:val="40"/>
+                <w:szCs w:val="40"/>
+              </w:rPr>
+            </w:pPr>
+            <w:r>
+              <w:rPr>
+                <w:rFonts w:ascii="BRH Malayalam Extra" w:hAnsi="BRH Malayalam Extra" w:cs="BRH Malayalam Extra"/>
+                <w:color w:val="EE0000"/>
+                <w:sz w:val="40"/>
+                <w:szCs w:val="40"/>
+              </w:rPr>
+              <w:t>De—t¢</w:t>
+            </w:r>
+            <w:r>
+              <w:rPr>
+                <w:rFonts w:ascii="BRH Malayalam Extra" w:hAnsi="BRH Malayalam Extra" w:cs="BRH Malayalam Extra"/>
+                <w:b/>
+                <w:color w:val="EE0000"/>
+                <w:sz w:val="32"/>
+                <w:szCs w:val="40"/>
+              </w:rPr>
+              <w:t>–</w:t>
+            </w:r>
+            <w:r>
+              <w:rPr>
+                <w:rFonts w:ascii="BRH Malayalam Extra" w:hAnsi="BRH Malayalam Extra" w:cs="BRH Malayalam Extra"/>
+                <w:color w:val="EE0000"/>
+                <w:sz w:val="40"/>
+                <w:szCs w:val="40"/>
+              </w:rPr>
+              <w:t xml:space="preserve">¥ZZy— | </w:t>
             </w:r>
           </w:p>
         </w:tc>
@@ -685,64 +710,84 @@
               <w:autoSpaceDE w:val="0"/>
               <w:autoSpaceDN w:val="0"/>
               <w:adjustRightInd w:val="0"/>
-              <w:spacing w:before="0" w:line="252" w:lineRule="auto"/>
-              <w:rPr>
-                <w:rFonts w:ascii="BRH Malayalam Extra" w:hAnsi="BRH Malayalam Extra" w:cs="BRH Malayalam Extra"/>
-                <w:sz w:val="40"/>
-                <w:szCs w:val="40"/>
-                <w:lang w:val="en-IN"/>
-              </w:rPr>
-            </w:pPr>
-            <w:r>
-              <w:rPr>
-                <w:rFonts w:ascii="BRH Malayalam Extra" w:hAnsi="BRH Malayalam Extra" w:cs="BRH Malayalam Extra"/>
-                <w:sz w:val="40"/>
-                <w:szCs w:val="40"/>
-              </w:rPr>
-              <w:t xml:space="preserve">Dex˜¥tû | </w:t>
-            </w:r>
-            <w:r>
-              <w:rPr>
-                <w:rFonts w:ascii="BRH Malayalam Extra" w:hAnsi="BRH Malayalam Extra" w:cs="BRH Malayalam Extra"/>
+              <w:spacing w:before="0" w:line="240" w:lineRule="auto"/>
+              <w:rPr>
+                <w:rFonts w:ascii="BRH Malayalam Extra" w:hAnsi="BRH Malayalam Extra" w:cs="BRH Malayalam Extra"/>
+                <w:color w:val="EE0000"/>
+                <w:sz w:val="40"/>
+                <w:szCs w:val="40"/>
+              </w:rPr>
+            </w:pPr>
+            <w:r>
+              <w:rPr>
+                <w:rFonts w:ascii="BRH Malayalam Extra" w:hAnsi="BRH Malayalam Extra" w:cs="BRH Malayalam Extra"/>
+                <w:color w:val="EE0000"/>
+                <w:sz w:val="40"/>
+                <w:szCs w:val="40"/>
+              </w:rPr>
+              <w:t>C¥Wxe</w:t>
+            </w:r>
+            <w:r>
+              <w:rPr>
+                <w:rFonts w:ascii="BRH Malayalam Extra" w:hAnsi="BRH Malayalam Extra" w:cs="BRH Malayalam Extra"/>
+                <w:color w:val="EE0000"/>
                 <w:sz w:val="40"/>
                 <w:szCs w:val="40"/>
                 <w:highlight w:val="green"/>
               </w:rPr>
-              <w:t>A</w:t>
-            </w:r>
-            <w:r>
-              <w:rPr>
-                <w:rFonts w:ascii="BRH Malayalam Extra" w:hAnsi="BRH Malayalam Extra" w:cs="BRH Malayalam Extra"/>
-                <w:b/>
-                <w:sz w:val="32"/>
-                <w:szCs w:val="40"/>
-              </w:rPr>
-              <w:t>–</w:t>
-            </w:r>
-            <w:r>
-              <w:rPr>
-                <w:rFonts w:ascii="BRH Malayalam Extra" w:hAnsi="BRH Malayalam Extra" w:cs="BRH Malayalam Extra"/>
-                <w:sz w:val="40"/>
-                <w:szCs w:val="40"/>
-              </w:rPr>
-              <w:t>tû</w:t>
-            </w:r>
-            <w:r>
-              <w:rPr>
-                <w:rFonts w:ascii="BRH Malayalam Extra" w:hAnsi="BRH Malayalam Extra" w:cs="BRH Malayalam Extra"/>
-                <w:b/>
-                <w:sz w:val="32"/>
-                <w:szCs w:val="40"/>
-              </w:rPr>
-              <w:t>–</w:t>
-            </w:r>
-            <w:r>
-              <w:rPr>
-                <w:rFonts w:ascii="BRH Malayalam Extra" w:hAnsi="BRH Malayalam Extra" w:cs="BRH Malayalam Extra"/>
-                <w:sz w:val="40"/>
-                <w:szCs w:val="40"/>
-              </w:rPr>
-              <w:t xml:space="preserve"> CZy— |</w:t>
+              <w:t>—t¢</w:t>
+            </w:r>
+            <w:r>
+              <w:rPr>
+                <w:rFonts w:ascii="BRH Malayalam Extra" w:hAnsi="BRH Malayalam Extra" w:cs="BRH Malayalam Extra"/>
+                <w:color w:val="EE0000"/>
+                <w:sz w:val="40"/>
+                <w:szCs w:val="40"/>
+              </w:rPr>
+              <w:t xml:space="preserve">Zx | </w:t>
+            </w:r>
+          </w:p>
+          <w:p>
+            <w:pPr>
+              <w:widowControl w:val="0"/>
+              <w:autoSpaceDE w:val="0"/>
+              <w:autoSpaceDN w:val="0"/>
+              <w:adjustRightInd w:val="0"/>
+              <w:spacing w:before="0" w:line="240" w:lineRule="auto"/>
+              <w:rPr>
+                <w:rFonts w:ascii="BRH Devanagari Extra" w:hAnsi="BRH Devanagari Extra" w:cs="BRH Devanagari Extra"/>
+                <w:color w:val="EE0000"/>
+                <w:sz w:val="40"/>
+                <w:szCs w:val="40"/>
+              </w:rPr>
+            </w:pPr>
+            <w:r>
+              <w:rPr>
+                <w:rFonts w:ascii="BRH Malayalam Extra" w:hAnsi="BRH Malayalam Extra" w:cs="BRH Malayalam Extra"/>
+                <w:color w:val="EE0000"/>
+                <w:sz w:val="40"/>
+                <w:szCs w:val="40"/>
+              </w:rPr>
+              <w:t>De—t¢</w:t>
+            </w:r>
+            <w:r>
+              <w:rPr>
+                <w:rFonts w:ascii="BRH Malayalam Extra" w:hAnsi="BRH Malayalam Extra" w:cs="BRH Malayalam Extra"/>
+                <w:b/>
+                <w:color w:val="EE0000"/>
+                <w:sz w:val="32"/>
+                <w:szCs w:val="40"/>
+              </w:rPr>
+              <w:t>–</w:t>
+            </w:r>
+            <w:r>
+              <w:rPr>
+                <w:rFonts w:ascii="BRH Malayalam Extra" w:hAnsi="BRH Malayalam Extra" w:cs="BRH Malayalam Extra"/>
+                <w:color w:val="EE0000"/>
+                <w:sz w:val="40"/>
+                <w:szCs w:val="40"/>
+              </w:rPr>
+              <w:t>¥ZZy— |</w:t>
             </w:r>
           </w:p>
         </w:tc>
@@ -791,6 +836,256 @@
                 <w:szCs w:val="32"/>
                 <w:lang w:val="en-IN" w:eastAsia="en-IN" w:bidi="ml-IN"/>
               </w:rPr>
+              <w:t>2.1</w:t>
+            </w:r>
+            <w:r>
+              <w:rPr>
+                <w:rFonts w:eastAsia="Times New Roman" w:cs="Arial"/>
+                <w:b/>
+                <w:sz w:val="32"/>
+                <w:szCs w:val="32"/>
+                <w:lang w:val="en-IN" w:eastAsia="en-IN" w:bidi="ml-IN"/>
+              </w:rPr>
+              <w:t xml:space="preserve"> - Kramam</w:t>
+            </w:r>
+          </w:p>
+          <w:p>
+            <w:pPr>
+              <w:widowControl w:val="0"/>
+              <w:autoSpaceDE w:val="0"/>
+              <w:autoSpaceDN w:val="0"/>
+              <w:adjustRightInd w:val="0"/>
+              <w:spacing w:before="0" w:line="240" w:lineRule="auto"/>
+              <w:rPr>
+                <w:rFonts w:cs="Arial"/>
+                <w:b/>
+                <w:bCs/>
+                <w:sz w:val="28"/>
+                <w:szCs w:val="36"/>
+                <w:lang w:val="en-IN" w:bidi="ml-IN"/>
+              </w:rPr>
+            </w:pPr>
+            <w:r>
+              <w:rPr>
+                <w:rFonts w:cs="Arial"/>
+                <w:b/>
+                <w:bCs/>
+                <w:sz w:val="28"/>
+                <w:szCs w:val="36"/>
+                <w:lang w:val="en-IN" w:bidi="ml-IN"/>
+              </w:rPr>
+              <w:t>Krama Vaakyam No. 20</w:t>
+            </w:r>
+          </w:p>
+          <w:p>
+            <w:pPr>
+              <w:widowControl w:val="0"/>
+              <w:tabs>
+                <w:tab w:val="left" w:pos="993"/>
+              </w:tabs>
+              <w:autoSpaceDE w:val="0"/>
+              <w:autoSpaceDN w:val="0"/>
+              <w:adjustRightInd w:val="0"/>
+              <w:spacing w:before="0" w:line="240" w:lineRule="auto"/>
+              <w:rPr>
+                <w:rFonts w:eastAsia="Times New Roman" w:cs="Arial"/>
+                <w:b/>
+                <w:sz w:val="32"/>
+                <w:szCs w:val="32"/>
+                <w:lang w:val="it-IT" w:eastAsia="en-IN" w:bidi="ml-IN"/>
+              </w:rPr>
+            </w:pPr>
+            <w:r>
+              <w:rPr>
+                <w:rFonts w:cs="Arial"/>
+                <w:b/>
+                <w:bCs/>
+                <w:sz w:val="28"/>
+                <w:szCs w:val="36"/>
+                <w:lang w:val="it-IT" w:bidi="ml-IN"/>
+              </w:rPr>
+              <w:t>Panchaati No. 7</w:t>
+            </w:r>
+          </w:p>
+        </w:tc>
+        <w:tc>
+          <w:tcPr>
+            <w:tcW w:w="5196" w:type="dxa"/>
+          </w:tcPr>
+          <w:p>
+            <w:pPr>
+              <w:widowControl w:val="0"/>
+              <w:autoSpaceDE w:val="0"/>
+              <w:autoSpaceDN w:val="0"/>
+              <w:adjustRightInd w:val="0"/>
+              <w:spacing w:before="0" w:line="252" w:lineRule="auto"/>
+              <w:rPr>
+                <w:rFonts w:ascii="BRH Malayalam Extra" w:hAnsi="BRH Malayalam Extra" w:cs="BRH Malayalam Extra"/>
+                <w:sz w:val="40"/>
+                <w:szCs w:val="40"/>
+                <w:lang w:val="en-IN"/>
+              </w:rPr>
+            </w:pPr>
+            <w:r>
+              <w:rPr>
+                <w:rFonts w:ascii="BRH Malayalam Extra" w:hAnsi="BRH Malayalam Extra" w:cs="BRH Malayalam Extra"/>
+                <w:sz w:val="40"/>
+                <w:szCs w:val="40"/>
+              </w:rPr>
+              <w:t xml:space="preserve">Dex˜¥tû | </w:t>
+            </w:r>
+            <w:r>
+              <w:rPr>
+                <w:rFonts w:ascii="BRH Malayalam Extra" w:hAnsi="BRH Malayalam Extra" w:cs="BRH Malayalam Extra"/>
+                <w:sz w:val="40"/>
+                <w:szCs w:val="40"/>
+                <w:highlight w:val="yellow"/>
+              </w:rPr>
+              <w:t>A</w:t>
+            </w:r>
+            <w:r>
+              <w:rPr>
+                <w:rFonts w:ascii="BRH Malayalam Extra" w:hAnsi="BRH Malayalam Extra" w:cs="BRH Malayalam Extra"/>
+                <w:sz w:val="40"/>
+                <w:szCs w:val="40"/>
+              </w:rPr>
+              <w:t>tû</w:t>
+            </w:r>
+            <w:r>
+              <w:rPr>
+                <w:rFonts w:ascii="BRH Malayalam Extra" w:hAnsi="BRH Malayalam Extra" w:cs="BRH Malayalam Extra"/>
+                <w:b/>
+                <w:sz w:val="32"/>
+                <w:szCs w:val="40"/>
+              </w:rPr>
+              <w:t>–</w:t>
+            </w:r>
+            <w:r>
+              <w:rPr>
+                <w:rFonts w:ascii="BRH Malayalam Extra" w:hAnsi="BRH Malayalam Extra" w:cs="BRH Malayalam Extra"/>
+                <w:sz w:val="40"/>
+                <w:szCs w:val="40"/>
+              </w:rPr>
+              <w:t xml:space="preserve"> CZy— |</w:t>
+            </w:r>
+          </w:p>
+        </w:tc>
+        <w:tc>
+          <w:tcPr>
+            <w:tcW w:w="5152" w:type="dxa"/>
+          </w:tcPr>
+          <w:p>
+            <w:pPr>
+              <w:widowControl w:val="0"/>
+              <w:autoSpaceDE w:val="0"/>
+              <w:autoSpaceDN w:val="0"/>
+              <w:adjustRightInd w:val="0"/>
+              <w:spacing w:before="0" w:line="252" w:lineRule="auto"/>
+              <w:rPr>
+                <w:rFonts w:ascii="BRH Malayalam Extra" w:hAnsi="BRH Malayalam Extra" w:cs="BRH Malayalam Extra"/>
+                <w:sz w:val="40"/>
+                <w:szCs w:val="40"/>
+                <w:lang w:val="en-IN"/>
+              </w:rPr>
+            </w:pPr>
+            <w:r>
+              <w:rPr>
+                <w:rFonts w:ascii="BRH Malayalam Extra" w:hAnsi="BRH Malayalam Extra" w:cs="BRH Malayalam Extra"/>
+                <w:sz w:val="40"/>
+                <w:szCs w:val="40"/>
+              </w:rPr>
+              <w:t xml:space="preserve">Dex˜¥tû | </w:t>
+            </w:r>
+            <w:r>
+              <w:rPr>
+                <w:rFonts w:ascii="BRH Malayalam Extra" w:hAnsi="BRH Malayalam Extra" w:cs="BRH Malayalam Extra"/>
+                <w:sz w:val="40"/>
+                <w:szCs w:val="40"/>
+                <w:highlight w:val="green"/>
+              </w:rPr>
+              <w:t>A</w:t>
+            </w:r>
+            <w:r>
+              <w:rPr>
+                <w:rFonts w:ascii="BRH Malayalam Extra" w:hAnsi="BRH Malayalam Extra" w:cs="BRH Malayalam Extra"/>
+                <w:b/>
+                <w:sz w:val="32"/>
+                <w:szCs w:val="40"/>
+              </w:rPr>
+              <w:t>–</w:t>
+            </w:r>
+            <w:r>
+              <w:rPr>
+                <w:rFonts w:ascii="BRH Malayalam Extra" w:hAnsi="BRH Malayalam Extra" w:cs="BRH Malayalam Extra"/>
+                <w:sz w:val="40"/>
+                <w:szCs w:val="40"/>
+              </w:rPr>
+              <w:t>tû</w:t>
+            </w:r>
+            <w:r>
+              <w:rPr>
+                <w:rFonts w:ascii="BRH Malayalam Extra" w:hAnsi="BRH Malayalam Extra" w:cs="BRH Malayalam Extra"/>
+                <w:b/>
+                <w:sz w:val="32"/>
+                <w:szCs w:val="40"/>
+              </w:rPr>
+              <w:t>–</w:t>
+            </w:r>
+            <w:r>
+              <w:rPr>
+                <w:rFonts w:ascii="BRH Malayalam Extra" w:hAnsi="BRH Malayalam Extra" w:cs="BRH Malayalam Extra"/>
+                <w:sz w:val="40"/>
+                <w:szCs w:val="40"/>
+              </w:rPr>
+              <w:t xml:space="preserve"> CZy— |</w:t>
+            </w:r>
+          </w:p>
+        </w:tc>
+      </w:tr>
+      <w:tr>
+        <w:trPr>
+          <w:trHeight w:val="1247"/>
+        </w:trPr>
+        <w:tc>
+          <w:tcPr>
+            <w:tcW w:w="3686" w:type="dxa"/>
+          </w:tcPr>
+          <w:p>
+            <w:pPr>
+              <w:widowControl w:val="0"/>
+              <w:tabs>
+                <w:tab w:val="left" w:pos="993"/>
+              </w:tabs>
+              <w:autoSpaceDE w:val="0"/>
+              <w:autoSpaceDN w:val="0"/>
+              <w:adjustRightInd w:val="0"/>
+              <w:spacing w:before="0" w:line="240" w:lineRule="auto"/>
+              <w:rPr>
+                <w:rFonts w:eastAsia="Times New Roman" w:cs="Arial"/>
+                <w:b/>
+                <w:sz w:val="32"/>
+                <w:szCs w:val="32"/>
+                <w:lang w:val="en-IN" w:eastAsia="en-IN" w:bidi="ml-IN"/>
+              </w:rPr>
+            </w:pPr>
+            <w:r>
+              <w:rPr>
+                <w:rFonts w:eastAsia="Times New Roman" w:cs="Arial"/>
+                <w:b/>
+                <w:sz w:val="32"/>
+                <w:szCs w:val="32"/>
+                <w:lang w:val="en-IN" w:eastAsia="en-IN" w:bidi="ml-IN"/>
+              </w:rPr>
+              <w:t>T.S.1.7.</w:t>
+            </w:r>
+            <w:r>
+              <w:rPr>
+                <w:rFonts w:eastAsia="Times New Roman" w:cs="Arial"/>
+                <w:b/>
+                <w:sz w:val="32"/>
+                <w:szCs w:val="32"/>
+                <w:lang w:val="en-IN" w:eastAsia="en-IN" w:bidi="ml-IN"/>
+              </w:rPr>
               <w:t>3.4</w:t>
             </w:r>
             <w:r>
@@ -1689,6 +1984,7 @@
                 <w:szCs w:val="32"/>
                 <w:lang w:val="en-IN" w:eastAsia="en-IN" w:bidi="ml-IN"/>
               </w:rPr>
+              <w:lastRenderedPageBreak/>
               <w:t>T.S.1.7.</w:t>
             </w:r>
             <w:r>
@@ -2125,7 +2421,6 @@
                 <w:szCs w:val="32"/>
                 <w:lang w:val="en-IN" w:eastAsia="en-IN" w:bidi="ml-IN"/>
               </w:rPr>
-              <w:lastRenderedPageBreak/>
               <w:t>T.S.1.7.</w:t>
             </w:r>
             <w:r>
@@ -3331,6 +3626,7 @@
                 <w:szCs w:val="32"/>
                 <w:lang w:val="en-IN" w:eastAsia="en-IN" w:bidi="ml-IN"/>
               </w:rPr>
+              <w:lastRenderedPageBreak/>
               <w:t>T.S.1.7.</w:t>
             </w:r>
             <w:r>
@@ -3741,7 +4037,6 @@
           <w:szCs w:val="32"/>
           <w:u w:val="single"/>
         </w:rPr>
-        <w:lastRenderedPageBreak/>
         <w:t xml:space="preserve">Krama </w:t>
       </w:r>
       <w:r>
@@ -5046,6 +5341,7 @@
                 <w:szCs w:val="32"/>
                 <w:lang w:val="en-IN" w:eastAsia="en-IN" w:bidi="ml-IN"/>
               </w:rPr>
+              <w:lastRenderedPageBreak/>
               <w:t>T.S.1.7.1.4 - Kramam</w:t>
             </w:r>
           </w:p>
@@ -5423,7 +5719,6 @@
                 <w:szCs w:val="32"/>
                 <w:lang w:val="en-IN" w:eastAsia="en-IN" w:bidi="ml-IN"/>
               </w:rPr>
-              <w:lastRenderedPageBreak/>
               <w:t>T.S.1.7.1.6 - Kramam</w:t>
             </w:r>
           </w:p>
@@ -7317,6 +7612,7 @@
                 <w:szCs w:val="32"/>
                 <w:lang w:val="en-IN" w:eastAsia="en-IN" w:bidi="ml-IN"/>
               </w:rPr>
+              <w:lastRenderedPageBreak/>
               <w:t>T.S.1.7.8.3 - Kramam</w:t>
             </w:r>
           </w:p>
@@ -7910,7 +8206,6 @@
                 <w:sz w:val="40"/>
                 <w:szCs w:val="40"/>
               </w:rPr>
-              <w:lastRenderedPageBreak/>
               <w:t>sy</w:t>
             </w:r>
             <w:r>
@@ -7997,7 +8292,6 @@
                 <w:sz w:val="40"/>
                 <w:szCs w:val="40"/>
               </w:rPr>
-              <w:lastRenderedPageBreak/>
               <w:t>A</w:t>
             </w:r>
             <w:r>
@@ -8049,7 +8343,6 @@
                 <w:sz w:val="40"/>
                 <w:szCs w:val="40"/>
               </w:rPr>
-              <w:lastRenderedPageBreak/>
               <w:t>sy</w:t>
             </w:r>
             <w:r>
@@ -8138,7 +8431,6 @@
                 <w:szCs w:val="32"/>
                 <w:lang w:val="en-IN" w:eastAsia="en-IN" w:bidi="ml-IN"/>
               </w:rPr>
-              <w:lastRenderedPageBreak/>
               <w:t>T.S.1.7.1</w:t>
             </w:r>
             <w:r>
@@ -9152,6 +9444,7 @@
                 <w:szCs w:val="32"/>
                 <w:lang w:val="en-IN" w:eastAsia="en-IN" w:bidi="ml-IN"/>
               </w:rPr>
+              <w:lastRenderedPageBreak/>
               <w:t>T.S.1.7.4.1</w:t>
             </w:r>
             <w:r>
@@ -9629,7 +9922,6 @@
                 <w:szCs w:val="32"/>
                 <w:lang w:val="en-IN" w:eastAsia="en-IN" w:bidi="ml-IN"/>
               </w:rPr>
-              <w:lastRenderedPageBreak/>
               <w:t>T.S.1.7.6.3</w:t>
             </w:r>
             <w:r>
@@ -11599,7 +11891,6 @@
           <w:szCs w:val="32"/>
           <w:u w:val="single"/>
         </w:rPr>
-        <w:lastRenderedPageBreak/>
         <w:t xml:space="preserve">TS </w:t>
       </w:r>
       <w:r>

--- a/TS-Kramam/TS-1.7/TS 1.7 Malayalam Krama Paatam Corrections.docx
+++ b/TS-Kramam/TS-1.7/TS 1.7 Malayalam Krama Paatam Corrections.docx
@@ -1952,6 +1952,392 @@
       </w:tr>
       <w:tr>
         <w:trPr>
+          <w:trHeight w:val="1408"/>
+        </w:trPr>
+        <w:tc>
+          <w:tcPr>
+            <w:tcW w:w="3686" w:type="dxa"/>
+          </w:tcPr>
+          <w:p>
+            <w:pPr>
+              <w:widowControl w:val="0"/>
+              <w:tabs>
+                <w:tab w:val="left" w:pos="993"/>
+              </w:tabs>
+              <w:autoSpaceDE w:val="0"/>
+              <w:autoSpaceDN w:val="0"/>
+              <w:adjustRightInd w:val="0"/>
+              <w:spacing w:before="0" w:line="240" w:lineRule="auto"/>
+              <w:rPr>
+                <w:rFonts w:eastAsia="Times New Roman" w:cs="Arial"/>
+                <w:b/>
+                <w:color w:val="EE0000"/>
+                <w:sz w:val="32"/>
+                <w:szCs w:val="32"/>
+                <w:lang w:val="en-IN" w:eastAsia="en-IN" w:bidi="ml-IN"/>
+              </w:rPr>
+            </w:pPr>
+            <w:r>
+              <w:rPr>
+                <w:rFonts w:eastAsia="Times New Roman" w:cs="Arial"/>
+                <w:b/>
+                <w:color w:val="EE0000"/>
+                <w:sz w:val="32"/>
+                <w:szCs w:val="32"/>
+                <w:lang w:val="en-IN" w:eastAsia="en-IN" w:bidi="ml-IN"/>
+              </w:rPr>
+              <w:lastRenderedPageBreak/>
+              <w:t>T.S.1.7.6.7 - Kramam</w:t>
+            </w:r>
+          </w:p>
+          <w:p>
+            <w:pPr>
+              <w:widowControl w:val="0"/>
+              <w:autoSpaceDE w:val="0"/>
+              <w:autoSpaceDN w:val="0"/>
+              <w:adjustRightInd w:val="0"/>
+              <w:spacing w:before="0" w:line="240" w:lineRule="auto"/>
+              <w:rPr>
+                <w:rFonts w:cs="Arial"/>
+                <w:b/>
+                <w:bCs/>
+                <w:color w:val="EE0000"/>
+                <w:sz w:val="28"/>
+                <w:szCs w:val="36"/>
+                <w:lang w:val="en-IN" w:bidi="ml-IN"/>
+              </w:rPr>
+            </w:pPr>
+            <w:r>
+              <w:rPr>
+                <w:rFonts w:cs="Arial"/>
+                <w:b/>
+                <w:bCs/>
+                <w:color w:val="EE0000"/>
+                <w:sz w:val="28"/>
+                <w:szCs w:val="36"/>
+                <w:lang w:val="en-IN" w:bidi="ml-IN"/>
+              </w:rPr>
+              <w:t>Krama Vaakyam No. 42</w:t>
+            </w:r>
+          </w:p>
+          <w:p>
+            <w:pPr>
+              <w:widowControl w:val="0"/>
+              <w:tabs>
+                <w:tab w:val="left" w:pos="993"/>
+              </w:tabs>
+              <w:autoSpaceDE w:val="0"/>
+              <w:autoSpaceDN w:val="0"/>
+              <w:adjustRightInd w:val="0"/>
+              <w:spacing w:before="0" w:line="240" w:lineRule="auto"/>
+              <w:rPr>
+                <w:rFonts w:eastAsia="Times New Roman" w:cs="Arial"/>
+                <w:b/>
+                <w:color w:val="EE0000"/>
+                <w:sz w:val="32"/>
+                <w:szCs w:val="32"/>
+                <w:lang w:val="it-IT" w:eastAsia="en-IN" w:bidi="ml-IN"/>
+              </w:rPr>
+            </w:pPr>
+            <w:r>
+              <w:rPr>
+                <w:rFonts w:cs="Arial"/>
+                <w:b/>
+                <w:bCs/>
+                <w:color w:val="EE0000"/>
+                <w:sz w:val="28"/>
+                <w:szCs w:val="36"/>
+                <w:lang w:val="it-IT" w:bidi="ml-IN"/>
+              </w:rPr>
+              <w:t>Panchaati No. 31</w:t>
+            </w:r>
+          </w:p>
+        </w:tc>
+        <w:tc>
+          <w:tcPr>
+            <w:tcW w:w="5196" w:type="dxa"/>
+          </w:tcPr>
+          <w:p>
+            <w:pPr>
+              <w:widowControl w:val="0"/>
+              <w:autoSpaceDE w:val="0"/>
+              <w:autoSpaceDN w:val="0"/>
+              <w:adjustRightInd w:val="0"/>
+              <w:spacing w:before="0" w:line="240" w:lineRule="auto"/>
+              <w:rPr>
+                <w:rFonts w:ascii="BRH Malayalam Extra" w:hAnsi="BRH Malayalam Extra" w:cs="BRH Malayalam Extra"/>
+                <w:color w:val="EE0000"/>
+                <w:sz w:val="40"/>
+                <w:szCs w:val="40"/>
+                <w:lang w:val="it-IT"/>
+              </w:rPr>
+            </w:pPr>
+            <w:r>
+              <w:rPr>
+                <w:rFonts w:ascii="BRH Malayalam Extra" w:hAnsi="BRH Malayalam Extra" w:cs="BRH Malayalam Extra"/>
+                <w:color w:val="EE0000"/>
+                <w:sz w:val="40"/>
+                <w:szCs w:val="40"/>
+                <w:lang w:val="it-IT"/>
+              </w:rPr>
+              <w:t>m</w:t>
+            </w:r>
+            <w:r>
+              <w:rPr>
+                <w:rFonts w:ascii="BRH Malayalam Extra" w:hAnsi="BRH Malayalam Extra" w:cs="BRH Malayalam Extra"/>
+                <w:b/>
+                <w:color w:val="EE0000"/>
+                <w:sz w:val="32"/>
+                <w:szCs w:val="40"/>
+                <w:lang w:val="it-IT"/>
+              </w:rPr>
+              <w:t>–</w:t>
+            </w:r>
+            <w:r>
+              <w:rPr>
+                <w:rFonts w:ascii="BRH Malayalam Extra" w:hAnsi="BRH Malayalam Extra" w:cs="BRH Malayalam Extra"/>
+                <w:color w:val="EE0000"/>
+                <w:sz w:val="40"/>
+                <w:szCs w:val="40"/>
+                <w:lang w:val="it-IT"/>
+              </w:rPr>
+              <w:t>h</w:t>
+            </w:r>
+            <w:r>
+              <w:rPr>
+                <w:rFonts w:ascii="BRH Malayalam Extra" w:hAnsi="BRH Malayalam Extra" w:cs="BRH Malayalam Extra"/>
+                <w:b/>
+                <w:color w:val="EE0000"/>
+                <w:sz w:val="32"/>
+                <w:szCs w:val="40"/>
+                <w:lang w:val="it-IT"/>
+              </w:rPr>
+              <w:t>–</w:t>
+            </w:r>
+            <w:r>
+              <w:rPr>
+                <w:rFonts w:ascii="BRH Malayalam Extra" w:hAnsi="BRH Malayalam Extra" w:cs="BRH Malayalam Extra"/>
+                <w:color w:val="EE0000"/>
+                <w:sz w:val="40"/>
+                <w:szCs w:val="40"/>
+                <w:lang w:val="it-IT"/>
+              </w:rPr>
+              <w:t>¥Z„d—pk¡</w:t>
+            </w:r>
+            <w:r>
+              <w:rPr>
+                <w:rFonts w:ascii="BRH Malayalam Extra" w:hAnsi="BRH Malayalam Extra" w:cs="BRH Malayalam Extra"/>
+                <w:color w:val="EE0000"/>
+                <w:sz w:val="40"/>
+                <w:szCs w:val="40"/>
+                <w:highlight w:val="yellow"/>
+                <w:lang w:val="it-IT"/>
+              </w:rPr>
+              <w:t>ÆxJ</w:t>
+            </w:r>
+            <w:r>
+              <w:rPr>
+                <w:rFonts w:ascii="BRH Malayalam Extra" w:hAnsi="BRH Malayalam Extra" w:cs="BRH Malayalam Extra"/>
+                <w:color w:val="EE0000"/>
+                <w:sz w:val="40"/>
+                <w:szCs w:val="40"/>
+                <w:lang w:val="it-IT"/>
+              </w:rPr>
+              <w:t xml:space="preserve"> | </w:t>
+            </w:r>
+          </w:p>
+          <w:p>
+            <w:pPr>
+              <w:widowControl w:val="0"/>
+              <w:autoSpaceDE w:val="0"/>
+              <w:autoSpaceDN w:val="0"/>
+              <w:adjustRightInd w:val="0"/>
+              <w:spacing w:before="0" w:line="240" w:lineRule="auto"/>
+              <w:rPr>
+                <w:rFonts w:ascii="BRH Malayalam Extra" w:hAnsi="BRH Malayalam Extra" w:cs="BRH Malayalam Extra"/>
+                <w:color w:val="EE0000"/>
+                <w:sz w:val="40"/>
+                <w:szCs w:val="40"/>
+                <w:lang w:val="it-IT"/>
+              </w:rPr>
+            </w:pPr>
+            <w:r>
+              <w:rPr>
+                <w:rFonts w:ascii="BRH Malayalam Extra" w:hAnsi="BRH Malayalam Extra" w:cs="BRH Malayalam Extra"/>
+                <w:color w:val="EE0000"/>
+                <w:sz w:val="40"/>
+                <w:szCs w:val="40"/>
+                <w:lang w:val="it-IT"/>
+              </w:rPr>
+              <w:t>Ad—pk¡Æx</w:t>
+            </w:r>
+            <w:r>
+              <w:rPr>
+                <w:rFonts w:ascii="BRH Malayalam Extra" w:hAnsi="BRH Malayalam Extra" w:cs="BRH Malayalam Extra"/>
+                <w:b/>
+                <w:color w:val="EE0000"/>
+                <w:sz w:val="32"/>
+                <w:szCs w:val="40"/>
+                <w:lang w:val="it-IT"/>
+              </w:rPr>
+              <w:t>–</w:t>
+            </w:r>
+            <w:r>
+              <w:rPr>
+                <w:rFonts w:ascii="BRH Malayalam Extra" w:hAnsi="BRH Malayalam Extra" w:cs="BRH Malayalam Extra"/>
+                <w:color w:val="EE0000"/>
+                <w:sz w:val="40"/>
+                <w:szCs w:val="40"/>
+                <w:lang w:val="it-IT"/>
+              </w:rPr>
+              <w:t xml:space="preserve"> ¤¤p | </w:t>
+            </w:r>
+          </w:p>
+        </w:tc>
+        <w:tc>
+          <w:tcPr>
+            <w:tcW w:w="5152" w:type="dxa"/>
+          </w:tcPr>
+          <w:p>
+            <w:pPr>
+              <w:widowControl w:val="0"/>
+              <w:autoSpaceDE w:val="0"/>
+              <w:autoSpaceDN w:val="0"/>
+              <w:adjustRightInd w:val="0"/>
+              <w:spacing w:before="0" w:line="240" w:lineRule="auto"/>
+              <w:rPr>
+                <w:rFonts w:ascii="BRH Malayalam Extra" w:hAnsi="BRH Malayalam Extra" w:cs="BRH Malayalam Extra"/>
+                <w:color w:val="EE0000"/>
+                <w:sz w:val="40"/>
+                <w:szCs w:val="40"/>
+                <w:lang w:val="it-IT"/>
+              </w:rPr>
+            </w:pPr>
+            <w:r>
+              <w:rPr>
+                <w:rFonts w:ascii="BRH Malayalam Extra" w:hAnsi="BRH Malayalam Extra" w:cs="BRH Malayalam Extra"/>
+                <w:color w:val="EE0000"/>
+                <w:sz w:val="40"/>
+                <w:szCs w:val="40"/>
+                <w:lang w:val="it-IT"/>
+              </w:rPr>
+              <w:t>m</w:t>
+            </w:r>
+            <w:r>
+              <w:rPr>
+                <w:rFonts w:ascii="BRH Malayalam Extra" w:hAnsi="BRH Malayalam Extra" w:cs="BRH Malayalam Extra"/>
+                <w:b/>
+                <w:color w:val="EE0000"/>
+                <w:sz w:val="32"/>
+                <w:szCs w:val="40"/>
+                <w:lang w:val="it-IT"/>
+              </w:rPr>
+              <w:t>–</w:t>
+            </w:r>
+            <w:r>
+              <w:rPr>
+                <w:rFonts w:ascii="BRH Malayalam Extra" w:hAnsi="BRH Malayalam Extra" w:cs="BRH Malayalam Extra"/>
+                <w:color w:val="EE0000"/>
+                <w:sz w:val="40"/>
+                <w:szCs w:val="40"/>
+                <w:lang w:val="it-IT"/>
+              </w:rPr>
+              <w:t>h</w:t>
+            </w:r>
+            <w:r>
+              <w:rPr>
+                <w:rFonts w:ascii="BRH Malayalam Extra" w:hAnsi="BRH Malayalam Extra" w:cs="BRH Malayalam Extra"/>
+                <w:b/>
+                <w:color w:val="EE0000"/>
+                <w:sz w:val="32"/>
+                <w:szCs w:val="40"/>
+                <w:lang w:val="it-IT"/>
+              </w:rPr>
+              <w:t>–</w:t>
+            </w:r>
+            <w:r>
+              <w:rPr>
+                <w:rFonts w:ascii="BRH Malayalam Extra" w:hAnsi="BRH Malayalam Extra" w:cs="BRH Malayalam Extra"/>
+                <w:color w:val="EE0000"/>
+                <w:sz w:val="40"/>
+                <w:szCs w:val="40"/>
+                <w:lang w:val="it-IT"/>
+              </w:rPr>
+              <w:t>¥Z„d—pk¡</w:t>
+            </w:r>
+            <w:r>
+              <w:rPr>
+                <w:rFonts w:ascii="BRH Malayalam Extra" w:hAnsi="BRH Malayalam Extra" w:cs="BRH Malayalam Extra"/>
+                <w:color w:val="EE0000"/>
+                <w:sz w:val="40"/>
+                <w:szCs w:val="40"/>
+                <w:highlight w:val="green"/>
+                <w:lang w:val="it-IT"/>
+              </w:rPr>
+              <w:t>Æx</w:t>
+            </w:r>
+            <w:r>
+              <w:rPr>
+                <w:rFonts w:ascii="BRH Malayalam Extra" w:hAnsi="BRH Malayalam Extra" w:cs="BRH Malayalam Extra"/>
+                <w:color w:val="EE0000"/>
+                <w:sz w:val="40"/>
+                <w:szCs w:val="40"/>
+                <w:lang w:val="it-IT"/>
+              </w:rPr>
+              <w:t xml:space="preserve"> | </w:t>
+            </w:r>
+          </w:p>
+          <w:p>
+            <w:pPr>
+              <w:widowControl w:val="0"/>
+              <w:autoSpaceDE w:val="0"/>
+              <w:autoSpaceDN w:val="0"/>
+              <w:adjustRightInd w:val="0"/>
+              <w:spacing w:before="0" w:line="240" w:lineRule="auto"/>
+              <w:rPr>
+                <w:rFonts w:ascii="BRH Malayalam Extra" w:hAnsi="BRH Malayalam Extra" w:cs="BRH Malayalam Extra"/>
+                <w:color w:val="EE0000"/>
+                <w:sz w:val="40"/>
+                <w:szCs w:val="40"/>
+                <w:lang w:val="it-IT"/>
+              </w:rPr>
+            </w:pPr>
+            <w:r>
+              <w:rPr>
+                <w:rFonts w:ascii="BRH Malayalam Extra" w:hAnsi="BRH Malayalam Extra" w:cs="BRH Malayalam Extra"/>
+                <w:color w:val="EE0000"/>
+                <w:sz w:val="40"/>
+                <w:szCs w:val="40"/>
+                <w:lang w:val="it-IT"/>
+              </w:rPr>
+              <w:t>Ad—pk¡Æx</w:t>
+            </w:r>
+            <w:r>
+              <w:rPr>
+                <w:rFonts w:ascii="BRH Malayalam Extra" w:hAnsi="BRH Malayalam Extra" w:cs="BRH Malayalam Extra"/>
+                <w:b/>
+                <w:color w:val="EE0000"/>
+                <w:sz w:val="32"/>
+                <w:szCs w:val="40"/>
+                <w:lang w:val="it-IT"/>
+              </w:rPr>
+              <w:t>–</w:t>
+            </w:r>
+            <w:r>
+              <w:rPr>
+                <w:rFonts w:ascii="BRH Malayalam Extra" w:hAnsi="BRH Malayalam Extra" w:cs="BRH Malayalam Extra"/>
+                <w:color w:val="EE0000"/>
+                <w:sz w:val="40"/>
+                <w:szCs w:val="40"/>
+                <w:lang w:val="it-IT"/>
+              </w:rPr>
+              <w:t xml:space="preserve"> ¤¤p |</w:t>
+            </w:r>
+          </w:p>
+        </w:tc>
+      </w:tr>
+      <w:tr>
+        <w:trPr>
           <w:trHeight w:val="1247"/>
         </w:trPr>
         <w:tc>
@@ -1984,7 +2370,6 @@
                 <w:szCs w:val="32"/>
                 <w:lang w:val="en-IN" w:eastAsia="en-IN" w:bidi="ml-IN"/>
               </w:rPr>
-              <w:lastRenderedPageBreak/>
               <w:t>T.S.1.7.</w:t>
             </w:r>
             <w:r>
@@ -3525,6 +3910,7 @@
                 <w:sz w:val="32"/>
                 <w:szCs w:val="32"/>
               </w:rPr>
+              <w:lastRenderedPageBreak/>
               <w:t>Section, Paragraph</w:t>
             </w:r>
           </w:p>
@@ -3626,7 +4012,6 @@
                 <w:szCs w:val="32"/>
                 <w:lang w:val="en-IN" w:eastAsia="en-IN" w:bidi="ml-IN"/>
               </w:rPr>
-              <w:lastRenderedPageBreak/>
               <w:t>T.S.1.7.</w:t>
             </w:r>
             <w:r>
@@ -5240,6 +5625,7 @@
                 <w:sz w:val="32"/>
                 <w:szCs w:val="32"/>
               </w:rPr>
+              <w:lastRenderedPageBreak/>
               <w:t>Section, Paragraph</w:t>
             </w:r>
           </w:p>
@@ -5341,7 +5727,6 @@
                 <w:szCs w:val="32"/>
                 <w:lang w:val="en-IN" w:eastAsia="en-IN" w:bidi="ml-IN"/>
               </w:rPr>
-              <w:lastRenderedPageBreak/>
               <w:t>T.S.1.7.1.4 - Kramam</w:t>
             </w:r>
           </w:p>

--- a/TS-Kramam/TS-1.7/TS 1.7 Malayalam Krama Paatam Corrections.docx
+++ b/TS-Kramam/TS-1.7/TS 1.7 Malayalam Krama Paatam Corrections.docx
@@ -2793,6 +2793,7 @@
               <w:rPr>
                 <w:rFonts w:eastAsia="Times New Roman" w:cs="Arial"/>
                 <w:b/>
+                <w:color w:val="EE0000"/>
                 <w:sz w:val="32"/>
                 <w:szCs w:val="32"/>
                 <w:lang w:val="en-IN" w:eastAsia="en-IN" w:bidi="ml-IN"/>
@@ -2802,31 +2803,12 @@
               <w:rPr>
                 <w:rFonts w:eastAsia="Times New Roman" w:cs="Arial"/>
                 <w:b/>
+                <w:color w:val="EE0000"/>
                 <w:sz w:val="32"/>
                 <w:szCs w:val="32"/>
                 <w:lang w:val="en-IN" w:eastAsia="en-IN" w:bidi="ml-IN"/>
               </w:rPr>
-              <w:t>T.S.1.7.</w:t>
-            </w:r>
-            <w:r>
-              <w:rPr>
-                <w:rFonts w:eastAsia="Times New Roman" w:cs="Arial"/>
-                <w:b/>
-                <w:sz w:val="32"/>
-                <w:szCs w:val="32"/>
-                <w:lang w:val="en-IN" w:eastAsia="en-IN" w:bidi="ml-IN"/>
-              </w:rPr>
-              <w:t>10.2</w:t>
-            </w:r>
-            <w:r>
-              <w:rPr>
-                <w:rFonts w:eastAsia="Times New Roman" w:cs="Arial"/>
-                <w:b/>
-                <w:sz w:val="32"/>
-                <w:szCs w:val="32"/>
-                <w:lang w:val="en-IN" w:eastAsia="en-IN" w:bidi="ml-IN"/>
-              </w:rPr>
-              <w:t xml:space="preserve"> - Kramam</w:t>
+              <w:t>T.S.1.7.8.4 - Kramam</w:t>
             </w:r>
           </w:p>
           <w:p>
@@ -2840,6 +2822,7 @@
                 <w:rFonts w:cs="Arial"/>
                 <w:b/>
                 <w:bCs/>
+                <w:color w:val="EE0000"/>
                 <w:sz w:val="28"/>
                 <w:szCs w:val="36"/>
                 <w:lang w:val="en-IN" w:bidi="ml-IN"/>
@@ -2850,11 +2833,12 @@
                 <w:rFonts w:cs="Arial"/>
                 <w:b/>
                 <w:bCs/>
+                <w:color w:val="EE0000"/>
                 <w:sz w:val="28"/>
                 <w:szCs w:val="36"/>
                 <w:lang w:val="en-IN" w:bidi="ml-IN"/>
               </w:rPr>
-              <w:t>Krama Vaakyam No. 49</w:t>
+              <w:t>Krama Vaakyam No. 41</w:t>
             </w:r>
           </w:p>
           <w:p>
@@ -2870,6 +2854,7 @@
               <w:rPr>
                 <w:rFonts w:eastAsia="Times New Roman" w:cs="Arial"/>
                 <w:b/>
+                <w:color w:val="EE0000"/>
                 <w:sz w:val="32"/>
                 <w:szCs w:val="32"/>
                 <w:lang w:val="it-IT" w:eastAsia="en-IN" w:bidi="ml-IN"/>
@@ -2880,22 +2865,12 @@
                 <w:rFonts w:cs="Arial"/>
                 <w:b/>
                 <w:bCs/>
+                <w:color w:val="EE0000"/>
                 <w:sz w:val="28"/>
                 <w:szCs w:val="36"/>
                 <w:lang w:val="it-IT" w:bidi="ml-IN"/>
               </w:rPr>
-              <w:t>Panchaati No. 4</w:t>
-            </w:r>
-            <w:r>
-              <w:rPr>
-                <w:rFonts w:cs="Arial"/>
-                <w:b/>
-                <w:bCs/>
-                <w:sz w:val="28"/>
-                <w:szCs w:val="36"/>
-                <w:lang w:val="it-IT" w:bidi="ml-IN"/>
-              </w:rPr>
-              <w:t>1</w:t>
+              <w:t>Panchaati No. 37</w:t>
             </w:r>
           </w:p>
         </w:tc>
@@ -2912,35 +2887,71 @@
               <w:spacing w:before="0" w:line="252" w:lineRule="auto"/>
               <w:rPr>
                 <w:rFonts w:ascii="BRH Malayalam Extra" w:hAnsi="BRH Malayalam Extra" w:cs="BRH Malayalam Extra"/>
-                <w:sz w:val="40"/>
-                <w:szCs w:val="40"/>
-                <w:lang w:val="it-IT"/>
-              </w:rPr>
-            </w:pPr>
-            <w:r>
-              <w:rPr>
-                <w:rFonts w:ascii="BRH Malayalam Extra" w:hAnsi="BRH Malayalam Extra" w:cs="BRH Malayalam Extra"/>
-                <w:sz w:val="40"/>
-                <w:szCs w:val="40"/>
-                <w:lang w:val="it-IT"/>
-              </w:rPr>
-              <w:t>bxdx—j ¥Pxbj | ¥Px</w:t>
-            </w:r>
-            <w:r>
-              <w:rPr>
-                <w:rFonts w:ascii="BRH Malayalam Extra" w:hAnsi="BRH Malayalam Extra" w:cs="BRH Malayalam Extra"/>
-                <w:b/>
-                <w:sz w:val="32"/>
-                <w:szCs w:val="40"/>
-                <w:lang w:val="it-IT"/>
-              </w:rPr>
-              <w:t>–</w:t>
-            </w:r>
-            <w:r>
-              <w:rPr>
-                <w:rFonts w:ascii="BRH Malayalam Extra" w:hAnsi="BRH Malayalam Extra" w:cs="BRH Malayalam Extra"/>
-                <w:sz w:val="40"/>
-                <w:szCs w:val="40"/>
+                <w:color w:val="EE0000"/>
+                <w:sz w:val="40"/>
+                <w:szCs w:val="40"/>
+                <w:lang w:val="it-IT"/>
+              </w:rPr>
+            </w:pPr>
+            <w:r>
+              <w:rPr>
+                <w:rFonts w:ascii="BRH Malayalam Extra" w:hAnsi="BRH Malayalam Extra" w:cs="BRH Malayalam Extra"/>
+                <w:color w:val="EE0000"/>
+                <w:sz w:val="40"/>
+                <w:szCs w:val="40"/>
+                <w:lang w:val="it-IT"/>
+              </w:rPr>
+              <w:t>s</w:t>
+            </w:r>
+            <w:r>
+              <w:rPr>
+                <w:rFonts w:ascii="BRH Malayalam Extra" w:hAnsi="BRH Malayalam Extra" w:cs="BRH Malayalam Extra"/>
+                <w:b/>
+                <w:color w:val="EE0000"/>
+                <w:sz w:val="32"/>
+                <w:szCs w:val="40"/>
+                <w:lang w:val="it-IT"/>
+              </w:rPr>
+              <w:t>–</w:t>
+            </w:r>
+            <w:r>
+              <w:rPr>
+                <w:rFonts w:ascii="BRH Malayalam Extra" w:hAnsi="BRH Malayalam Extra" w:cs="BRH Malayalam Extra"/>
+                <w:color w:val="EE0000"/>
+                <w:sz w:val="40"/>
+                <w:szCs w:val="40"/>
+                <w:lang w:val="it-IT"/>
+              </w:rPr>
+              <w:t>ic—Æû</w:t>
+            </w:r>
+            <w:r>
+              <w:rPr>
+                <w:rFonts w:ascii="BRH Malayalam Extra" w:hAnsi="BRH Malayalam Extra" w:cs="BRH Malayalam Extra"/>
+                <w:b/>
+                <w:color w:val="EE0000"/>
+                <w:sz w:val="32"/>
+                <w:szCs w:val="40"/>
+                <w:lang w:val="it-IT"/>
+              </w:rPr>
+              <w:t>–</w:t>
+            </w:r>
+            <w:r>
+              <w:rPr>
+                <w:rFonts w:ascii="BRH Malayalam Extra" w:hAnsi="BRH Malayalam Extra" w:cs="BRH Malayalam Extra"/>
+                <w:color w:val="EE0000"/>
+                <w:sz w:val="40"/>
+                <w:szCs w:val="40"/>
+                <w:lang w:val="it-IT"/>
+              </w:rPr>
+              <w:t>iyZy— sI-A</w:t>
+            </w:r>
+            <w:r>
+              <w:rPr>
+                <w:rFonts w:ascii="BRH Malayalam Extra" w:hAnsi="BRH Malayalam Extra" w:cs="BRH Malayalam Extra"/>
+                <w:color w:val="EE0000"/>
+                <w:sz w:val="40"/>
+                <w:szCs w:val="40"/>
+                <w:highlight w:val="yellow"/>
                 <w:lang w:val="it-IT"/>
               </w:rPr>
               <w:t>b</w:t>
@@ -2948,50 +2959,12 @@
             <w:r>
               <w:rPr>
                 <w:rFonts w:ascii="BRH Malayalam Extra" w:hAnsi="BRH Malayalam Extra" w:cs="BRH Malayalam Extra"/>
-                <w:b/>
-                <w:sz w:val="32"/>
-                <w:szCs w:val="40"/>
-                <w:lang w:val="it-IT"/>
-              </w:rPr>
-              <w:t>–</w:t>
-            </w:r>
-            <w:r>
-              <w:rPr>
-                <w:rFonts w:ascii="BRH Malayalam Extra" w:hAnsi="BRH Malayalam Extra" w:cs="BRH Malayalam Extra"/>
-                <w:sz w:val="40"/>
-                <w:szCs w:val="40"/>
-                <w:lang w:val="it-IT"/>
-              </w:rPr>
-              <w:t>¥</w:t>
-            </w:r>
-            <w:r>
-              <w:rPr>
-                <w:rFonts w:ascii="BRH Malayalam Extra" w:hAnsi="BRH Malayalam Extra" w:cs="BRH Malayalam Extra"/>
-                <w:sz w:val="40"/>
-                <w:szCs w:val="40"/>
-                <w:highlight w:val="yellow"/>
-                <w:lang w:val="it-IT"/>
-              </w:rPr>
-              <w:t>j</w:t>
-            </w:r>
-            <w:r>
-              <w:rPr>
-                <w:rFonts w:ascii="BRH Malayalam Extra" w:hAnsi="BRH Malayalam Extra" w:cs="BRH Malayalam Extra"/>
-                <w:b/>
-                <w:sz w:val="32"/>
-                <w:szCs w:val="40"/>
-                <w:lang w:val="it-IT"/>
-              </w:rPr>
-              <w:t>–</w:t>
-            </w:r>
-            <w:r>
-              <w:rPr>
-                <w:rFonts w:ascii="BRH Malayalam Extra" w:hAnsi="BRH Malayalam Extra" w:cs="BRH Malayalam Extra"/>
-                <w:sz w:val="40"/>
-                <w:szCs w:val="40"/>
-                <w:lang w:val="it-IT"/>
-              </w:rPr>
-              <w:t>Zy— ¥Pxbj ||</w:t>
+                <w:color w:val="EE0000"/>
+                <w:sz w:val="40"/>
+                <w:szCs w:val="40"/>
+                <w:lang w:val="it-IT"/>
+              </w:rPr>
+              <w:t>—ÆûI |</w:t>
             </w:r>
           </w:p>
         </w:tc>
@@ -3008,76 +2981,84 @@
               <w:spacing w:before="0" w:line="252" w:lineRule="auto"/>
               <w:rPr>
                 <w:rFonts w:ascii="BRH Malayalam Extra" w:hAnsi="BRH Malayalam Extra" w:cs="BRH Malayalam Extra"/>
-                <w:sz w:val="40"/>
-                <w:szCs w:val="40"/>
-                <w:lang w:val="it-IT"/>
-              </w:rPr>
-            </w:pPr>
-            <w:r>
-              <w:rPr>
-                <w:rFonts w:ascii="BRH Malayalam Extra" w:hAnsi="BRH Malayalam Extra" w:cs="BRH Malayalam Extra"/>
-                <w:sz w:val="40"/>
-                <w:szCs w:val="40"/>
-                <w:lang w:val="it-IT"/>
-              </w:rPr>
-              <w:t>bxdx—j ¥Pxbj | ¥Px</w:t>
-            </w:r>
-            <w:r>
-              <w:rPr>
-                <w:rFonts w:ascii="BRH Malayalam Extra" w:hAnsi="BRH Malayalam Extra" w:cs="BRH Malayalam Extra"/>
-                <w:b/>
-                <w:sz w:val="32"/>
-                <w:szCs w:val="40"/>
-                <w:lang w:val="it-IT"/>
-              </w:rPr>
-              <w:t>–</w:t>
-            </w:r>
-            <w:r>
-              <w:rPr>
-                <w:rFonts w:ascii="BRH Malayalam Extra" w:hAnsi="BRH Malayalam Extra" w:cs="BRH Malayalam Extra"/>
-                <w:sz w:val="40"/>
-                <w:szCs w:val="40"/>
-                <w:lang w:val="it-IT"/>
-              </w:rPr>
-              <w:t>b</w:t>
-            </w:r>
-            <w:r>
-              <w:rPr>
-                <w:rFonts w:ascii="BRH Malayalam Extra" w:hAnsi="BRH Malayalam Extra" w:cs="BRH Malayalam Extra"/>
-                <w:b/>
-                <w:sz w:val="32"/>
-                <w:szCs w:val="40"/>
-                <w:lang w:val="it-IT"/>
-              </w:rPr>
-              <w:t>–</w:t>
-            </w:r>
-            <w:r>
-              <w:rPr>
-                <w:rFonts w:ascii="BRH Malayalam Extra" w:hAnsi="BRH Malayalam Extra" w:cs="BRH Malayalam Extra"/>
-                <w:sz w:val="40"/>
-                <w:szCs w:val="40"/>
-                <w:lang w:val="it-IT"/>
-              </w:rPr>
-              <w:t>¥</w:t>
-            </w:r>
-            <w:r>
-              <w:rPr>
-                <w:rFonts w:ascii="BRH Malayalam Extra" w:hAnsi="BRH Malayalam Extra" w:cs="BRH Malayalam Extra"/>
+                <w:color w:val="EE0000"/>
+                <w:sz w:val="40"/>
+                <w:szCs w:val="40"/>
+                <w:lang w:val="it-IT"/>
+              </w:rPr>
+            </w:pPr>
+            <w:r>
+              <w:rPr>
+                <w:rFonts w:ascii="BRH Malayalam Extra" w:hAnsi="BRH Malayalam Extra" w:cs="BRH Malayalam Extra"/>
+                <w:color w:val="EE0000"/>
+                <w:sz w:val="40"/>
+                <w:szCs w:val="40"/>
+                <w:lang w:val="it-IT"/>
+              </w:rPr>
+              <w:t>s</w:t>
+            </w:r>
+            <w:r>
+              <w:rPr>
+                <w:rFonts w:ascii="BRH Malayalam Extra" w:hAnsi="BRH Malayalam Extra" w:cs="BRH Malayalam Extra"/>
+                <w:b/>
+                <w:color w:val="EE0000"/>
+                <w:sz w:val="32"/>
+                <w:szCs w:val="40"/>
+                <w:lang w:val="it-IT"/>
+              </w:rPr>
+              <w:t>–</w:t>
+            </w:r>
+            <w:r>
+              <w:rPr>
+                <w:rFonts w:ascii="BRH Malayalam Extra" w:hAnsi="BRH Malayalam Extra" w:cs="BRH Malayalam Extra"/>
+                <w:color w:val="EE0000"/>
+                <w:sz w:val="40"/>
+                <w:szCs w:val="40"/>
+                <w:lang w:val="it-IT"/>
+              </w:rPr>
+              <w:t>ic—Æû</w:t>
+            </w:r>
+            <w:r>
+              <w:rPr>
+                <w:rFonts w:ascii="BRH Malayalam Extra" w:hAnsi="BRH Malayalam Extra" w:cs="BRH Malayalam Extra"/>
+                <w:b/>
+                <w:color w:val="EE0000"/>
+                <w:sz w:val="32"/>
+                <w:szCs w:val="40"/>
+                <w:lang w:val="it-IT"/>
+              </w:rPr>
+              <w:t>–</w:t>
+            </w:r>
+            <w:r>
+              <w:rPr>
+                <w:rFonts w:ascii="BRH Malayalam Extra" w:hAnsi="BRH Malayalam Extra" w:cs="BRH Malayalam Extra"/>
+                <w:color w:val="EE0000"/>
+                <w:sz w:val="40"/>
+                <w:szCs w:val="40"/>
+                <w:lang w:val="it-IT"/>
+              </w:rPr>
+              <w:t>iyZy— sI-A</w:t>
+            </w:r>
+            <w:r>
+              <w:rPr>
+                <w:rFonts w:ascii="BRH Malayalam Extra" w:hAnsi="BRH Malayalam Extra" w:cs="BRH Malayalam Extra"/>
+                <w:color w:val="EE0000"/>
                 <w:sz w:val="40"/>
                 <w:szCs w:val="40"/>
                 <w:highlight w:val="green"/>
                 <w:lang w:val="it-IT"/>
               </w:rPr>
-              <w:t>j</w:t>
-            </w:r>
-            <w:r>
-              <w:rPr>
-                <w:rFonts w:ascii="BRH Malayalam Extra" w:hAnsi="BRH Malayalam Extra" w:cs="BRH Malayalam Extra"/>
-                <w:sz w:val="40"/>
-                <w:szCs w:val="40"/>
-                <w:lang w:val="it-IT"/>
-              </w:rPr>
-              <w:t>Zy— ¥Pxbj ||</w:t>
+              <w:t>c</w:t>
+            </w:r>
+            <w:r>
+              <w:rPr>
+                <w:rFonts w:ascii="BRH Malayalam Extra" w:hAnsi="BRH Malayalam Extra" w:cs="BRH Malayalam Extra"/>
+                <w:color w:val="EE0000"/>
+                <w:sz w:val="40"/>
+                <w:szCs w:val="40"/>
+                <w:lang w:val="it-IT"/>
+              </w:rPr>
+              <w:t>—ÆûI |</w:t>
             </w:r>
           </w:p>
         </w:tc>
@@ -3126,7 +3107,7 @@
                 <w:szCs w:val="32"/>
                 <w:lang w:val="en-IN" w:eastAsia="en-IN" w:bidi="ml-IN"/>
               </w:rPr>
-              <w:t>11.2</w:t>
+              <w:t>10.2</w:t>
             </w:r>
             <w:r>
               <w:rPr>
@@ -3164,7 +3145,7 @@
                 <w:szCs w:val="36"/>
                 <w:lang w:val="en-IN" w:bidi="ml-IN"/>
               </w:rPr>
-              <w:t>Krama Vaakyam No. 60</w:t>
+              <w:t>Krama Vaakyam No. 49</w:t>
             </w:r>
           </w:p>
           <w:p>
@@ -3205,7 +3186,7 @@
                 <w:szCs w:val="36"/>
                 <w:lang w:val="it-IT" w:bidi="ml-IN"/>
               </w:rPr>
-              <w:t>4</w:t>
+              <w:t>1</w:t>
             </w:r>
           </w:p>
         </w:tc>
@@ -3219,76 +3200,68 @@
               <w:autoSpaceDE w:val="0"/>
               <w:autoSpaceDN w:val="0"/>
               <w:adjustRightInd w:val="0"/>
-              <w:spacing w:line="252" w:lineRule="auto"/>
-              <w:rPr>
-                <w:rFonts w:ascii="BRH Malayalam Extra" w:hAnsi="BRH Malayalam Extra" w:cs="BRH Malayalam Extra"/>
-                <w:sz w:val="40"/>
-                <w:szCs w:val="40"/>
-                <w:lang w:val="en-IN"/>
-              </w:rPr>
-            </w:pPr>
-            <w:r>
-              <w:rPr>
-                <w:rFonts w:ascii="BRH Malayalam Extra" w:hAnsi="BRH Malayalam Extra" w:cs="BRH Malayalam Extra"/>
-                <w:sz w:val="40"/>
-                <w:szCs w:val="40"/>
-                <w:lang w:val="en-IN"/>
-              </w:rPr>
-              <w:t xml:space="preserve">Db—RjZ§ | </w:t>
-            </w:r>
-          </w:p>
-          <w:p>
-            <w:pPr>
-              <w:widowControl w:val="0"/>
-              <w:autoSpaceDE w:val="0"/>
-              <w:autoSpaceDN w:val="0"/>
-              <w:adjustRightInd w:val="0"/>
               <w:spacing w:before="0" w:line="252" w:lineRule="auto"/>
               <w:rPr>
                 <w:rFonts w:ascii="BRH Malayalam Extra" w:hAnsi="BRH Malayalam Extra" w:cs="BRH Malayalam Extra"/>
                 <w:sz w:val="40"/>
                 <w:szCs w:val="40"/>
-              </w:rPr>
-            </w:pPr>
-            <w:r>
-              <w:rPr>
-                <w:rFonts w:ascii="BRH Malayalam Extra" w:hAnsi="BRH Malayalam Extra" w:cs="BRH Malayalam Extra"/>
-                <w:sz w:val="40"/>
-                <w:szCs w:val="40"/>
-              </w:rPr>
-              <w:t>A</w:t>
-            </w:r>
-            <w:r>
-              <w:rPr>
-                <w:rFonts w:ascii="BRH Malayalam Extra" w:hAnsi="BRH Malayalam Extra" w:cs="BRH Malayalam Extra"/>
-                <w:b/>
-                <w:sz w:val="32"/>
-                <w:szCs w:val="40"/>
-              </w:rPr>
-              <w:t>–</w:t>
-            </w:r>
-            <w:r>
-              <w:rPr>
-                <w:rFonts w:ascii="BRH Malayalam Extra" w:hAnsi="BRH Malayalam Extra" w:cs="BRH Malayalam Extra"/>
-                <w:sz w:val="40"/>
-                <w:szCs w:val="40"/>
-              </w:rPr>
-              <w:t>R</w:t>
-            </w:r>
-            <w:r>
-              <w:rPr>
-                <w:rFonts w:ascii="BRH Malayalam Extra" w:hAnsi="BRH Malayalam Extra" w:cs="BRH Malayalam Extra"/>
-                <w:b/>
-                <w:sz w:val="32"/>
-                <w:szCs w:val="40"/>
-              </w:rPr>
-              <w:t>–</w:t>
-            </w:r>
-            <w:r>
-              <w:rPr>
-                <w:rFonts w:ascii="BRH Malayalam Extra" w:hAnsi="BRH Malayalam Extra" w:cs="BRH Malayalam Extra"/>
-                <w:sz w:val="40"/>
-                <w:szCs w:val="40"/>
+                <w:lang w:val="it-IT"/>
+              </w:rPr>
+            </w:pPr>
+            <w:r>
+              <w:rPr>
+                <w:rFonts w:ascii="BRH Malayalam Extra" w:hAnsi="BRH Malayalam Extra" w:cs="BRH Malayalam Extra"/>
+                <w:sz w:val="40"/>
+                <w:szCs w:val="40"/>
+                <w:lang w:val="it-IT"/>
+              </w:rPr>
+              <w:t>bxdx—j ¥Pxbj | ¥Px</w:t>
+            </w:r>
+            <w:r>
+              <w:rPr>
+                <w:rFonts w:ascii="BRH Malayalam Extra" w:hAnsi="BRH Malayalam Extra" w:cs="BRH Malayalam Extra"/>
+                <w:b/>
+                <w:sz w:val="32"/>
+                <w:szCs w:val="40"/>
+                <w:lang w:val="it-IT"/>
+              </w:rPr>
+              <w:t>–</w:t>
+            </w:r>
+            <w:r>
+              <w:rPr>
+                <w:rFonts w:ascii="BRH Malayalam Extra" w:hAnsi="BRH Malayalam Extra" w:cs="BRH Malayalam Extra"/>
+                <w:sz w:val="40"/>
+                <w:szCs w:val="40"/>
+                <w:lang w:val="it-IT"/>
+              </w:rPr>
+              <w:t>b</w:t>
+            </w:r>
+            <w:r>
+              <w:rPr>
+                <w:rFonts w:ascii="BRH Malayalam Extra" w:hAnsi="BRH Malayalam Extra" w:cs="BRH Malayalam Extra"/>
+                <w:b/>
+                <w:sz w:val="32"/>
+                <w:szCs w:val="40"/>
+                <w:lang w:val="it-IT"/>
+              </w:rPr>
+              <w:t>–</w:t>
+            </w:r>
+            <w:r>
+              <w:rPr>
+                <w:rFonts w:ascii="BRH Malayalam Extra" w:hAnsi="BRH Malayalam Extra" w:cs="BRH Malayalam Extra"/>
+                <w:sz w:val="40"/>
+                <w:szCs w:val="40"/>
+                <w:lang w:val="it-IT"/>
+              </w:rPr>
+              <w:t>¥</w:t>
+            </w:r>
+            <w:r>
+              <w:rPr>
+                <w:rFonts w:ascii="BRH Malayalam Extra" w:hAnsi="BRH Malayalam Extra" w:cs="BRH Malayalam Extra"/>
+                <w:sz w:val="40"/>
+                <w:szCs w:val="40"/>
+                <w:highlight w:val="yellow"/>
+                <w:lang w:val="it-IT"/>
               </w:rPr>
               <w:t>j</w:t>
             </w:r>
@@ -3298,34 +3271,18 @@
                 <w:b/>
                 <w:sz w:val="32"/>
                 <w:szCs w:val="40"/>
-              </w:rPr>
-              <w:t>–</w:t>
-            </w:r>
-            <w:r>
-              <w:rPr>
-                <w:rFonts w:ascii="BRH Malayalam Extra" w:hAnsi="BRH Malayalam Extra" w:cs="BRH Malayalam Extra"/>
-                <w:sz w:val="40"/>
-                <w:szCs w:val="40"/>
-                <w:highlight w:val="yellow"/>
-              </w:rPr>
-              <w:t>by</w:t>
-            </w:r>
-            <w:r>
-              <w:rPr>
-                <w:rFonts w:ascii="BRH Malayalam Extra" w:hAnsi="BRH Malayalam Extra" w:cs="BRH Malayalam Extra"/>
-                <w:b/>
-                <w:sz w:val="32"/>
-                <w:szCs w:val="40"/>
-              </w:rPr>
-              <w:t>–</w:t>
-            </w:r>
-            <w:r>
-              <w:rPr>
-                <w:rFonts w:ascii="BRH Malayalam Extra" w:hAnsi="BRH Malayalam Extra" w:cs="BRH Malayalam Extra"/>
-                <w:sz w:val="40"/>
-                <w:szCs w:val="40"/>
-              </w:rPr>
-              <w:t>Zõ—RjZ§ ||</w:t>
+                <w:lang w:val="it-IT"/>
+              </w:rPr>
+              <w:t>–</w:t>
+            </w:r>
+            <w:r>
+              <w:rPr>
+                <w:rFonts w:ascii="BRH Malayalam Extra" w:hAnsi="BRH Malayalam Extra" w:cs="BRH Malayalam Extra"/>
+                <w:sz w:val="40"/>
+                <w:szCs w:val="40"/>
+                <w:lang w:val="it-IT"/>
+              </w:rPr>
+              <w:t>Zy— ¥Pxbj ||</w:t>
             </w:r>
           </w:p>
         </w:tc>
@@ -3339,18 +3296,234 @@
               <w:autoSpaceDE w:val="0"/>
               <w:autoSpaceDN w:val="0"/>
               <w:adjustRightInd w:val="0"/>
+              <w:spacing w:before="0" w:line="252" w:lineRule="auto"/>
+              <w:rPr>
+                <w:rFonts w:ascii="BRH Malayalam Extra" w:hAnsi="BRH Malayalam Extra" w:cs="BRH Malayalam Extra"/>
+                <w:sz w:val="40"/>
+                <w:szCs w:val="40"/>
+                <w:lang w:val="it-IT"/>
+              </w:rPr>
+            </w:pPr>
+            <w:r>
+              <w:rPr>
+                <w:rFonts w:ascii="BRH Malayalam Extra" w:hAnsi="BRH Malayalam Extra" w:cs="BRH Malayalam Extra"/>
+                <w:sz w:val="40"/>
+                <w:szCs w:val="40"/>
+                <w:lang w:val="it-IT"/>
+              </w:rPr>
+              <w:t>bxdx—j ¥Pxbj | ¥Px</w:t>
+            </w:r>
+            <w:r>
+              <w:rPr>
+                <w:rFonts w:ascii="BRH Malayalam Extra" w:hAnsi="BRH Malayalam Extra" w:cs="BRH Malayalam Extra"/>
+                <w:b/>
+                <w:sz w:val="32"/>
+                <w:szCs w:val="40"/>
+                <w:lang w:val="it-IT"/>
+              </w:rPr>
+              <w:t>–</w:t>
+            </w:r>
+            <w:r>
+              <w:rPr>
+                <w:rFonts w:ascii="BRH Malayalam Extra" w:hAnsi="BRH Malayalam Extra" w:cs="BRH Malayalam Extra"/>
+                <w:sz w:val="40"/>
+                <w:szCs w:val="40"/>
+                <w:lang w:val="it-IT"/>
+              </w:rPr>
+              <w:t>b</w:t>
+            </w:r>
+            <w:r>
+              <w:rPr>
+                <w:rFonts w:ascii="BRH Malayalam Extra" w:hAnsi="BRH Malayalam Extra" w:cs="BRH Malayalam Extra"/>
+                <w:b/>
+                <w:sz w:val="32"/>
+                <w:szCs w:val="40"/>
+                <w:lang w:val="it-IT"/>
+              </w:rPr>
+              <w:t>–</w:t>
+            </w:r>
+            <w:r>
+              <w:rPr>
+                <w:rFonts w:ascii="BRH Malayalam Extra" w:hAnsi="BRH Malayalam Extra" w:cs="BRH Malayalam Extra"/>
+                <w:sz w:val="40"/>
+                <w:szCs w:val="40"/>
+                <w:lang w:val="it-IT"/>
+              </w:rPr>
+              <w:t>¥</w:t>
+            </w:r>
+            <w:r>
+              <w:rPr>
+                <w:rFonts w:ascii="BRH Malayalam Extra" w:hAnsi="BRH Malayalam Extra" w:cs="BRH Malayalam Extra"/>
+                <w:sz w:val="40"/>
+                <w:szCs w:val="40"/>
+                <w:highlight w:val="green"/>
+                <w:lang w:val="it-IT"/>
+              </w:rPr>
+              <w:t>j</w:t>
+            </w:r>
+            <w:r>
+              <w:rPr>
+                <w:rFonts w:ascii="BRH Malayalam Extra" w:hAnsi="BRH Malayalam Extra" w:cs="BRH Malayalam Extra"/>
+                <w:sz w:val="40"/>
+                <w:szCs w:val="40"/>
+                <w:lang w:val="it-IT"/>
+              </w:rPr>
+              <w:t>Zy— ¥Pxbj ||</w:t>
+            </w:r>
+          </w:p>
+        </w:tc>
+      </w:tr>
+      <w:tr>
+        <w:trPr>
+          <w:trHeight w:val="1247"/>
+        </w:trPr>
+        <w:tc>
+          <w:tcPr>
+            <w:tcW w:w="3686" w:type="dxa"/>
+          </w:tcPr>
+          <w:p>
+            <w:pPr>
+              <w:widowControl w:val="0"/>
+              <w:tabs>
+                <w:tab w:val="left" w:pos="993"/>
+              </w:tabs>
+              <w:autoSpaceDE w:val="0"/>
+              <w:autoSpaceDN w:val="0"/>
+              <w:adjustRightInd w:val="0"/>
+              <w:spacing w:before="0" w:line="240" w:lineRule="auto"/>
+              <w:rPr>
+                <w:rFonts w:eastAsia="Times New Roman" w:cs="Arial"/>
+                <w:b/>
+                <w:sz w:val="32"/>
+                <w:szCs w:val="32"/>
+                <w:lang w:val="en-IN" w:eastAsia="en-IN" w:bidi="ml-IN"/>
+              </w:rPr>
+            </w:pPr>
+            <w:r>
+              <w:rPr>
+                <w:rFonts w:eastAsia="Times New Roman" w:cs="Arial"/>
+                <w:b/>
+                <w:sz w:val="32"/>
+                <w:szCs w:val="32"/>
+                <w:lang w:val="en-IN" w:eastAsia="en-IN" w:bidi="ml-IN"/>
+              </w:rPr>
+              <w:t>T.S.1.7.</w:t>
+            </w:r>
+            <w:r>
+              <w:rPr>
+                <w:rFonts w:eastAsia="Times New Roman" w:cs="Arial"/>
+                <w:b/>
+                <w:sz w:val="32"/>
+                <w:szCs w:val="32"/>
+                <w:lang w:val="en-IN" w:eastAsia="en-IN" w:bidi="ml-IN"/>
+              </w:rPr>
+              <w:t>11.2</w:t>
+            </w:r>
+            <w:r>
+              <w:rPr>
+                <w:rFonts w:eastAsia="Times New Roman" w:cs="Arial"/>
+                <w:b/>
+                <w:sz w:val="32"/>
+                <w:szCs w:val="32"/>
+                <w:lang w:val="en-IN" w:eastAsia="en-IN" w:bidi="ml-IN"/>
+              </w:rPr>
+              <w:t xml:space="preserve"> - Kramam</w:t>
+            </w:r>
+          </w:p>
+          <w:p>
+            <w:pPr>
+              <w:widowControl w:val="0"/>
+              <w:autoSpaceDE w:val="0"/>
+              <w:autoSpaceDN w:val="0"/>
+              <w:adjustRightInd w:val="0"/>
+              <w:spacing w:before="0" w:line="240" w:lineRule="auto"/>
+              <w:rPr>
+                <w:rFonts w:cs="Arial"/>
+                <w:b/>
+                <w:bCs/>
+                <w:sz w:val="28"/>
+                <w:szCs w:val="36"/>
+                <w:lang w:val="en-IN" w:bidi="ml-IN"/>
+              </w:rPr>
+            </w:pPr>
+            <w:r>
+              <w:rPr>
+                <w:rFonts w:cs="Arial"/>
+                <w:b/>
+                <w:bCs/>
+                <w:sz w:val="28"/>
+                <w:szCs w:val="36"/>
+                <w:lang w:val="en-IN" w:bidi="ml-IN"/>
+              </w:rPr>
+              <w:t>Krama Vaakyam No. 60</w:t>
+            </w:r>
+          </w:p>
+          <w:p>
+            <w:pPr>
+              <w:widowControl w:val="0"/>
+              <w:tabs>
+                <w:tab w:val="left" w:pos="993"/>
+              </w:tabs>
+              <w:autoSpaceDE w:val="0"/>
+              <w:autoSpaceDN w:val="0"/>
+              <w:adjustRightInd w:val="0"/>
+              <w:spacing w:before="0" w:line="240" w:lineRule="auto"/>
+              <w:rPr>
+                <w:rFonts w:eastAsia="Times New Roman" w:cs="Arial"/>
+                <w:b/>
+                <w:sz w:val="32"/>
+                <w:szCs w:val="32"/>
+                <w:lang w:val="it-IT" w:eastAsia="en-IN" w:bidi="ml-IN"/>
+              </w:rPr>
+            </w:pPr>
+            <w:r>
+              <w:rPr>
+                <w:rFonts w:cs="Arial"/>
+                <w:b/>
+                <w:bCs/>
+                <w:sz w:val="28"/>
+                <w:szCs w:val="36"/>
+                <w:lang w:val="it-IT" w:bidi="ml-IN"/>
+              </w:rPr>
+              <w:t>Panchaati No. 4</w:t>
+            </w:r>
+            <w:r>
+              <w:rPr>
+                <w:rFonts w:cs="Arial"/>
+                <w:b/>
+                <w:bCs/>
+                <w:sz w:val="28"/>
+                <w:szCs w:val="36"/>
+                <w:lang w:val="it-IT" w:bidi="ml-IN"/>
+              </w:rPr>
+              <w:t>4</w:t>
+            </w:r>
+          </w:p>
+        </w:tc>
+        <w:tc>
+          <w:tcPr>
+            <w:tcW w:w="5196" w:type="dxa"/>
+          </w:tcPr>
+          <w:p>
+            <w:pPr>
+              <w:widowControl w:val="0"/>
+              <w:autoSpaceDE w:val="0"/>
+              <w:autoSpaceDN w:val="0"/>
+              <w:adjustRightInd w:val="0"/>
               <w:spacing w:line="252" w:lineRule="auto"/>
               <w:rPr>
                 <w:rFonts w:ascii="BRH Malayalam Extra" w:hAnsi="BRH Malayalam Extra" w:cs="BRH Malayalam Extra"/>
                 <w:sz w:val="40"/>
                 <w:szCs w:val="40"/>
-              </w:rPr>
-            </w:pPr>
-            <w:r>
-              <w:rPr>
-                <w:rFonts w:ascii="BRH Malayalam Extra" w:hAnsi="BRH Malayalam Extra" w:cs="BRH Malayalam Extra"/>
-                <w:sz w:val="40"/>
-                <w:szCs w:val="40"/>
+                <w:lang w:val="en-IN"/>
+              </w:rPr>
+            </w:pPr>
+            <w:r>
+              <w:rPr>
+                <w:rFonts w:ascii="BRH Malayalam Extra" w:hAnsi="BRH Malayalam Extra" w:cs="BRH Malayalam Extra"/>
+                <w:sz w:val="40"/>
+                <w:szCs w:val="40"/>
+                <w:lang w:val="en-IN"/>
               </w:rPr>
               <w:t xml:space="preserve">Db—RjZ§ | </w:t>
             </w:r>
@@ -3424,6 +3597,124 @@
                 <w:rFonts w:ascii="BRH Malayalam Extra" w:hAnsi="BRH Malayalam Extra" w:cs="BRH Malayalam Extra"/>
                 <w:sz w:val="40"/>
                 <w:szCs w:val="40"/>
+                <w:highlight w:val="yellow"/>
+              </w:rPr>
+              <w:t>by</w:t>
+            </w:r>
+            <w:r>
+              <w:rPr>
+                <w:rFonts w:ascii="BRH Malayalam Extra" w:hAnsi="BRH Malayalam Extra" w:cs="BRH Malayalam Extra"/>
+                <w:b/>
+                <w:sz w:val="32"/>
+                <w:szCs w:val="40"/>
+              </w:rPr>
+              <w:t>–</w:t>
+            </w:r>
+            <w:r>
+              <w:rPr>
+                <w:rFonts w:ascii="BRH Malayalam Extra" w:hAnsi="BRH Malayalam Extra" w:cs="BRH Malayalam Extra"/>
+                <w:sz w:val="40"/>
+                <w:szCs w:val="40"/>
+              </w:rPr>
+              <w:t>Zõ—RjZ§ ||</w:t>
+            </w:r>
+          </w:p>
+        </w:tc>
+        <w:tc>
+          <w:tcPr>
+            <w:tcW w:w="5152" w:type="dxa"/>
+          </w:tcPr>
+          <w:p>
+            <w:pPr>
+              <w:widowControl w:val="0"/>
+              <w:autoSpaceDE w:val="0"/>
+              <w:autoSpaceDN w:val="0"/>
+              <w:adjustRightInd w:val="0"/>
+              <w:spacing w:line="252" w:lineRule="auto"/>
+              <w:rPr>
+                <w:rFonts w:ascii="BRH Malayalam Extra" w:hAnsi="BRH Malayalam Extra" w:cs="BRH Malayalam Extra"/>
+                <w:sz w:val="40"/>
+                <w:szCs w:val="40"/>
+              </w:rPr>
+            </w:pPr>
+            <w:r>
+              <w:rPr>
+                <w:rFonts w:ascii="BRH Malayalam Extra" w:hAnsi="BRH Malayalam Extra" w:cs="BRH Malayalam Extra"/>
+                <w:sz w:val="40"/>
+                <w:szCs w:val="40"/>
+              </w:rPr>
+              <w:t xml:space="preserve">Db—RjZ§ | </w:t>
+            </w:r>
+          </w:p>
+          <w:p>
+            <w:pPr>
+              <w:widowControl w:val="0"/>
+              <w:autoSpaceDE w:val="0"/>
+              <w:autoSpaceDN w:val="0"/>
+              <w:adjustRightInd w:val="0"/>
+              <w:spacing w:before="0" w:line="252" w:lineRule="auto"/>
+              <w:rPr>
+                <w:rFonts w:ascii="BRH Malayalam Extra" w:hAnsi="BRH Malayalam Extra" w:cs="BRH Malayalam Extra"/>
+                <w:sz w:val="40"/>
+                <w:szCs w:val="40"/>
+              </w:rPr>
+            </w:pPr>
+            <w:r>
+              <w:rPr>
+                <w:rFonts w:ascii="BRH Malayalam Extra" w:hAnsi="BRH Malayalam Extra" w:cs="BRH Malayalam Extra"/>
+                <w:sz w:val="40"/>
+                <w:szCs w:val="40"/>
+              </w:rPr>
+              <w:t>A</w:t>
+            </w:r>
+            <w:r>
+              <w:rPr>
+                <w:rFonts w:ascii="BRH Malayalam Extra" w:hAnsi="BRH Malayalam Extra" w:cs="BRH Malayalam Extra"/>
+                <w:b/>
+                <w:sz w:val="32"/>
+                <w:szCs w:val="40"/>
+              </w:rPr>
+              <w:t>–</w:t>
+            </w:r>
+            <w:r>
+              <w:rPr>
+                <w:rFonts w:ascii="BRH Malayalam Extra" w:hAnsi="BRH Malayalam Extra" w:cs="BRH Malayalam Extra"/>
+                <w:sz w:val="40"/>
+                <w:szCs w:val="40"/>
+              </w:rPr>
+              <w:t>R</w:t>
+            </w:r>
+            <w:r>
+              <w:rPr>
+                <w:rFonts w:ascii="BRH Malayalam Extra" w:hAnsi="BRH Malayalam Extra" w:cs="BRH Malayalam Extra"/>
+                <w:b/>
+                <w:sz w:val="32"/>
+                <w:szCs w:val="40"/>
+              </w:rPr>
+              <w:t>–</w:t>
+            </w:r>
+            <w:r>
+              <w:rPr>
+                <w:rFonts w:ascii="BRH Malayalam Extra" w:hAnsi="BRH Malayalam Extra" w:cs="BRH Malayalam Extra"/>
+                <w:sz w:val="40"/>
+                <w:szCs w:val="40"/>
+              </w:rPr>
+              <w:t>j</w:t>
+            </w:r>
+            <w:r>
+              <w:rPr>
+                <w:rFonts w:ascii="BRH Malayalam Extra" w:hAnsi="BRH Malayalam Extra" w:cs="BRH Malayalam Extra"/>
+                <w:b/>
+                <w:sz w:val="32"/>
+                <w:szCs w:val="40"/>
+              </w:rPr>
+              <w:t>–</w:t>
+            </w:r>
+            <w:r>
+              <w:rPr>
+                <w:rFonts w:ascii="BRH Malayalam Extra" w:hAnsi="BRH Malayalam Extra" w:cs="BRH Malayalam Extra"/>
+                <w:sz w:val="40"/>
+                <w:szCs w:val="40"/>
                 <w:highlight w:val="green"/>
               </w:rPr>
               <w:t>by</w:t>
@@ -3435,6 +3726,577 @@
                 <w:szCs w:val="40"/>
               </w:rPr>
               <w:t>Zõ—RjZ§ ||</w:t>
+            </w:r>
+          </w:p>
+        </w:tc>
+      </w:tr>
+      <w:tr>
+        <w:trPr>
+          <w:trHeight w:val="1247"/>
+        </w:trPr>
+        <w:tc>
+          <w:tcPr>
+            <w:tcW w:w="3686" w:type="dxa"/>
+          </w:tcPr>
+          <w:p>
+            <w:pPr>
+              <w:widowControl w:val="0"/>
+              <w:tabs>
+                <w:tab w:val="left" w:pos="993"/>
+              </w:tabs>
+              <w:autoSpaceDE w:val="0"/>
+              <w:autoSpaceDN w:val="0"/>
+              <w:adjustRightInd w:val="0"/>
+              <w:spacing w:before="0" w:line="240" w:lineRule="auto"/>
+              <w:rPr>
+                <w:rFonts w:eastAsia="Times New Roman" w:cs="Arial"/>
+                <w:b/>
+                <w:color w:val="EE0000"/>
+                <w:sz w:val="32"/>
+                <w:szCs w:val="32"/>
+                <w:lang w:val="en-IN" w:eastAsia="en-IN" w:bidi="ml-IN"/>
+              </w:rPr>
+            </w:pPr>
+            <w:r>
+              <w:rPr>
+                <w:rFonts w:eastAsia="Times New Roman" w:cs="Arial"/>
+                <w:b/>
+                <w:color w:val="EE0000"/>
+                <w:sz w:val="32"/>
+                <w:szCs w:val="32"/>
+                <w:lang w:val="en-IN" w:eastAsia="en-IN" w:bidi="ml-IN"/>
+              </w:rPr>
+              <w:t>T.S.1.7.13.2 - Kramam</w:t>
+            </w:r>
+          </w:p>
+          <w:p>
+            <w:pPr>
+              <w:widowControl w:val="0"/>
+              <w:autoSpaceDE w:val="0"/>
+              <w:autoSpaceDN w:val="0"/>
+              <w:adjustRightInd w:val="0"/>
+              <w:spacing w:before="0" w:line="240" w:lineRule="auto"/>
+              <w:rPr>
+                <w:rFonts w:cs="Arial"/>
+                <w:b/>
+                <w:bCs/>
+                <w:color w:val="EE0000"/>
+                <w:sz w:val="28"/>
+                <w:szCs w:val="36"/>
+                <w:lang w:val="en-IN" w:bidi="ml-IN"/>
+              </w:rPr>
+            </w:pPr>
+            <w:r>
+              <w:rPr>
+                <w:rFonts w:cs="Arial"/>
+                <w:b/>
+                <w:bCs/>
+                <w:color w:val="EE0000"/>
+                <w:sz w:val="28"/>
+                <w:szCs w:val="36"/>
+                <w:lang w:val="en-IN" w:bidi="ml-IN"/>
+              </w:rPr>
+              <w:t>Krama Vaakyam No. 47</w:t>
+            </w:r>
+          </w:p>
+          <w:p>
+            <w:pPr>
+              <w:widowControl w:val="0"/>
+              <w:tabs>
+                <w:tab w:val="left" w:pos="993"/>
+              </w:tabs>
+              <w:autoSpaceDE w:val="0"/>
+              <w:autoSpaceDN w:val="0"/>
+              <w:adjustRightInd w:val="0"/>
+              <w:spacing w:before="0" w:line="240" w:lineRule="auto"/>
+              <w:rPr>
+                <w:rFonts w:eastAsia="Times New Roman" w:cs="Arial"/>
+                <w:b/>
+                <w:color w:val="EE0000"/>
+                <w:sz w:val="32"/>
+                <w:szCs w:val="32"/>
+                <w:lang w:val="it-IT" w:eastAsia="en-IN" w:bidi="ml-IN"/>
+              </w:rPr>
+            </w:pPr>
+            <w:r>
+              <w:rPr>
+                <w:rFonts w:cs="Arial"/>
+                <w:b/>
+                <w:bCs/>
+                <w:color w:val="EE0000"/>
+                <w:sz w:val="28"/>
+                <w:szCs w:val="36"/>
+                <w:lang w:val="it-IT" w:bidi="ml-IN"/>
+              </w:rPr>
+              <w:t>Panchaati No. 4</w:t>
+            </w:r>
+            <w:r>
+              <w:rPr>
+                <w:rFonts w:cs="Arial"/>
+                <w:b/>
+                <w:bCs/>
+                <w:color w:val="EE0000"/>
+                <w:sz w:val="28"/>
+                <w:szCs w:val="36"/>
+                <w:lang w:val="it-IT" w:bidi="ml-IN"/>
+              </w:rPr>
+              <w:t>8</w:t>
+            </w:r>
+          </w:p>
+        </w:tc>
+        <w:tc>
+          <w:tcPr>
+            <w:tcW w:w="5196" w:type="dxa"/>
+          </w:tcPr>
+          <w:p>
+            <w:pPr>
+              <w:widowControl w:val="0"/>
+              <w:autoSpaceDE w:val="0"/>
+              <w:autoSpaceDN w:val="0"/>
+              <w:adjustRightInd w:val="0"/>
+              <w:spacing w:line="252" w:lineRule="auto"/>
+              <w:rPr>
+                <w:rFonts w:ascii="BRH Malayalam Extra" w:hAnsi="BRH Malayalam Extra" w:cs="BRH Malayalam Extra"/>
+                <w:color w:val="EE0000"/>
+                <w:sz w:val="40"/>
+                <w:szCs w:val="40"/>
+              </w:rPr>
+            </w:pPr>
+            <w:r>
+              <w:rPr>
+                <w:rFonts w:ascii="BRH Malayalam Extra" w:hAnsi="BRH Malayalam Extra" w:cs="BRH Malayalam Extra"/>
+                <w:color w:val="EE0000"/>
+                <w:sz w:val="40"/>
+                <w:szCs w:val="40"/>
+              </w:rPr>
+              <w:t>s</w:t>
+            </w:r>
+            <w:r>
+              <w:rPr>
+                <w:rFonts w:ascii="BRH Malayalam Extra" w:hAnsi="BRH Malayalam Extra" w:cs="BRH Malayalam Extra"/>
+                <w:b/>
+                <w:color w:val="EE0000"/>
+                <w:sz w:val="32"/>
+                <w:szCs w:val="40"/>
+              </w:rPr>
+              <w:t>–</w:t>
+            </w:r>
+            <w:r>
+              <w:rPr>
+                <w:rFonts w:ascii="BRH Malayalam Extra" w:hAnsi="BRH Malayalam Extra" w:cs="BRH Malayalam Extra"/>
+                <w:color w:val="EE0000"/>
+                <w:sz w:val="40"/>
+                <w:szCs w:val="40"/>
+              </w:rPr>
+              <w:t>ik</w:t>
+            </w:r>
+            <w:r>
+              <w:rPr>
+                <w:rFonts w:ascii="BRH Malayalam Extra" w:hAnsi="BRH Malayalam Extra" w:cs="BRH Malayalam Extra"/>
+                <w:b/>
+                <w:color w:val="EE0000"/>
+                <w:sz w:val="32"/>
+                <w:szCs w:val="40"/>
+              </w:rPr>
+              <w:t>–</w:t>
+            </w:r>
+            <w:r>
+              <w:rPr>
+                <w:rFonts w:ascii="BRH Malayalam Extra" w:hAnsi="BRH Malayalam Extra" w:cs="BRH Malayalam Extra"/>
+                <w:color w:val="EE0000"/>
+                <w:sz w:val="40"/>
+                <w:szCs w:val="40"/>
+              </w:rPr>
+              <w:t>¥ÇZy— sI-Ak—Ç</w:t>
+            </w:r>
+            <w:r>
+              <w:rPr>
+                <w:rFonts w:ascii="BRH Malayalam Extra" w:hAnsi="BRH Malayalam Extra" w:cs="BRH Malayalam Extra"/>
+                <w:color w:val="EE0000"/>
+                <w:sz w:val="40"/>
+                <w:szCs w:val="40"/>
+                <w:highlight w:val="yellow"/>
+              </w:rPr>
+              <w:t>J</w:t>
+            </w:r>
+            <w:r>
+              <w:rPr>
+                <w:rFonts w:ascii="BRH Malayalam Extra" w:hAnsi="BRH Malayalam Extra" w:cs="BRH Malayalam Extra"/>
+                <w:color w:val="EE0000"/>
+                <w:sz w:val="40"/>
+                <w:szCs w:val="40"/>
+              </w:rPr>
+              <w:t xml:space="preserve"> |</w:t>
+            </w:r>
+          </w:p>
+        </w:tc>
+        <w:tc>
+          <w:tcPr>
+            <w:tcW w:w="5152" w:type="dxa"/>
+          </w:tcPr>
+          <w:p>
+            <w:pPr>
+              <w:widowControl w:val="0"/>
+              <w:autoSpaceDE w:val="0"/>
+              <w:autoSpaceDN w:val="0"/>
+              <w:adjustRightInd w:val="0"/>
+              <w:spacing w:line="252" w:lineRule="auto"/>
+              <w:rPr>
+                <w:rFonts w:ascii="BRH Malayalam Extra" w:hAnsi="BRH Malayalam Extra" w:cs="BRH Malayalam Extra"/>
+                <w:color w:val="EE0000"/>
+                <w:sz w:val="40"/>
+                <w:szCs w:val="40"/>
+              </w:rPr>
+            </w:pPr>
+            <w:r>
+              <w:rPr>
+                <w:rFonts w:ascii="BRH Malayalam Extra" w:hAnsi="BRH Malayalam Extra" w:cs="BRH Malayalam Extra"/>
+                <w:color w:val="EE0000"/>
+                <w:sz w:val="40"/>
+                <w:szCs w:val="40"/>
+              </w:rPr>
+              <w:t>s</w:t>
+            </w:r>
+            <w:r>
+              <w:rPr>
+                <w:rFonts w:ascii="BRH Malayalam Extra" w:hAnsi="BRH Malayalam Extra" w:cs="BRH Malayalam Extra"/>
+                <w:b/>
+                <w:color w:val="EE0000"/>
+                <w:sz w:val="32"/>
+                <w:szCs w:val="40"/>
+              </w:rPr>
+              <w:t>–</w:t>
+            </w:r>
+            <w:r>
+              <w:rPr>
+                <w:rFonts w:ascii="BRH Malayalam Extra" w:hAnsi="BRH Malayalam Extra" w:cs="BRH Malayalam Extra"/>
+                <w:color w:val="EE0000"/>
+                <w:sz w:val="40"/>
+                <w:szCs w:val="40"/>
+              </w:rPr>
+              <w:t>ik</w:t>
+            </w:r>
+            <w:r>
+              <w:rPr>
+                <w:rFonts w:ascii="BRH Malayalam Extra" w:hAnsi="BRH Malayalam Extra" w:cs="BRH Malayalam Extra"/>
+                <w:b/>
+                <w:color w:val="EE0000"/>
+                <w:sz w:val="32"/>
+                <w:szCs w:val="40"/>
+              </w:rPr>
+              <w:t>–</w:t>
+            </w:r>
+            <w:r>
+              <w:rPr>
+                <w:rFonts w:ascii="BRH Malayalam Extra" w:hAnsi="BRH Malayalam Extra" w:cs="BRH Malayalam Extra"/>
+                <w:color w:val="EE0000"/>
+                <w:sz w:val="40"/>
+                <w:szCs w:val="40"/>
+              </w:rPr>
+              <w:t>¥ÇZy— sI-Ak—</w:t>
+            </w:r>
+            <w:r>
+              <w:rPr>
+                <w:rFonts w:ascii="BRH Malayalam Extra" w:hAnsi="BRH Malayalam Extra" w:cs="BRH Malayalam Extra"/>
+                <w:color w:val="EE0000"/>
+                <w:sz w:val="40"/>
+                <w:szCs w:val="40"/>
+                <w:highlight w:val="green"/>
+              </w:rPr>
+              <w:t>Ç</w:t>
+            </w:r>
+            <w:r>
+              <w:rPr>
+                <w:rFonts w:ascii="BRH Malayalam Extra" w:hAnsi="BRH Malayalam Extra" w:cs="BRH Malayalam Extra"/>
+                <w:color w:val="EE0000"/>
+                <w:sz w:val="40"/>
+                <w:szCs w:val="40"/>
+              </w:rPr>
+              <w:t xml:space="preserve"> |</w:t>
+            </w:r>
+          </w:p>
+        </w:tc>
+      </w:tr>
+      <w:tr>
+        <w:trPr>
+          <w:trHeight w:val="1247"/>
+        </w:trPr>
+        <w:tc>
+          <w:tcPr>
+            <w:tcW w:w="3686" w:type="dxa"/>
+          </w:tcPr>
+          <w:p>
+            <w:pPr>
+              <w:widowControl w:val="0"/>
+              <w:tabs>
+                <w:tab w:val="left" w:pos="993"/>
+              </w:tabs>
+              <w:autoSpaceDE w:val="0"/>
+              <w:autoSpaceDN w:val="0"/>
+              <w:adjustRightInd w:val="0"/>
+              <w:spacing w:before="0" w:line="240" w:lineRule="auto"/>
+              <w:rPr>
+                <w:rFonts w:eastAsia="Times New Roman" w:cs="Arial"/>
+                <w:b/>
+                <w:color w:val="EE0000"/>
+                <w:sz w:val="32"/>
+                <w:szCs w:val="32"/>
+                <w:lang w:val="en-IN" w:eastAsia="en-IN" w:bidi="ml-IN"/>
+              </w:rPr>
+            </w:pPr>
+            <w:r>
+              <w:rPr>
+                <w:rFonts w:eastAsia="Times New Roman" w:cs="Arial"/>
+                <w:b/>
+                <w:color w:val="EE0000"/>
+                <w:sz w:val="32"/>
+                <w:szCs w:val="32"/>
+                <w:lang w:val="en-IN" w:eastAsia="en-IN" w:bidi="ml-IN"/>
+              </w:rPr>
+              <w:lastRenderedPageBreak/>
+              <w:t>T.S.1.7.13.</w:t>
+            </w:r>
+            <w:r>
+              <w:rPr>
+                <w:rFonts w:eastAsia="Times New Roman" w:cs="Arial"/>
+                <w:b/>
+                <w:color w:val="EE0000"/>
+                <w:sz w:val="32"/>
+                <w:szCs w:val="32"/>
+                <w:lang w:val="en-IN" w:eastAsia="en-IN" w:bidi="ml-IN"/>
+              </w:rPr>
+              <w:t>5</w:t>
+            </w:r>
+            <w:r>
+              <w:rPr>
+                <w:rFonts w:eastAsia="Times New Roman" w:cs="Arial"/>
+                <w:b/>
+                <w:color w:val="EE0000"/>
+                <w:sz w:val="32"/>
+                <w:szCs w:val="32"/>
+                <w:lang w:val="en-IN" w:eastAsia="en-IN" w:bidi="ml-IN"/>
+              </w:rPr>
+              <w:t xml:space="preserve"> - Kramam</w:t>
+            </w:r>
+          </w:p>
+          <w:p>
+            <w:pPr>
+              <w:widowControl w:val="0"/>
+              <w:autoSpaceDE w:val="0"/>
+              <w:autoSpaceDN w:val="0"/>
+              <w:adjustRightInd w:val="0"/>
+              <w:spacing w:before="0" w:line="240" w:lineRule="auto"/>
+              <w:rPr>
+                <w:rFonts w:cs="Arial"/>
+                <w:b/>
+                <w:bCs/>
+                <w:color w:val="EE0000"/>
+                <w:sz w:val="28"/>
+                <w:szCs w:val="36"/>
+                <w:lang w:val="it-IT" w:bidi="ml-IN"/>
+              </w:rPr>
+            </w:pPr>
+            <w:r>
+              <w:rPr>
+                <w:rFonts w:cs="Arial"/>
+                <w:b/>
+                <w:bCs/>
+                <w:color w:val="EE0000"/>
+                <w:sz w:val="28"/>
+                <w:szCs w:val="36"/>
+                <w:lang w:val="it-IT" w:bidi="ml-IN"/>
+              </w:rPr>
+              <w:t xml:space="preserve">Krama Vaakyam No. </w:t>
+            </w:r>
+            <w:r>
+              <w:rPr>
+                <w:rFonts w:cs="Arial"/>
+                <w:b/>
+                <w:bCs/>
+                <w:color w:val="EE0000"/>
+                <w:sz w:val="28"/>
+                <w:szCs w:val="36"/>
+                <w:lang w:val="it-IT" w:bidi="ml-IN"/>
+              </w:rPr>
+              <w:t>35</w:t>
+            </w:r>
+          </w:p>
+          <w:p>
+            <w:pPr>
+              <w:widowControl w:val="0"/>
+              <w:tabs>
+                <w:tab w:val="left" w:pos="993"/>
+              </w:tabs>
+              <w:autoSpaceDE w:val="0"/>
+              <w:autoSpaceDN w:val="0"/>
+              <w:adjustRightInd w:val="0"/>
+              <w:spacing w:before="0" w:line="240" w:lineRule="auto"/>
+              <w:rPr>
+                <w:rFonts w:eastAsia="Times New Roman" w:cs="Arial"/>
+                <w:b/>
+                <w:color w:val="EE0000"/>
+                <w:sz w:val="32"/>
+                <w:szCs w:val="32"/>
+                <w:lang w:val="it-IT" w:eastAsia="en-IN" w:bidi="ml-IN"/>
+              </w:rPr>
+            </w:pPr>
+            <w:r>
+              <w:rPr>
+                <w:rFonts w:cs="Arial"/>
+                <w:b/>
+                <w:bCs/>
+                <w:color w:val="EE0000"/>
+                <w:sz w:val="28"/>
+                <w:szCs w:val="36"/>
+                <w:lang w:val="it-IT" w:bidi="ml-IN"/>
+              </w:rPr>
+              <w:t xml:space="preserve">Panchaati No. </w:t>
+            </w:r>
+            <w:r>
+              <w:rPr>
+                <w:rFonts w:cs="Arial"/>
+                <w:b/>
+                <w:bCs/>
+                <w:color w:val="EE0000"/>
+                <w:sz w:val="28"/>
+                <w:szCs w:val="36"/>
+                <w:lang w:val="it-IT" w:bidi="ml-IN"/>
+              </w:rPr>
+              <w:t>51</w:t>
+            </w:r>
+          </w:p>
+        </w:tc>
+        <w:tc>
+          <w:tcPr>
+            <w:tcW w:w="5196" w:type="dxa"/>
+          </w:tcPr>
+          <w:p>
+            <w:pPr>
+              <w:widowControl w:val="0"/>
+              <w:autoSpaceDE w:val="0"/>
+              <w:autoSpaceDN w:val="0"/>
+              <w:adjustRightInd w:val="0"/>
+              <w:spacing w:line="252" w:lineRule="auto"/>
+              <w:rPr>
+                <w:rFonts w:ascii="BRH Malayalam Extra" w:hAnsi="BRH Malayalam Extra" w:cs="BRH Malayalam Extra"/>
+                <w:color w:val="EE0000"/>
+                <w:sz w:val="40"/>
+                <w:szCs w:val="40"/>
+              </w:rPr>
+            </w:pPr>
+            <w:r>
+              <w:rPr>
+                <w:rFonts w:ascii="BRH Malayalam Extra" w:hAnsi="BRH Malayalam Extra" w:cs="BRH Malayalam Extra"/>
+                <w:color w:val="EE0000"/>
+                <w:sz w:val="40"/>
+                <w:szCs w:val="40"/>
+              </w:rPr>
+              <w:t xml:space="preserve">¥öex </w:t>
+            </w:r>
+            <w:r>
+              <w:rPr>
+                <w:rFonts w:ascii="BRH Malayalam Extra" w:hAnsi="BRH Malayalam Extra" w:cs="BRH Malayalam Extra"/>
+                <w:color w:val="EE0000"/>
+                <w:sz w:val="40"/>
+                <w:szCs w:val="40"/>
+                <w:highlight w:val="yellow"/>
+              </w:rPr>
+              <w:t>r¡</w:t>
+            </w:r>
+            <w:r>
+              <w:rPr>
+                <w:rFonts w:ascii="BRH Malayalam Extra" w:hAnsi="BRH Malayalam Extra" w:cs="BRH Malayalam Extra"/>
+                <w:color w:val="EE0000"/>
+                <w:sz w:val="40"/>
+                <w:szCs w:val="40"/>
+              </w:rPr>
+              <w:t>— | ¥öex CZy</w:t>
+            </w:r>
+            <w:r>
+              <w:rPr>
+                <w:rFonts w:ascii="BRH Malayalam Extra" w:hAnsi="BRH Malayalam Extra" w:cs="BRH Malayalam Extra"/>
+                <w:b/>
+                <w:color w:val="EE0000"/>
+                <w:sz w:val="32"/>
+                <w:szCs w:val="40"/>
+              </w:rPr>
+              <w:t>–</w:t>
+            </w:r>
+            <w:r>
+              <w:rPr>
+                <w:rFonts w:ascii="BRH Malayalam Extra" w:hAnsi="BRH Malayalam Extra" w:cs="BRH Malayalam Extra"/>
+                <w:color w:val="EE0000"/>
+                <w:sz w:val="40"/>
+                <w:szCs w:val="40"/>
+              </w:rPr>
+              <w:t xml:space="preserve"> ¥öex |</w:t>
+            </w:r>
+          </w:p>
+        </w:tc>
+        <w:tc>
+          <w:tcPr>
+            <w:tcW w:w="5152" w:type="dxa"/>
+          </w:tcPr>
+          <w:p>
+            <w:pPr>
+              <w:widowControl w:val="0"/>
+              <w:autoSpaceDE w:val="0"/>
+              <w:autoSpaceDN w:val="0"/>
+              <w:adjustRightInd w:val="0"/>
+              <w:spacing w:line="252" w:lineRule="auto"/>
+              <w:rPr>
+                <w:rFonts w:ascii="BRH Malayalam Extra" w:hAnsi="BRH Malayalam Extra" w:cs="BRH Malayalam Extra"/>
+                <w:color w:val="EE0000"/>
+                <w:sz w:val="40"/>
+                <w:szCs w:val="40"/>
+              </w:rPr>
+            </w:pPr>
+            <w:r>
+              <w:rPr>
+                <w:rFonts w:ascii="BRH Malayalam Extra" w:hAnsi="BRH Malayalam Extra" w:cs="BRH Malayalam Extra"/>
+                <w:color w:val="EE0000"/>
+                <w:sz w:val="40"/>
+                <w:szCs w:val="40"/>
+              </w:rPr>
+              <w:t xml:space="preserve">¥öex </w:t>
+            </w:r>
+            <w:r>
+              <w:rPr>
+                <w:rFonts w:ascii="BRH Malayalam Extra" w:hAnsi="BRH Malayalam Extra" w:cs="BRH Malayalam Extra"/>
+                <w:color w:val="EE0000"/>
+                <w:sz w:val="40"/>
+                <w:szCs w:val="40"/>
+                <w:highlight w:val="green"/>
+              </w:rPr>
+              <w:t>r¡</w:t>
+            </w:r>
+            <w:r>
+              <w:rPr>
+                <w:rFonts w:ascii="BRH Malayalam Extra" w:hAnsi="BRH Malayalam Extra" w:cs="BRH Malayalam Extra"/>
+                <w:color w:val="EE0000"/>
+                <w:sz w:val="40"/>
+                <w:szCs w:val="40"/>
+              </w:rPr>
+              <w:t xml:space="preserve"> | ¥öex CZy</w:t>
+            </w:r>
+            <w:r>
+              <w:rPr>
+                <w:rFonts w:ascii="BRH Malayalam Extra" w:hAnsi="BRH Malayalam Extra" w:cs="BRH Malayalam Extra"/>
+                <w:b/>
+                <w:color w:val="EE0000"/>
+                <w:sz w:val="32"/>
+                <w:szCs w:val="40"/>
+              </w:rPr>
+              <w:t>–</w:t>
+            </w:r>
+            <w:r>
+              <w:rPr>
+                <w:rFonts w:ascii="BRH Malayalam Extra" w:hAnsi="BRH Malayalam Extra" w:cs="BRH Malayalam Extra"/>
+                <w:color w:val="EE0000"/>
+                <w:sz w:val="40"/>
+                <w:szCs w:val="40"/>
+              </w:rPr>
+              <w:t xml:space="preserve"> ¥öex |</w:t>
             </w:r>
           </w:p>
         </w:tc>
@@ -3910,7 +4772,6 @@
                 <w:sz w:val="32"/>
                 <w:szCs w:val="32"/>
               </w:rPr>
-              <w:lastRenderedPageBreak/>
               <w:t>Section, Paragraph</w:t>
             </w:r>
           </w:p>
@@ -4660,6 +5521,7 @@
                 <w:szCs w:val="32"/>
                 <w:lang w:val="en-IN" w:eastAsia="en-IN" w:bidi="ml-IN"/>
               </w:rPr>
+              <w:lastRenderedPageBreak/>
               <w:t>T.S.1.7.</w:t>
             </w:r>
             <w:r>
@@ -5625,7 +6487,6 @@
                 <w:sz w:val="32"/>
                 <w:szCs w:val="32"/>
               </w:rPr>
-              <w:lastRenderedPageBreak/>
               <w:t>Section, Paragraph</w:t>
             </w:r>
           </w:p>
@@ -6735,6 +7596,7 @@
                 <w:szCs w:val="32"/>
                 <w:lang w:val="en-IN" w:eastAsia="en-IN" w:bidi="ml-IN"/>
               </w:rPr>
+              <w:lastRenderedPageBreak/>
               <w:t>T.S.1.7.2.1 - Kramam</w:t>
             </w:r>
           </w:p>
@@ -7997,7 +8859,6 @@
                 <w:szCs w:val="32"/>
                 <w:lang w:val="en-IN" w:eastAsia="en-IN" w:bidi="ml-IN"/>
               </w:rPr>
-              <w:lastRenderedPageBreak/>
               <w:t>T.S.1.7.8.3 - Kramam</w:t>
             </w:r>
           </w:p>
@@ -9227,6 +10088,7 @@
                 <w:sz w:val="40"/>
                 <w:szCs w:val="40"/>
               </w:rPr>
+              <w:lastRenderedPageBreak/>
               <w:t>D</w:t>
             </w:r>
             <w:r>
@@ -9307,6 +10169,7 @@
                 <w:sz w:val="40"/>
                 <w:szCs w:val="40"/>
               </w:rPr>
+              <w:lastRenderedPageBreak/>
               <w:t>A</w:t>
             </w:r>
             <w:r>
@@ -9364,6 +10227,7 @@
                 <w:sz w:val="40"/>
                 <w:szCs w:val="40"/>
               </w:rPr>
+              <w:lastRenderedPageBreak/>
               <w:t>D</w:t>
             </w:r>
             <w:r>
@@ -9447,6 +10311,7 @@
           <w:szCs w:val="40"/>
           <w:lang w:val="en-IN" w:eastAsia="en-IN"/>
         </w:rPr>
+        <w:lastRenderedPageBreak/>
         <w:t xml:space="preserve">"qï" </w:t>
       </w:r>
       <w:r>
@@ -9829,7 +10694,6 @@
                 <w:szCs w:val="32"/>
                 <w:lang w:val="en-IN" w:eastAsia="en-IN" w:bidi="ml-IN"/>
               </w:rPr>
-              <w:lastRenderedPageBreak/>
               <w:t>T.S.1.7.4.1</w:t>
             </w:r>
             <w:r>
@@ -11096,6 +11960,7 @@
                 <w:szCs w:val="32"/>
                 <w:lang w:val="en-IN" w:eastAsia="en-IN" w:bidi="ml-IN"/>
               </w:rPr>
+              <w:lastRenderedPageBreak/>
               <w:t>T.S.1.7.8.3</w:t>
             </w:r>
             <w:r>
@@ -12582,6 +13447,7 @@
           <w:b/>
           <w:sz w:val="36"/>
         </w:rPr>
+        <w:lastRenderedPageBreak/>
         <w:t>==================================</w:t>
       </w:r>
     </w:p>

--- a/TS-Kramam/TS-1.7/TS 1.7 Malayalam Krama Paatam Corrections.docx
+++ b/TS-Kramam/TS-1.7/TS 1.7 Malayalam Krama Paatam Corrections.docx
@@ -1044,7 +1044,7 @@
       </w:tr>
       <w:tr>
         <w:trPr>
-          <w:trHeight w:val="1247"/>
+          <w:trHeight w:val="1431"/>
         </w:trPr>
         <w:tc>
           <w:tcPr>
@@ -1086,7 +1086,7 @@
                 <w:szCs w:val="32"/>
                 <w:lang w:val="en-IN" w:eastAsia="en-IN" w:bidi="ml-IN"/>
               </w:rPr>
-              <w:t>3.4</w:t>
+              <w:t>3.3</w:t>
             </w:r>
             <w:r>
               <w:rPr>
@@ -1124,7 +1124,7 @@
                 <w:szCs w:val="36"/>
                 <w:lang w:val="en-IN" w:bidi="ml-IN"/>
               </w:rPr>
-              <w:t>Krama Vaakyam No. 43</w:t>
+              <w:t>Krama Vaakyam No. 19</w:t>
             </w:r>
           </w:p>
           <w:p>
@@ -1165,7 +1165,7 @@
                 <w:szCs w:val="36"/>
                 <w:lang w:val="it-IT" w:bidi="ml-IN"/>
               </w:rPr>
-              <w:t>14</w:t>
+              <w:t>13</w:t>
             </w:r>
           </w:p>
         </w:tc>
@@ -1179,7 +1179,50 @@
               <w:autoSpaceDE w:val="0"/>
               <w:autoSpaceDN w:val="0"/>
               <w:adjustRightInd w:val="0"/>
-              <w:spacing w:before="0" w:line="252" w:lineRule="auto"/>
+              <w:spacing w:before="0" w:line="240" w:lineRule="auto"/>
+              <w:rPr>
+                <w:rFonts w:ascii="BRH Malayalam Extra" w:hAnsi="BRH Malayalam Extra" w:cs="BRH Malayalam Extra"/>
+                <w:sz w:val="40"/>
+                <w:szCs w:val="40"/>
+                <w:lang w:val="it-IT"/>
+              </w:rPr>
+            </w:pPr>
+            <w:r>
+              <w:rPr>
+                <w:rFonts w:ascii="BRH Malayalam Extra" w:hAnsi="BRH Malayalam Extra" w:cs="BRH Malayalam Extra"/>
+                <w:sz w:val="40"/>
+                <w:szCs w:val="40"/>
+                <w:lang w:val="it-IT"/>
+              </w:rPr>
+              <w:t>Zi</w:t>
+            </w:r>
+            <w:r>
+              <w:rPr>
+                <w:rFonts w:ascii="BRH Malayalam Extra" w:hAnsi="BRH Malayalam Extra" w:cs="BRH Malayalam Extra"/>
+                <w:b/>
+                <w:sz w:val="32"/>
+                <w:szCs w:val="40"/>
+                <w:lang w:val="it-IT"/>
+              </w:rPr>
+              <w:t>–</w:t>
+            </w:r>
+            <w:r>
+              <w:rPr>
+                <w:rFonts w:ascii="BRH Malayalam Extra" w:hAnsi="BRH Malayalam Extra" w:cs="BRH Malayalam Extra"/>
+                <w:sz w:val="40"/>
+                <w:szCs w:val="40"/>
+                <w:lang w:val="it-IT"/>
+              </w:rPr>
+              <w:t xml:space="preserve">dûxt—kÇ | </w:t>
+            </w:r>
+          </w:p>
+          <w:p>
+            <w:pPr>
+              <w:widowControl w:val="0"/>
+              <w:autoSpaceDE w:val="0"/>
+              <w:autoSpaceDN w:val="0"/>
+              <w:adjustRightInd w:val="0"/>
+              <w:spacing w:before="0" w:line="240" w:lineRule="auto"/>
               <w:rPr>
                 <w:rFonts w:ascii="BRH Malayalam Extra" w:hAnsi="BRH Malayalam Extra" w:cs="BRH Malayalam Extra"/>
                 <w:sz w:val="40"/>
@@ -1213,69 +1256,26 @@
                 <w:szCs w:val="40"/>
                 <w:lang w:val="it-IT"/>
               </w:rPr>
-              <w:t>i¡öZx</w:t>
-            </w:r>
-            <w:r>
-              <w:rPr>
-                <w:rFonts w:ascii="BRH Malayalam Extra" w:hAnsi="BRH Malayalam Extra" w:cs="BRH Malayalam Extra"/>
-                <w:b/>
-                <w:sz w:val="32"/>
-                <w:szCs w:val="40"/>
-                <w:lang w:val="it-IT"/>
-              </w:rPr>
-              <w:t>–</w:t>
-            </w:r>
-            <w:r>
-              <w:rPr>
-                <w:rFonts w:ascii="BRH Malayalam Extra" w:hAnsi="BRH Malayalam Extra" w:cs="BRH Malayalam Extra"/>
-                <w:sz w:val="40"/>
-                <w:szCs w:val="40"/>
-                <w:lang w:val="it-IT"/>
-              </w:rPr>
-              <w:t xml:space="preserve">i¡rôyË§— | </w:t>
-            </w:r>
-          </w:p>
-          <w:p>
-            <w:pPr>
-              <w:widowControl w:val="0"/>
-              <w:autoSpaceDE w:val="0"/>
-              <w:autoSpaceDN w:val="0"/>
-              <w:adjustRightInd w:val="0"/>
-              <w:spacing w:before="0" w:line="252" w:lineRule="auto"/>
-              <w:rPr>
-                <w:rFonts w:ascii="BRH Malayalam Extra" w:hAnsi="BRH Malayalam Extra" w:cs="BRH Malayalam Extra"/>
-                <w:sz w:val="40"/>
-                <w:szCs w:val="40"/>
-                <w:lang w:val="it-IT"/>
-              </w:rPr>
-            </w:pPr>
-            <w:r>
-              <w:rPr>
-                <w:rFonts w:ascii="BRH Malayalam Extra" w:hAnsi="BRH Malayalam Extra" w:cs="BRH Malayalam Extra"/>
-                <w:sz w:val="40"/>
-                <w:szCs w:val="40"/>
-                <w:lang w:val="it-IT"/>
-              </w:rPr>
-              <w:t>A</w:t>
-            </w:r>
-            <w:r>
-              <w:rPr>
-                <w:rFonts w:ascii="BRH Malayalam Extra" w:hAnsi="BRH Malayalam Extra" w:cs="BRH Malayalam Extra"/>
-                <w:b/>
-                <w:sz w:val="32"/>
-                <w:szCs w:val="40"/>
-                <w:lang w:val="it-IT"/>
-              </w:rPr>
-              <w:t>–</w:t>
-            </w:r>
-            <w:r>
-              <w:rPr>
-                <w:rFonts w:ascii="BRH Malayalam Extra" w:hAnsi="BRH Malayalam Extra" w:cs="BRH Malayalam Extra"/>
-                <w:sz w:val="40"/>
-                <w:szCs w:val="40"/>
-                <w:lang w:val="it-IT"/>
-              </w:rPr>
-              <w:t>i¡rôy</w:t>
+              <w:t>dûxt—kÇ</w:t>
+            </w:r>
+            <w:r>
+              <w:rPr>
+                <w:rFonts w:ascii="BRH Malayalam Extra" w:hAnsi="BRH Malayalam Extra" w:cs="BRH Malayalam Extra"/>
+                <w:b/>
+                <w:sz w:val="32"/>
+                <w:szCs w:val="40"/>
+                <w:lang w:val="it-IT"/>
+              </w:rPr>
+              <w:t>–</w:t>
+            </w:r>
+            <w:r>
+              <w:rPr>
+                <w:rFonts w:ascii="BRH Malayalam Extra" w:hAnsi="BRH Malayalam Extra" w:cs="BRH Malayalam Extra"/>
+                <w:sz w:val="40"/>
+                <w:szCs w:val="40"/>
+                <w:lang w:val="it-IT"/>
+              </w:rPr>
+              <w:t xml:space="preserve"> Z</w:t>
             </w:r>
             <w:r>
               <w:rPr>
@@ -1285,53 +1285,16 @@
                 <w:highlight w:val="yellow"/>
                 <w:lang w:val="it-IT"/>
               </w:rPr>
-              <w:t>©—</w:t>
-            </w:r>
-            <w:r>
-              <w:rPr>
-                <w:rFonts w:ascii="BRH Malayalam Extra" w:hAnsi="BRH Malayalam Extra" w:cs="BRH Malayalam Extra"/>
-                <w:sz w:val="40"/>
-                <w:szCs w:val="40"/>
-                <w:lang w:val="it-IT"/>
-              </w:rPr>
-              <w:t xml:space="preserve"> </w:t>
-            </w:r>
-            <w:r>
-              <w:rPr>
-                <w:rFonts w:ascii="BRH Devanagari Extra" w:hAnsi="BRH Devanagari Extra" w:cs="BRH Malayalam Extra"/>
-                <w:sz w:val="32"/>
-                <w:szCs w:val="40"/>
-                <w:lang w:val="it-IT"/>
-              </w:rPr>
-              <w:t>Æ</w:t>
-            </w:r>
-            <w:r>
-              <w:rPr>
-                <w:rFonts w:ascii="BRH Malayalam Extra" w:hAnsi="BRH Malayalam Extra" w:cs="BRH Malayalam Extra"/>
-                <w:sz w:val="40"/>
-                <w:szCs w:val="40"/>
-                <w:lang w:val="it-IT"/>
-              </w:rPr>
-              <w:t>¥mx</w:t>
-            </w:r>
-            <w:r>
-              <w:rPr>
-                <w:rFonts w:ascii="BRH Malayalam Extra" w:hAnsi="BRH Malayalam Extra" w:cs="BRH Malayalam Extra"/>
-                <w:b/>
-                <w:sz w:val="32"/>
-                <w:szCs w:val="40"/>
-                <w:lang w:val="it-IT"/>
-              </w:rPr>
-              <w:t>–</w:t>
-            </w:r>
-            <w:r>
-              <w:rPr>
-                <w:rFonts w:ascii="BRH Malayalam Extra" w:hAnsi="BRH Malayalam Extra" w:cs="BRH Malayalam Extra"/>
-                <w:sz w:val="40"/>
-                <w:szCs w:val="40"/>
-                <w:lang w:val="it-IT"/>
-              </w:rPr>
-              <w:t>¥K |</w:t>
+              <w:t>Z</w:t>
+            </w:r>
+            <w:r>
+              <w:rPr>
+                <w:rFonts w:ascii="BRH Malayalam Extra" w:hAnsi="BRH Malayalam Extra" w:cs="BRH Malayalam Extra"/>
+                <w:sz w:val="40"/>
+                <w:szCs w:val="40"/>
+                <w:lang w:val="it-IT"/>
+              </w:rPr>
+              <w:t xml:space="preserve">J | </w:t>
             </w:r>
           </w:p>
         </w:tc>
@@ -1345,7 +1308,50 @@
               <w:autoSpaceDE w:val="0"/>
               <w:autoSpaceDN w:val="0"/>
               <w:adjustRightInd w:val="0"/>
-              <w:spacing w:before="0" w:line="252" w:lineRule="auto"/>
+              <w:spacing w:before="0" w:line="240" w:lineRule="auto"/>
+              <w:rPr>
+                <w:rFonts w:ascii="BRH Malayalam Extra" w:hAnsi="BRH Malayalam Extra" w:cs="BRH Malayalam Extra"/>
+                <w:sz w:val="40"/>
+                <w:szCs w:val="40"/>
+                <w:lang w:val="it-IT"/>
+              </w:rPr>
+            </w:pPr>
+            <w:r>
+              <w:rPr>
+                <w:rFonts w:ascii="BRH Malayalam Extra" w:hAnsi="BRH Malayalam Extra" w:cs="BRH Malayalam Extra"/>
+                <w:sz w:val="40"/>
+                <w:szCs w:val="40"/>
+                <w:lang w:val="it-IT"/>
+              </w:rPr>
+              <w:t>Zi</w:t>
+            </w:r>
+            <w:r>
+              <w:rPr>
+                <w:rFonts w:ascii="BRH Malayalam Extra" w:hAnsi="BRH Malayalam Extra" w:cs="BRH Malayalam Extra"/>
+                <w:b/>
+                <w:sz w:val="32"/>
+                <w:szCs w:val="40"/>
+                <w:lang w:val="it-IT"/>
+              </w:rPr>
+              <w:t>–</w:t>
+            </w:r>
+            <w:r>
+              <w:rPr>
+                <w:rFonts w:ascii="BRH Malayalam Extra" w:hAnsi="BRH Malayalam Extra" w:cs="BRH Malayalam Extra"/>
+                <w:sz w:val="40"/>
+                <w:szCs w:val="40"/>
+                <w:lang w:val="it-IT"/>
+              </w:rPr>
+              <w:t xml:space="preserve">dûxt—kÇ | </w:t>
+            </w:r>
+          </w:p>
+          <w:p>
+            <w:pPr>
+              <w:widowControl w:val="0"/>
+              <w:autoSpaceDE w:val="0"/>
+              <w:autoSpaceDN w:val="0"/>
+              <w:adjustRightInd w:val="0"/>
+              <w:spacing w:before="0" w:line="240" w:lineRule="auto"/>
               <w:rPr>
                 <w:rFonts w:ascii="BRH Malayalam Extra" w:hAnsi="BRH Malayalam Extra" w:cs="BRH Malayalam Extra"/>
                 <w:sz w:val="40"/>
@@ -1379,69 +1385,26 @@
                 <w:szCs w:val="40"/>
                 <w:lang w:val="it-IT"/>
               </w:rPr>
-              <w:t>i¡öZx</w:t>
-            </w:r>
-            <w:r>
-              <w:rPr>
-                <w:rFonts w:ascii="BRH Malayalam Extra" w:hAnsi="BRH Malayalam Extra" w:cs="BRH Malayalam Extra"/>
-                <w:b/>
-                <w:sz w:val="32"/>
-                <w:szCs w:val="40"/>
-                <w:lang w:val="it-IT"/>
-              </w:rPr>
-              <w:t>–</w:t>
-            </w:r>
-            <w:r>
-              <w:rPr>
-                <w:rFonts w:ascii="BRH Malayalam Extra" w:hAnsi="BRH Malayalam Extra" w:cs="BRH Malayalam Extra"/>
-                <w:sz w:val="40"/>
-                <w:szCs w:val="40"/>
-                <w:lang w:val="it-IT"/>
-              </w:rPr>
-              <w:t xml:space="preserve">i¡rôyË§— | </w:t>
-            </w:r>
-          </w:p>
-          <w:p>
-            <w:pPr>
-              <w:widowControl w:val="0"/>
-              <w:autoSpaceDE w:val="0"/>
-              <w:autoSpaceDN w:val="0"/>
-              <w:adjustRightInd w:val="0"/>
-              <w:spacing w:before="0" w:line="252" w:lineRule="auto"/>
-              <w:rPr>
-                <w:rFonts w:ascii="BRH Malayalam Extra" w:hAnsi="BRH Malayalam Extra" w:cs="BRH Malayalam Extra"/>
-                <w:sz w:val="40"/>
-                <w:szCs w:val="40"/>
-                <w:lang w:val="it-IT"/>
-              </w:rPr>
-            </w:pPr>
-            <w:r>
-              <w:rPr>
-                <w:rFonts w:ascii="BRH Malayalam Extra" w:hAnsi="BRH Malayalam Extra" w:cs="BRH Malayalam Extra"/>
-                <w:sz w:val="40"/>
-                <w:szCs w:val="40"/>
-                <w:lang w:val="it-IT"/>
-              </w:rPr>
-              <w:t>A</w:t>
-            </w:r>
-            <w:r>
-              <w:rPr>
-                <w:rFonts w:ascii="BRH Malayalam Extra" w:hAnsi="BRH Malayalam Extra" w:cs="BRH Malayalam Extra"/>
-                <w:b/>
-                <w:sz w:val="32"/>
-                <w:szCs w:val="40"/>
-                <w:lang w:val="it-IT"/>
-              </w:rPr>
-              <w:t>–</w:t>
-            </w:r>
-            <w:r>
-              <w:rPr>
-                <w:rFonts w:ascii="BRH Malayalam Extra" w:hAnsi="BRH Malayalam Extra" w:cs="BRH Malayalam Extra"/>
-                <w:sz w:val="40"/>
-                <w:szCs w:val="40"/>
-                <w:lang w:val="it-IT"/>
-              </w:rPr>
-              <w:t>i¡</w:t>
+              <w:t>dûxt—kÇ</w:t>
+            </w:r>
+            <w:r>
+              <w:rPr>
+                <w:rFonts w:ascii="BRH Malayalam Extra" w:hAnsi="BRH Malayalam Extra" w:cs="BRH Malayalam Extra"/>
+                <w:b/>
+                <w:sz w:val="32"/>
+                <w:szCs w:val="40"/>
+                <w:lang w:val="it-IT"/>
+              </w:rPr>
+              <w:t>–</w:t>
+            </w:r>
+            <w:r>
+              <w:rPr>
+                <w:rFonts w:ascii="BRH Malayalam Extra" w:hAnsi="BRH Malayalam Extra" w:cs="BRH Malayalam Extra"/>
+                <w:sz w:val="40"/>
+                <w:szCs w:val="40"/>
+                <w:lang w:val="it-IT"/>
+              </w:rPr>
+              <w:t xml:space="preserve"> Z</w:t>
             </w:r>
             <w:r>
               <w:rPr>
@@ -1451,887 +1414,16 @@
                 <w:highlight w:val="green"/>
                 <w:lang w:val="it-IT"/>
               </w:rPr>
-              <w:t>rô</w:t>
-            </w:r>
-            <w:r>
-              <w:rPr>
-                <w:rFonts w:ascii="BRH Malayalam Extra" w:hAnsi="BRH Malayalam Extra" w:cs="BRH Malayalam Extra"/>
-                <w:sz w:val="40"/>
-                <w:szCs w:val="40"/>
-                <w:lang w:val="it-IT"/>
-              </w:rPr>
-              <w:t xml:space="preserve">y—© </w:t>
-            </w:r>
-            <w:r>
-              <w:rPr>
-                <w:rFonts w:ascii="BRH Devanagari Extra" w:hAnsi="BRH Devanagari Extra" w:cs="BRH Malayalam Extra"/>
-                <w:sz w:val="32"/>
-                <w:szCs w:val="40"/>
-                <w:lang w:val="it-IT"/>
-              </w:rPr>
-              <w:t>Æ</w:t>
-            </w:r>
-            <w:r>
-              <w:rPr>
-                <w:rFonts w:ascii="BRH Malayalam Extra" w:hAnsi="BRH Malayalam Extra" w:cs="BRH Malayalam Extra"/>
-                <w:sz w:val="40"/>
-                <w:szCs w:val="40"/>
-                <w:lang w:val="it-IT"/>
-              </w:rPr>
-              <w:t>¥mx</w:t>
-            </w:r>
-            <w:r>
-              <w:rPr>
-                <w:rFonts w:ascii="BRH Malayalam Extra" w:hAnsi="BRH Malayalam Extra" w:cs="BRH Malayalam Extra"/>
-                <w:b/>
-                <w:sz w:val="32"/>
-                <w:szCs w:val="40"/>
-                <w:lang w:val="it-IT"/>
-              </w:rPr>
-              <w:t>–</w:t>
-            </w:r>
-            <w:r>
-              <w:rPr>
-                <w:rFonts w:ascii="BRH Malayalam Extra" w:hAnsi="BRH Malayalam Extra" w:cs="BRH Malayalam Extra"/>
-                <w:sz w:val="40"/>
-                <w:szCs w:val="40"/>
-                <w:lang w:val="it-IT"/>
-              </w:rPr>
-              <w:t>¥K |</w:t>
-            </w:r>
-          </w:p>
-        </w:tc>
-      </w:tr>
-      <w:tr>
-        <w:trPr>
-          <w:trHeight w:val="1545"/>
-        </w:trPr>
-        <w:tc>
-          <w:tcPr>
-            <w:tcW w:w="3686" w:type="dxa"/>
-          </w:tcPr>
-          <w:p>
-            <w:pPr>
-              <w:widowControl w:val="0"/>
-              <w:tabs>
-                <w:tab w:val="left" w:pos="993"/>
-              </w:tabs>
-              <w:autoSpaceDE w:val="0"/>
-              <w:autoSpaceDN w:val="0"/>
-              <w:adjustRightInd w:val="0"/>
-              <w:spacing w:before="0" w:line="240" w:lineRule="auto"/>
-              <w:rPr>
-                <w:rFonts w:eastAsia="Times New Roman" w:cs="Arial"/>
-                <w:b/>
-                <w:sz w:val="32"/>
-                <w:szCs w:val="32"/>
-                <w:lang w:val="en-IN" w:eastAsia="en-IN" w:bidi="ml-IN"/>
-              </w:rPr>
-            </w:pPr>
-            <w:r>
-              <w:rPr>
-                <w:rFonts w:eastAsia="Times New Roman" w:cs="Arial"/>
-                <w:b/>
-                <w:sz w:val="32"/>
-                <w:szCs w:val="32"/>
-                <w:lang w:val="en-IN" w:eastAsia="en-IN" w:bidi="ml-IN"/>
-              </w:rPr>
-              <w:t>T.S.1.7.</w:t>
-            </w:r>
-            <w:r>
-              <w:rPr>
-                <w:rFonts w:eastAsia="Times New Roman" w:cs="Arial"/>
-                <w:b/>
-                <w:sz w:val="32"/>
-                <w:szCs w:val="32"/>
-                <w:lang w:val="en-IN" w:eastAsia="en-IN" w:bidi="ml-IN"/>
-              </w:rPr>
-              <w:t>5.2</w:t>
-            </w:r>
-            <w:r>
-              <w:rPr>
-                <w:rFonts w:eastAsia="Times New Roman" w:cs="Arial"/>
-                <w:b/>
-                <w:sz w:val="32"/>
-                <w:szCs w:val="32"/>
-                <w:lang w:val="en-IN" w:eastAsia="en-IN" w:bidi="ml-IN"/>
-              </w:rPr>
-              <w:t xml:space="preserve"> - Kramam</w:t>
-            </w:r>
-          </w:p>
-          <w:p>
-            <w:pPr>
-              <w:widowControl w:val="0"/>
-              <w:autoSpaceDE w:val="0"/>
-              <w:autoSpaceDN w:val="0"/>
-              <w:adjustRightInd w:val="0"/>
-              <w:spacing w:before="0" w:line="240" w:lineRule="auto"/>
-              <w:rPr>
-                <w:rFonts w:cs="Arial"/>
-                <w:b/>
-                <w:bCs/>
-                <w:sz w:val="28"/>
-                <w:szCs w:val="36"/>
-                <w:lang w:val="en-IN" w:bidi="ml-IN"/>
-              </w:rPr>
-            </w:pPr>
-            <w:r>
-              <w:rPr>
-                <w:rFonts w:cs="Arial"/>
-                <w:b/>
-                <w:bCs/>
-                <w:sz w:val="28"/>
-                <w:szCs w:val="36"/>
-                <w:lang w:val="en-IN" w:bidi="ml-IN"/>
-              </w:rPr>
-              <w:t>Krama Vaakyam No. 30</w:t>
-            </w:r>
-          </w:p>
-          <w:p>
-            <w:pPr>
-              <w:widowControl w:val="0"/>
-              <w:tabs>
-                <w:tab w:val="left" w:pos="993"/>
-              </w:tabs>
-              <w:autoSpaceDE w:val="0"/>
-              <w:autoSpaceDN w:val="0"/>
-              <w:adjustRightInd w:val="0"/>
-              <w:spacing w:before="0" w:line="240" w:lineRule="auto"/>
-              <w:rPr>
-                <w:rFonts w:eastAsia="Times New Roman" w:cs="Arial"/>
-                <w:b/>
-                <w:sz w:val="32"/>
-                <w:szCs w:val="32"/>
-                <w:lang w:val="it-IT" w:eastAsia="en-IN" w:bidi="ml-IN"/>
-              </w:rPr>
-            </w:pPr>
-            <w:r>
-              <w:rPr>
-                <w:rFonts w:cs="Arial"/>
-                <w:b/>
-                <w:bCs/>
-                <w:sz w:val="28"/>
-                <w:szCs w:val="36"/>
-                <w:lang w:val="it-IT" w:bidi="ml-IN"/>
-              </w:rPr>
-              <w:t xml:space="preserve">Panchaati No. </w:t>
-            </w:r>
-            <w:r>
-              <w:rPr>
-                <w:rFonts w:cs="Arial"/>
-                <w:b/>
-                <w:bCs/>
-                <w:sz w:val="28"/>
-                <w:szCs w:val="36"/>
-                <w:lang w:val="it-IT" w:bidi="ml-IN"/>
-              </w:rPr>
-              <w:t>22</w:t>
-            </w:r>
-          </w:p>
-        </w:tc>
-        <w:tc>
-          <w:tcPr>
-            <w:tcW w:w="5196" w:type="dxa"/>
-          </w:tcPr>
-          <w:p>
-            <w:pPr>
-              <w:widowControl w:val="0"/>
-              <w:autoSpaceDE w:val="0"/>
-              <w:autoSpaceDN w:val="0"/>
-              <w:adjustRightInd w:val="0"/>
-              <w:spacing w:before="0" w:line="252" w:lineRule="auto"/>
-              <w:rPr>
-                <w:rFonts w:ascii="BRH Malayalam Extra" w:hAnsi="BRH Malayalam Extra" w:cs="BRH Malayalam Extra"/>
-                <w:sz w:val="40"/>
-                <w:szCs w:val="40"/>
-                <w:lang w:val="it-IT"/>
-              </w:rPr>
-            </w:pPr>
-            <w:r>
-              <w:rPr>
-                <w:rFonts w:ascii="BRH Malayalam Extra" w:hAnsi="BRH Malayalam Extra" w:cs="BRH Malayalam Extra"/>
-                <w:sz w:val="40"/>
-                <w:szCs w:val="40"/>
-                <w:lang w:val="it-IT"/>
-              </w:rPr>
-              <w:t>öez</w:t>
-            </w:r>
-            <w:r>
-              <w:rPr>
-                <w:rFonts w:ascii="BRH Malayalam Extra" w:hAnsi="BRH Malayalam Extra" w:cs="BRH Malayalam Extra"/>
-                <w:b/>
-                <w:sz w:val="32"/>
-                <w:szCs w:val="40"/>
-                <w:lang w:val="it-IT"/>
-              </w:rPr>
-              <w:t>–</w:t>
-            </w:r>
-            <w:r>
-              <w:rPr>
-                <w:rFonts w:ascii="BRH Malayalam Extra" w:hAnsi="BRH Malayalam Extra" w:cs="BRH Malayalam Extra"/>
-                <w:sz w:val="40"/>
-                <w:szCs w:val="40"/>
-                <w:lang w:val="it-IT"/>
-              </w:rPr>
-              <w:t>Yx</w:t>
-            </w:r>
-            <w:r>
-              <w:rPr>
-                <w:rFonts w:ascii="BRH Malayalam Extra" w:hAnsi="BRH Malayalam Extra" w:cs="BRH Malayalam Extra"/>
-                <w:b/>
-                <w:sz w:val="32"/>
-                <w:szCs w:val="40"/>
-                <w:lang w:val="it-IT"/>
-              </w:rPr>
-              <w:t>–</w:t>
-            </w:r>
-            <w:r>
-              <w:rPr>
-                <w:rFonts w:ascii="BRH Malayalam Extra" w:hAnsi="BRH Malayalam Extra" w:cs="BRH Malayalam Extra"/>
-                <w:sz w:val="40"/>
-                <w:szCs w:val="40"/>
-                <w:lang w:val="it-IT"/>
-              </w:rPr>
-              <w:t>¥Zõ</w:t>
-            </w:r>
-            <w:r>
-              <w:rPr>
-                <w:rFonts w:ascii="BRH Malayalam Extra" w:hAnsi="BRH Malayalam Extra" w:cs="BRH Malayalam Extra"/>
-                <w:b/>
-                <w:sz w:val="32"/>
-                <w:szCs w:val="40"/>
-                <w:lang w:val="it-IT"/>
-              </w:rPr>
-              <w:t>–</w:t>
-            </w:r>
-            <w:r>
-              <w:rPr>
-                <w:rFonts w:ascii="BRH Malayalam Extra" w:hAnsi="BRH Malayalam Extra" w:cs="BRH Malayalam Extra"/>
-                <w:sz w:val="40"/>
-                <w:szCs w:val="40"/>
-                <w:lang w:val="it-IT"/>
-              </w:rPr>
-              <w:t xml:space="preserve">Zxpx©— | </w:t>
-            </w:r>
-          </w:p>
-          <w:p>
-            <w:pPr>
-              <w:widowControl w:val="0"/>
-              <w:autoSpaceDE w:val="0"/>
-              <w:autoSpaceDN w:val="0"/>
-              <w:adjustRightInd w:val="0"/>
-              <w:spacing w:before="0" w:line="252" w:lineRule="auto"/>
-              <w:rPr>
-                <w:rFonts w:ascii="BRH Malayalam Extra" w:hAnsi="BRH Malayalam Extra" w:cs="BRH Malayalam Extra"/>
-                <w:sz w:val="40"/>
-                <w:szCs w:val="40"/>
-                <w:lang w:val="en-IN"/>
-              </w:rPr>
-            </w:pPr>
-            <w:r>
-              <w:rPr>
-                <w:rFonts w:ascii="BRH Malayalam Extra" w:hAnsi="BRH Malayalam Extra" w:cs="BRH Malayalam Extra"/>
-                <w:sz w:val="40"/>
-                <w:szCs w:val="40"/>
-                <w:lang w:val="it-IT"/>
-              </w:rPr>
-              <w:t>G</w:t>
-            </w:r>
-            <w:r>
-              <w:rPr>
-                <w:rFonts w:ascii="BRH Malayalam Extra" w:hAnsi="BRH Malayalam Extra" w:cs="BRH Malayalam Extra"/>
-                <w:b/>
-                <w:sz w:val="32"/>
-                <w:szCs w:val="40"/>
-                <w:lang w:val="it-IT"/>
-              </w:rPr>
-              <w:t>–</w:t>
-            </w:r>
-            <w:r>
-              <w:rPr>
-                <w:rFonts w:ascii="BRH Malayalam Extra" w:hAnsi="BRH Malayalam Extra" w:cs="BRH Malayalam Extra"/>
-                <w:sz w:val="40"/>
-                <w:szCs w:val="40"/>
-                <w:lang w:val="it-IT"/>
-              </w:rPr>
-              <w:t>Zxpx</w:t>
-            </w:r>
-            <w:r>
-              <w:rPr>
-                <w:rFonts w:ascii="BRH Malayalam Extra" w:hAnsi="BRH Malayalam Extra" w:cs="BRH Malayalam Extra"/>
-                <w:b/>
-                <w:sz w:val="32"/>
-                <w:szCs w:val="40"/>
-                <w:lang w:val="it-IT"/>
-              </w:rPr>
-              <w:t>–</w:t>
-            </w:r>
-            <w:r>
-              <w:rPr>
-                <w:rFonts w:ascii="BRH Malayalam Extra" w:hAnsi="BRH Malayalam Extra" w:cs="BRH Malayalam Extra"/>
-                <w:sz w:val="40"/>
-                <w:szCs w:val="40"/>
-                <w:highlight w:val="yellow"/>
-                <w:lang w:val="it-IT"/>
-              </w:rPr>
-              <w:t>©</w:t>
-            </w:r>
-            <w:r>
-              <w:rPr>
-                <w:rFonts w:ascii="BRH Malayalam Extra" w:hAnsi="BRH Malayalam Extra" w:cs="BRH Malayalam Extra"/>
-                <w:sz w:val="40"/>
-                <w:szCs w:val="40"/>
-                <w:lang w:val="it-IT"/>
-              </w:rPr>
-              <w:t xml:space="preserve">. </w:t>
-            </w:r>
-            <w:r>
-              <w:rPr>
-                <w:rFonts w:ascii="BRH Malayalam Extra" w:hAnsi="BRH Malayalam Extra" w:cs="BRH Malayalam Extra"/>
-                <w:sz w:val="40"/>
-                <w:szCs w:val="40"/>
-              </w:rPr>
-              <w:t>¤¤p |</w:t>
-            </w:r>
-          </w:p>
-        </w:tc>
-        <w:tc>
-          <w:tcPr>
-            <w:tcW w:w="5152" w:type="dxa"/>
-          </w:tcPr>
-          <w:p>
-            <w:pPr>
-              <w:widowControl w:val="0"/>
-              <w:autoSpaceDE w:val="0"/>
-              <w:autoSpaceDN w:val="0"/>
-              <w:adjustRightInd w:val="0"/>
-              <w:spacing w:before="0" w:line="252" w:lineRule="auto"/>
-              <w:rPr>
-                <w:rFonts w:ascii="BRH Malayalam Extra" w:hAnsi="BRH Malayalam Extra" w:cs="BRH Malayalam Extra"/>
-                <w:sz w:val="40"/>
-                <w:szCs w:val="40"/>
-              </w:rPr>
-            </w:pPr>
-            <w:r>
-              <w:rPr>
-                <w:rFonts w:ascii="BRH Malayalam Extra" w:hAnsi="BRH Malayalam Extra" w:cs="BRH Malayalam Extra"/>
-                <w:sz w:val="40"/>
-                <w:szCs w:val="40"/>
-              </w:rPr>
-              <w:t>öez</w:t>
-            </w:r>
-            <w:r>
-              <w:rPr>
-                <w:rFonts w:ascii="BRH Malayalam Extra" w:hAnsi="BRH Malayalam Extra" w:cs="BRH Malayalam Extra"/>
-                <w:b/>
-                <w:sz w:val="32"/>
-                <w:szCs w:val="40"/>
-              </w:rPr>
-              <w:t>–</w:t>
-            </w:r>
-            <w:r>
-              <w:rPr>
-                <w:rFonts w:ascii="BRH Malayalam Extra" w:hAnsi="BRH Malayalam Extra" w:cs="BRH Malayalam Extra"/>
-                <w:sz w:val="40"/>
-                <w:szCs w:val="40"/>
-              </w:rPr>
-              <w:t>Yx</w:t>
-            </w:r>
-            <w:r>
-              <w:rPr>
-                <w:rFonts w:ascii="BRH Malayalam Extra" w:hAnsi="BRH Malayalam Extra" w:cs="BRH Malayalam Extra"/>
-                <w:b/>
-                <w:sz w:val="32"/>
-                <w:szCs w:val="40"/>
-              </w:rPr>
-              <w:t>–</w:t>
-            </w:r>
-            <w:r>
-              <w:rPr>
-                <w:rFonts w:ascii="BRH Malayalam Extra" w:hAnsi="BRH Malayalam Extra" w:cs="BRH Malayalam Extra"/>
-                <w:sz w:val="40"/>
-                <w:szCs w:val="40"/>
-              </w:rPr>
-              <w:t>¥Zõ</w:t>
-            </w:r>
-            <w:r>
-              <w:rPr>
-                <w:rFonts w:ascii="BRH Malayalam Extra" w:hAnsi="BRH Malayalam Extra" w:cs="BRH Malayalam Extra"/>
-                <w:b/>
-                <w:sz w:val="32"/>
-                <w:szCs w:val="40"/>
-              </w:rPr>
-              <w:t>–</w:t>
-            </w:r>
-            <w:r>
-              <w:rPr>
-                <w:rFonts w:ascii="BRH Malayalam Extra" w:hAnsi="BRH Malayalam Extra" w:cs="BRH Malayalam Extra"/>
-                <w:sz w:val="40"/>
-                <w:szCs w:val="40"/>
-              </w:rPr>
-              <w:t xml:space="preserve">Zxpx©— | </w:t>
-            </w:r>
-          </w:p>
-          <w:p>
-            <w:pPr>
-              <w:widowControl w:val="0"/>
-              <w:autoSpaceDE w:val="0"/>
-              <w:autoSpaceDN w:val="0"/>
-              <w:adjustRightInd w:val="0"/>
-              <w:spacing w:before="0" w:line="252" w:lineRule="auto"/>
-              <w:rPr>
-                <w:rFonts w:ascii="BRH Malayalam Extra" w:hAnsi="BRH Malayalam Extra" w:cs="BRH Malayalam Extra"/>
-                <w:sz w:val="40"/>
-                <w:szCs w:val="40"/>
-                <w:lang w:val="en-IN"/>
-              </w:rPr>
-            </w:pPr>
-            <w:r>
-              <w:rPr>
-                <w:rFonts w:ascii="BRH Malayalam Extra" w:hAnsi="BRH Malayalam Extra" w:cs="BRH Malayalam Extra"/>
-                <w:sz w:val="40"/>
-                <w:szCs w:val="40"/>
-              </w:rPr>
-              <w:t>G</w:t>
-            </w:r>
-            <w:r>
-              <w:rPr>
-                <w:rFonts w:ascii="BRH Malayalam Extra" w:hAnsi="BRH Malayalam Extra" w:cs="BRH Malayalam Extra"/>
-                <w:b/>
-                <w:sz w:val="32"/>
-                <w:szCs w:val="40"/>
-              </w:rPr>
-              <w:t>–</w:t>
-            </w:r>
-            <w:r>
-              <w:rPr>
-                <w:rFonts w:ascii="BRH Malayalam Extra" w:hAnsi="BRH Malayalam Extra" w:cs="BRH Malayalam Extra"/>
-                <w:sz w:val="40"/>
-                <w:szCs w:val="40"/>
-              </w:rPr>
-              <w:t>Zxpx</w:t>
-            </w:r>
-            <w:r>
-              <w:rPr>
-                <w:rFonts w:ascii="BRH Malayalam Extra" w:hAnsi="BRH Malayalam Extra" w:cs="BRH Malayalam Extra"/>
-                <w:b/>
-                <w:sz w:val="32"/>
-                <w:szCs w:val="40"/>
-              </w:rPr>
-              <w:t>–</w:t>
-            </w:r>
-            <w:r>
-              <w:rPr>
-                <w:rFonts w:ascii="BRH Malayalam Extra" w:hAnsi="BRH Malayalam Extra" w:cs="BRH Malayalam Extra"/>
-                <w:sz w:val="40"/>
-                <w:szCs w:val="40"/>
-                <w:highlight w:val="green"/>
-              </w:rPr>
-              <w:t>©</w:t>
-            </w:r>
-            <w:r>
-              <w:rPr>
-                <w:rFonts w:ascii="BRH Malayalam Extra" w:hAnsi="BRH Malayalam Extra" w:cs="BRH Malayalam Extra"/>
-                <w:b/>
-                <w:sz w:val="32"/>
-                <w:szCs w:val="40"/>
-                <w:highlight w:val="green"/>
-              </w:rPr>
-              <w:t>–</w:t>
-            </w:r>
-            <w:r>
-              <w:rPr>
-                <w:rFonts w:ascii="BRH Malayalam Extra" w:hAnsi="BRH Malayalam Extra" w:cs="BRH Malayalam Extra"/>
-                <w:sz w:val="40"/>
-                <w:szCs w:val="40"/>
-              </w:rPr>
-              <w:t>. ¤¤p |</w:t>
-            </w:r>
-          </w:p>
-        </w:tc>
-      </w:tr>
-      <w:tr>
-        <w:trPr>
-          <w:trHeight w:val="1408"/>
-        </w:trPr>
-        <w:tc>
-          <w:tcPr>
-            <w:tcW w:w="3686" w:type="dxa"/>
-          </w:tcPr>
-          <w:p>
-            <w:pPr>
-              <w:widowControl w:val="0"/>
-              <w:tabs>
-                <w:tab w:val="left" w:pos="993"/>
-              </w:tabs>
-              <w:autoSpaceDE w:val="0"/>
-              <w:autoSpaceDN w:val="0"/>
-              <w:adjustRightInd w:val="0"/>
-              <w:spacing w:before="0" w:line="240" w:lineRule="auto"/>
-              <w:rPr>
-                <w:rFonts w:eastAsia="Times New Roman" w:cs="Arial"/>
-                <w:b/>
-                <w:color w:val="EE0000"/>
-                <w:sz w:val="32"/>
-                <w:szCs w:val="32"/>
-                <w:lang w:val="en-IN" w:eastAsia="en-IN" w:bidi="ml-IN"/>
-              </w:rPr>
-            </w:pPr>
-            <w:r>
-              <w:rPr>
-                <w:rFonts w:eastAsia="Times New Roman" w:cs="Arial"/>
-                <w:b/>
-                <w:color w:val="EE0000"/>
-                <w:sz w:val="32"/>
-                <w:szCs w:val="32"/>
-                <w:lang w:val="en-IN" w:eastAsia="en-IN" w:bidi="ml-IN"/>
-              </w:rPr>
-              <w:lastRenderedPageBreak/>
-              <w:t>T.S.1.7.6.7 - Kramam</w:t>
-            </w:r>
-          </w:p>
-          <w:p>
-            <w:pPr>
-              <w:widowControl w:val="0"/>
-              <w:autoSpaceDE w:val="0"/>
-              <w:autoSpaceDN w:val="0"/>
-              <w:adjustRightInd w:val="0"/>
-              <w:spacing w:before="0" w:line="240" w:lineRule="auto"/>
-              <w:rPr>
-                <w:rFonts w:cs="Arial"/>
-                <w:b/>
-                <w:bCs/>
-                <w:color w:val="EE0000"/>
-                <w:sz w:val="28"/>
-                <w:szCs w:val="36"/>
-                <w:lang w:val="en-IN" w:bidi="ml-IN"/>
-              </w:rPr>
-            </w:pPr>
-            <w:r>
-              <w:rPr>
-                <w:rFonts w:cs="Arial"/>
-                <w:b/>
-                <w:bCs/>
-                <w:color w:val="EE0000"/>
-                <w:sz w:val="28"/>
-                <w:szCs w:val="36"/>
-                <w:lang w:val="en-IN" w:bidi="ml-IN"/>
-              </w:rPr>
-              <w:t>Krama Vaakyam No. 42</w:t>
-            </w:r>
-          </w:p>
-          <w:p>
-            <w:pPr>
-              <w:widowControl w:val="0"/>
-              <w:tabs>
-                <w:tab w:val="left" w:pos="993"/>
-              </w:tabs>
-              <w:autoSpaceDE w:val="0"/>
-              <w:autoSpaceDN w:val="0"/>
-              <w:adjustRightInd w:val="0"/>
-              <w:spacing w:before="0" w:line="240" w:lineRule="auto"/>
-              <w:rPr>
-                <w:rFonts w:eastAsia="Times New Roman" w:cs="Arial"/>
-                <w:b/>
-                <w:color w:val="EE0000"/>
-                <w:sz w:val="32"/>
-                <w:szCs w:val="32"/>
-                <w:lang w:val="it-IT" w:eastAsia="en-IN" w:bidi="ml-IN"/>
-              </w:rPr>
-            </w:pPr>
-            <w:r>
-              <w:rPr>
-                <w:rFonts w:cs="Arial"/>
-                <w:b/>
-                <w:bCs/>
-                <w:color w:val="EE0000"/>
-                <w:sz w:val="28"/>
-                <w:szCs w:val="36"/>
-                <w:lang w:val="it-IT" w:bidi="ml-IN"/>
-              </w:rPr>
-              <w:t>Panchaati No. 31</w:t>
-            </w:r>
-          </w:p>
-        </w:tc>
-        <w:tc>
-          <w:tcPr>
-            <w:tcW w:w="5196" w:type="dxa"/>
-          </w:tcPr>
-          <w:p>
-            <w:pPr>
-              <w:widowControl w:val="0"/>
-              <w:autoSpaceDE w:val="0"/>
-              <w:autoSpaceDN w:val="0"/>
-              <w:adjustRightInd w:val="0"/>
-              <w:spacing w:before="0" w:line="240" w:lineRule="auto"/>
-              <w:rPr>
-                <w:rFonts w:ascii="BRH Malayalam Extra" w:hAnsi="BRH Malayalam Extra" w:cs="BRH Malayalam Extra"/>
-                <w:color w:val="EE0000"/>
-                <w:sz w:val="40"/>
-                <w:szCs w:val="40"/>
-                <w:lang w:val="it-IT"/>
-              </w:rPr>
-            </w:pPr>
-            <w:r>
-              <w:rPr>
-                <w:rFonts w:ascii="BRH Malayalam Extra" w:hAnsi="BRH Malayalam Extra" w:cs="BRH Malayalam Extra"/>
-                <w:color w:val="EE0000"/>
-                <w:sz w:val="40"/>
-                <w:szCs w:val="40"/>
-                <w:lang w:val="it-IT"/>
-              </w:rPr>
-              <w:t>m</w:t>
-            </w:r>
-            <w:r>
-              <w:rPr>
-                <w:rFonts w:ascii="BRH Malayalam Extra" w:hAnsi="BRH Malayalam Extra" w:cs="BRH Malayalam Extra"/>
-                <w:b/>
-                <w:color w:val="EE0000"/>
-                <w:sz w:val="32"/>
-                <w:szCs w:val="40"/>
-                <w:lang w:val="it-IT"/>
-              </w:rPr>
-              <w:t>–</w:t>
-            </w:r>
-            <w:r>
-              <w:rPr>
-                <w:rFonts w:ascii="BRH Malayalam Extra" w:hAnsi="BRH Malayalam Extra" w:cs="BRH Malayalam Extra"/>
-                <w:color w:val="EE0000"/>
-                <w:sz w:val="40"/>
-                <w:szCs w:val="40"/>
-                <w:lang w:val="it-IT"/>
-              </w:rPr>
-              <w:t>h</w:t>
-            </w:r>
-            <w:r>
-              <w:rPr>
-                <w:rFonts w:ascii="BRH Malayalam Extra" w:hAnsi="BRH Malayalam Extra" w:cs="BRH Malayalam Extra"/>
-                <w:b/>
-                <w:color w:val="EE0000"/>
-                <w:sz w:val="32"/>
-                <w:szCs w:val="40"/>
-                <w:lang w:val="it-IT"/>
-              </w:rPr>
-              <w:t>–</w:t>
-            </w:r>
-            <w:r>
-              <w:rPr>
-                <w:rFonts w:ascii="BRH Malayalam Extra" w:hAnsi="BRH Malayalam Extra" w:cs="BRH Malayalam Extra"/>
-                <w:color w:val="EE0000"/>
-                <w:sz w:val="40"/>
-                <w:szCs w:val="40"/>
-                <w:lang w:val="it-IT"/>
-              </w:rPr>
-              <w:t>¥Z„d—pk¡</w:t>
-            </w:r>
-            <w:r>
-              <w:rPr>
-                <w:rFonts w:ascii="BRH Malayalam Extra" w:hAnsi="BRH Malayalam Extra" w:cs="BRH Malayalam Extra"/>
-                <w:color w:val="EE0000"/>
-                <w:sz w:val="40"/>
-                <w:szCs w:val="40"/>
-                <w:highlight w:val="yellow"/>
-                <w:lang w:val="it-IT"/>
-              </w:rPr>
-              <w:t>ÆxJ</w:t>
-            </w:r>
-            <w:r>
-              <w:rPr>
-                <w:rFonts w:ascii="BRH Malayalam Extra" w:hAnsi="BRH Malayalam Extra" w:cs="BRH Malayalam Extra"/>
-                <w:color w:val="EE0000"/>
-                <w:sz w:val="40"/>
-                <w:szCs w:val="40"/>
-                <w:lang w:val="it-IT"/>
-              </w:rPr>
-              <w:t xml:space="preserve"> | </w:t>
-            </w:r>
-          </w:p>
-          <w:p>
-            <w:pPr>
-              <w:widowControl w:val="0"/>
-              <w:autoSpaceDE w:val="0"/>
-              <w:autoSpaceDN w:val="0"/>
-              <w:adjustRightInd w:val="0"/>
-              <w:spacing w:before="0" w:line="240" w:lineRule="auto"/>
-              <w:rPr>
-                <w:rFonts w:ascii="BRH Malayalam Extra" w:hAnsi="BRH Malayalam Extra" w:cs="BRH Malayalam Extra"/>
-                <w:color w:val="EE0000"/>
-                <w:sz w:val="40"/>
-                <w:szCs w:val="40"/>
-                <w:lang w:val="it-IT"/>
-              </w:rPr>
-            </w:pPr>
-            <w:r>
-              <w:rPr>
-                <w:rFonts w:ascii="BRH Malayalam Extra" w:hAnsi="BRH Malayalam Extra" w:cs="BRH Malayalam Extra"/>
-                <w:color w:val="EE0000"/>
-                <w:sz w:val="40"/>
-                <w:szCs w:val="40"/>
-                <w:lang w:val="it-IT"/>
-              </w:rPr>
-              <w:t>Ad—pk¡Æx</w:t>
-            </w:r>
-            <w:r>
-              <w:rPr>
-                <w:rFonts w:ascii="BRH Malayalam Extra" w:hAnsi="BRH Malayalam Extra" w:cs="BRH Malayalam Extra"/>
-                <w:b/>
-                <w:color w:val="EE0000"/>
-                <w:sz w:val="32"/>
-                <w:szCs w:val="40"/>
-                <w:lang w:val="it-IT"/>
-              </w:rPr>
-              <w:t>–</w:t>
-            </w:r>
-            <w:r>
-              <w:rPr>
-                <w:rFonts w:ascii="BRH Malayalam Extra" w:hAnsi="BRH Malayalam Extra" w:cs="BRH Malayalam Extra"/>
-                <w:color w:val="EE0000"/>
-                <w:sz w:val="40"/>
-                <w:szCs w:val="40"/>
-                <w:lang w:val="it-IT"/>
-              </w:rPr>
-              <w:t xml:space="preserve"> ¤¤p | </w:t>
-            </w:r>
-          </w:p>
-        </w:tc>
-        <w:tc>
-          <w:tcPr>
-            <w:tcW w:w="5152" w:type="dxa"/>
-          </w:tcPr>
-          <w:p>
-            <w:pPr>
-              <w:widowControl w:val="0"/>
-              <w:autoSpaceDE w:val="0"/>
-              <w:autoSpaceDN w:val="0"/>
-              <w:adjustRightInd w:val="0"/>
-              <w:spacing w:before="0" w:line="240" w:lineRule="auto"/>
-              <w:rPr>
-                <w:rFonts w:ascii="BRH Malayalam Extra" w:hAnsi="BRH Malayalam Extra" w:cs="BRH Malayalam Extra"/>
-                <w:color w:val="EE0000"/>
-                <w:sz w:val="40"/>
-                <w:szCs w:val="40"/>
-                <w:lang w:val="it-IT"/>
-              </w:rPr>
-            </w:pPr>
-            <w:r>
-              <w:rPr>
-                <w:rFonts w:ascii="BRH Malayalam Extra" w:hAnsi="BRH Malayalam Extra" w:cs="BRH Malayalam Extra"/>
-                <w:color w:val="EE0000"/>
-                <w:sz w:val="40"/>
-                <w:szCs w:val="40"/>
-                <w:lang w:val="it-IT"/>
-              </w:rPr>
-              <w:t>m</w:t>
-            </w:r>
-            <w:r>
-              <w:rPr>
-                <w:rFonts w:ascii="BRH Malayalam Extra" w:hAnsi="BRH Malayalam Extra" w:cs="BRH Malayalam Extra"/>
-                <w:b/>
-                <w:color w:val="EE0000"/>
-                <w:sz w:val="32"/>
-                <w:szCs w:val="40"/>
-                <w:lang w:val="it-IT"/>
-              </w:rPr>
-              <w:t>–</w:t>
-            </w:r>
-            <w:r>
-              <w:rPr>
-                <w:rFonts w:ascii="BRH Malayalam Extra" w:hAnsi="BRH Malayalam Extra" w:cs="BRH Malayalam Extra"/>
-                <w:color w:val="EE0000"/>
-                <w:sz w:val="40"/>
-                <w:szCs w:val="40"/>
-                <w:lang w:val="it-IT"/>
-              </w:rPr>
-              <w:t>h</w:t>
-            </w:r>
-            <w:r>
-              <w:rPr>
-                <w:rFonts w:ascii="BRH Malayalam Extra" w:hAnsi="BRH Malayalam Extra" w:cs="BRH Malayalam Extra"/>
-                <w:b/>
-                <w:color w:val="EE0000"/>
-                <w:sz w:val="32"/>
-                <w:szCs w:val="40"/>
-                <w:lang w:val="it-IT"/>
-              </w:rPr>
-              <w:t>–</w:t>
-            </w:r>
-            <w:r>
-              <w:rPr>
-                <w:rFonts w:ascii="BRH Malayalam Extra" w:hAnsi="BRH Malayalam Extra" w:cs="BRH Malayalam Extra"/>
-                <w:color w:val="EE0000"/>
-                <w:sz w:val="40"/>
-                <w:szCs w:val="40"/>
-                <w:lang w:val="it-IT"/>
-              </w:rPr>
-              <w:t>¥Z„d—pk¡</w:t>
-            </w:r>
-            <w:r>
-              <w:rPr>
-                <w:rFonts w:ascii="BRH Malayalam Extra" w:hAnsi="BRH Malayalam Extra" w:cs="BRH Malayalam Extra"/>
-                <w:color w:val="EE0000"/>
-                <w:sz w:val="40"/>
-                <w:szCs w:val="40"/>
-                <w:highlight w:val="green"/>
-                <w:lang w:val="it-IT"/>
-              </w:rPr>
-              <w:t>Æx</w:t>
-            </w:r>
-            <w:r>
-              <w:rPr>
-                <w:rFonts w:ascii="BRH Malayalam Extra" w:hAnsi="BRH Malayalam Extra" w:cs="BRH Malayalam Extra"/>
-                <w:color w:val="EE0000"/>
-                <w:sz w:val="40"/>
-                <w:szCs w:val="40"/>
-                <w:lang w:val="it-IT"/>
-              </w:rPr>
-              <w:t xml:space="preserve"> | </w:t>
-            </w:r>
-          </w:p>
-          <w:p>
-            <w:pPr>
-              <w:widowControl w:val="0"/>
-              <w:autoSpaceDE w:val="0"/>
-              <w:autoSpaceDN w:val="0"/>
-              <w:adjustRightInd w:val="0"/>
-              <w:spacing w:before="0" w:line="240" w:lineRule="auto"/>
-              <w:rPr>
-                <w:rFonts w:ascii="BRH Malayalam Extra" w:hAnsi="BRH Malayalam Extra" w:cs="BRH Malayalam Extra"/>
-                <w:color w:val="EE0000"/>
-                <w:sz w:val="40"/>
-                <w:szCs w:val="40"/>
-                <w:lang w:val="it-IT"/>
-              </w:rPr>
-            </w:pPr>
-            <w:r>
-              <w:rPr>
-                <w:rFonts w:ascii="BRH Malayalam Extra" w:hAnsi="BRH Malayalam Extra" w:cs="BRH Malayalam Extra"/>
-                <w:color w:val="EE0000"/>
-                <w:sz w:val="40"/>
-                <w:szCs w:val="40"/>
-                <w:lang w:val="it-IT"/>
-              </w:rPr>
-              <w:t>Ad—pk¡Æx</w:t>
-            </w:r>
-            <w:r>
-              <w:rPr>
-                <w:rFonts w:ascii="BRH Malayalam Extra" w:hAnsi="BRH Malayalam Extra" w:cs="BRH Malayalam Extra"/>
-                <w:b/>
-                <w:color w:val="EE0000"/>
-                <w:sz w:val="32"/>
-                <w:szCs w:val="40"/>
-                <w:lang w:val="it-IT"/>
-              </w:rPr>
-              <w:t>–</w:t>
-            </w:r>
-            <w:r>
-              <w:rPr>
-                <w:rFonts w:ascii="BRH Malayalam Extra" w:hAnsi="BRH Malayalam Extra" w:cs="BRH Malayalam Extra"/>
-                <w:color w:val="EE0000"/>
-                <w:sz w:val="40"/>
-                <w:szCs w:val="40"/>
-                <w:lang w:val="it-IT"/>
-              </w:rPr>
-              <w:t xml:space="preserve"> ¤¤p |</w:t>
+              <w:t>Z</w:t>
+            </w:r>
+            <w:r>
+              <w:rPr>
+                <w:rFonts w:ascii="BRH Malayalam Extra" w:hAnsi="BRH Malayalam Extra" w:cs="BRH Malayalam Extra"/>
+                <w:sz w:val="40"/>
+                <w:szCs w:val="40"/>
+                <w:lang w:val="it-IT"/>
+              </w:rPr>
+              <w:t xml:space="preserve">—J | </w:t>
             </w:r>
           </w:p>
         </w:tc>
@@ -2380,7 +1472,7 @@
                 <w:szCs w:val="32"/>
                 <w:lang w:val="en-IN" w:eastAsia="en-IN" w:bidi="ml-IN"/>
               </w:rPr>
-              <w:t>6.7</w:t>
+              <w:t>3.4</w:t>
             </w:r>
             <w:r>
               <w:rPr>
@@ -2406,7 +1498,7 @@
                 <w:bCs/>
                 <w:sz w:val="28"/>
                 <w:szCs w:val="36"/>
-                <w:lang w:bidi="ml-IN"/>
+                <w:lang w:val="en-IN" w:bidi="ml-IN"/>
               </w:rPr>
             </w:pPr>
             <w:r>
@@ -2416,10 +1508,29 @@
                 <w:bCs/>
                 <w:sz w:val="28"/>
                 <w:szCs w:val="36"/>
-                <w:lang w:bidi="ml-IN"/>
-              </w:rPr>
-              <w:t xml:space="preserve">Krama Vaakyam No. </w:t>
-            </w:r>
+                <w:lang w:val="en-IN" w:bidi="ml-IN"/>
+              </w:rPr>
+              <w:t>Krama Vaakyam No. 43</w:t>
+            </w:r>
+          </w:p>
+          <w:p>
+            <w:pPr>
+              <w:widowControl w:val="0"/>
+              <w:tabs>
+                <w:tab w:val="left" w:pos="993"/>
+              </w:tabs>
+              <w:autoSpaceDE w:val="0"/>
+              <w:autoSpaceDN w:val="0"/>
+              <w:adjustRightInd w:val="0"/>
+              <w:spacing w:before="0" w:line="240" w:lineRule="auto"/>
+              <w:rPr>
+                <w:rFonts w:eastAsia="Times New Roman" w:cs="Arial"/>
+                <w:b/>
+                <w:sz w:val="32"/>
+                <w:szCs w:val="32"/>
+                <w:lang w:val="it-IT" w:eastAsia="en-IN" w:bidi="ml-IN"/>
+              </w:rPr>
+            </w:pPr>
             <w:r>
               <w:rPr>
                 <w:rFonts w:cs="Arial"/>
@@ -2427,28 +1538,10 @@
                 <w:bCs/>
                 <w:sz w:val="28"/>
                 <w:szCs w:val="36"/>
-                <w:lang w:bidi="ml-IN"/>
-              </w:rPr>
-              <w:t>51</w:t>
-            </w:r>
-          </w:p>
-          <w:p>
-            <w:pPr>
-              <w:widowControl w:val="0"/>
-              <w:tabs>
-                <w:tab w:val="left" w:pos="993"/>
-              </w:tabs>
-              <w:autoSpaceDE w:val="0"/>
-              <w:autoSpaceDN w:val="0"/>
-              <w:adjustRightInd w:val="0"/>
-              <w:spacing w:before="0" w:line="240" w:lineRule="auto"/>
-              <w:rPr>
-                <w:rFonts w:eastAsia="Times New Roman" w:cs="Arial"/>
-                <w:sz w:val="32"/>
-                <w:szCs w:val="32"/>
-                <w:lang w:val="en-IN" w:eastAsia="en-IN" w:bidi="ml-IN"/>
-              </w:rPr>
-            </w:pPr>
+                <w:lang w:val="it-IT" w:bidi="ml-IN"/>
+              </w:rPr>
+              <w:t xml:space="preserve">Panchaati No. </w:t>
+            </w:r>
             <w:r>
               <w:rPr>
                 <w:rFonts w:cs="Arial"/>
@@ -2456,20 +1549,9 @@
                 <w:bCs/>
                 <w:sz w:val="28"/>
                 <w:szCs w:val="36"/>
-                <w:lang w:bidi="ml-IN"/>
-              </w:rPr>
-              <w:t xml:space="preserve">Panchaati No. </w:t>
-            </w:r>
-            <w:r>
-              <w:rPr>
-                <w:rFonts w:cs="Arial"/>
-                <w:b/>
-                <w:bCs/>
-                <w:sz w:val="28"/>
-                <w:szCs w:val="36"/>
-                <w:lang w:bidi="ml-IN"/>
-              </w:rPr>
-              <w:t>31</w:t>
+                <w:lang w:val="it-IT" w:bidi="ml-IN"/>
+              </w:rPr>
+              <w:t>14</w:t>
             </w:r>
           </w:p>
         </w:tc>
@@ -2488,36 +1570,98 @@
                 <w:rFonts w:ascii="BRH Malayalam Extra" w:hAnsi="BRH Malayalam Extra" w:cs="BRH Malayalam Extra"/>
                 <w:sz w:val="40"/>
                 <w:szCs w:val="40"/>
-                <w:lang w:val="en-IN"/>
-              </w:rPr>
-            </w:pPr>
-            <w:r>
-              <w:rPr>
-                <w:rFonts w:ascii="BRH Malayalam Extra" w:hAnsi="BRH Malayalam Extra" w:cs="BRH Malayalam Extra"/>
-                <w:sz w:val="40"/>
-                <w:szCs w:val="40"/>
-                <w:lang w:val="en-IN"/>
-              </w:rPr>
-              <w:t>Bty—Zx²y</w:t>
-            </w:r>
-            <w:r>
-              <w:rPr>
-                <w:rFonts w:ascii="BRH Malayalam Extra" w:hAnsi="BRH Malayalam Extra" w:cs="BRH Malayalam Extra"/>
-                <w:b/>
-                <w:sz w:val="32"/>
-                <w:szCs w:val="40"/>
-                <w:lang w:val="en-IN"/>
-              </w:rPr>
-              <w:t>–</w:t>
-            </w:r>
-            <w:r>
-              <w:rPr>
-                <w:rFonts w:ascii="BRH Malayalam Extra" w:hAnsi="BRH Malayalam Extra" w:cs="BRH Malayalam Extra"/>
-                <w:sz w:val="40"/>
-                <w:szCs w:val="40"/>
-                <w:lang w:val="en-IN"/>
-              </w:rPr>
-              <w:t>ky</w:t>
+                <w:lang w:val="it-IT"/>
+              </w:rPr>
+            </w:pPr>
+            <w:r>
+              <w:rPr>
+                <w:rFonts w:ascii="BRH Malayalam Extra" w:hAnsi="BRH Malayalam Extra" w:cs="BRH Malayalam Extra"/>
+                <w:sz w:val="40"/>
+                <w:szCs w:val="40"/>
+                <w:lang w:val="it-IT"/>
+              </w:rPr>
+              <w:t>A</w:t>
+            </w:r>
+            <w:r>
+              <w:rPr>
+                <w:rFonts w:ascii="BRH Malayalam Extra" w:hAnsi="BRH Malayalam Extra" w:cs="BRH Malayalam Extra"/>
+                <w:b/>
+                <w:sz w:val="32"/>
+                <w:szCs w:val="40"/>
+                <w:lang w:val="it-IT"/>
+              </w:rPr>
+              <w:t>–</w:t>
+            </w:r>
+            <w:r>
+              <w:rPr>
+                <w:rFonts w:ascii="BRH Malayalam Extra" w:hAnsi="BRH Malayalam Extra" w:cs="BRH Malayalam Extra"/>
+                <w:sz w:val="40"/>
+                <w:szCs w:val="40"/>
+                <w:lang w:val="it-IT"/>
+              </w:rPr>
+              <w:t>i¡öZx</w:t>
+            </w:r>
+            <w:r>
+              <w:rPr>
+                <w:rFonts w:ascii="BRH Malayalam Extra" w:hAnsi="BRH Malayalam Extra" w:cs="BRH Malayalam Extra"/>
+                <w:b/>
+                <w:sz w:val="32"/>
+                <w:szCs w:val="40"/>
+                <w:lang w:val="it-IT"/>
+              </w:rPr>
+              <w:t>–</w:t>
+            </w:r>
+            <w:r>
+              <w:rPr>
+                <w:rFonts w:ascii="BRH Malayalam Extra" w:hAnsi="BRH Malayalam Extra" w:cs="BRH Malayalam Extra"/>
+                <w:sz w:val="40"/>
+                <w:szCs w:val="40"/>
+                <w:lang w:val="it-IT"/>
+              </w:rPr>
+              <w:t xml:space="preserve">i¡rôyË§— | </w:t>
+            </w:r>
+          </w:p>
+          <w:p>
+            <w:pPr>
+              <w:widowControl w:val="0"/>
+              <w:autoSpaceDE w:val="0"/>
+              <w:autoSpaceDN w:val="0"/>
+              <w:adjustRightInd w:val="0"/>
+              <w:spacing w:before="0" w:line="252" w:lineRule="auto"/>
+              <w:rPr>
+                <w:rFonts w:ascii="BRH Malayalam Extra" w:hAnsi="BRH Malayalam Extra" w:cs="BRH Malayalam Extra"/>
+                <w:sz w:val="40"/>
+                <w:szCs w:val="40"/>
+                <w:lang w:val="it-IT"/>
+              </w:rPr>
+            </w:pPr>
+            <w:r>
+              <w:rPr>
+                <w:rFonts w:ascii="BRH Malayalam Extra" w:hAnsi="BRH Malayalam Extra" w:cs="BRH Malayalam Extra"/>
+                <w:sz w:val="40"/>
+                <w:szCs w:val="40"/>
+                <w:lang w:val="it-IT"/>
+              </w:rPr>
+              <w:t>A</w:t>
+            </w:r>
+            <w:r>
+              <w:rPr>
+                <w:rFonts w:ascii="BRH Malayalam Extra" w:hAnsi="BRH Malayalam Extra" w:cs="BRH Malayalam Extra"/>
+                <w:b/>
+                <w:sz w:val="32"/>
+                <w:szCs w:val="40"/>
+                <w:lang w:val="it-IT"/>
+              </w:rPr>
+              <w:t>–</w:t>
+            </w:r>
+            <w:r>
+              <w:rPr>
+                <w:rFonts w:ascii="BRH Malayalam Extra" w:hAnsi="BRH Malayalam Extra" w:cs="BRH Malayalam Extra"/>
+                <w:sz w:val="40"/>
+                <w:szCs w:val="40"/>
+                <w:lang w:val="it-IT"/>
+              </w:rPr>
+              <w:t>i¡rôy</w:t>
             </w:r>
             <w:r>
               <w:rPr>
@@ -2525,100 +1669,55 @@
                 <w:sz w:val="40"/>
                 <w:szCs w:val="40"/>
                 <w:highlight w:val="yellow"/>
-                <w:lang w:val="en-IN"/>
-              </w:rPr>
-              <w:t>Zõx</w:t>
-            </w:r>
-            <w:r>
-              <w:rPr>
-                <w:rFonts w:ascii="BRH Malayalam Extra" w:hAnsi="BRH Malayalam Extra" w:cs="BRH Malayalam Extra"/>
-                <w:sz w:val="40"/>
-                <w:szCs w:val="40"/>
-                <w:lang w:val="en-IN"/>
-              </w:rPr>
-              <w:t xml:space="preserve">—tyZ - </w:t>
-            </w:r>
-          </w:p>
-          <w:p>
-            <w:pPr>
-              <w:widowControl w:val="0"/>
-              <w:autoSpaceDE w:val="0"/>
-              <w:autoSpaceDN w:val="0"/>
-              <w:adjustRightInd w:val="0"/>
-              <w:spacing w:before="0" w:line="252" w:lineRule="auto"/>
-              <w:rPr>
-                <w:rFonts w:ascii="BRH Malayalam Extra" w:hAnsi="BRH Malayalam Extra" w:cs="BRH Malayalam Extra"/>
-                <w:color w:val="000000"/>
-                <w:sz w:val="40"/>
-                <w:szCs w:val="40"/>
-                <w:lang w:val="en-IN"/>
-              </w:rPr>
-            </w:pPr>
-            <w:r>
-              <w:rPr>
-                <w:rFonts w:ascii="BRH Malayalam Extra" w:hAnsi="BRH Malayalam Extra" w:cs="BRH Malayalam Extra"/>
-                <w:sz w:val="40"/>
-                <w:szCs w:val="40"/>
-                <w:lang w:val="en-IN"/>
-              </w:rPr>
-              <w:t>A</w:t>
-            </w:r>
-            <w:r>
-              <w:rPr>
-                <w:rFonts w:ascii="BRH Malayalam Extra" w:hAnsi="BRH Malayalam Extra" w:cs="BRH Malayalam Extra"/>
-                <w:b/>
-                <w:sz w:val="32"/>
-                <w:szCs w:val="40"/>
-                <w:lang w:val="en-IN"/>
-              </w:rPr>
-              <w:t>–</w:t>
-            </w:r>
-            <w:r>
-              <w:rPr>
-                <w:rFonts w:ascii="BRH Malayalam Extra" w:hAnsi="BRH Malayalam Extra" w:cs="BRH Malayalam Extra"/>
-                <w:sz w:val="40"/>
-                <w:szCs w:val="40"/>
-                <w:lang w:val="en-IN"/>
-              </w:rPr>
-              <w:t>²y</w:t>
-            </w:r>
-            <w:r>
-              <w:rPr>
-                <w:rFonts w:ascii="BRH Malayalam Extra" w:hAnsi="BRH Malayalam Extra" w:cs="BRH Malayalam Extra"/>
-                <w:b/>
-                <w:sz w:val="32"/>
-                <w:szCs w:val="40"/>
-                <w:lang w:val="en-IN"/>
-              </w:rPr>
-              <w:t>–</w:t>
-            </w:r>
-            <w:r>
-              <w:rPr>
-                <w:rFonts w:ascii="BRH Malayalam Extra" w:hAnsi="BRH Malayalam Extra" w:cs="BRH Malayalam Extra"/>
-                <w:sz w:val="40"/>
-                <w:szCs w:val="40"/>
-                <w:lang w:val="en-IN"/>
-              </w:rPr>
-              <w:t>J | sË—s</w:t>
-            </w:r>
-            <w:r>
-              <w:rPr>
-                <w:rFonts w:ascii="BRH Malayalam Extra" w:hAnsi="BRH Malayalam Extra" w:cs="BRH Malayalam Extra"/>
-                <w:b/>
-                <w:sz w:val="32"/>
-                <w:szCs w:val="40"/>
-                <w:lang w:val="en-IN"/>
-              </w:rPr>
-              <w:t>–</w:t>
-            </w:r>
-            <w:r>
-              <w:rPr>
-                <w:rFonts w:ascii="BRH Malayalam Extra" w:hAnsi="BRH Malayalam Extra" w:cs="BRH Malayalam Extra"/>
-                <w:sz w:val="40"/>
-                <w:szCs w:val="40"/>
-                <w:lang w:val="en-IN"/>
-              </w:rPr>
-              <w:t>hJ |</w:t>
+                <w:lang w:val="it-IT"/>
+              </w:rPr>
+              <w:t>©—</w:t>
+            </w:r>
+            <w:r>
+              <w:rPr>
+                <w:rFonts w:ascii="BRH Malayalam Extra" w:hAnsi="BRH Malayalam Extra" w:cs="BRH Malayalam Extra"/>
+                <w:sz w:val="40"/>
+                <w:szCs w:val="40"/>
+                <w:lang w:val="it-IT"/>
+              </w:rPr>
+              <w:t xml:space="preserve"> </w:t>
+            </w:r>
+            <w:r>
+              <w:rPr>
+                <w:rFonts w:ascii="BRH Devanagari Extra" w:hAnsi="BRH Devanagari Extra" w:cs="BRH Malayalam Extra"/>
+                <w:sz w:val="32"/>
+                <w:szCs w:val="40"/>
+                <w:lang w:val="it-IT"/>
+              </w:rPr>
+              <w:t>Æ</w:t>
+            </w:r>
+            <w:r>
+              <w:rPr>
+                <w:rFonts w:ascii="BRH Malayalam Extra" w:hAnsi="BRH Malayalam Extra" w:cs="BRH Malayalam Extra"/>
+                <w:sz w:val="40"/>
+                <w:szCs w:val="40"/>
+                <w:lang w:val="it-IT"/>
+              </w:rPr>
+              <w:t>¥mx</w:t>
+            </w:r>
+            <w:r>
+              <w:rPr>
+                <w:rFonts w:ascii="BRH Malayalam Extra" w:hAnsi="BRH Malayalam Extra" w:cs="BRH Malayalam Extra"/>
+                <w:b/>
+                <w:sz w:val="32"/>
+                <w:szCs w:val="40"/>
+                <w:lang w:val="it-IT"/>
+              </w:rPr>
+              <w:t>–</w:t>
+            </w:r>
+            <w:r>
+              <w:rPr>
+                <w:rFonts w:ascii="BRH Malayalam Extra" w:hAnsi="BRH Malayalam Extra" w:cs="BRH Malayalam Extra"/>
+                <w:sz w:val="40"/>
+                <w:szCs w:val="40"/>
+                <w:lang w:val="it-IT"/>
+              </w:rPr>
+              <w:t>¥K |</w:t>
             </w:r>
           </w:p>
         </w:tc>
@@ -2637,6 +1736,385 @@
                 <w:rFonts w:ascii="BRH Malayalam Extra" w:hAnsi="BRH Malayalam Extra" w:cs="BRH Malayalam Extra"/>
                 <w:sz w:val="40"/>
                 <w:szCs w:val="40"/>
+                <w:lang w:val="it-IT"/>
+              </w:rPr>
+            </w:pPr>
+            <w:r>
+              <w:rPr>
+                <w:rFonts w:ascii="BRH Malayalam Extra" w:hAnsi="BRH Malayalam Extra" w:cs="BRH Malayalam Extra"/>
+                <w:sz w:val="40"/>
+                <w:szCs w:val="40"/>
+                <w:lang w:val="it-IT"/>
+              </w:rPr>
+              <w:t>A</w:t>
+            </w:r>
+            <w:r>
+              <w:rPr>
+                <w:rFonts w:ascii="BRH Malayalam Extra" w:hAnsi="BRH Malayalam Extra" w:cs="BRH Malayalam Extra"/>
+                <w:b/>
+                <w:sz w:val="32"/>
+                <w:szCs w:val="40"/>
+                <w:lang w:val="it-IT"/>
+              </w:rPr>
+              <w:t>–</w:t>
+            </w:r>
+            <w:r>
+              <w:rPr>
+                <w:rFonts w:ascii="BRH Malayalam Extra" w:hAnsi="BRH Malayalam Extra" w:cs="BRH Malayalam Extra"/>
+                <w:sz w:val="40"/>
+                <w:szCs w:val="40"/>
+                <w:lang w:val="it-IT"/>
+              </w:rPr>
+              <w:t>i¡öZx</w:t>
+            </w:r>
+            <w:r>
+              <w:rPr>
+                <w:rFonts w:ascii="BRH Malayalam Extra" w:hAnsi="BRH Malayalam Extra" w:cs="BRH Malayalam Extra"/>
+                <w:b/>
+                <w:sz w:val="32"/>
+                <w:szCs w:val="40"/>
+                <w:lang w:val="it-IT"/>
+              </w:rPr>
+              <w:t>–</w:t>
+            </w:r>
+            <w:r>
+              <w:rPr>
+                <w:rFonts w:ascii="BRH Malayalam Extra" w:hAnsi="BRH Malayalam Extra" w:cs="BRH Malayalam Extra"/>
+                <w:sz w:val="40"/>
+                <w:szCs w:val="40"/>
+                <w:lang w:val="it-IT"/>
+              </w:rPr>
+              <w:t xml:space="preserve">i¡rôyË§— | </w:t>
+            </w:r>
+          </w:p>
+          <w:p>
+            <w:pPr>
+              <w:widowControl w:val="0"/>
+              <w:autoSpaceDE w:val="0"/>
+              <w:autoSpaceDN w:val="0"/>
+              <w:adjustRightInd w:val="0"/>
+              <w:spacing w:before="0" w:line="252" w:lineRule="auto"/>
+              <w:rPr>
+                <w:rFonts w:ascii="BRH Malayalam Extra" w:hAnsi="BRH Malayalam Extra" w:cs="BRH Malayalam Extra"/>
+                <w:sz w:val="40"/>
+                <w:szCs w:val="40"/>
+                <w:lang w:val="it-IT"/>
+              </w:rPr>
+            </w:pPr>
+            <w:r>
+              <w:rPr>
+                <w:rFonts w:ascii="BRH Malayalam Extra" w:hAnsi="BRH Malayalam Extra" w:cs="BRH Malayalam Extra"/>
+                <w:sz w:val="40"/>
+                <w:szCs w:val="40"/>
+                <w:lang w:val="it-IT"/>
+              </w:rPr>
+              <w:t>A</w:t>
+            </w:r>
+            <w:r>
+              <w:rPr>
+                <w:rFonts w:ascii="BRH Malayalam Extra" w:hAnsi="BRH Malayalam Extra" w:cs="BRH Malayalam Extra"/>
+                <w:b/>
+                <w:sz w:val="32"/>
+                <w:szCs w:val="40"/>
+                <w:lang w:val="it-IT"/>
+              </w:rPr>
+              <w:t>–</w:t>
+            </w:r>
+            <w:r>
+              <w:rPr>
+                <w:rFonts w:ascii="BRH Malayalam Extra" w:hAnsi="BRH Malayalam Extra" w:cs="BRH Malayalam Extra"/>
+                <w:sz w:val="40"/>
+                <w:szCs w:val="40"/>
+                <w:lang w:val="it-IT"/>
+              </w:rPr>
+              <w:t>i¡</w:t>
+            </w:r>
+            <w:r>
+              <w:rPr>
+                <w:rFonts w:ascii="BRH Malayalam Extra" w:hAnsi="BRH Malayalam Extra" w:cs="BRH Malayalam Extra"/>
+                <w:sz w:val="40"/>
+                <w:szCs w:val="40"/>
+                <w:highlight w:val="green"/>
+                <w:lang w:val="it-IT"/>
+              </w:rPr>
+              <w:t>rô</w:t>
+            </w:r>
+            <w:r>
+              <w:rPr>
+                <w:rFonts w:ascii="BRH Malayalam Extra" w:hAnsi="BRH Malayalam Extra" w:cs="BRH Malayalam Extra"/>
+                <w:sz w:val="40"/>
+                <w:szCs w:val="40"/>
+                <w:lang w:val="it-IT"/>
+              </w:rPr>
+              <w:t xml:space="preserve">y—© </w:t>
+            </w:r>
+            <w:r>
+              <w:rPr>
+                <w:rFonts w:ascii="BRH Devanagari Extra" w:hAnsi="BRH Devanagari Extra" w:cs="BRH Malayalam Extra"/>
+                <w:sz w:val="32"/>
+                <w:szCs w:val="40"/>
+                <w:lang w:val="it-IT"/>
+              </w:rPr>
+              <w:t>Æ</w:t>
+            </w:r>
+            <w:r>
+              <w:rPr>
+                <w:rFonts w:ascii="BRH Malayalam Extra" w:hAnsi="BRH Malayalam Extra" w:cs="BRH Malayalam Extra"/>
+                <w:sz w:val="40"/>
+                <w:szCs w:val="40"/>
+                <w:lang w:val="it-IT"/>
+              </w:rPr>
+              <w:t>¥mx</w:t>
+            </w:r>
+            <w:r>
+              <w:rPr>
+                <w:rFonts w:ascii="BRH Malayalam Extra" w:hAnsi="BRH Malayalam Extra" w:cs="BRH Malayalam Extra"/>
+                <w:b/>
+                <w:sz w:val="32"/>
+                <w:szCs w:val="40"/>
+                <w:lang w:val="it-IT"/>
+              </w:rPr>
+              <w:t>–</w:t>
+            </w:r>
+            <w:r>
+              <w:rPr>
+                <w:rFonts w:ascii="BRH Malayalam Extra" w:hAnsi="BRH Malayalam Extra" w:cs="BRH Malayalam Extra"/>
+                <w:sz w:val="40"/>
+                <w:szCs w:val="40"/>
+                <w:lang w:val="it-IT"/>
+              </w:rPr>
+              <w:t>¥K |</w:t>
+            </w:r>
+          </w:p>
+        </w:tc>
+      </w:tr>
+      <w:tr>
+        <w:trPr>
+          <w:trHeight w:val="1266"/>
+        </w:trPr>
+        <w:tc>
+          <w:tcPr>
+            <w:tcW w:w="3686" w:type="dxa"/>
+          </w:tcPr>
+          <w:p>
+            <w:pPr>
+              <w:widowControl w:val="0"/>
+              <w:tabs>
+                <w:tab w:val="left" w:pos="993"/>
+              </w:tabs>
+              <w:autoSpaceDE w:val="0"/>
+              <w:autoSpaceDN w:val="0"/>
+              <w:adjustRightInd w:val="0"/>
+              <w:spacing w:before="0" w:line="240" w:lineRule="auto"/>
+              <w:rPr>
+                <w:rFonts w:eastAsia="Times New Roman" w:cs="Arial"/>
+                <w:b/>
+                <w:sz w:val="32"/>
+                <w:szCs w:val="32"/>
+                <w:lang w:val="en-IN" w:eastAsia="en-IN" w:bidi="ml-IN"/>
+              </w:rPr>
+            </w:pPr>
+            <w:r>
+              <w:rPr>
+                <w:rFonts w:eastAsia="Times New Roman" w:cs="Arial"/>
+                <w:b/>
+                <w:sz w:val="32"/>
+                <w:szCs w:val="32"/>
+                <w:lang w:val="en-IN" w:eastAsia="en-IN" w:bidi="ml-IN"/>
+              </w:rPr>
+              <w:lastRenderedPageBreak/>
+              <w:t>T.S.1.7.</w:t>
+            </w:r>
+            <w:r>
+              <w:rPr>
+                <w:rFonts w:eastAsia="Times New Roman" w:cs="Arial"/>
+                <w:b/>
+                <w:sz w:val="32"/>
+                <w:szCs w:val="32"/>
+                <w:lang w:val="en-IN" w:eastAsia="en-IN" w:bidi="ml-IN"/>
+              </w:rPr>
+              <w:t>4.1</w:t>
+            </w:r>
+            <w:r>
+              <w:rPr>
+                <w:rFonts w:eastAsia="Times New Roman" w:cs="Arial"/>
+                <w:b/>
+                <w:sz w:val="32"/>
+                <w:szCs w:val="32"/>
+                <w:lang w:val="en-IN" w:eastAsia="en-IN" w:bidi="ml-IN"/>
+              </w:rPr>
+              <w:t xml:space="preserve"> - Kramam</w:t>
+            </w:r>
+          </w:p>
+          <w:p>
+            <w:pPr>
+              <w:widowControl w:val="0"/>
+              <w:autoSpaceDE w:val="0"/>
+              <w:autoSpaceDN w:val="0"/>
+              <w:adjustRightInd w:val="0"/>
+              <w:spacing w:before="0" w:line="240" w:lineRule="auto"/>
+              <w:rPr>
+                <w:rFonts w:cs="Arial"/>
+                <w:b/>
+                <w:bCs/>
+                <w:sz w:val="28"/>
+                <w:szCs w:val="36"/>
+                <w:lang w:val="it-IT" w:bidi="ml-IN"/>
+              </w:rPr>
+            </w:pPr>
+            <w:r>
+              <w:rPr>
+                <w:rFonts w:cs="Arial"/>
+                <w:b/>
+                <w:bCs/>
+                <w:sz w:val="28"/>
+                <w:szCs w:val="36"/>
+                <w:lang w:val="it-IT" w:bidi="ml-IN"/>
+              </w:rPr>
+              <w:t xml:space="preserve">Krama Vaakyam No. </w:t>
+            </w:r>
+            <w:r>
+              <w:rPr>
+                <w:rFonts w:cs="Arial"/>
+                <w:b/>
+                <w:bCs/>
+                <w:sz w:val="28"/>
+                <w:szCs w:val="36"/>
+                <w:lang w:val="it-IT" w:bidi="ml-IN"/>
+              </w:rPr>
+              <w:t>41</w:t>
+            </w:r>
+          </w:p>
+          <w:p>
+            <w:pPr>
+              <w:widowControl w:val="0"/>
+              <w:tabs>
+                <w:tab w:val="left" w:pos="993"/>
+              </w:tabs>
+              <w:autoSpaceDE w:val="0"/>
+              <w:autoSpaceDN w:val="0"/>
+              <w:adjustRightInd w:val="0"/>
+              <w:spacing w:before="0" w:line="240" w:lineRule="auto"/>
+              <w:rPr>
+                <w:rFonts w:eastAsia="Times New Roman" w:cs="Arial"/>
+                <w:b/>
+                <w:sz w:val="32"/>
+                <w:szCs w:val="32"/>
+                <w:lang w:val="it-IT" w:eastAsia="en-IN" w:bidi="ml-IN"/>
+              </w:rPr>
+            </w:pPr>
+            <w:r>
+              <w:rPr>
+                <w:rFonts w:cs="Arial"/>
+                <w:b/>
+                <w:bCs/>
+                <w:sz w:val="28"/>
+                <w:szCs w:val="36"/>
+                <w:lang w:val="it-IT" w:bidi="ml-IN"/>
+              </w:rPr>
+              <w:t xml:space="preserve">Panchaati No. </w:t>
+            </w:r>
+            <w:r>
+              <w:rPr>
+                <w:rFonts w:cs="Arial"/>
+                <w:b/>
+                <w:bCs/>
+                <w:sz w:val="28"/>
+                <w:szCs w:val="36"/>
+                <w:lang w:val="it-IT" w:bidi="ml-IN"/>
+              </w:rPr>
+              <w:t>15</w:t>
+            </w:r>
+          </w:p>
+        </w:tc>
+        <w:tc>
+          <w:tcPr>
+            <w:tcW w:w="5196" w:type="dxa"/>
+          </w:tcPr>
+          <w:p>
+            <w:pPr>
+              <w:widowControl w:val="0"/>
+              <w:autoSpaceDE w:val="0"/>
+              <w:autoSpaceDN w:val="0"/>
+              <w:adjustRightInd w:val="0"/>
+              <w:spacing w:before="0" w:line="252" w:lineRule="auto"/>
+              <w:rPr>
+                <w:rFonts w:ascii="BRH Malayalam Extra" w:hAnsi="BRH Malayalam Extra" w:cs="BRH Malayalam Extra"/>
+                <w:sz w:val="40"/>
+                <w:szCs w:val="40"/>
+              </w:rPr>
+            </w:pPr>
+            <w:r>
+              <w:rPr>
+                <w:rFonts w:ascii="BRH Malayalam Extra" w:hAnsi="BRH Malayalam Extra" w:cs="BRH Malayalam Extra"/>
+                <w:sz w:val="40"/>
+                <w:szCs w:val="40"/>
+              </w:rPr>
+              <w:t>s£</w:t>
+            </w:r>
+            <w:r>
+              <w:rPr>
+                <w:rFonts w:ascii="BRH Malayalam Extra" w:hAnsi="BRH Malayalam Extra" w:cs="BRH Malayalam Extra"/>
+                <w:b/>
+                <w:sz w:val="32"/>
+                <w:szCs w:val="40"/>
+              </w:rPr>
+              <w:t>–</w:t>
+            </w:r>
+            <w:r>
+              <w:rPr>
+                <w:rFonts w:ascii="BRH Malayalam Extra" w:hAnsi="BRH Malayalam Extra" w:cs="BRH Malayalam Extra"/>
+                <w:sz w:val="40"/>
+                <w:szCs w:val="40"/>
+              </w:rPr>
+              <w:t>R</w:t>
+            </w:r>
+            <w:r>
+              <w:rPr>
+                <w:rFonts w:ascii="BRH Malayalam Extra" w:hAnsi="BRH Malayalam Extra" w:cs="BRH Malayalam Extra"/>
+                <w:b/>
+                <w:sz w:val="32"/>
+                <w:szCs w:val="40"/>
+              </w:rPr>
+              <w:t>–</w:t>
+            </w:r>
+            <w:r>
+              <w:rPr>
+                <w:rFonts w:ascii="BRH Malayalam Extra" w:hAnsi="BRH Malayalam Extra" w:cs="BRH Malayalam Extra"/>
+                <w:sz w:val="40"/>
+                <w:szCs w:val="40"/>
+              </w:rPr>
+              <w:t>¥Z</w:t>
+            </w:r>
+            <w:r>
+              <w:rPr>
+                <w:rFonts w:ascii="BRH Malayalam Extra" w:hAnsi="BRH Malayalam Extra" w:cs="BRH Malayalam Extra"/>
+                <w:b/>
+                <w:sz w:val="32"/>
+                <w:szCs w:val="40"/>
+              </w:rPr>
+              <w:t>–</w:t>
+            </w:r>
+            <w:r>
+              <w:rPr>
+                <w:rFonts w:ascii="BRH Malayalam Extra" w:hAnsi="BRH Malayalam Extra" w:cs="BRH Malayalam Extra"/>
+                <w:sz w:val="40"/>
+                <w:szCs w:val="40"/>
+              </w:rPr>
+              <w:t xml:space="preserve">„¥²J | </w:t>
+            </w:r>
+          </w:p>
+          <w:p>
+            <w:pPr>
+              <w:widowControl w:val="0"/>
+              <w:autoSpaceDE w:val="0"/>
+              <w:autoSpaceDN w:val="0"/>
+              <w:adjustRightInd w:val="0"/>
+              <w:spacing w:before="0" w:line="252" w:lineRule="auto"/>
+              <w:rPr>
+                <w:rFonts w:ascii="BRH Malayalam Extra" w:hAnsi="BRH Malayalam Extra" w:cs="BRH Malayalam Extra"/>
+                <w:sz w:val="40"/>
+                <w:szCs w:val="40"/>
                 <w:lang w:val="en-IN"/>
               </w:rPr>
             </w:pPr>
@@ -2645,28 +2123,631 @@
                 <w:rFonts w:ascii="BRH Malayalam Extra" w:hAnsi="BRH Malayalam Extra" w:cs="BRH Malayalam Extra"/>
                 <w:sz w:val="40"/>
                 <w:szCs w:val="40"/>
+              </w:rPr>
+              <w:t>A</w:t>
+            </w:r>
+            <w:r>
+              <w:rPr>
+                <w:rFonts w:ascii="BRH Malayalam Extra" w:hAnsi="BRH Malayalam Extra" w:cs="BRH Malayalam Extra"/>
+                <w:b/>
+                <w:sz w:val="32"/>
+                <w:szCs w:val="40"/>
+              </w:rPr>
+              <w:t>–</w:t>
+            </w:r>
+            <w:r>
+              <w:rPr>
+                <w:rFonts w:ascii="BRH Malayalam Extra" w:hAnsi="BRH Malayalam Extra" w:cs="BRH Malayalam Extra"/>
+                <w:sz w:val="40"/>
+                <w:szCs w:val="40"/>
+              </w:rPr>
+              <w:t>¥</w:t>
+            </w:r>
+            <w:r>
+              <w:rPr>
+                <w:rFonts w:ascii="BRH Malayalam Extra" w:hAnsi="BRH Malayalam Extra" w:cs="BRH Malayalam Extra"/>
+                <w:sz w:val="40"/>
+                <w:szCs w:val="40"/>
+                <w:highlight w:val="yellow"/>
+              </w:rPr>
+              <w:t>²</w:t>
+            </w:r>
+            <w:r>
+              <w:rPr>
+                <w:rFonts w:ascii="BRH Malayalam Extra" w:hAnsi="BRH Malayalam Extra" w:cs="BRH Malayalam Extra"/>
+                <w:sz w:val="40"/>
+                <w:szCs w:val="40"/>
+              </w:rPr>
+              <w:t xml:space="preserve"> sûy—ræ</w:t>
+            </w:r>
+            <w:r>
+              <w:rPr>
+                <w:rFonts w:ascii="BRH Malayalam Extra" w:hAnsi="BRH Malayalam Extra" w:cs="BRH Malayalam Extra"/>
+                <w:b/>
+                <w:sz w:val="32"/>
+                <w:szCs w:val="40"/>
+              </w:rPr>
+              <w:t>–</w:t>
+            </w:r>
+            <w:r>
+              <w:rPr>
+                <w:rFonts w:ascii="BRH Malayalam Extra" w:hAnsi="BRH Malayalam Extra" w:cs="BRH Malayalam Extra"/>
+                <w:sz w:val="40"/>
+                <w:szCs w:val="40"/>
+              </w:rPr>
+              <w:t>K£Z—J |</w:t>
+            </w:r>
+          </w:p>
+        </w:tc>
+        <w:tc>
+          <w:tcPr>
+            <w:tcW w:w="5152" w:type="dxa"/>
+          </w:tcPr>
+          <w:p>
+            <w:pPr>
+              <w:widowControl w:val="0"/>
+              <w:autoSpaceDE w:val="0"/>
+              <w:autoSpaceDN w:val="0"/>
+              <w:adjustRightInd w:val="0"/>
+              <w:spacing w:before="0" w:line="252" w:lineRule="auto"/>
+              <w:rPr>
+                <w:rFonts w:ascii="BRH Malayalam Extra" w:hAnsi="BRH Malayalam Extra" w:cs="BRH Malayalam Extra"/>
+                <w:sz w:val="40"/>
+                <w:szCs w:val="40"/>
+              </w:rPr>
+            </w:pPr>
+            <w:r>
+              <w:rPr>
+                <w:rFonts w:ascii="BRH Malayalam Extra" w:hAnsi="BRH Malayalam Extra" w:cs="BRH Malayalam Extra"/>
+                <w:sz w:val="40"/>
+                <w:szCs w:val="40"/>
+              </w:rPr>
+              <w:t>s£</w:t>
+            </w:r>
+            <w:r>
+              <w:rPr>
+                <w:rFonts w:ascii="BRH Malayalam Extra" w:hAnsi="BRH Malayalam Extra" w:cs="BRH Malayalam Extra"/>
+                <w:b/>
+                <w:sz w:val="32"/>
+                <w:szCs w:val="40"/>
+              </w:rPr>
+              <w:t>–</w:t>
+            </w:r>
+            <w:r>
+              <w:rPr>
+                <w:rFonts w:ascii="BRH Malayalam Extra" w:hAnsi="BRH Malayalam Extra" w:cs="BRH Malayalam Extra"/>
+                <w:sz w:val="40"/>
+                <w:szCs w:val="40"/>
+              </w:rPr>
+              <w:t>R</w:t>
+            </w:r>
+            <w:r>
+              <w:rPr>
+                <w:rFonts w:ascii="BRH Malayalam Extra" w:hAnsi="BRH Malayalam Extra" w:cs="BRH Malayalam Extra"/>
+                <w:b/>
+                <w:sz w:val="32"/>
+                <w:szCs w:val="40"/>
+              </w:rPr>
+              <w:t>–</w:t>
+            </w:r>
+            <w:r>
+              <w:rPr>
+                <w:rFonts w:ascii="BRH Malayalam Extra" w:hAnsi="BRH Malayalam Extra" w:cs="BRH Malayalam Extra"/>
+                <w:sz w:val="40"/>
+                <w:szCs w:val="40"/>
+              </w:rPr>
+              <w:t>¥Z</w:t>
+            </w:r>
+            <w:r>
+              <w:rPr>
+                <w:rFonts w:ascii="BRH Malayalam Extra" w:hAnsi="BRH Malayalam Extra" w:cs="BRH Malayalam Extra"/>
+                <w:b/>
+                <w:sz w:val="32"/>
+                <w:szCs w:val="40"/>
+              </w:rPr>
+              <w:t>–</w:t>
+            </w:r>
+            <w:r>
+              <w:rPr>
+                <w:rFonts w:ascii="BRH Malayalam Extra" w:hAnsi="BRH Malayalam Extra" w:cs="BRH Malayalam Extra"/>
+                <w:sz w:val="40"/>
+                <w:szCs w:val="40"/>
+              </w:rPr>
+              <w:t xml:space="preserve">„¥²J | </w:t>
+            </w:r>
+          </w:p>
+          <w:p>
+            <w:pPr>
+              <w:widowControl w:val="0"/>
+              <w:autoSpaceDE w:val="0"/>
+              <w:autoSpaceDN w:val="0"/>
+              <w:adjustRightInd w:val="0"/>
+              <w:spacing w:before="0" w:line="252" w:lineRule="auto"/>
+              <w:rPr>
+                <w:rFonts w:ascii="BRH Malayalam Extra" w:hAnsi="BRH Malayalam Extra" w:cs="BRH Malayalam Extra"/>
+                <w:sz w:val="40"/>
+                <w:szCs w:val="40"/>
+              </w:rPr>
+            </w:pPr>
+            <w:r>
+              <w:rPr>
+                <w:rFonts w:ascii="BRH Malayalam Extra" w:hAnsi="BRH Malayalam Extra" w:cs="BRH Malayalam Extra"/>
+                <w:sz w:val="40"/>
+                <w:szCs w:val="40"/>
+              </w:rPr>
+              <w:t>A</w:t>
+            </w:r>
+            <w:r>
+              <w:rPr>
+                <w:rFonts w:ascii="BRH Malayalam Extra" w:hAnsi="BRH Malayalam Extra" w:cs="BRH Malayalam Extra"/>
+                <w:b/>
+                <w:sz w:val="32"/>
+                <w:szCs w:val="40"/>
+              </w:rPr>
+              <w:t>–</w:t>
+            </w:r>
+            <w:r>
+              <w:rPr>
+                <w:rFonts w:ascii="BRH Malayalam Extra" w:hAnsi="BRH Malayalam Extra" w:cs="BRH Malayalam Extra"/>
+                <w:sz w:val="40"/>
+                <w:szCs w:val="40"/>
+              </w:rPr>
+              <w:t>¥²</w:t>
+            </w:r>
+            <w:r>
+              <w:rPr>
+                <w:rFonts w:ascii="BRH Malayalam Extra" w:hAnsi="BRH Malayalam Extra" w:cs="BRH Malayalam Extra"/>
+                <w:sz w:val="40"/>
+                <w:szCs w:val="40"/>
+                <w:highlight w:val="green"/>
+              </w:rPr>
+              <w:t>J</w:t>
+            </w:r>
+            <w:r>
+              <w:rPr>
+                <w:rFonts w:ascii="BRH Malayalam Extra" w:hAnsi="BRH Malayalam Extra" w:cs="BRH Malayalam Extra"/>
+                <w:sz w:val="40"/>
+                <w:szCs w:val="40"/>
+              </w:rPr>
+              <w:t xml:space="preserve"> sûy—ræ</w:t>
+            </w:r>
+            <w:r>
+              <w:rPr>
+                <w:rFonts w:ascii="BRH Malayalam Extra" w:hAnsi="BRH Malayalam Extra" w:cs="BRH Malayalam Extra"/>
+                <w:b/>
+                <w:sz w:val="32"/>
+                <w:szCs w:val="40"/>
+              </w:rPr>
+              <w:t>–</w:t>
+            </w:r>
+            <w:r>
+              <w:rPr>
+                <w:rFonts w:ascii="BRH Malayalam Extra" w:hAnsi="BRH Malayalam Extra" w:cs="BRH Malayalam Extra"/>
+                <w:sz w:val="40"/>
+                <w:szCs w:val="40"/>
+              </w:rPr>
+              <w:t>K£Z—J |</w:t>
+            </w:r>
+          </w:p>
+        </w:tc>
+      </w:tr>
+      <w:tr>
+        <w:trPr>
+          <w:trHeight w:val="1399"/>
+        </w:trPr>
+        <w:tc>
+          <w:tcPr>
+            <w:tcW w:w="3686" w:type="dxa"/>
+          </w:tcPr>
+          <w:p>
+            <w:pPr>
+              <w:widowControl w:val="0"/>
+              <w:tabs>
+                <w:tab w:val="left" w:pos="993"/>
+              </w:tabs>
+              <w:autoSpaceDE w:val="0"/>
+              <w:autoSpaceDN w:val="0"/>
+              <w:adjustRightInd w:val="0"/>
+              <w:spacing w:before="0" w:line="240" w:lineRule="auto"/>
+              <w:rPr>
+                <w:rFonts w:eastAsia="Times New Roman" w:cs="Arial"/>
+                <w:b/>
+                <w:sz w:val="32"/>
+                <w:szCs w:val="32"/>
+                <w:lang w:val="en-IN" w:eastAsia="en-IN" w:bidi="ml-IN"/>
+              </w:rPr>
+            </w:pPr>
+            <w:r>
+              <w:rPr>
+                <w:rFonts w:eastAsia="Times New Roman" w:cs="Arial"/>
+                <w:b/>
+                <w:sz w:val="32"/>
+                <w:szCs w:val="32"/>
+                <w:lang w:val="en-IN" w:eastAsia="en-IN" w:bidi="ml-IN"/>
+              </w:rPr>
+              <w:t>T.S.1.7.</w:t>
+            </w:r>
+            <w:r>
+              <w:rPr>
+                <w:rFonts w:eastAsia="Times New Roman" w:cs="Arial"/>
+                <w:b/>
+                <w:sz w:val="32"/>
+                <w:szCs w:val="32"/>
+                <w:lang w:val="en-IN" w:eastAsia="en-IN" w:bidi="ml-IN"/>
+              </w:rPr>
+              <w:t>5.2</w:t>
+            </w:r>
+            <w:r>
+              <w:rPr>
+                <w:rFonts w:eastAsia="Times New Roman" w:cs="Arial"/>
+                <w:b/>
+                <w:sz w:val="32"/>
+                <w:szCs w:val="32"/>
+                <w:lang w:val="en-IN" w:eastAsia="en-IN" w:bidi="ml-IN"/>
+              </w:rPr>
+              <w:t xml:space="preserve"> - Kramam</w:t>
+            </w:r>
+          </w:p>
+          <w:p>
+            <w:pPr>
+              <w:widowControl w:val="0"/>
+              <w:autoSpaceDE w:val="0"/>
+              <w:autoSpaceDN w:val="0"/>
+              <w:adjustRightInd w:val="0"/>
+              <w:spacing w:before="0" w:line="240" w:lineRule="auto"/>
+              <w:rPr>
+                <w:rFonts w:cs="Arial"/>
+                <w:b/>
+                <w:bCs/>
+                <w:sz w:val="28"/>
+                <w:szCs w:val="36"/>
+                <w:lang w:val="en-IN" w:bidi="ml-IN"/>
+              </w:rPr>
+            </w:pPr>
+            <w:r>
+              <w:rPr>
+                <w:rFonts w:cs="Arial"/>
+                <w:b/>
+                <w:bCs/>
+                <w:sz w:val="28"/>
+                <w:szCs w:val="36"/>
+                <w:lang w:val="en-IN" w:bidi="ml-IN"/>
+              </w:rPr>
+              <w:t>Krama Vaakyam No. 30</w:t>
+            </w:r>
+          </w:p>
+          <w:p>
+            <w:pPr>
+              <w:widowControl w:val="0"/>
+              <w:tabs>
+                <w:tab w:val="left" w:pos="993"/>
+              </w:tabs>
+              <w:autoSpaceDE w:val="0"/>
+              <w:autoSpaceDN w:val="0"/>
+              <w:adjustRightInd w:val="0"/>
+              <w:spacing w:before="0" w:line="240" w:lineRule="auto"/>
+              <w:rPr>
+                <w:rFonts w:eastAsia="Times New Roman" w:cs="Arial"/>
+                <w:b/>
+                <w:sz w:val="32"/>
+                <w:szCs w:val="32"/>
+                <w:lang w:val="it-IT" w:eastAsia="en-IN" w:bidi="ml-IN"/>
+              </w:rPr>
+            </w:pPr>
+            <w:r>
+              <w:rPr>
+                <w:rFonts w:cs="Arial"/>
+                <w:b/>
+                <w:bCs/>
+                <w:sz w:val="28"/>
+                <w:szCs w:val="36"/>
+                <w:lang w:val="it-IT" w:bidi="ml-IN"/>
+              </w:rPr>
+              <w:t xml:space="preserve">Panchaati No. </w:t>
+            </w:r>
+            <w:r>
+              <w:rPr>
+                <w:rFonts w:cs="Arial"/>
+                <w:b/>
+                <w:bCs/>
+                <w:sz w:val="28"/>
+                <w:szCs w:val="36"/>
+                <w:lang w:val="it-IT" w:bidi="ml-IN"/>
+              </w:rPr>
+              <w:t>22</w:t>
+            </w:r>
+          </w:p>
+        </w:tc>
+        <w:tc>
+          <w:tcPr>
+            <w:tcW w:w="5196" w:type="dxa"/>
+          </w:tcPr>
+          <w:p>
+            <w:pPr>
+              <w:widowControl w:val="0"/>
+              <w:autoSpaceDE w:val="0"/>
+              <w:autoSpaceDN w:val="0"/>
+              <w:adjustRightInd w:val="0"/>
+              <w:spacing w:before="0" w:line="252" w:lineRule="auto"/>
+              <w:rPr>
+                <w:rFonts w:ascii="BRH Malayalam Extra" w:hAnsi="BRH Malayalam Extra" w:cs="BRH Malayalam Extra"/>
+                <w:sz w:val="40"/>
+                <w:szCs w:val="40"/>
+                <w:lang w:val="it-IT"/>
+              </w:rPr>
+            </w:pPr>
+            <w:r>
+              <w:rPr>
+                <w:rFonts w:ascii="BRH Malayalam Extra" w:hAnsi="BRH Malayalam Extra" w:cs="BRH Malayalam Extra"/>
+                <w:sz w:val="40"/>
+                <w:szCs w:val="40"/>
+                <w:lang w:val="it-IT"/>
+              </w:rPr>
+              <w:t>öez</w:t>
+            </w:r>
+            <w:r>
+              <w:rPr>
+                <w:rFonts w:ascii="BRH Malayalam Extra" w:hAnsi="BRH Malayalam Extra" w:cs="BRH Malayalam Extra"/>
+                <w:b/>
+                <w:sz w:val="32"/>
+                <w:szCs w:val="40"/>
+                <w:lang w:val="it-IT"/>
+              </w:rPr>
+              <w:t>–</w:t>
+            </w:r>
+            <w:r>
+              <w:rPr>
+                <w:rFonts w:ascii="BRH Malayalam Extra" w:hAnsi="BRH Malayalam Extra" w:cs="BRH Malayalam Extra"/>
+                <w:sz w:val="40"/>
+                <w:szCs w:val="40"/>
+                <w:lang w:val="it-IT"/>
+              </w:rPr>
+              <w:t>Yx</w:t>
+            </w:r>
+            <w:r>
+              <w:rPr>
+                <w:rFonts w:ascii="BRH Malayalam Extra" w:hAnsi="BRH Malayalam Extra" w:cs="BRH Malayalam Extra"/>
+                <w:b/>
+                <w:sz w:val="32"/>
+                <w:szCs w:val="40"/>
+                <w:lang w:val="it-IT"/>
+              </w:rPr>
+              <w:t>–</w:t>
+            </w:r>
+            <w:r>
+              <w:rPr>
+                <w:rFonts w:ascii="BRH Malayalam Extra" w:hAnsi="BRH Malayalam Extra" w:cs="BRH Malayalam Extra"/>
+                <w:sz w:val="40"/>
+                <w:szCs w:val="40"/>
+                <w:lang w:val="it-IT"/>
+              </w:rPr>
+              <w:t>¥Zõ</w:t>
+            </w:r>
+            <w:r>
+              <w:rPr>
+                <w:rFonts w:ascii="BRH Malayalam Extra" w:hAnsi="BRH Malayalam Extra" w:cs="BRH Malayalam Extra"/>
+                <w:b/>
+                <w:sz w:val="32"/>
+                <w:szCs w:val="40"/>
+                <w:lang w:val="it-IT"/>
+              </w:rPr>
+              <w:t>–</w:t>
+            </w:r>
+            <w:r>
+              <w:rPr>
+                <w:rFonts w:ascii="BRH Malayalam Extra" w:hAnsi="BRH Malayalam Extra" w:cs="BRH Malayalam Extra"/>
+                <w:sz w:val="40"/>
+                <w:szCs w:val="40"/>
+                <w:lang w:val="it-IT"/>
+              </w:rPr>
+              <w:t xml:space="preserve">Zxpx©— | </w:t>
+            </w:r>
+          </w:p>
+          <w:p>
+            <w:pPr>
+              <w:widowControl w:val="0"/>
+              <w:autoSpaceDE w:val="0"/>
+              <w:autoSpaceDN w:val="0"/>
+              <w:adjustRightInd w:val="0"/>
+              <w:spacing w:before="0" w:line="252" w:lineRule="auto"/>
+              <w:rPr>
+                <w:rFonts w:ascii="BRH Malayalam Extra" w:hAnsi="BRH Malayalam Extra" w:cs="BRH Malayalam Extra"/>
+                <w:sz w:val="40"/>
+                <w:szCs w:val="40"/>
                 <w:lang w:val="en-IN"/>
               </w:rPr>
-              <w:t>Bty—Zx²y</w:t>
-            </w:r>
-            <w:r>
-              <w:rPr>
-                <w:rFonts w:ascii="BRH Malayalam Extra" w:hAnsi="BRH Malayalam Extra" w:cs="BRH Malayalam Extra"/>
-                <w:b/>
-                <w:sz w:val="32"/>
+            </w:pPr>
+            <w:r>
+              <w:rPr>
+                <w:rFonts w:ascii="BRH Malayalam Extra" w:hAnsi="BRH Malayalam Extra" w:cs="BRH Malayalam Extra"/>
+                <w:sz w:val="40"/>
+                <w:szCs w:val="40"/>
+                <w:lang w:val="it-IT"/>
+              </w:rPr>
+              <w:t>G</w:t>
+            </w:r>
+            <w:r>
+              <w:rPr>
+                <w:rFonts w:ascii="BRH Malayalam Extra" w:hAnsi="BRH Malayalam Extra" w:cs="BRH Malayalam Extra"/>
+                <w:b/>
+                <w:sz w:val="32"/>
+                <w:szCs w:val="40"/>
+                <w:lang w:val="it-IT"/>
+              </w:rPr>
+              <w:t>–</w:t>
+            </w:r>
+            <w:r>
+              <w:rPr>
+                <w:rFonts w:ascii="BRH Malayalam Extra" w:hAnsi="BRH Malayalam Extra" w:cs="BRH Malayalam Extra"/>
+                <w:sz w:val="40"/>
+                <w:szCs w:val="40"/>
+                <w:lang w:val="it-IT"/>
+              </w:rPr>
+              <w:t>Zxpx</w:t>
+            </w:r>
+            <w:r>
+              <w:rPr>
+                <w:rFonts w:ascii="BRH Malayalam Extra" w:hAnsi="BRH Malayalam Extra" w:cs="BRH Malayalam Extra"/>
+                <w:b/>
+                <w:sz w:val="32"/>
+                <w:szCs w:val="40"/>
+                <w:lang w:val="it-IT"/>
+              </w:rPr>
+              <w:t>–</w:t>
+            </w:r>
+            <w:r>
+              <w:rPr>
+                <w:rFonts w:ascii="BRH Malayalam Extra" w:hAnsi="BRH Malayalam Extra" w:cs="BRH Malayalam Extra"/>
+                <w:sz w:val="40"/>
+                <w:szCs w:val="40"/>
+                <w:highlight w:val="yellow"/>
+                <w:lang w:val="it-IT"/>
+              </w:rPr>
+              <w:t>©</w:t>
+            </w:r>
+            <w:r>
+              <w:rPr>
+                <w:rFonts w:ascii="BRH Malayalam Extra" w:hAnsi="BRH Malayalam Extra" w:cs="BRH Malayalam Extra"/>
+                <w:sz w:val="40"/>
+                <w:szCs w:val="40"/>
+                <w:lang w:val="it-IT"/>
+              </w:rPr>
+              <w:t xml:space="preserve">. </w:t>
+            </w:r>
+            <w:r>
+              <w:rPr>
+                <w:rFonts w:ascii="BRH Malayalam Extra" w:hAnsi="BRH Malayalam Extra" w:cs="BRH Malayalam Extra"/>
+                <w:sz w:val="40"/>
+                <w:szCs w:val="40"/>
+              </w:rPr>
+              <w:t>¤¤p |</w:t>
+            </w:r>
+          </w:p>
+        </w:tc>
+        <w:tc>
+          <w:tcPr>
+            <w:tcW w:w="5152" w:type="dxa"/>
+          </w:tcPr>
+          <w:p>
+            <w:pPr>
+              <w:widowControl w:val="0"/>
+              <w:autoSpaceDE w:val="0"/>
+              <w:autoSpaceDN w:val="0"/>
+              <w:adjustRightInd w:val="0"/>
+              <w:spacing w:before="0" w:line="252" w:lineRule="auto"/>
+              <w:rPr>
+                <w:rFonts w:ascii="BRH Malayalam Extra" w:hAnsi="BRH Malayalam Extra" w:cs="BRH Malayalam Extra"/>
+                <w:sz w:val="40"/>
+                <w:szCs w:val="40"/>
+              </w:rPr>
+            </w:pPr>
+            <w:r>
+              <w:rPr>
+                <w:rFonts w:ascii="BRH Malayalam Extra" w:hAnsi="BRH Malayalam Extra" w:cs="BRH Malayalam Extra"/>
+                <w:sz w:val="40"/>
+                <w:szCs w:val="40"/>
+              </w:rPr>
+              <w:t>öez</w:t>
+            </w:r>
+            <w:r>
+              <w:rPr>
+                <w:rFonts w:ascii="BRH Malayalam Extra" w:hAnsi="BRH Malayalam Extra" w:cs="BRH Malayalam Extra"/>
+                <w:b/>
+                <w:sz w:val="32"/>
+                <w:szCs w:val="40"/>
+              </w:rPr>
+              <w:t>–</w:t>
+            </w:r>
+            <w:r>
+              <w:rPr>
+                <w:rFonts w:ascii="BRH Malayalam Extra" w:hAnsi="BRH Malayalam Extra" w:cs="BRH Malayalam Extra"/>
+                <w:sz w:val="40"/>
+                <w:szCs w:val="40"/>
+              </w:rPr>
+              <w:t>Yx</w:t>
+            </w:r>
+            <w:r>
+              <w:rPr>
+                <w:rFonts w:ascii="BRH Malayalam Extra" w:hAnsi="BRH Malayalam Extra" w:cs="BRH Malayalam Extra"/>
+                <w:b/>
+                <w:sz w:val="32"/>
+                <w:szCs w:val="40"/>
+              </w:rPr>
+              <w:t>–</w:t>
+            </w:r>
+            <w:r>
+              <w:rPr>
+                <w:rFonts w:ascii="BRH Malayalam Extra" w:hAnsi="BRH Malayalam Extra" w:cs="BRH Malayalam Extra"/>
+                <w:sz w:val="40"/>
+                <w:szCs w:val="40"/>
+              </w:rPr>
+              <w:t>¥Zõ</w:t>
+            </w:r>
+            <w:r>
+              <w:rPr>
+                <w:rFonts w:ascii="BRH Malayalam Extra" w:hAnsi="BRH Malayalam Extra" w:cs="BRH Malayalam Extra"/>
+                <w:b/>
+                <w:sz w:val="32"/>
+                <w:szCs w:val="40"/>
+              </w:rPr>
+              <w:t>–</w:t>
+            </w:r>
+            <w:r>
+              <w:rPr>
+                <w:rFonts w:ascii="BRH Malayalam Extra" w:hAnsi="BRH Malayalam Extra" w:cs="BRH Malayalam Extra"/>
+                <w:sz w:val="40"/>
+                <w:szCs w:val="40"/>
+              </w:rPr>
+              <w:t xml:space="preserve">Zxpx©— | </w:t>
+            </w:r>
+          </w:p>
+          <w:p>
+            <w:pPr>
+              <w:widowControl w:val="0"/>
+              <w:autoSpaceDE w:val="0"/>
+              <w:autoSpaceDN w:val="0"/>
+              <w:adjustRightInd w:val="0"/>
+              <w:spacing w:before="0" w:line="252" w:lineRule="auto"/>
+              <w:rPr>
+                <w:rFonts w:ascii="BRH Malayalam Extra" w:hAnsi="BRH Malayalam Extra" w:cs="BRH Malayalam Extra"/>
+                <w:sz w:val="40"/>
                 <w:szCs w:val="40"/>
                 <w:lang w:val="en-IN"/>
               </w:rPr>
-              <w:t>–</w:t>
-            </w:r>
-            <w:r>
-              <w:rPr>
-                <w:rFonts w:ascii="BRH Malayalam Extra" w:hAnsi="BRH Malayalam Extra" w:cs="BRH Malayalam Extra"/>
-                <w:sz w:val="40"/>
-                <w:szCs w:val="40"/>
-                <w:lang w:val="en-IN"/>
-              </w:rPr>
-              <w:t>kyZõx</w:t>
+            </w:pPr>
+            <w:r>
+              <w:rPr>
+                <w:rFonts w:ascii="BRH Malayalam Extra" w:hAnsi="BRH Malayalam Extra" w:cs="BRH Malayalam Extra"/>
+                <w:sz w:val="40"/>
+                <w:szCs w:val="40"/>
+              </w:rPr>
+              <w:t>G</w:t>
+            </w:r>
+            <w:r>
+              <w:rPr>
+                <w:rFonts w:ascii="BRH Malayalam Extra" w:hAnsi="BRH Malayalam Extra" w:cs="BRH Malayalam Extra"/>
+                <w:b/>
+                <w:sz w:val="32"/>
+                <w:szCs w:val="40"/>
+              </w:rPr>
+              <w:t>–</w:t>
+            </w:r>
+            <w:r>
+              <w:rPr>
+                <w:rFonts w:ascii="BRH Malayalam Extra" w:hAnsi="BRH Malayalam Extra" w:cs="BRH Malayalam Extra"/>
+                <w:sz w:val="40"/>
+                <w:szCs w:val="40"/>
+              </w:rPr>
+              <w:t>Zxpx</w:t>
+            </w:r>
+            <w:r>
+              <w:rPr>
+                <w:rFonts w:ascii="BRH Malayalam Extra" w:hAnsi="BRH Malayalam Extra" w:cs="BRH Malayalam Extra"/>
+                <w:b/>
+                <w:sz w:val="32"/>
+                <w:szCs w:val="40"/>
+              </w:rPr>
+              <w:t>–</w:t>
             </w:r>
             <w:r>
               <w:rPr>
@@ -2674,100 +2755,411 @@
                 <w:sz w:val="40"/>
                 <w:szCs w:val="40"/>
                 <w:highlight w:val="green"/>
-                <w:lang w:val="en-IN"/>
-              </w:rPr>
-              <w:t>ty</w:t>
-            </w:r>
-            <w:r>
-              <w:rPr>
-                <w:rFonts w:ascii="BRH Malayalam Extra" w:hAnsi="BRH Malayalam Extra" w:cs="BRH Malayalam Extra"/>
-                <w:sz w:val="40"/>
-                <w:szCs w:val="40"/>
-                <w:lang w:val="en-IN"/>
-              </w:rPr>
-              <w:t xml:space="preserve">—Z - </w:t>
-            </w:r>
-          </w:p>
-          <w:p>
-            <w:pPr>
-              <w:widowControl w:val="0"/>
-              <w:autoSpaceDE w:val="0"/>
-              <w:autoSpaceDN w:val="0"/>
-              <w:adjustRightInd w:val="0"/>
-              <w:spacing w:before="0" w:line="252" w:lineRule="auto"/>
-              <w:rPr>
-                <w:rFonts w:ascii="BRH Malayalam Extra" w:hAnsi="BRH Malayalam Extra" w:cs="BRH Malayalam Extra"/>
-                <w:color w:val="000000"/>
-                <w:sz w:val="40"/>
-                <w:szCs w:val="40"/>
-                <w:lang w:val="en-IN"/>
-              </w:rPr>
-            </w:pPr>
-            <w:r>
-              <w:rPr>
-                <w:rFonts w:ascii="BRH Malayalam Extra" w:hAnsi="BRH Malayalam Extra" w:cs="BRH Malayalam Extra"/>
-                <w:sz w:val="40"/>
-                <w:szCs w:val="40"/>
-                <w:lang w:val="en-IN"/>
-              </w:rPr>
-              <w:t>A</w:t>
-            </w:r>
-            <w:r>
-              <w:rPr>
-                <w:rFonts w:ascii="BRH Malayalam Extra" w:hAnsi="BRH Malayalam Extra" w:cs="BRH Malayalam Extra"/>
-                <w:b/>
-                <w:sz w:val="32"/>
-                <w:szCs w:val="40"/>
-                <w:lang w:val="en-IN"/>
-              </w:rPr>
-              <w:t>–</w:t>
-            </w:r>
-            <w:r>
-              <w:rPr>
-                <w:rFonts w:ascii="BRH Malayalam Extra" w:hAnsi="BRH Malayalam Extra" w:cs="BRH Malayalam Extra"/>
-                <w:sz w:val="40"/>
-                <w:szCs w:val="40"/>
-                <w:lang w:val="en-IN"/>
-              </w:rPr>
-              <w:t>²y</w:t>
-            </w:r>
-            <w:r>
-              <w:rPr>
-                <w:rFonts w:ascii="BRH Malayalam Extra" w:hAnsi="BRH Malayalam Extra" w:cs="BRH Malayalam Extra"/>
-                <w:b/>
-                <w:sz w:val="32"/>
-                <w:szCs w:val="40"/>
-                <w:lang w:val="en-IN"/>
-              </w:rPr>
-              <w:t>–</w:t>
-            </w:r>
-            <w:r>
-              <w:rPr>
-                <w:rFonts w:ascii="BRH Malayalam Extra" w:hAnsi="BRH Malayalam Extra" w:cs="BRH Malayalam Extra"/>
-                <w:sz w:val="40"/>
-                <w:szCs w:val="40"/>
-                <w:lang w:val="en-IN"/>
-              </w:rPr>
-              <w:t>J | sË—s</w:t>
-            </w:r>
-            <w:r>
-              <w:rPr>
-                <w:rFonts w:ascii="BRH Malayalam Extra" w:hAnsi="BRH Malayalam Extra" w:cs="BRH Malayalam Extra"/>
-                <w:b/>
-                <w:sz w:val="32"/>
-                <w:szCs w:val="40"/>
-                <w:lang w:val="en-IN"/>
-              </w:rPr>
-              <w:t>–</w:t>
-            </w:r>
-            <w:r>
-              <w:rPr>
-                <w:rFonts w:ascii="BRH Malayalam Extra" w:hAnsi="BRH Malayalam Extra" w:cs="BRH Malayalam Extra"/>
-                <w:sz w:val="40"/>
-                <w:szCs w:val="40"/>
-                <w:lang w:val="en-IN"/>
-              </w:rPr>
-              <w:t>hJ |</w:t>
+              </w:rPr>
+              <w:t>©</w:t>
+            </w:r>
+            <w:r>
+              <w:rPr>
+                <w:rFonts w:ascii="BRH Malayalam Extra" w:hAnsi="BRH Malayalam Extra" w:cs="BRH Malayalam Extra"/>
+                <w:b/>
+                <w:sz w:val="32"/>
+                <w:szCs w:val="40"/>
+                <w:highlight w:val="green"/>
+              </w:rPr>
+              <w:t>–</w:t>
+            </w:r>
+            <w:r>
+              <w:rPr>
+                <w:rFonts w:ascii="BRH Malayalam Extra" w:hAnsi="BRH Malayalam Extra" w:cs="BRH Malayalam Extra"/>
+                <w:sz w:val="40"/>
+                <w:szCs w:val="40"/>
+              </w:rPr>
+              <w:t>. ¤¤p |</w:t>
+            </w:r>
+          </w:p>
+        </w:tc>
+      </w:tr>
+      <w:tr>
+        <w:trPr>
+          <w:trHeight w:val="1405"/>
+        </w:trPr>
+        <w:tc>
+          <w:tcPr>
+            <w:tcW w:w="3686" w:type="dxa"/>
+          </w:tcPr>
+          <w:p>
+            <w:pPr>
+              <w:widowControl w:val="0"/>
+              <w:tabs>
+                <w:tab w:val="left" w:pos="993"/>
+              </w:tabs>
+              <w:autoSpaceDE w:val="0"/>
+              <w:autoSpaceDN w:val="0"/>
+              <w:adjustRightInd w:val="0"/>
+              <w:spacing w:before="0" w:line="240" w:lineRule="auto"/>
+              <w:rPr>
+                <w:rFonts w:eastAsia="Times New Roman" w:cs="Arial"/>
+                <w:b/>
+                <w:color w:val="EE0000"/>
+                <w:sz w:val="32"/>
+                <w:szCs w:val="32"/>
+                <w:lang w:val="en-IN" w:eastAsia="en-IN" w:bidi="ml-IN"/>
+              </w:rPr>
+            </w:pPr>
+            <w:r>
+              <w:rPr>
+                <w:rFonts w:eastAsia="Times New Roman" w:cs="Arial"/>
+                <w:b/>
+                <w:color w:val="EE0000"/>
+                <w:sz w:val="32"/>
+                <w:szCs w:val="32"/>
+                <w:lang w:val="en-IN" w:eastAsia="en-IN" w:bidi="ml-IN"/>
+              </w:rPr>
+              <w:t>T.S.1.7.6.7 - Kramam</w:t>
+            </w:r>
+          </w:p>
+          <w:p>
+            <w:pPr>
+              <w:widowControl w:val="0"/>
+              <w:autoSpaceDE w:val="0"/>
+              <w:autoSpaceDN w:val="0"/>
+              <w:adjustRightInd w:val="0"/>
+              <w:spacing w:before="0" w:line="240" w:lineRule="auto"/>
+              <w:rPr>
+                <w:rFonts w:cs="Arial"/>
+                <w:b/>
+                <w:bCs/>
+                <w:color w:val="EE0000"/>
+                <w:sz w:val="28"/>
+                <w:szCs w:val="36"/>
+                <w:lang w:val="en-IN" w:bidi="ml-IN"/>
+              </w:rPr>
+            </w:pPr>
+            <w:r>
+              <w:rPr>
+                <w:rFonts w:cs="Arial"/>
+                <w:b/>
+                <w:bCs/>
+                <w:color w:val="EE0000"/>
+                <w:sz w:val="28"/>
+                <w:szCs w:val="36"/>
+                <w:lang w:val="en-IN" w:bidi="ml-IN"/>
+              </w:rPr>
+              <w:t>Krama Vaakyam No. 42</w:t>
+            </w:r>
+          </w:p>
+          <w:p>
+            <w:pPr>
+              <w:widowControl w:val="0"/>
+              <w:tabs>
+                <w:tab w:val="left" w:pos="993"/>
+              </w:tabs>
+              <w:autoSpaceDE w:val="0"/>
+              <w:autoSpaceDN w:val="0"/>
+              <w:adjustRightInd w:val="0"/>
+              <w:spacing w:before="0" w:line="240" w:lineRule="auto"/>
+              <w:rPr>
+                <w:rFonts w:eastAsia="Times New Roman" w:cs="Arial"/>
+                <w:b/>
+                <w:color w:val="EE0000"/>
+                <w:sz w:val="32"/>
+                <w:szCs w:val="32"/>
+                <w:lang w:val="it-IT" w:eastAsia="en-IN" w:bidi="ml-IN"/>
+              </w:rPr>
+            </w:pPr>
+            <w:r>
+              <w:rPr>
+                <w:rFonts w:cs="Arial"/>
+                <w:b/>
+                <w:bCs/>
+                <w:color w:val="EE0000"/>
+                <w:sz w:val="28"/>
+                <w:szCs w:val="36"/>
+                <w:lang w:val="it-IT" w:bidi="ml-IN"/>
+              </w:rPr>
+              <w:t>Panchaati No. 31</w:t>
+            </w:r>
+          </w:p>
+        </w:tc>
+        <w:tc>
+          <w:tcPr>
+            <w:tcW w:w="5196" w:type="dxa"/>
+          </w:tcPr>
+          <w:p>
+            <w:pPr>
+              <w:widowControl w:val="0"/>
+              <w:autoSpaceDE w:val="0"/>
+              <w:autoSpaceDN w:val="0"/>
+              <w:adjustRightInd w:val="0"/>
+              <w:spacing w:before="0" w:line="240" w:lineRule="auto"/>
+              <w:rPr>
+                <w:rFonts w:ascii="BRH Malayalam Extra" w:hAnsi="BRH Malayalam Extra" w:cs="BRH Malayalam Extra"/>
+                <w:color w:val="EE0000"/>
+                <w:sz w:val="40"/>
+                <w:szCs w:val="40"/>
+                <w:lang w:val="it-IT"/>
+              </w:rPr>
+            </w:pPr>
+            <w:r>
+              <w:rPr>
+                <w:rFonts w:ascii="BRH Malayalam Extra" w:hAnsi="BRH Malayalam Extra" w:cs="BRH Malayalam Extra"/>
+                <w:color w:val="EE0000"/>
+                <w:sz w:val="40"/>
+                <w:szCs w:val="40"/>
+                <w:lang w:val="it-IT"/>
+              </w:rPr>
+              <w:t>m</w:t>
+            </w:r>
+            <w:r>
+              <w:rPr>
+                <w:rFonts w:ascii="BRH Malayalam Extra" w:hAnsi="BRH Malayalam Extra" w:cs="BRH Malayalam Extra"/>
+                <w:b/>
+                <w:color w:val="EE0000"/>
+                <w:sz w:val="32"/>
+                <w:szCs w:val="40"/>
+                <w:lang w:val="it-IT"/>
+              </w:rPr>
+              <w:t>–</w:t>
+            </w:r>
+            <w:r>
+              <w:rPr>
+                <w:rFonts w:ascii="BRH Malayalam Extra" w:hAnsi="BRH Malayalam Extra" w:cs="BRH Malayalam Extra"/>
+                <w:color w:val="EE0000"/>
+                <w:sz w:val="40"/>
+                <w:szCs w:val="40"/>
+                <w:lang w:val="it-IT"/>
+              </w:rPr>
+              <w:t>h</w:t>
+            </w:r>
+            <w:r>
+              <w:rPr>
+                <w:rFonts w:ascii="BRH Malayalam Extra" w:hAnsi="BRH Malayalam Extra" w:cs="BRH Malayalam Extra"/>
+                <w:b/>
+                <w:color w:val="EE0000"/>
+                <w:sz w:val="32"/>
+                <w:szCs w:val="40"/>
+                <w:lang w:val="it-IT"/>
+              </w:rPr>
+              <w:t>–</w:t>
+            </w:r>
+            <w:r>
+              <w:rPr>
+                <w:rFonts w:ascii="BRH Malayalam Extra" w:hAnsi="BRH Malayalam Extra" w:cs="BRH Malayalam Extra"/>
+                <w:color w:val="EE0000"/>
+                <w:sz w:val="40"/>
+                <w:szCs w:val="40"/>
+                <w:lang w:val="it-IT"/>
+              </w:rPr>
+              <w:t>¥Z„d—pk¡</w:t>
+            </w:r>
+            <w:r>
+              <w:rPr>
+                <w:rFonts w:ascii="BRH Malayalam Extra" w:hAnsi="BRH Malayalam Extra" w:cs="BRH Malayalam Extra"/>
+                <w:color w:val="EE0000"/>
+                <w:sz w:val="40"/>
+                <w:szCs w:val="40"/>
+                <w:highlight w:val="yellow"/>
+                <w:lang w:val="it-IT"/>
+              </w:rPr>
+              <w:t>ÆxJ</w:t>
+            </w:r>
+            <w:r>
+              <w:rPr>
+                <w:rFonts w:ascii="BRH Malayalam Extra" w:hAnsi="BRH Malayalam Extra" w:cs="BRH Malayalam Extra"/>
+                <w:color w:val="EE0000"/>
+                <w:sz w:val="40"/>
+                <w:szCs w:val="40"/>
+                <w:lang w:val="it-IT"/>
+              </w:rPr>
+              <w:t xml:space="preserve"> | </w:t>
+            </w:r>
+          </w:p>
+          <w:p>
+            <w:pPr>
+              <w:widowControl w:val="0"/>
+              <w:autoSpaceDE w:val="0"/>
+              <w:autoSpaceDN w:val="0"/>
+              <w:adjustRightInd w:val="0"/>
+              <w:spacing w:before="0" w:line="240" w:lineRule="auto"/>
+              <w:rPr>
+                <w:rFonts w:ascii="BRH Malayalam Extra" w:hAnsi="BRH Malayalam Extra" w:cs="BRH Malayalam Extra"/>
+                <w:color w:val="EE0000"/>
+                <w:sz w:val="40"/>
+                <w:szCs w:val="40"/>
+                <w:lang w:val="it-IT"/>
+              </w:rPr>
+            </w:pPr>
+            <w:r>
+              <w:rPr>
+                <w:rFonts w:ascii="BRH Malayalam Extra" w:hAnsi="BRH Malayalam Extra" w:cs="BRH Malayalam Extra"/>
+                <w:color w:val="EE0000"/>
+                <w:sz w:val="40"/>
+                <w:szCs w:val="40"/>
+                <w:lang w:val="it-IT"/>
+              </w:rPr>
+              <w:t>Ad—pk¡Æx</w:t>
+            </w:r>
+            <w:r>
+              <w:rPr>
+                <w:rFonts w:ascii="BRH Malayalam Extra" w:hAnsi="BRH Malayalam Extra" w:cs="BRH Malayalam Extra"/>
+                <w:b/>
+                <w:color w:val="EE0000"/>
+                <w:sz w:val="32"/>
+                <w:szCs w:val="40"/>
+                <w:lang w:val="it-IT"/>
+              </w:rPr>
+              <w:t>–</w:t>
+            </w:r>
+            <w:r>
+              <w:rPr>
+                <w:rFonts w:ascii="BRH Malayalam Extra" w:hAnsi="BRH Malayalam Extra" w:cs="BRH Malayalam Extra"/>
+                <w:color w:val="EE0000"/>
+                <w:sz w:val="40"/>
+                <w:szCs w:val="40"/>
+                <w:lang w:val="it-IT"/>
+              </w:rPr>
+              <w:t xml:space="preserve"> ¤¤p | </w:t>
+            </w:r>
+          </w:p>
+        </w:tc>
+        <w:tc>
+          <w:tcPr>
+            <w:tcW w:w="5152" w:type="dxa"/>
+          </w:tcPr>
+          <w:p>
+            <w:pPr>
+              <w:widowControl w:val="0"/>
+              <w:autoSpaceDE w:val="0"/>
+              <w:autoSpaceDN w:val="0"/>
+              <w:adjustRightInd w:val="0"/>
+              <w:spacing w:before="0" w:line="240" w:lineRule="auto"/>
+              <w:rPr>
+                <w:rFonts w:ascii="BRH Malayalam Extra" w:hAnsi="BRH Malayalam Extra" w:cs="BRH Malayalam Extra"/>
+                <w:color w:val="EE0000"/>
+                <w:sz w:val="40"/>
+                <w:szCs w:val="40"/>
+                <w:lang w:val="it-IT"/>
+              </w:rPr>
+            </w:pPr>
+            <w:r>
+              <w:rPr>
+                <w:rFonts w:ascii="BRH Malayalam Extra" w:hAnsi="BRH Malayalam Extra" w:cs="BRH Malayalam Extra"/>
+                <w:color w:val="EE0000"/>
+                <w:sz w:val="40"/>
+                <w:szCs w:val="40"/>
+                <w:lang w:val="it-IT"/>
+              </w:rPr>
+              <w:t>m</w:t>
+            </w:r>
+            <w:r>
+              <w:rPr>
+                <w:rFonts w:ascii="BRH Malayalam Extra" w:hAnsi="BRH Malayalam Extra" w:cs="BRH Malayalam Extra"/>
+                <w:b/>
+                <w:color w:val="EE0000"/>
+                <w:sz w:val="32"/>
+                <w:szCs w:val="40"/>
+                <w:lang w:val="it-IT"/>
+              </w:rPr>
+              <w:t>–</w:t>
+            </w:r>
+            <w:r>
+              <w:rPr>
+                <w:rFonts w:ascii="BRH Malayalam Extra" w:hAnsi="BRH Malayalam Extra" w:cs="BRH Malayalam Extra"/>
+                <w:color w:val="EE0000"/>
+                <w:sz w:val="40"/>
+                <w:szCs w:val="40"/>
+                <w:lang w:val="it-IT"/>
+              </w:rPr>
+              <w:t>h</w:t>
+            </w:r>
+            <w:r>
+              <w:rPr>
+                <w:rFonts w:ascii="BRH Malayalam Extra" w:hAnsi="BRH Malayalam Extra" w:cs="BRH Malayalam Extra"/>
+                <w:b/>
+                <w:color w:val="EE0000"/>
+                <w:sz w:val="32"/>
+                <w:szCs w:val="40"/>
+                <w:lang w:val="it-IT"/>
+              </w:rPr>
+              <w:t>–</w:t>
+            </w:r>
+            <w:r>
+              <w:rPr>
+                <w:rFonts w:ascii="BRH Malayalam Extra" w:hAnsi="BRH Malayalam Extra" w:cs="BRH Malayalam Extra"/>
+                <w:color w:val="EE0000"/>
+                <w:sz w:val="40"/>
+                <w:szCs w:val="40"/>
+                <w:lang w:val="it-IT"/>
+              </w:rPr>
+              <w:t>¥Z„d—pk¡</w:t>
+            </w:r>
+            <w:r>
+              <w:rPr>
+                <w:rFonts w:ascii="BRH Malayalam Extra" w:hAnsi="BRH Malayalam Extra" w:cs="BRH Malayalam Extra"/>
+                <w:color w:val="EE0000"/>
+                <w:sz w:val="40"/>
+                <w:szCs w:val="40"/>
+                <w:highlight w:val="green"/>
+                <w:lang w:val="it-IT"/>
+              </w:rPr>
+              <w:t>Æx</w:t>
+            </w:r>
+            <w:r>
+              <w:rPr>
+                <w:rFonts w:ascii="BRH Malayalam Extra" w:hAnsi="BRH Malayalam Extra" w:cs="BRH Malayalam Extra"/>
+                <w:color w:val="EE0000"/>
+                <w:sz w:val="40"/>
+                <w:szCs w:val="40"/>
+                <w:lang w:val="it-IT"/>
+              </w:rPr>
+              <w:t xml:space="preserve"> | </w:t>
+            </w:r>
+          </w:p>
+          <w:p>
+            <w:pPr>
+              <w:widowControl w:val="0"/>
+              <w:autoSpaceDE w:val="0"/>
+              <w:autoSpaceDN w:val="0"/>
+              <w:adjustRightInd w:val="0"/>
+              <w:spacing w:before="0" w:line="240" w:lineRule="auto"/>
+              <w:rPr>
+                <w:rFonts w:ascii="BRH Malayalam Extra" w:hAnsi="BRH Malayalam Extra" w:cs="BRH Malayalam Extra"/>
+                <w:color w:val="EE0000"/>
+                <w:sz w:val="40"/>
+                <w:szCs w:val="40"/>
+                <w:lang w:val="it-IT"/>
+              </w:rPr>
+            </w:pPr>
+            <w:r>
+              <w:rPr>
+                <w:rFonts w:ascii="BRH Malayalam Extra" w:hAnsi="BRH Malayalam Extra" w:cs="BRH Malayalam Extra"/>
+                <w:color w:val="EE0000"/>
+                <w:sz w:val="40"/>
+                <w:szCs w:val="40"/>
+                <w:lang w:val="it-IT"/>
+              </w:rPr>
+              <w:t>Ad—pk¡Æx</w:t>
+            </w:r>
+            <w:r>
+              <w:rPr>
+                <w:rFonts w:ascii="BRH Malayalam Extra" w:hAnsi="BRH Malayalam Extra" w:cs="BRH Malayalam Extra"/>
+                <w:b/>
+                <w:color w:val="EE0000"/>
+                <w:sz w:val="32"/>
+                <w:szCs w:val="40"/>
+                <w:lang w:val="it-IT"/>
+              </w:rPr>
+              <w:t>–</w:t>
+            </w:r>
+            <w:r>
+              <w:rPr>
+                <w:rFonts w:ascii="BRH Malayalam Extra" w:hAnsi="BRH Malayalam Extra" w:cs="BRH Malayalam Extra"/>
+                <w:color w:val="EE0000"/>
+                <w:sz w:val="40"/>
+                <w:szCs w:val="40"/>
+                <w:lang w:val="it-IT"/>
+              </w:rPr>
+              <w:t xml:space="preserve"> ¤¤p |</w:t>
             </w:r>
           </w:p>
         </w:tc>
@@ -2793,6 +3185,442 @@
               <w:rPr>
                 <w:rFonts w:eastAsia="Times New Roman" w:cs="Arial"/>
                 <w:b/>
+                <w:sz w:val="32"/>
+                <w:szCs w:val="32"/>
+                <w:lang w:val="en-IN" w:eastAsia="en-IN" w:bidi="ml-IN"/>
+              </w:rPr>
+            </w:pPr>
+            <w:r>
+              <w:rPr>
+                <w:rFonts w:eastAsia="Times New Roman" w:cs="Arial"/>
+                <w:b/>
+                <w:sz w:val="32"/>
+                <w:szCs w:val="32"/>
+                <w:lang w:val="en-IN" w:eastAsia="en-IN" w:bidi="ml-IN"/>
+              </w:rPr>
+              <w:t>T.S.1.7.</w:t>
+            </w:r>
+            <w:r>
+              <w:rPr>
+                <w:rFonts w:eastAsia="Times New Roman" w:cs="Arial"/>
+                <w:b/>
+                <w:sz w:val="32"/>
+                <w:szCs w:val="32"/>
+                <w:lang w:val="en-IN" w:eastAsia="en-IN" w:bidi="ml-IN"/>
+              </w:rPr>
+              <w:t>6.7</w:t>
+            </w:r>
+            <w:r>
+              <w:rPr>
+                <w:rFonts w:eastAsia="Times New Roman" w:cs="Arial"/>
+                <w:b/>
+                <w:sz w:val="32"/>
+                <w:szCs w:val="32"/>
+                <w:lang w:val="en-IN" w:eastAsia="en-IN" w:bidi="ml-IN"/>
+              </w:rPr>
+              <w:t xml:space="preserve"> - Kramam</w:t>
+            </w:r>
+          </w:p>
+          <w:p>
+            <w:pPr>
+              <w:widowControl w:val="0"/>
+              <w:autoSpaceDE w:val="0"/>
+              <w:autoSpaceDN w:val="0"/>
+              <w:adjustRightInd w:val="0"/>
+              <w:spacing w:before="0" w:line="240" w:lineRule="auto"/>
+              <w:rPr>
+                <w:rFonts w:cs="Arial"/>
+                <w:b/>
+                <w:bCs/>
+                <w:sz w:val="28"/>
+                <w:szCs w:val="36"/>
+                <w:lang w:bidi="ml-IN"/>
+              </w:rPr>
+            </w:pPr>
+            <w:r>
+              <w:rPr>
+                <w:rFonts w:cs="Arial"/>
+                <w:b/>
+                <w:bCs/>
+                <w:sz w:val="28"/>
+                <w:szCs w:val="36"/>
+                <w:lang w:bidi="ml-IN"/>
+              </w:rPr>
+              <w:t xml:space="preserve">Krama Vaakyam No. </w:t>
+            </w:r>
+            <w:r>
+              <w:rPr>
+                <w:rFonts w:cs="Arial"/>
+                <w:b/>
+                <w:bCs/>
+                <w:sz w:val="28"/>
+                <w:szCs w:val="36"/>
+                <w:lang w:bidi="ml-IN"/>
+              </w:rPr>
+              <w:t>51</w:t>
+            </w:r>
+          </w:p>
+          <w:p>
+            <w:pPr>
+              <w:widowControl w:val="0"/>
+              <w:tabs>
+                <w:tab w:val="left" w:pos="993"/>
+              </w:tabs>
+              <w:autoSpaceDE w:val="0"/>
+              <w:autoSpaceDN w:val="0"/>
+              <w:adjustRightInd w:val="0"/>
+              <w:spacing w:before="0" w:line="240" w:lineRule="auto"/>
+              <w:rPr>
+                <w:rFonts w:eastAsia="Times New Roman" w:cs="Arial"/>
+                <w:sz w:val="32"/>
+                <w:szCs w:val="32"/>
+                <w:lang w:val="en-IN" w:eastAsia="en-IN" w:bidi="ml-IN"/>
+              </w:rPr>
+            </w:pPr>
+            <w:r>
+              <w:rPr>
+                <w:rFonts w:cs="Arial"/>
+                <w:b/>
+                <w:bCs/>
+                <w:sz w:val="28"/>
+                <w:szCs w:val="36"/>
+                <w:lang w:bidi="ml-IN"/>
+              </w:rPr>
+              <w:t xml:space="preserve">Panchaati No. </w:t>
+            </w:r>
+            <w:r>
+              <w:rPr>
+                <w:rFonts w:cs="Arial"/>
+                <w:b/>
+                <w:bCs/>
+                <w:sz w:val="28"/>
+                <w:szCs w:val="36"/>
+                <w:lang w:bidi="ml-IN"/>
+              </w:rPr>
+              <w:t>31</w:t>
+            </w:r>
+          </w:p>
+        </w:tc>
+        <w:tc>
+          <w:tcPr>
+            <w:tcW w:w="5196" w:type="dxa"/>
+          </w:tcPr>
+          <w:p>
+            <w:pPr>
+              <w:widowControl w:val="0"/>
+              <w:autoSpaceDE w:val="0"/>
+              <w:autoSpaceDN w:val="0"/>
+              <w:adjustRightInd w:val="0"/>
+              <w:spacing w:before="0" w:line="252" w:lineRule="auto"/>
+              <w:rPr>
+                <w:rFonts w:ascii="BRH Malayalam Extra" w:hAnsi="BRH Malayalam Extra" w:cs="BRH Malayalam Extra"/>
+                <w:sz w:val="40"/>
+                <w:szCs w:val="40"/>
+                <w:lang w:val="en-IN"/>
+              </w:rPr>
+            </w:pPr>
+            <w:r>
+              <w:rPr>
+                <w:rFonts w:ascii="BRH Malayalam Extra" w:hAnsi="BRH Malayalam Extra" w:cs="BRH Malayalam Extra"/>
+                <w:sz w:val="40"/>
+                <w:szCs w:val="40"/>
+                <w:lang w:val="en-IN"/>
+              </w:rPr>
+              <w:t>Bty—Zx²y</w:t>
+            </w:r>
+            <w:r>
+              <w:rPr>
+                <w:rFonts w:ascii="BRH Malayalam Extra" w:hAnsi="BRH Malayalam Extra" w:cs="BRH Malayalam Extra"/>
+                <w:b/>
+                <w:sz w:val="32"/>
+                <w:szCs w:val="40"/>
+                <w:lang w:val="en-IN"/>
+              </w:rPr>
+              <w:t>–</w:t>
+            </w:r>
+            <w:r>
+              <w:rPr>
+                <w:rFonts w:ascii="BRH Malayalam Extra" w:hAnsi="BRH Malayalam Extra" w:cs="BRH Malayalam Extra"/>
+                <w:sz w:val="40"/>
+                <w:szCs w:val="40"/>
+                <w:lang w:val="en-IN"/>
+              </w:rPr>
+              <w:t>ky</w:t>
+            </w:r>
+            <w:r>
+              <w:rPr>
+                <w:rFonts w:ascii="BRH Malayalam Extra" w:hAnsi="BRH Malayalam Extra" w:cs="BRH Malayalam Extra"/>
+                <w:sz w:val="40"/>
+                <w:szCs w:val="40"/>
+                <w:highlight w:val="yellow"/>
+                <w:lang w:val="en-IN"/>
+              </w:rPr>
+              <w:t>Zõx</w:t>
+            </w:r>
+            <w:r>
+              <w:rPr>
+                <w:rFonts w:ascii="BRH Malayalam Extra" w:hAnsi="BRH Malayalam Extra" w:cs="BRH Malayalam Extra"/>
+                <w:sz w:val="40"/>
+                <w:szCs w:val="40"/>
+                <w:lang w:val="en-IN"/>
+              </w:rPr>
+              <w:t xml:space="preserve">—tyZ - </w:t>
+            </w:r>
+          </w:p>
+          <w:p>
+            <w:pPr>
+              <w:widowControl w:val="0"/>
+              <w:autoSpaceDE w:val="0"/>
+              <w:autoSpaceDN w:val="0"/>
+              <w:adjustRightInd w:val="0"/>
+              <w:spacing w:before="0" w:line="252" w:lineRule="auto"/>
+              <w:rPr>
+                <w:rFonts w:ascii="BRH Malayalam Extra" w:hAnsi="BRH Malayalam Extra" w:cs="BRH Malayalam Extra"/>
+                <w:color w:val="000000"/>
+                <w:sz w:val="40"/>
+                <w:szCs w:val="40"/>
+                <w:lang w:val="en-IN"/>
+              </w:rPr>
+            </w:pPr>
+            <w:r>
+              <w:rPr>
+                <w:rFonts w:ascii="BRH Malayalam Extra" w:hAnsi="BRH Malayalam Extra" w:cs="BRH Malayalam Extra"/>
+                <w:sz w:val="40"/>
+                <w:szCs w:val="40"/>
+                <w:lang w:val="en-IN"/>
+              </w:rPr>
+              <w:t>A</w:t>
+            </w:r>
+            <w:r>
+              <w:rPr>
+                <w:rFonts w:ascii="BRH Malayalam Extra" w:hAnsi="BRH Malayalam Extra" w:cs="BRH Malayalam Extra"/>
+                <w:b/>
+                <w:sz w:val="32"/>
+                <w:szCs w:val="40"/>
+                <w:lang w:val="en-IN"/>
+              </w:rPr>
+              <w:t>–</w:t>
+            </w:r>
+            <w:r>
+              <w:rPr>
+                <w:rFonts w:ascii="BRH Malayalam Extra" w:hAnsi="BRH Malayalam Extra" w:cs="BRH Malayalam Extra"/>
+                <w:sz w:val="40"/>
+                <w:szCs w:val="40"/>
+                <w:lang w:val="en-IN"/>
+              </w:rPr>
+              <w:t>²y</w:t>
+            </w:r>
+            <w:r>
+              <w:rPr>
+                <w:rFonts w:ascii="BRH Malayalam Extra" w:hAnsi="BRH Malayalam Extra" w:cs="BRH Malayalam Extra"/>
+                <w:b/>
+                <w:sz w:val="32"/>
+                <w:szCs w:val="40"/>
+                <w:lang w:val="en-IN"/>
+              </w:rPr>
+              <w:t>–</w:t>
+            </w:r>
+            <w:r>
+              <w:rPr>
+                <w:rFonts w:ascii="BRH Malayalam Extra" w:hAnsi="BRH Malayalam Extra" w:cs="BRH Malayalam Extra"/>
+                <w:sz w:val="40"/>
+                <w:szCs w:val="40"/>
+                <w:lang w:val="en-IN"/>
+              </w:rPr>
+              <w:t>J | sË—s</w:t>
+            </w:r>
+            <w:r>
+              <w:rPr>
+                <w:rFonts w:ascii="BRH Malayalam Extra" w:hAnsi="BRH Malayalam Extra" w:cs="BRH Malayalam Extra"/>
+                <w:b/>
+                <w:sz w:val="32"/>
+                <w:szCs w:val="40"/>
+                <w:lang w:val="en-IN"/>
+              </w:rPr>
+              <w:t>–</w:t>
+            </w:r>
+            <w:r>
+              <w:rPr>
+                <w:rFonts w:ascii="BRH Malayalam Extra" w:hAnsi="BRH Malayalam Extra" w:cs="BRH Malayalam Extra"/>
+                <w:sz w:val="40"/>
+                <w:szCs w:val="40"/>
+                <w:lang w:val="en-IN"/>
+              </w:rPr>
+              <w:t>hJ |</w:t>
+            </w:r>
+          </w:p>
+        </w:tc>
+        <w:tc>
+          <w:tcPr>
+            <w:tcW w:w="5152" w:type="dxa"/>
+          </w:tcPr>
+          <w:p>
+            <w:pPr>
+              <w:widowControl w:val="0"/>
+              <w:autoSpaceDE w:val="0"/>
+              <w:autoSpaceDN w:val="0"/>
+              <w:adjustRightInd w:val="0"/>
+              <w:spacing w:before="0" w:line="252" w:lineRule="auto"/>
+              <w:rPr>
+                <w:rFonts w:ascii="BRH Malayalam Extra" w:hAnsi="BRH Malayalam Extra" w:cs="BRH Malayalam Extra"/>
+                <w:sz w:val="40"/>
+                <w:szCs w:val="40"/>
+                <w:lang w:val="en-IN"/>
+              </w:rPr>
+            </w:pPr>
+            <w:r>
+              <w:rPr>
+                <w:rFonts w:ascii="BRH Malayalam Extra" w:hAnsi="BRH Malayalam Extra" w:cs="BRH Malayalam Extra"/>
+                <w:sz w:val="40"/>
+                <w:szCs w:val="40"/>
+                <w:lang w:val="en-IN"/>
+              </w:rPr>
+              <w:t>Bty—Zx²y</w:t>
+            </w:r>
+            <w:r>
+              <w:rPr>
+                <w:rFonts w:ascii="BRH Malayalam Extra" w:hAnsi="BRH Malayalam Extra" w:cs="BRH Malayalam Extra"/>
+                <w:b/>
+                <w:sz w:val="32"/>
+                <w:szCs w:val="40"/>
+                <w:lang w:val="en-IN"/>
+              </w:rPr>
+              <w:t>–</w:t>
+            </w:r>
+            <w:r>
+              <w:rPr>
+                <w:rFonts w:ascii="BRH Malayalam Extra" w:hAnsi="BRH Malayalam Extra" w:cs="BRH Malayalam Extra"/>
+                <w:sz w:val="40"/>
+                <w:szCs w:val="40"/>
+                <w:lang w:val="en-IN"/>
+              </w:rPr>
+              <w:t>kyZõx</w:t>
+            </w:r>
+            <w:r>
+              <w:rPr>
+                <w:rFonts w:ascii="BRH Malayalam Extra" w:hAnsi="BRH Malayalam Extra" w:cs="BRH Malayalam Extra"/>
+                <w:sz w:val="40"/>
+                <w:szCs w:val="40"/>
+                <w:highlight w:val="green"/>
+                <w:lang w:val="en-IN"/>
+              </w:rPr>
+              <w:t>ty</w:t>
+            </w:r>
+            <w:r>
+              <w:rPr>
+                <w:rFonts w:ascii="BRH Malayalam Extra" w:hAnsi="BRH Malayalam Extra" w:cs="BRH Malayalam Extra"/>
+                <w:sz w:val="40"/>
+                <w:szCs w:val="40"/>
+                <w:lang w:val="en-IN"/>
+              </w:rPr>
+              <w:t xml:space="preserve">—Z - </w:t>
+            </w:r>
+          </w:p>
+          <w:p>
+            <w:pPr>
+              <w:widowControl w:val="0"/>
+              <w:autoSpaceDE w:val="0"/>
+              <w:autoSpaceDN w:val="0"/>
+              <w:adjustRightInd w:val="0"/>
+              <w:spacing w:before="0" w:line="252" w:lineRule="auto"/>
+              <w:rPr>
+                <w:rFonts w:ascii="BRH Malayalam Extra" w:hAnsi="BRH Malayalam Extra" w:cs="BRH Malayalam Extra"/>
+                <w:color w:val="000000"/>
+                <w:sz w:val="40"/>
+                <w:szCs w:val="40"/>
+                <w:lang w:val="en-IN"/>
+              </w:rPr>
+            </w:pPr>
+            <w:r>
+              <w:rPr>
+                <w:rFonts w:ascii="BRH Malayalam Extra" w:hAnsi="BRH Malayalam Extra" w:cs="BRH Malayalam Extra"/>
+                <w:sz w:val="40"/>
+                <w:szCs w:val="40"/>
+                <w:lang w:val="en-IN"/>
+              </w:rPr>
+              <w:t>A</w:t>
+            </w:r>
+            <w:r>
+              <w:rPr>
+                <w:rFonts w:ascii="BRH Malayalam Extra" w:hAnsi="BRH Malayalam Extra" w:cs="BRH Malayalam Extra"/>
+                <w:b/>
+                <w:sz w:val="32"/>
+                <w:szCs w:val="40"/>
+                <w:lang w:val="en-IN"/>
+              </w:rPr>
+              <w:t>–</w:t>
+            </w:r>
+            <w:r>
+              <w:rPr>
+                <w:rFonts w:ascii="BRH Malayalam Extra" w:hAnsi="BRH Malayalam Extra" w:cs="BRH Malayalam Extra"/>
+                <w:sz w:val="40"/>
+                <w:szCs w:val="40"/>
+                <w:lang w:val="en-IN"/>
+              </w:rPr>
+              <w:t>²y</w:t>
+            </w:r>
+            <w:r>
+              <w:rPr>
+                <w:rFonts w:ascii="BRH Malayalam Extra" w:hAnsi="BRH Malayalam Extra" w:cs="BRH Malayalam Extra"/>
+                <w:b/>
+                <w:sz w:val="32"/>
+                <w:szCs w:val="40"/>
+                <w:lang w:val="en-IN"/>
+              </w:rPr>
+              <w:t>–</w:t>
+            </w:r>
+            <w:r>
+              <w:rPr>
+                <w:rFonts w:ascii="BRH Malayalam Extra" w:hAnsi="BRH Malayalam Extra" w:cs="BRH Malayalam Extra"/>
+                <w:sz w:val="40"/>
+                <w:szCs w:val="40"/>
+                <w:lang w:val="en-IN"/>
+              </w:rPr>
+              <w:t>J | sË—s</w:t>
+            </w:r>
+            <w:r>
+              <w:rPr>
+                <w:rFonts w:ascii="BRH Malayalam Extra" w:hAnsi="BRH Malayalam Extra" w:cs="BRH Malayalam Extra"/>
+                <w:b/>
+                <w:sz w:val="32"/>
+                <w:szCs w:val="40"/>
+                <w:lang w:val="en-IN"/>
+              </w:rPr>
+              <w:t>–</w:t>
+            </w:r>
+            <w:r>
+              <w:rPr>
+                <w:rFonts w:ascii="BRH Malayalam Extra" w:hAnsi="BRH Malayalam Extra" w:cs="BRH Malayalam Extra"/>
+                <w:sz w:val="40"/>
+                <w:szCs w:val="40"/>
+                <w:lang w:val="en-IN"/>
+              </w:rPr>
+              <w:t>hJ |</w:t>
+            </w:r>
+          </w:p>
+        </w:tc>
+      </w:tr>
+      <w:tr>
+        <w:trPr>
+          <w:trHeight w:val="978"/>
+        </w:trPr>
+        <w:tc>
+          <w:tcPr>
+            <w:tcW w:w="3686" w:type="dxa"/>
+          </w:tcPr>
+          <w:p>
+            <w:pPr>
+              <w:widowControl w:val="0"/>
+              <w:tabs>
+                <w:tab w:val="left" w:pos="993"/>
+              </w:tabs>
+              <w:autoSpaceDE w:val="0"/>
+              <w:autoSpaceDN w:val="0"/>
+              <w:adjustRightInd w:val="0"/>
+              <w:spacing w:before="0" w:line="240" w:lineRule="auto"/>
+              <w:rPr>
+                <w:rFonts w:eastAsia="Times New Roman" w:cs="Arial"/>
+                <w:b/>
                 <w:color w:val="EE0000"/>
                 <w:sz w:val="32"/>
                 <w:szCs w:val="32"/>
@@ -3215,7 +4043,31 @@
                 <w:szCs w:val="40"/>
                 <w:lang w:val="it-IT"/>
               </w:rPr>
-              <w:t>bxdx—j ¥Pxbj | ¥Px</w:t>
+              <w:t xml:space="preserve">bxdx—j ¥Pxbj | </w:t>
+            </w:r>
+          </w:p>
+          <w:p>
+            <w:pPr>
+              <w:widowControl w:val="0"/>
+              <w:autoSpaceDE w:val="0"/>
+              <w:autoSpaceDN w:val="0"/>
+              <w:adjustRightInd w:val="0"/>
+              <w:spacing w:before="0" w:line="252" w:lineRule="auto"/>
+              <w:rPr>
+                <w:rFonts w:ascii="BRH Malayalam Extra" w:hAnsi="BRH Malayalam Extra" w:cs="BRH Malayalam Extra"/>
+                <w:sz w:val="40"/>
+                <w:szCs w:val="40"/>
+                <w:lang w:val="it-IT"/>
+              </w:rPr>
+            </w:pPr>
+            <w:r>
+              <w:rPr>
+                <w:rFonts w:ascii="BRH Malayalam Extra" w:hAnsi="BRH Malayalam Extra" w:cs="BRH Malayalam Extra"/>
+                <w:sz w:val="40"/>
+                <w:szCs w:val="40"/>
+                <w:lang w:val="it-IT"/>
+              </w:rPr>
+              <w:t>¥Px</w:t>
             </w:r>
             <w:r>
               <w:rPr>
@@ -3311,7 +4163,31 @@
                 <w:szCs w:val="40"/>
                 <w:lang w:val="it-IT"/>
               </w:rPr>
-              <w:t>bxdx—j ¥Pxbj | ¥Px</w:t>
+              <w:t xml:space="preserve">bxdx—j ¥Pxbj | </w:t>
+            </w:r>
+          </w:p>
+          <w:p>
+            <w:pPr>
+              <w:widowControl w:val="0"/>
+              <w:autoSpaceDE w:val="0"/>
+              <w:autoSpaceDN w:val="0"/>
+              <w:adjustRightInd w:val="0"/>
+              <w:spacing w:before="0" w:line="252" w:lineRule="auto"/>
+              <w:rPr>
+                <w:rFonts w:ascii="BRH Malayalam Extra" w:hAnsi="BRH Malayalam Extra" w:cs="BRH Malayalam Extra"/>
+                <w:sz w:val="40"/>
+                <w:szCs w:val="40"/>
+                <w:lang w:val="it-IT"/>
+              </w:rPr>
+            </w:pPr>
+            <w:r>
+              <w:rPr>
+                <w:rFonts w:ascii="BRH Malayalam Extra" w:hAnsi="BRH Malayalam Extra" w:cs="BRH Malayalam Extra"/>
+                <w:sz w:val="40"/>
+                <w:szCs w:val="40"/>
+                <w:lang w:val="it-IT"/>
+              </w:rPr>
+              <w:t>¥Px</w:t>
             </w:r>
             <w:r>
               <w:rPr>
@@ -3407,6 +4283,7 @@
                 <w:szCs w:val="32"/>
                 <w:lang w:val="en-IN" w:eastAsia="en-IN" w:bidi="ml-IN"/>
               </w:rPr>
+              <w:lastRenderedPageBreak/>
               <w:t>T.S.1.7.</w:t>
             </w:r>
             <w:r>
@@ -4053,39 +4930,59 @@
                 <w:szCs w:val="32"/>
                 <w:lang w:val="en-IN" w:eastAsia="en-IN" w:bidi="ml-IN"/>
               </w:rPr>
-              <w:lastRenderedPageBreak/>
-              <w:t>T.S.1.7.13.</w:t>
-            </w:r>
-            <w:r>
+              <w:t>T.S.1.7.13.5 - Kramam</w:t>
+            </w:r>
+          </w:p>
+          <w:p>
+            <w:pPr>
+              <w:widowControl w:val="0"/>
+              <w:autoSpaceDE w:val="0"/>
+              <w:autoSpaceDN w:val="0"/>
+              <w:adjustRightInd w:val="0"/>
+              <w:spacing w:before="0" w:line="240" w:lineRule="auto"/>
+              <w:rPr>
+                <w:rFonts w:cs="Arial"/>
+                <w:b/>
+                <w:bCs/>
+                <w:color w:val="EE0000"/>
+                <w:sz w:val="28"/>
+                <w:szCs w:val="36"/>
+                <w:lang w:val="en-IN" w:bidi="ml-IN"/>
+              </w:rPr>
+            </w:pPr>
+            <w:r>
+              <w:rPr>
+                <w:rFonts w:cs="Arial"/>
+                <w:b/>
+                <w:bCs/>
+                <w:color w:val="EE0000"/>
+                <w:sz w:val="28"/>
+                <w:szCs w:val="36"/>
+                <w:lang w:val="en-IN" w:bidi="ml-IN"/>
+              </w:rPr>
+              <w:t>Krama Vaakyam No. 35</w:t>
+            </w:r>
+          </w:p>
+          <w:p>
+            <w:pPr>
+              <w:widowControl w:val="0"/>
+              <w:tabs>
+                <w:tab w:val="left" w:pos="993"/>
+              </w:tabs>
+              <w:autoSpaceDE w:val="0"/>
+              <w:autoSpaceDN w:val="0"/>
+              <w:adjustRightInd w:val="0"/>
+              <w:spacing w:before="0" w:line="240" w:lineRule="auto"/>
               <w:rPr>
                 <w:rFonts w:eastAsia="Times New Roman" w:cs="Arial"/>
                 <w:b/>
                 <w:color w:val="EE0000"/>
                 <w:sz w:val="32"/>
                 <w:szCs w:val="32"/>
-                <w:lang w:val="en-IN" w:eastAsia="en-IN" w:bidi="ml-IN"/>
-              </w:rPr>
-              <w:t>5</w:t>
-            </w:r>
-            <w:r>
-              <w:rPr>
-                <w:rFonts w:eastAsia="Times New Roman" w:cs="Arial"/>
-                <w:b/>
-                <w:color w:val="EE0000"/>
-                <w:sz w:val="32"/>
-                <w:szCs w:val="32"/>
-                <w:lang w:val="en-IN" w:eastAsia="en-IN" w:bidi="ml-IN"/>
-              </w:rPr>
-              <w:t xml:space="preserve"> - Kramam</w:t>
-            </w:r>
-          </w:p>
-          <w:p>
-            <w:pPr>
-              <w:widowControl w:val="0"/>
-              <w:autoSpaceDE w:val="0"/>
-              <w:autoSpaceDN w:val="0"/>
-              <w:adjustRightInd w:val="0"/>
-              <w:spacing w:before="0" w:line="240" w:lineRule="auto"/>
+                <w:lang w:val="it-IT" w:eastAsia="en-IN" w:bidi="ml-IN"/>
+              </w:rPr>
+            </w:pPr>
+            <w:r>
               <w:rPr>
                 <w:rFonts w:cs="Arial"/>
                 <w:b/>
@@ -4095,74 +4992,7 @@
                 <w:szCs w:val="36"/>
                 <w:lang w:val="it-IT" w:bidi="ml-IN"/>
               </w:rPr>
-            </w:pPr>
-            <w:r>
-              <w:rPr>
-                <w:rFonts w:cs="Arial"/>
-                <w:b/>
-                <w:bCs/>
-                <w:color w:val="EE0000"/>
-                <w:sz w:val="28"/>
-                <w:szCs w:val="36"/>
-                <w:lang w:val="it-IT" w:bidi="ml-IN"/>
-              </w:rPr>
-              <w:t xml:space="preserve">Krama Vaakyam No. </w:t>
-            </w:r>
-            <w:r>
-              <w:rPr>
-                <w:rFonts w:cs="Arial"/>
-                <w:b/>
-                <w:bCs/>
-                <w:color w:val="EE0000"/>
-                <w:sz w:val="28"/>
-                <w:szCs w:val="36"/>
-                <w:lang w:val="it-IT" w:bidi="ml-IN"/>
-              </w:rPr>
-              <w:t>35</w:t>
-            </w:r>
-          </w:p>
-          <w:p>
-            <w:pPr>
-              <w:widowControl w:val="0"/>
-              <w:tabs>
-                <w:tab w:val="left" w:pos="993"/>
-              </w:tabs>
-              <w:autoSpaceDE w:val="0"/>
-              <w:autoSpaceDN w:val="0"/>
-              <w:adjustRightInd w:val="0"/>
-              <w:spacing w:before="0" w:line="240" w:lineRule="auto"/>
-              <w:rPr>
-                <w:rFonts w:eastAsia="Times New Roman" w:cs="Arial"/>
-                <w:b/>
-                <w:color w:val="EE0000"/>
-                <w:sz w:val="32"/>
-                <w:szCs w:val="32"/>
-                <w:lang w:val="it-IT" w:eastAsia="en-IN" w:bidi="ml-IN"/>
-              </w:rPr>
-            </w:pPr>
-            <w:r>
-              <w:rPr>
-                <w:rFonts w:cs="Arial"/>
-                <w:b/>
-                <w:bCs/>
-                <w:color w:val="EE0000"/>
-                <w:sz w:val="28"/>
-                <w:szCs w:val="36"/>
-                <w:lang w:val="it-IT" w:bidi="ml-IN"/>
-              </w:rPr>
-              <w:t xml:space="preserve">Panchaati No. </w:t>
-            </w:r>
-            <w:r>
-              <w:rPr>
-                <w:rFonts w:cs="Arial"/>
-                <w:b/>
-                <w:bCs/>
-                <w:color w:val="EE0000"/>
-                <w:sz w:val="28"/>
-                <w:szCs w:val="36"/>
-                <w:lang w:val="it-IT" w:bidi="ml-IN"/>
-              </w:rPr>
-              <w:t>51</w:t>
+              <w:t>Panchaati No. 51</w:t>
             </w:r>
           </w:p>
         </w:tc>
@@ -4182,6 +5012,7 @@
                 <w:color w:val="EE0000"/>
                 <w:sz w:val="40"/>
                 <w:szCs w:val="40"/>
+                <w:lang w:val="it-IT"/>
               </w:rPr>
             </w:pPr>
             <w:r>
@@ -4190,6 +5021,7 @@
                 <w:color w:val="EE0000"/>
                 <w:sz w:val="40"/>
                 <w:szCs w:val="40"/>
+                <w:lang w:val="it-IT"/>
               </w:rPr>
               <w:t xml:space="preserve">¥öex </w:t>
             </w:r>
@@ -4200,6 +5032,7 @@
                 <w:sz w:val="40"/>
                 <w:szCs w:val="40"/>
                 <w:highlight w:val="yellow"/>
+                <w:lang w:val="it-IT"/>
               </w:rPr>
               <w:t>r¡</w:t>
             </w:r>
@@ -4209,6 +5042,7 @@
                 <w:color w:val="EE0000"/>
                 <w:sz w:val="40"/>
                 <w:szCs w:val="40"/>
+                <w:lang w:val="it-IT"/>
               </w:rPr>
               <w:t>— | ¥öex CZy</w:t>
             </w:r>
@@ -4219,6 +5053,7 @@
                 <w:color w:val="EE0000"/>
                 <w:sz w:val="32"/>
                 <w:szCs w:val="40"/>
+                <w:lang w:val="it-IT"/>
               </w:rPr>
               <w:t>–</w:t>
             </w:r>
@@ -4228,6 +5063,7 @@
                 <w:color w:val="EE0000"/>
                 <w:sz w:val="40"/>
                 <w:szCs w:val="40"/>
+                <w:lang w:val="it-IT"/>
               </w:rPr>
               <w:t xml:space="preserve"> ¥öex |</w:t>
             </w:r>
@@ -4249,6 +5085,7 @@
                 <w:color w:val="EE0000"/>
                 <w:sz w:val="40"/>
                 <w:szCs w:val="40"/>
+                <w:lang w:val="it-IT"/>
               </w:rPr>
             </w:pPr>
             <w:r>
@@ -4257,6 +5094,7 @@
                 <w:color w:val="EE0000"/>
                 <w:sz w:val="40"/>
                 <w:szCs w:val="40"/>
+                <w:lang w:val="it-IT"/>
               </w:rPr>
               <w:t xml:space="preserve">¥öex </w:t>
             </w:r>
@@ -4267,6 +5105,7 @@
                 <w:sz w:val="40"/>
                 <w:szCs w:val="40"/>
                 <w:highlight w:val="green"/>
+                <w:lang w:val="it-IT"/>
               </w:rPr>
               <w:t>r¡</w:t>
             </w:r>
@@ -4276,6 +5115,7 @@
                 <w:color w:val="EE0000"/>
                 <w:sz w:val="40"/>
                 <w:szCs w:val="40"/>
+                <w:lang w:val="it-IT"/>
               </w:rPr>
               <w:t xml:space="preserve"> | ¥öex CZy</w:t>
             </w:r>
@@ -4286,6 +5126,7 @@
                 <w:color w:val="EE0000"/>
                 <w:sz w:val="32"/>
                 <w:szCs w:val="40"/>
+                <w:lang w:val="it-IT"/>
               </w:rPr>
               <w:t>–</w:t>
             </w:r>
@@ -4295,6 +5136,7 @@
                 <w:color w:val="EE0000"/>
                 <w:sz w:val="40"/>
                 <w:szCs w:val="40"/>
+                <w:lang w:val="it-IT"/>
               </w:rPr>
               <w:t xml:space="preserve"> ¥öex |</w:t>
             </w:r>
@@ -4873,6 +5715,7 @@
                 <w:szCs w:val="32"/>
                 <w:lang w:val="en-IN" w:eastAsia="en-IN" w:bidi="ml-IN"/>
               </w:rPr>
+              <w:lastRenderedPageBreak/>
               <w:t>T.S.1.7.</w:t>
             </w:r>
             <w:r>
@@ -5521,7 +6364,6 @@
                 <w:szCs w:val="32"/>
                 <w:lang w:val="en-IN" w:eastAsia="en-IN" w:bidi="ml-IN"/>
               </w:rPr>
-              <w:lastRenderedPageBreak/>
               <w:t>T.S.1.7.</w:t>
             </w:r>
             <w:r>
@@ -6588,6 +7430,7 @@
                 <w:szCs w:val="32"/>
                 <w:lang w:val="en-IN" w:eastAsia="en-IN" w:bidi="ml-IN"/>
               </w:rPr>
+              <w:lastRenderedPageBreak/>
               <w:t>T.S.1.7.1.4 - Kramam</w:t>
             </w:r>
           </w:p>
@@ -7596,7 +8439,6 @@
                 <w:szCs w:val="32"/>
                 <w:lang w:val="en-IN" w:eastAsia="en-IN" w:bidi="ml-IN"/>
               </w:rPr>
-              <w:lastRenderedPageBreak/>
               <w:t>T.S.1.7.2.1 - Kramam</w:t>
             </w:r>
           </w:p>
@@ -8859,6 +9701,7 @@
                 <w:szCs w:val="32"/>
                 <w:lang w:val="en-IN" w:eastAsia="en-IN" w:bidi="ml-IN"/>
               </w:rPr>
+              <w:lastRenderedPageBreak/>
               <w:t>T.S.1.7.8.3 - Kramam</w:t>
             </w:r>
           </w:p>
@@ -10088,7 +10931,6 @@
                 <w:sz w:val="40"/>
                 <w:szCs w:val="40"/>
               </w:rPr>
-              <w:lastRenderedPageBreak/>
               <w:t>D</w:t>
             </w:r>
             <w:r>
@@ -10169,7 +11011,6 @@
                 <w:sz w:val="40"/>
                 <w:szCs w:val="40"/>
               </w:rPr>
-              <w:lastRenderedPageBreak/>
               <w:t>A</w:t>
             </w:r>
             <w:r>
@@ -10227,7 +11068,6 @@
                 <w:sz w:val="40"/>
                 <w:szCs w:val="40"/>
               </w:rPr>
-              <w:lastRenderedPageBreak/>
               <w:t>D</w:t>
             </w:r>
             <w:r>
@@ -10311,7 +11151,6 @@
           <w:szCs w:val="40"/>
           <w:lang w:val="en-IN" w:eastAsia="en-IN"/>
         </w:rPr>
-        <w:lastRenderedPageBreak/>
         <w:t xml:space="preserve">"qï" </w:t>
       </w:r>
       <w:r>
@@ -10320,16 +11159,7 @@
           <w:bCs/>
           <w:sz w:val="32"/>
         </w:rPr>
-        <w:t xml:space="preserve">replaced </w:t>
-      </w:r>
-      <w:proofErr w:type="gramStart"/>
-      <w:r>
-        <w:rPr>
-          <w:b/>
-          <w:bCs/>
-          <w:sz w:val="32"/>
-        </w:rPr>
-        <w:t>with</w:t>
+        <w:t>replaced with</w:t>
       </w:r>
       <w:r>
         <w:rPr>
@@ -10351,7 +11181,6 @@
         </w:rPr>
         <w:t>"</w:t>
       </w:r>
-      <w:proofErr w:type="gramEnd"/>
       <w:r>
         <w:rPr>
           <w:rFonts w:ascii="BRH Malayalam" w:hAnsi="BRH Malayalam" w:cs="BRH Malayalam"/>
@@ -10363,7 +11192,6 @@
         </w:rPr>
         <w:t>q§T</w:t>
       </w:r>
-      <w:proofErr w:type="gramStart"/>
       <w:r>
         <w:rPr>
           <w:rFonts w:ascii="BRH Malayalam" w:hAnsi="BRH Malayalam" w:cs="BRH Malayalam"/>
@@ -10380,16 +11208,7 @@
           <w:bCs/>
           <w:sz w:val="32"/>
         </w:rPr>
-        <w:t>wherever</w:t>
-      </w:r>
-      <w:proofErr w:type="gramEnd"/>
-      <w:r>
-        <w:rPr>
-          <w:b/>
-          <w:bCs/>
-          <w:sz w:val="32"/>
-        </w:rPr>
-        <w:t xml:space="preserve"> applicable</w:t>
+        <w:t>wherever applicable</w:t>
       </w:r>
     </w:p>
     <w:p>
@@ -10694,6 +11513,7 @@
                 <w:szCs w:val="32"/>
                 <w:lang w:val="en-IN" w:eastAsia="en-IN" w:bidi="ml-IN"/>
               </w:rPr>
+              <w:lastRenderedPageBreak/>
               <w:t>T.S.1.7.4.1</w:t>
             </w:r>
             <w:r>
@@ -11960,7 +12780,6 @@
                 <w:szCs w:val="32"/>
                 <w:lang w:val="en-IN" w:eastAsia="en-IN" w:bidi="ml-IN"/>
               </w:rPr>
-              <w:lastRenderedPageBreak/>
               <w:t>T.S.1.7.8.3</w:t>
             </w:r>
             <w:r>
@@ -13447,7 +14266,6 @@
           <w:b/>
           <w:sz w:val="36"/>
         </w:rPr>
-        <w:lastRenderedPageBreak/>
         <w:t>==================================</w:t>
       </w:r>
     </w:p>

--- a/TS-Kramam/TS-1.7/TS 1.7 Malayalam Krama Paatam Corrections.docx
+++ b/TS-Kramam/TS-1.7/TS 1.7 Malayalam Krama Paatam Corrections.docx
@@ -227,7 +227,7 @@
       </w:tr>
       <w:tr>
         <w:trPr>
-          <w:trHeight w:val="1247"/>
+          <w:trHeight w:val="1092"/>
         </w:trPr>
         <w:tc>
           <w:tcPr>
@@ -373,7 +373,7 @@
               <w:autoSpaceDE w:val="0"/>
               <w:autoSpaceDN w:val="0"/>
               <w:adjustRightInd w:val="0"/>
-              <w:spacing w:before="0" w:line="252" w:lineRule="auto"/>
+              <w:spacing w:before="0" w:line="240" w:lineRule="auto"/>
               <w:rPr>
                 <w:rFonts w:ascii="BRH Malayalam Extra" w:hAnsi="BRH Malayalam Extra" w:cs="BRH Malayalam Extra"/>
                 <w:sz w:val="40"/>
@@ -444,7 +444,7 @@
               <w:autoSpaceDE w:val="0"/>
               <w:autoSpaceDN w:val="0"/>
               <w:adjustRightInd w:val="0"/>
-              <w:spacing w:before="0" w:line="252" w:lineRule="auto"/>
+              <w:spacing w:before="0" w:line="240" w:lineRule="auto"/>
               <w:rPr>
                 <w:rFonts w:ascii="BRH Malayalam Extra" w:hAnsi="BRH Malayalam Extra" w:cs="BRH Malayalam Extra"/>
                 <w:sz w:val="40"/>
@@ -518,7 +518,6 @@
               <w:rPr>
                 <w:rFonts w:eastAsia="Times New Roman" w:cs="Arial"/>
                 <w:b/>
-                <w:color w:val="EE0000"/>
                 <w:sz w:val="32"/>
                 <w:szCs w:val="32"/>
                 <w:lang w:val="en-IN" w:eastAsia="en-IN" w:bidi="ml-IN"/>
@@ -528,7 +527,6 @@
               <w:rPr>
                 <w:rFonts w:eastAsia="Times New Roman" w:cs="Arial"/>
                 <w:b/>
-                <w:color w:val="EE0000"/>
                 <w:sz w:val="32"/>
                 <w:szCs w:val="32"/>
                 <w:lang w:val="en-IN" w:eastAsia="en-IN" w:bidi="ml-IN"/>
@@ -547,7 +545,6 @@
                 <w:rFonts w:cs="Arial"/>
                 <w:b/>
                 <w:bCs/>
-                <w:color w:val="EE0000"/>
                 <w:sz w:val="28"/>
                 <w:szCs w:val="36"/>
                 <w:lang w:val="en-IN" w:bidi="ml-IN"/>
@@ -558,7 +555,6 @@
                 <w:rFonts w:cs="Arial"/>
                 <w:b/>
                 <w:bCs/>
-                <w:color w:val="EE0000"/>
                 <w:sz w:val="28"/>
                 <w:szCs w:val="36"/>
                 <w:lang w:val="en-IN" w:bidi="ml-IN"/>
@@ -579,7 +575,6 @@
               <w:rPr>
                 <w:rFonts w:eastAsia="Times New Roman" w:cs="Arial"/>
                 <w:b/>
-                <w:color w:val="EE0000"/>
                 <w:sz w:val="32"/>
                 <w:szCs w:val="32"/>
                 <w:lang w:val="it-IT" w:eastAsia="en-IN" w:bidi="ml-IN"/>
@@ -590,7 +585,6 @@
                 <w:rFonts w:cs="Arial"/>
                 <w:b/>
                 <w:bCs/>
-                <w:color w:val="EE0000"/>
                 <w:sz w:val="28"/>
                 <w:szCs w:val="36"/>
                 <w:lang w:val="it-IT" w:bidi="ml-IN"/>
@@ -612,15 +606,13 @@
               <w:spacing w:before="0" w:line="240" w:lineRule="auto"/>
               <w:rPr>
                 <w:rFonts w:ascii="BRH Malayalam Extra" w:hAnsi="BRH Malayalam Extra" w:cs="BRH Malayalam Extra"/>
-                <w:color w:val="EE0000"/>
-                <w:sz w:val="40"/>
-                <w:szCs w:val="40"/>
-              </w:rPr>
-            </w:pPr>
-            <w:r>
-              <w:rPr>
-                <w:rFonts w:ascii="BRH Malayalam Extra" w:hAnsi="BRH Malayalam Extra" w:cs="BRH Malayalam Extra"/>
-                <w:color w:val="EE0000"/>
+                <w:sz w:val="40"/>
+                <w:szCs w:val="40"/>
+              </w:rPr>
+            </w:pPr>
+            <w:r>
+              <w:rPr>
+                <w:rFonts w:ascii="BRH Malayalam Extra" w:hAnsi="BRH Malayalam Extra" w:cs="BRH Malayalam Extra"/>
                 <w:sz w:val="40"/>
                 <w:szCs w:val="40"/>
               </w:rPr>
@@ -629,7 +621,6 @@
             <w:r>
               <w:rPr>
                 <w:rFonts w:ascii="BRH Malayalam Extra" w:hAnsi="BRH Malayalam Extra" w:cs="BRH Malayalam Extra"/>
-                <w:color w:val="EE0000"/>
                 <w:sz w:val="40"/>
                 <w:szCs w:val="40"/>
                 <w:highlight w:val="yellow"/>
@@ -640,16 +631,14 @@
               <w:rPr>
                 <w:rFonts w:ascii="BRH Malayalam Extra" w:hAnsi="BRH Malayalam Extra" w:cs="BRH Malayalam Extra"/>
                 <w:b/>
-                <w:color w:val="EE0000"/>
-                <w:sz w:val="32"/>
-                <w:szCs w:val="40"/>
-              </w:rPr>
-              <w:t>–</w:t>
-            </w:r>
-            <w:r>
-              <w:rPr>
-                <w:rFonts w:ascii="BRH Malayalam Extra" w:hAnsi="BRH Malayalam Extra" w:cs="BRH Malayalam Extra"/>
-                <w:color w:val="EE0000"/>
+                <w:sz w:val="32"/>
+                <w:szCs w:val="40"/>
+              </w:rPr>
+              <w:t>–</w:t>
+            </w:r>
+            <w:r>
+              <w:rPr>
+                <w:rFonts w:ascii="BRH Malayalam Extra" w:hAnsi="BRH Malayalam Extra" w:cs="BRH Malayalam Extra"/>
                 <w:sz w:val="40"/>
                 <w:szCs w:val="40"/>
               </w:rPr>
@@ -665,15 +654,13 @@
               <w:spacing w:before="0" w:line="240" w:lineRule="auto"/>
               <w:rPr>
                 <w:rFonts w:ascii="BRH Devanagari Extra" w:hAnsi="BRH Devanagari Extra" w:cs="BRH Devanagari Extra"/>
-                <w:color w:val="EE0000"/>
-                <w:sz w:val="40"/>
-                <w:szCs w:val="40"/>
-              </w:rPr>
-            </w:pPr>
-            <w:r>
-              <w:rPr>
-                <w:rFonts w:ascii="BRH Malayalam Extra" w:hAnsi="BRH Malayalam Extra" w:cs="BRH Malayalam Extra"/>
-                <w:color w:val="EE0000"/>
+                <w:sz w:val="40"/>
+                <w:szCs w:val="40"/>
+              </w:rPr>
+            </w:pPr>
+            <w:r>
+              <w:rPr>
+                <w:rFonts w:ascii="BRH Malayalam Extra" w:hAnsi="BRH Malayalam Extra" w:cs="BRH Malayalam Extra"/>
                 <w:sz w:val="40"/>
                 <w:szCs w:val="40"/>
               </w:rPr>
@@ -683,16 +670,14 @@
               <w:rPr>
                 <w:rFonts w:ascii="BRH Malayalam Extra" w:hAnsi="BRH Malayalam Extra" w:cs="BRH Malayalam Extra"/>
                 <w:b/>
-                <w:color w:val="EE0000"/>
-                <w:sz w:val="32"/>
-                <w:szCs w:val="40"/>
-              </w:rPr>
-              <w:t>–</w:t>
-            </w:r>
-            <w:r>
-              <w:rPr>
-                <w:rFonts w:ascii="BRH Malayalam Extra" w:hAnsi="BRH Malayalam Extra" w:cs="BRH Malayalam Extra"/>
-                <w:color w:val="EE0000"/>
+                <w:sz w:val="32"/>
+                <w:szCs w:val="40"/>
+              </w:rPr>
+              <w:t>–</w:t>
+            </w:r>
+            <w:r>
+              <w:rPr>
+                <w:rFonts w:ascii="BRH Malayalam Extra" w:hAnsi="BRH Malayalam Extra" w:cs="BRH Malayalam Extra"/>
                 <w:sz w:val="40"/>
                 <w:szCs w:val="40"/>
               </w:rPr>
@@ -713,15 +698,13 @@
               <w:spacing w:before="0" w:line="240" w:lineRule="auto"/>
               <w:rPr>
                 <w:rFonts w:ascii="BRH Malayalam Extra" w:hAnsi="BRH Malayalam Extra" w:cs="BRH Malayalam Extra"/>
-                <w:color w:val="EE0000"/>
-                <w:sz w:val="40"/>
-                <w:szCs w:val="40"/>
-              </w:rPr>
-            </w:pPr>
-            <w:r>
-              <w:rPr>
-                <w:rFonts w:ascii="BRH Malayalam Extra" w:hAnsi="BRH Malayalam Extra" w:cs="BRH Malayalam Extra"/>
-                <w:color w:val="EE0000"/>
+                <w:sz w:val="40"/>
+                <w:szCs w:val="40"/>
+              </w:rPr>
+            </w:pPr>
+            <w:r>
+              <w:rPr>
+                <w:rFonts w:ascii="BRH Malayalam Extra" w:hAnsi="BRH Malayalam Extra" w:cs="BRH Malayalam Extra"/>
                 <w:sz w:val="40"/>
                 <w:szCs w:val="40"/>
               </w:rPr>
@@ -730,7 +713,6 @@
             <w:r>
               <w:rPr>
                 <w:rFonts w:ascii="BRH Malayalam Extra" w:hAnsi="BRH Malayalam Extra" w:cs="BRH Malayalam Extra"/>
-                <w:color w:val="EE0000"/>
                 <w:sz w:val="40"/>
                 <w:szCs w:val="40"/>
                 <w:highlight w:val="green"/>
@@ -740,7 +722,6 @@
             <w:r>
               <w:rPr>
                 <w:rFonts w:ascii="BRH Malayalam Extra" w:hAnsi="BRH Malayalam Extra" w:cs="BRH Malayalam Extra"/>
-                <w:color w:val="EE0000"/>
                 <w:sz w:val="40"/>
                 <w:szCs w:val="40"/>
               </w:rPr>
@@ -756,15 +737,13 @@
               <w:spacing w:before="0" w:line="240" w:lineRule="auto"/>
               <w:rPr>
                 <w:rFonts w:ascii="BRH Devanagari Extra" w:hAnsi="BRH Devanagari Extra" w:cs="BRH Devanagari Extra"/>
-                <w:color w:val="EE0000"/>
-                <w:sz w:val="40"/>
-                <w:szCs w:val="40"/>
-              </w:rPr>
-            </w:pPr>
-            <w:r>
-              <w:rPr>
-                <w:rFonts w:ascii="BRH Malayalam Extra" w:hAnsi="BRH Malayalam Extra" w:cs="BRH Malayalam Extra"/>
-                <w:color w:val="EE0000"/>
+                <w:sz w:val="40"/>
+                <w:szCs w:val="40"/>
+              </w:rPr>
+            </w:pPr>
+            <w:r>
+              <w:rPr>
+                <w:rFonts w:ascii="BRH Malayalam Extra" w:hAnsi="BRH Malayalam Extra" w:cs="BRH Malayalam Extra"/>
                 <w:sz w:val="40"/>
                 <w:szCs w:val="40"/>
               </w:rPr>
@@ -774,20 +753,654 @@
               <w:rPr>
                 <w:rFonts w:ascii="BRH Malayalam Extra" w:hAnsi="BRH Malayalam Extra" w:cs="BRH Malayalam Extra"/>
                 <w:b/>
-                <w:color w:val="EE0000"/>
-                <w:sz w:val="32"/>
-                <w:szCs w:val="40"/>
-              </w:rPr>
-              <w:t>–</w:t>
-            </w:r>
-            <w:r>
-              <w:rPr>
-                <w:rFonts w:ascii="BRH Malayalam Extra" w:hAnsi="BRH Malayalam Extra" w:cs="BRH Malayalam Extra"/>
-                <w:color w:val="EE0000"/>
+                <w:sz w:val="32"/>
+                <w:szCs w:val="40"/>
+              </w:rPr>
+              <w:t>–</w:t>
+            </w:r>
+            <w:r>
+              <w:rPr>
+                <w:rFonts w:ascii="BRH Malayalam Extra" w:hAnsi="BRH Malayalam Extra" w:cs="BRH Malayalam Extra"/>
                 <w:sz w:val="40"/>
                 <w:szCs w:val="40"/>
               </w:rPr>
               <w:t>¥ZZy— |</w:t>
+            </w:r>
+          </w:p>
+        </w:tc>
+      </w:tr>
+      <w:tr>
+        <w:trPr>
+          <w:trHeight w:val="999"/>
+        </w:trPr>
+        <w:tc>
+          <w:tcPr>
+            <w:tcW w:w="3686" w:type="dxa"/>
+          </w:tcPr>
+          <w:p>
+            <w:pPr>
+              <w:widowControl w:val="0"/>
+              <w:tabs>
+                <w:tab w:val="left" w:pos="993"/>
+              </w:tabs>
+              <w:autoSpaceDE w:val="0"/>
+              <w:autoSpaceDN w:val="0"/>
+              <w:adjustRightInd w:val="0"/>
+              <w:spacing w:before="0" w:line="240" w:lineRule="auto"/>
+              <w:rPr>
+                <w:rFonts w:eastAsia="Times New Roman" w:cs="Arial"/>
+                <w:b/>
+                <w:sz w:val="32"/>
+                <w:szCs w:val="32"/>
+                <w:lang w:val="en-IN" w:eastAsia="en-IN" w:bidi="ml-IN"/>
+              </w:rPr>
+            </w:pPr>
+            <w:r>
+              <w:rPr>
+                <w:rFonts w:eastAsia="Times New Roman" w:cs="Arial"/>
+                <w:b/>
+                <w:sz w:val="32"/>
+                <w:szCs w:val="32"/>
+                <w:lang w:val="en-IN" w:eastAsia="en-IN" w:bidi="ml-IN"/>
+              </w:rPr>
+              <w:t>T.S.1.7.</w:t>
+            </w:r>
+            <w:r>
+              <w:rPr>
+                <w:rFonts w:eastAsia="Times New Roman" w:cs="Arial"/>
+                <w:b/>
+                <w:sz w:val="32"/>
+                <w:szCs w:val="32"/>
+                <w:lang w:val="en-IN" w:eastAsia="en-IN" w:bidi="ml-IN"/>
+              </w:rPr>
+              <w:t>2.1</w:t>
+            </w:r>
+            <w:r>
+              <w:rPr>
+                <w:rFonts w:eastAsia="Times New Roman" w:cs="Arial"/>
+                <w:b/>
+                <w:sz w:val="32"/>
+                <w:szCs w:val="32"/>
+                <w:lang w:val="en-IN" w:eastAsia="en-IN" w:bidi="ml-IN"/>
+              </w:rPr>
+              <w:t xml:space="preserve"> - Kramam</w:t>
+            </w:r>
+          </w:p>
+          <w:p>
+            <w:pPr>
+              <w:widowControl w:val="0"/>
+              <w:autoSpaceDE w:val="0"/>
+              <w:autoSpaceDN w:val="0"/>
+              <w:adjustRightInd w:val="0"/>
+              <w:spacing w:before="0" w:line="240" w:lineRule="auto"/>
+              <w:rPr>
+                <w:rFonts w:cs="Arial"/>
+                <w:b/>
+                <w:bCs/>
+                <w:sz w:val="28"/>
+                <w:szCs w:val="36"/>
+                <w:lang w:val="en-IN" w:bidi="ml-IN"/>
+              </w:rPr>
+            </w:pPr>
+            <w:r>
+              <w:rPr>
+                <w:rFonts w:cs="Arial"/>
+                <w:b/>
+                <w:bCs/>
+                <w:sz w:val="28"/>
+                <w:szCs w:val="36"/>
+                <w:lang w:val="en-IN" w:bidi="ml-IN"/>
+              </w:rPr>
+              <w:t>Krama Vaakyam No. 20</w:t>
+            </w:r>
+          </w:p>
+          <w:p>
+            <w:pPr>
+              <w:widowControl w:val="0"/>
+              <w:tabs>
+                <w:tab w:val="left" w:pos="993"/>
+              </w:tabs>
+              <w:autoSpaceDE w:val="0"/>
+              <w:autoSpaceDN w:val="0"/>
+              <w:adjustRightInd w:val="0"/>
+              <w:spacing w:before="0" w:line="240" w:lineRule="auto"/>
+              <w:rPr>
+                <w:rFonts w:eastAsia="Times New Roman" w:cs="Arial"/>
+                <w:b/>
+                <w:sz w:val="32"/>
+                <w:szCs w:val="32"/>
+                <w:lang w:val="it-IT" w:eastAsia="en-IN" w:bidi="ml-IN"/>
+              </w:rPr>
+            </w:pPr>
+            <w:r>
+              <w:rPr>
+                <w:rFonts w:cs="Arial"/>
+                <w:b/>
+                <w:bCs/>
+                <w:sz w:val="28"/>
+                <w:szCs w:val="36"/>
+                <w:lang w:val="it-IT" w:bidi="ml-IN"/>
+              </w:rPr>
+              <w:t>Panchaati No. 7</w:t>
+            </w:r>
+          </w:p>
+        </w:tc>
+        <w:tc>
+          <w:tcPr>
+            <w:tcW w:w="5196" w:type="dxa"/>
+          </w:tcPr>
+          <w:p>
+            <w:pPr>
+              <w:widowControl w:val="0"/>
+              <w:autoSpaceDE w:val="0"/>
+              <w:autoSpaceDN w:val="0"/>
+              <w:adjustRightInd w:val="0"/>
+              <w:spacing w:before="0" w:line="240" w:lineRule="auto"/>
+              <w:rPr>
+                <w:rFonts w:ascii="BRH Malayalam Extra" w:hAnsi="BRH Malayalam Extra" w:cs="BRH Malayalam Extra"/>
+                <w:sz w:val="40"/>
+                <w:szCs w:val="40"/>
+                <w:lang w:val="en-IN"/>
+              </w:rPr>
+            </w:pPr>
+            <w:r>
+              <w:rPr>
+                <w:rFonts w:ascii="BRH Malayalam Extra" w:hAnsi="BRH Malayalam Extra" w:cs="BRH Malayalam Extra"/>
+                <w:sz w:val="40"/>
+                <w:szCs w:val="40"/>
+              </w:rPr>
+              <w:t xml:space="preserve">Dex˜¥tû | </w:t>
+            </w:r>
+            <w:r>
+              <w:rPr>
+                <w:rFonts w:ascii="BRH Malayalam Extra" w:hAnsi="BRH Malayalam Extra" w:cs="BRH Malayalam Extra"/>
+                <w:sz w:val="40"/>
+                <w:szCs w:val="40"/>
+                <w:highlight w:val="yellow"/>
+              </w:rPr>
+              <w:t>A</w:t>
+            </w:r>
+            <w:r>
+              <w:rPr>
+                <w:rFonts w:ascii="BRH Malayalam Extra" w:hAnsi="BRH Malayalam Extra" w:cs="BRH Malayalam Extra"/>
+                <w:sz w:val="40"/>
+                <w:szCs w:val="40"/>
+              </w:rPr>
+              <w:t>tû</w:t>
+            </w:r>
+            <w:r>
+              <w:rPr>
+                <w:rFonts w:ascii="BRH Malayalam Extra" w:hAnsi="BRH Malayalam Extra" w:cs="BRH Malayalam Extra"/>
+                <w:b/>
+                <w:sz w:val="32"/>
+                <w:szCs w:val="40"/>
+              </w:rPr>
+              <w:t>–</w:t>
+            </w:r>
+            <w:r>
+              <w:rPr>
+                <w:rFonts w:ascii="BRH Malayalam Extra" w:hAnsi="BRH Malayalam Extra" w:cs="BRH Malayalam Extra"/>
+                <w:sz w:val="40"/>
+                <w:szCs w:val="40"/>
+              </w:rPr>
+              <w:t xml:space="preserve"> CZy— |</w:t>
+            </w:r>
+          </w:p>
+        </w:tc>
+        <w:tc>
+          <w:tcPr>
+            <w:tcW w:w="5152" w:type="dxa"/>
+          </w:tcPr>
+          <w:p>
+            <w:pPr>
+              <w:widowControl w:val="0"/>
+              <w:autoSpaceDE w:val="0"/>
+              <w:autoSpaceDN w:val="0"/>
+              <w:adjustRightInd w:val="0"/>
+              <w:spacing w:before="0" w:line="240" w:lineRule="auto"/>
+              <w:rPr>
+                <w:rFonts w:ascii="BRH Malayalam Extra" w:hAnsi="BRH Malayalam Extra" w:cs="BRH Malayalam Extra"/>
+                <w:sz w:val="40"/>
+                <w:szCs w:val="40"/>
+                <w:lang w:val="en-IN"/>
+              </w:rPr>
+            </w:pPr>
+            <w:r>
+              <w:rPr>
+                <w:rFonts w:ascii="BRH Malayalam Extra" w:hAnsi="BRH Malayalam Extra" w:cs="BRH Malayalam Extra"/>
+                <w:sz w:val="40"/>
+                <w:szCs w:val="40"/>
+              </w:rPr>
+              <w:t xml:space="preserve">Dex˜¥tû | </w:t>
+            </w:r>
+            <w:r>
+              <w:rPr>
+                <w:rFonts w:ascii="BRH Malayalam Extra" w:hAnsi="BRH Malayalam Extra" w:cs="BRH Malayalam Extra"/>
+                <w:sz w:val="40"/>
+                <w:szCs w:val="40"/>
+                <w:highlight w:val="green"/>
+              </w:rPr>
+              <w:t>A</w:t>
+            </w:r>
+            <w:r>
+              <w:rPr>
+                <w:rFonts w:ascii="BRH Malayalam Extra" w:hAnsi="BRH Malayalam Extra" w:cs="BRH Malayalam Extra"/>
+                <w:b/>
+                <w:sz w:val="32"/>
+                <w:szCs w:val="40"/>
+              </w:rPr>
+              <w:t>–</w:t>
+            </w:r>
+            <w:r>
+              <w:rPr>
+                <w:rFonts w:ascii="BRH Malayalam Extra" w:hAnsi="BRH Malayalam Extra" w:cs="BRH Malayalam Extra"/>
+                <w:sz w:val="40"/>
+                <w:szCs w:val="40"/>
+              </w:rPr>
+              <w:t>tû</w:t>
+            </w:r>
+            <w:r>
+              <w:rPr>
+                <w:rFonts w:ascii="BRH Malayalam Extra" w:hAnsi="BRH Malayalam Extra" w:cs="BRH Malayalam Extra"/>
+                <w:b/>
+                <w:sz w:val="32"/>
+                <w:szCs w:val="40"/>
+              </w:rPr>
+              <w:t>–</w:t>
+            </w:r>
+            <w:r>
+              <w:rPr>
+                <w:rFonts w:ascii="BRH Malayalam Extra" w:hAnsi="BRH Malayalam Extra" w:cs="BRH Malayalam Extra"/>
+                <w:sz w:val="40"/>
+                <w:szCs w:val="40"/>
+              </w:rPr>
+              <w:t xml:space="preserve"> CZy— |</w:t>
+            </w:r>
+          </w:p>
+        </w:tc>
+      </w:tr>
+      <w:tr>
+        <w:trPr>
+          <w:trHeight w:val="1397"/>
+        </w:trPr>
+        <w:tc>
+          <w:tcPr>
+            <w:tcW w:w="3686" w:type="dxa"/>
+          </w:tcPr>
+          <w:p>
+            <w:pPr>
+              <w:widowControl w:val="0"/>
+              <w:tabs>
+                <w:tab w:val="left" w:pos="993"/>
+              </w:tabs>
+              <w:autoSpaceDE w:val="0"/>
+              <w:autoSpaceDN w:val="0"/>
+              <w:adjustRightInd w:val="0"/>
+              <w:spacing w:before="0" w:line="240" w:lineRule="auto"/>
+              <w:rPr>
+                <w:rFonts w:eastAsia="Times New Roman" w:cs="Arial"/>
+                <w:b/>
+                <w:sz w:val="32"/>
+                <w:szCs w:val="32"/>
+                <w:lang w:val="en-IN" w:eastAsia="en-IN" w:bidi="ml-IN"/>
+              </w:rPr>
+            </w:pPr>
+            <w:r>
+              <w:rPr>
+                <w:rFonts w:eastAsia="Times New Roman" w:cs="Arial"/>
+                <w:b/>
+                <w:sz w:val="32"/>
+                <w:szCs w:val="32"/>
+                <w:lang w:val="en-IN" w:eastAsia="en-IN" w:bidi="ml-IN"/>
+              </w:rPr>
+              <w:t>T.S.1.7.</w:t>
+            </w:r>
+            <w:r>
+              <w:rPr>
+                <w:rFonts w:eastAsia="Times New Roman" w:cs="Arial"/>
+                <w:b/>
+                <w:sz w:val="32"/>
+                <w:szCs w:val="32"/>
+                <w:lang w:val="en-IN" w:eastAsia="en-IN" w:bidi="ml-IN"/>
+              </w:rPr>
+              <w:t>3.3</w:t>
+            </w:r>
+            <w:r>
+              <w:rPr>
+                <w:rFonts w:eastAsia="Times New Roman" w:cs="Arial"/>
+                <w:b/>
+                <w:sz w:val="32"/>
+                <w:szCs w:val="32"/>
+                <w:lang w:val="en-IN" w:eastAsia="en-IN" w:bidi="ml-IN"/>
+              </w:rPr>
+              <w:t xml:space="preserve"> - Kramam</w:t>
+            </w:r>
+          </w:p>
+          <w:p>
+            <w:pPr>
+              <w:widowControl w:val="0"/>
+              <w:autoSpaceDE w:val="0"/>
+              <w:autoSpaceDN w:val="0"/>
+              <w:adjustRightInd w:val="0"/>
+              <w:spacing w:before="0" w:line="240" w:lineRule="auto"/>
+              <w:rPr>
+                <w:rFonts w:cs="Arial"/>
+                <w:b/>
+                <w:bCs/>
+                <w:sz w:val="28"/>
+                <w:szCs w:val="36"/>
+                <w:lang w:val="en-IN" w:bidi="ml-IN"/>
+              </w:rPr>
+            </w:pPr>
+            <w:r>
+              <w:rPr>
+                <w:rFonts w:cs="Arial"/>
+                <w:b/>
+                <w:bCs/>
+                <w:sz w:val="28"/>
+                <w:szCs w:val="36"/>
+                <w:lang w:val="en-IN" w:bidi="ml-IN"/>
+              </w:rPr>
+              <w:t>Krama Vaakyam No. 19</w:t>
+            </w:r>
+          </w:p>
+          <w:p>
+            <w:pPr>
+              <w:widowControl w:val="0"/>
+              <w:tabs>
+                <w:tab w:val="left" w:pos="993"/>
+              </w:tabs>
+              <w:autoSpaceDE w:val="0"/>
+              <w:autoSpaceDN w:val="0"/>
+              <w:adjustRightInd w:val="0"/>
+              <w:spacing w:before="0" w:line="240" w:lineRule="auto"/>
+              <w:rPr>
+                <w:rFonts w:eastAsia="Times New Roman" w:cs="Arial"/>
+                <w:b/>
+                <w:sz w:val="32"/>
+                <w:szCs w:val="32"/>
+                <w:lang w:val="it-IT" w:eastAsia="en-IN" w:bidi="ml-IN"/>
+              </w:rPr>
+            </w:pPr>
+            <w:r>
+              <w:rPr>
+                <w:rFonts w:cs="Arial"/>
+                <w:b/>
+                <w:bCs/>
+                <w:sz w:val="28"/>
+                <w:szCs w:val="36"/>
+                <w:lang w:val="it-IT" w:bidi="ml-IN"/>
+              </w:rPr>
+              <w:t xml:space="preserve">Panchaati No. </w:t>
+            </w:r>
+            <w:r>
+              <w:rPr>
+                <w:rFonts w:cs="Arial"/>
+                <w:b/>
+                <w:bCs/>
+                <w:sz w:val="28"/>
+                <w:szCs w:val="36"/>
+                <w:lang w:val="it-IT" w:bidi="ml-IN"/>
+              </w:rPr>
+              <w:t>13</w:t>
+            </w:r>
+          </w:p>
+        </w:tc>
+        <w:tc>
+          <w:tcPr>
+            <w:tcW w:w="5196" w:type="dxa"/>
+          </w:tcPr>
+          <w:p>
+            <w:pPr>
+              <w:widowControl w:val="0"/>
+              <w:autoSpaceDE w:val="0"/>
+              <w:autoSpaceDN w:val="0"/>
+              <w:adjustRightInd w:val="0"/>
+              <w:spacing w:before="0" w:line="240" w:lineRule="auto"/>
+              <w:rPr>
+                <w:rFonts w:ascii="BRH Malayalam Extra" w:hAnsi="BRH Malayalam Extra" w:cs="BRH Malayalam Extra"/>
+                <w:sz w:val="40"/>
+                <w:szCs w:val="40"/>
+                <w:lang w:val="it-IT"/>
+              </w:rPr>
+            </w:pPr>
+            <w:r>
+              <w:rPr>
+                <w:rFonts w:ascii="BRH Malayalam Extra" w:hAnsi="BRH Malayalam Extra" w:cs="BRH Malayalam Extra"/>
+                <w:sz w:val="40"/>
+                <w:szCs w:val="40"/>
+                <w:lang w:val="it-IT"/>
+              </w:rPr>
+              <w:t>Zi</w:t>
+            </w:r>
+            <w:r>
+              <w:rPr>
+                <w:rFonts w:ascii="BRH Malayalam Extra" w:hAnsi="BRH Malayalam Extra" w:cs="BRH Malayalam Extra"/>
+                <w:b/>
+                <w:sz w:val="32"/>
+                <w:szCs w:val="40"/>
+                <w:lang w:val="it-IT"/>
+              </w:rPr>
+              <w:t>–</w:t>
+            </w:r>
+            <w:r>
+              <w:rPr>
+                <w:rFonts w:ascii="BRH Malayalam Extra" w:hAnsi="BRH Malayalam Extra" w:cs="BRH Malayalam Extra"/>
+                <w:sz w:val="40"/>
+                <w:szCs w:val="40"/>
+                <w:lang w:val="it-IT"/>
+              </w:rPr>
+              <w:t xml:space="preserve">dûxt—kÇ | </w:t>
+            </w:r>
+          </w:p>
+          <w:p>
+            <w:pPr>
+              <w:widowControl w:val="0"/>
+              <w:autoSpaceDE w:val="0"/>
+              <w:autoSpaceDN w:val="0"/>
+              <w:adjustRightInd w:val="0"/>
+              <w:spacing w:before="0" w:line="240" w:lineRule="auto"/>
+              <w:rPr>
+                <w:rFonts w:ascii="BRH Malayalam Extra" w:hAnsi="BRH Malayalam Extra" w:cs="BRH Malayalam Extra"/>
+                <w:sz w:val="40"/>
+                <w:szCs w:val="40"/>
+                <w:lang w:val="it-IT"/>
+              </w:rPr>
+            </w:pPr>
+            <w:r>
+              <w:rPr>
+                <w:rFonts w:ascii="BRH Malayalam Extra" w:hAnsi="BRH Malayalam Extra" w:cs="BRH Malayalam Extra"/>
+                <w:sz w:val="40"/>
+                <w:szCs w:val="40"/>
+                <w:lang w:val="it-IT"/>
+              </w:rPr>
+              <w:t>A</w:t>
+            </w:r>
+            <w:r>
+              <w:rPr>
+                <w:rFonts w:ascii="BRH Malayalam Extra" w:hAnsi="BRH Malayalam Extra" w:cs="BRH Malayalam Extra"/>
+                <w:b/>
+                <w:sz w:val="32"/>
+                <w:szCs w:val="40"/>
+                <w:lang w:val="it-IT"/>
+              </w:rPr>
+              <w:t>–</w:t>
+            </w:r>
+            <w:r>
+              <w:rPr>
+                <w:rFonts w:ascii="BRH Malayalam Extra" w:hAnsi="BRH Malayalam Extra" w:cs="BRH Malayalam Extra"/>
+                <w:sz w:val="40"/>
+                <w:szCs w:val="40"/>
+                <w:lang w:val="it-IT"/>
+              </w:rPr>
+              <w:t>dûxt—kÇ</w:t>
+            </w:r>
+            <w:r>
+              <w:rPr>
+                <w:rFonts w:ascii="BRH Malayalam Extra" w:hAnsi="BRH Malayalam Extra" w:cs="BRH Malayalam Extra"/>
+                <w:b/>
+                <w:sz w:val="32"/>
+                <w:szCs w:val="40"/>
+                <w:lang w:val="it-IT"/>
+              </w:rPr>
+              <w:t>–</w:t>
+            </w:r>
+            <w:r>
+              <w:rPr>
+                <w:rFonts w:ascii="BRH Malayalam Extra" w:hAnsi="BRH Malayalam Extra" w:cs="BRH Malayalam Extra"/>
+                <w:sz w:val="40"/>
+                <w:szCs w:val="40"/>
+                <w:lang w:val="it-IT"/>
+              </w:rPr>
+              <w:t xml:space="preserve"> Z</w:t>
+            </w:r>
+            <w:r>
+              <w:rPr>
+                <w:rFonts w:ascii="BRH Malayalam Extra" w:hAnsi="BRH Malayalam Extra" w:cs="BRH Malayalam Extra"/>
+                <w:sz w:val="40"/>
+                <w:szCs w:val="40"/>
+                <w:highlight w:val="yellow"/>
+                <w:lang w:val="it-IT"/>
+              </w:rPr>
+              <w:t>Z</w:t>
+            </w:r>
+            <w:r>
+              <w:rPr>
+                <w:rFonts w:ascii="BRH Malayalam Extra" w:hAnsi="BRH Malayalam Extra" w:cs="BRH Malayalam Extra"/>
+                <w:sz w:val="40"/>
+                <w:szCs w:val="40"/>
+                <w:lang w:val="it-IT"/>
+              </w:rPr>
+              <w:t xml:space="preserve">J | </w:t>
+            </w:r>
+          </w:p>
+        </w:tc>
+        <w:tc>
+          <w:tcPr>
+            <w:tcW w:w="5152" w:type="dxa"/>
+          </w:tcPr>
+          <w:p>
+            <w:pPr>
+              <w:widowControl w:val="0"/>
+              <w:autoSpaceDE w:val="0"/>
+              <w:autoSpaceDN w:val="0"/>
+              <w:adjustRightInd w:val="0"/>
+              <w:spacing w:before="0" w:line="240" w:lineRule="auto"/>
+              <w:rPr>
+                <w:rFonts w:ascii="BRH Malayalam Extra" w:hAnsi="BRH Malayalam Extra" w:cs="BRH Malayalam Extra"/>
+                <w:sz w:val="40"/>
+                <w:szCs w:val="40"/>
+                <w:lang w:val="it-IT"/>
+              </w:rPr>
+            </w:pPr>
+            <w:r>
+              <w:rPr>
+                <w:rFonts w:ascii="BRH Malayalam Extra" w:hAnsi="BRH Malayalam Extra" w:cs="BRH Malayalam Extra"/>
+                <w:sz w:val="40"/>
+                <w:szCs w:val="40"/>
+                <w:lang w:val="it-IT"/>
+              </w:rPr>
+              <w:t>Zi</w:t>
+            </w:r>
+            <w:r>
+              <w:rPr>
+                <w:rFonts w:ascii="BRH Malayalam Extra" w:hAnsi="BRH Malayalam Extra" w:cs="BRH Malayalam Extra"/>
+                <w:b/>
+                <w:sz w:val="32"/>
+                <w:szCs w:val="40"/>
+                <w:lang w:val="it-IT"/>
+              </w:rPr>
+              <w:t>–</w:t>
+            </w:r>
+            <w:r>
+              <w:rPr>
+                <w:rFonts w:ascii="BRH Malayalam Extra" w:hAnsi="BRH Malayalam Extra" w:cs="BRH Malayalam Extra"/>
+                <w:sz w:val="40"/>
+                <w:szCs w:val="40"/>
+                <w:lang w:val="it-IT"/>
+              </w:rPr>
+              <w:t xml:space="preserve">dûxt—kÇ | </w:t>
+            </w:r>
+          </w:p>
+          <w:p>
+            <w:pPr>
+              <w:widowControl w:val="0"/>
+              <w:autoSpaceDE w:val="0"/>
+              <w:autoSpaceDN w:val="0"/>
+              <w:adjustRightInd w:val="0"/>
+              <w:spacing w:before="0" w:line="240" w:lineRule="auto"/>
+              <w:rPr>
+                <w:rFonts w:ascii="BRH Malayalam Extra" w:hAnsi="BRH Malayalam Extra" w:cs="BRH Malayalam Extra"/>
+                <w:sz w:val="40"/>
+                <w:szCs w:val="40"/>
+                <w:lang w:val="it-IT"/>
+              </w:rPr>
+            </w:pPr>
+            <w:r>
+              <w:rPr>
+                <w:rFonts w:ascii="BRH Malayalam Extra" w:hAnsi="BRH Malayalam Extra" w:cs="BRH Malayalam Extra"/>
+                <w:sz w:val="40"/>
+                <w:szCs w:val="40"/>
+                <w:lang w:val="it-IT"/>
+              </w:rPr>
+              <w:t>A</w:t>
+            </w:r>
+            <w:r>
+              <w:rPr>
+                <w:rFonts w:ascii="BRH Malayalam Extra" w:hAnsi="BRH Malayalam Extra" w:cs="BRH Malayalam Extra"/>
+                <w:b/>
+                <w:sz w:val="32"/>
+                <w:szCs w:val="40"/>
+                <w:lang w:val="it-IT"/>
+              </w:rPr>
+              <w:t>–</w:t>
+            </w:r>
+            <w:r>
+              <w:rPr>
+                <w:rFonts w:ascii="BRH Malayalam Extra" w:hAnsi="BRH Malayalam Extra" w:cs="BRH Malayalam Extra"/>
+                <w:sz w:val="40"/>
+                <w:szCs w:val="40"/>
+                <w:lang w:val="it-IT"/>
+              </w:rPr>
+              <w:t>dûxt—kÇ</w:t>
+            </w:r>
+            <w:r>
+              <w:rPr>
+                <w:rFonts w:ascii="BRH Malayalam Extra" w:hAnsi="BRH Malayalam Extra" w:cs="BRH Malayalam Extra"/>
+                <w:b/>
+                <w:sz w:val="32"/>
+                <w:szCs w:val="40"/>
+                <w:lang w:val="it-IT"/>
+              </w:rPr>
+              <w:t>–</w:t>
+            </w:r>
+            <w:r>
+              <w:rPr>
+                <w:rFonts w:ascii="BRH Malayalam Extra" w:hAnsi="BRH Malayalam Extra" w:cs="BRH Malayalam Extra"/>
+                <w:sz w:val="40"/>
+                <w:szCs w:val="40"/>
+                <w:lang w:val="it-IT"/>
+              </w:rPr>
+              <w:t xml:space="preserve"> Z</w:t>
+            </w:r>
+            <w:r>
+              <w:rPr>
+                <w:rFonts w:ascii="BRH Malayalam Extra" w:hAnsi="BRH Malayalam Extra" w:cs="BRH Malayalam Extra"/>
+                <w:sz w:val="40"/>
+                <w:szCs w:val="40"/>
+                <w:highlight w:val="green"/>
+                <w:lang w:val="it-IT"/>
+              </w:rPr>
+              <w:t>Z</w:t>
+            </w:r>
+            <w:r>
+              <w:rPr>
+                <w:rFonts w:ascii="BRH Malayalam Extra" w:hAnsi="BRH Malayalam Extra" w:cs="BRH Malayalam Extra"/>
+                <w:sz w:val="40"/>
+                <w:szCs w:val="40"/>
+                <w:lang w:val="it-IT"/>
+              </w:rPr>
+              <w:t xml:space="preserve">—J | </w:t>
             </w:r>
           </w:p>
         </w:tc>
@@ -836,7 +1449,7 @@
                 <w:szCs w:val="32"/>
                 <w:lang w:val="en-IN" w:eastAsia="en-IN" w:bidi="ml-IN"/>
               </w:rPr>
-              <w:t>2.1</w:t>
+              <w:t>3.4</w:t>
             </w:r>
             <w:r>
               <w:rPr>
@@ -874,7 +1487,7 @@
                 <w:szCs w:val="36"/>
                 <w:lang w:val="en-IN" w:bidi="ml-IN"/>
               </w:rPr>
-              <w:t>Krama Vaakyam No. 20</w:t>
+              <w:t>Krama Vaakyam No. 43</w:t>
             </w:r>
           </w:p>
           <w:p>
@@ -904,7 +1517,18 @@
                 <w:szCs w:val="36"/>
                 <w:lang w:val="it-IT" w:bidi="ml-IN"/>
               </w:rPr>
-              <w:t>Panchaati No. 7</w:t>
+              <w:t xml:space="preserve">Panchaati No. </w:t>
+            </w:r>
+            <w:r>
+              <w:rPr>
+                <w:rFonts w:cs="Arial"/>
+                <w:b/>
+                <w:bCs/>
+                <w:sz w:val="28"/>
+                <w:szCs w:val="36"/>
+                <w:lang w:val="it-IT" w:bidi="ml-IN"/>
+              </w:rPr>
+              <w:t>14</w:t>
             </w:r>
           </w:p>
         </w:tc>
@@ -918,21 +1542,103 @@
               <w:autoSpaceDE w:val="0"/>
               <w:autoSpaceDN w:val="0"/>
               <w:adjustRightInd w:val="0"/>
-              <w:spacing w:before="0" w:line="252" w:lineRule="auto"/>
-              <w:rPr>
-                <w:rFonts w:ascii="BRH Malayalam Extra" w:hAnsi="BRH Malayalam Extra" w:cs="BRH Malayalam Extra"/>
-                <w:sz w:val="40"/>
-                <w:szCs w:val="40"/>
-                <w:lang w:val="en-IN"/>
-              </w:rPr>
-            </w:pPr>
-            <w:r>
-              <w:rPr>
-                <w:rFonts w:ascii="BRH Malayalam Extra" w:hAnsi="BRH Malayalam Extra" w:cs="BRH Malayalam Extra"/>
-                <w:sz w:val="40"/>
-                <w:szCs w:val="40"/>
-              </w:rPr>
-              <w:t xml:space="preserve">Dex˜¥tû | </w:t>
+              <w:spacing w:before="0" w:line="240" w:lineRule="auto"/>
+              <w:rPr>
+                <w:rFonts w:ascii="BRH Malayalam Extra" w:hAnsi="BRH Malayalam Extra" w:cs="BRH Malayalam Extra"/>
+                <w:sz w:val="40"/>
+                <w:szCs w:val="40"/>
+                <w:lang w:val="it-IT"/>
+              </w:rPr>
+            </w:pPr>
+            <w:r>
+              <w:rPr>
+                <w:rFonts w:ascii="BRH Malayalam Extra" w:hAnsi="BRH Malayalam Extra" w:cs="BRH Malayalam Extra"/>
+                <w:sz w:val="40"/>
+                <w:szCs w:val="40"/>
+                <w:lang w:val="it-IT"/>
+              </w:rPr>
+              <w:t>A</w:t>
+            </w:r>
+            <w:r>
+              <w:rPr>
+                <w:rFonts w:ascii="BRH Malayalam Extra" w:hAnsi="BRH Malayalam Extra" w:cs="BRH Malayalam Extra"/>
+                <w:b/>
+                <w:sz w:val="32"/>
+                <w:szCs w:val="40"/>
+                <w:lang w:val="it-IT"/>
+              </w:rPr>
+              <w:t>–</w:t>
+            </w:r>
+            <w:r>
+              <w:rPr>
+                <w:rFonts w:ascii="BRH Malayalam Extra" w:hAnsi="BRH Malayalam Extra" w:cs="BRH Malayalam Extra"/>
+                <w:sz w:val="40"/>
+                <w:szCs w:val="40"/>
+                <w:lang w:val="it-IT"/>
+              </w:rPr>
+              <w:t>i¡öZx</w:t>
+            </w:r>
+            <w:r>
+              <w:rPr>
+                <w:rFonts w:ascii="BRH Malayalam Extra" w:hAnsi="BRH Malayalam Extra" w:cs="BRH Malayalam Extra"/>
+                <w:b/>
+                <w:sz w:val="32"/>
+                <w:szCs w:val="40"/>
+                <w:lang w:val="it-IT"/>
+              </w:rPr>
+              <w:t>–</w:t>
+            </w:r>
+            <w:r>
+              <w:rPr>
+                <w:rFonts w:ascii="BRH Malayalam Extra" w:hAnsi="BRH Malayalam Extra" w:cs="BRH Malayalam Extra"/>
+                <w:sz w:val="40"/>
+                <w:szCs w:val="40"/>
+                <w:lang w:val="it-IT"/>
+              </w:rPr>
+              <w:t xml:space="preserve">i¡rôyË§— | </w:t>
+            </w:r>
+          </w:p>
+          <w:p>
+            <w:pPr>
+              <w:widowControl w:val="0"/>
+              <w:autoSpaceDE w:val="0"/>
+              <w:autoSpaceDN w:val="0"/>
+              <w:adjustRightInd w:val="0"/>
+              <w:spacing w:before="0" w:line="240" w:lineRule="auto"/>
+              <w:rPr>
+                <w:rFonts w:ascii="BRH Malayalam Extra" w:hAnsi="BRH Malayalam Extra" w:cs="BRH Malayalam Extra"/>
+                <w:sz w:val="40"/>
+                <w:szCs w:val="40"/>
+                <w:lang w:val="it-IT"/>
+              </w:rPr>
+            </w:pPr>
+            <w:r>
+              <w:rPr>
+                <w:rFonts w:ascii="BRH Malayalam Extra" w:hAnsi="BRH Malayalam Extra" w:cs="BRH Malayalam Extra"/>
+                <w:sz w:val="40"/>
+                <w:szCs w:val="40"/>
+                <w:lang w:val="it-IT"/>
+              </w:rPr>
+              <w:t>A</w:t>
+            </w:r>
+            <w:r>
+              <w:rPr>
+                <w:rFonts w:ascii="BRH Malayalam Extra" w:hAnsi="BRH Malayalam Extra" w:cs="BRH Malayalam Extra"/>
+                <w:b/>
+                <w:sz w:val="32"/>
+                <w:szCs w:val="40"/>
+                <w:lang w:val="it-IT"/>
+              </w:rPr>
+              <w:t>–</w:t>
+            </w:r>
+            <w:r>
+              <w:rPr>
+                <w:rFonts w:ascii="BRH Malayalam Extra" w:hAnsi="BRH Malayalam Extra" w:cs="BRH Malayalam Extra"/>
+                <w:sz w:val="40"/>
+                <w:szCs w:val="40"/>
+                <w:lang w:val="it-IT"/>
+              </w:rPr>
+              <w:t>i¡rôy</w:t>
             </w:r>
             <w:r>
               <w:rPr>
@@ -940,33 +1646,55 @@
                 <w:sz w:val="40"/>
                 <w:szCs w:val="40"/>
                 <w:highlight w:val="yellow"/>
-              </w:rPr>
-              <w:t>A</w:t>
-            </w:r>
-            <w:r>
-              <w:rPr>
-                <w:rFonts w:ascii="BRH Malayalam Extra" w:hAnsi="BRH Malayalam Extra" w:cs="BRH Malayalam Extra"/>
-                <w:sz w:val="40"/>
-                <w:szCs w:val="40"/>
-              </w:rPr>
-              <w:t>tû</w:t>
-            </w:r>
-            <w:r>
-              <w:rPr>
-                <w:rFonts w:ascii="BRH Malayalam Extra" w:hAnsi="BRH Malayalam Extra" w:cs="BRH Malayalam Extra"/>
-                <w:b/>
-                <w:sz w:val="32"/>
-                <w:szCs w:val="40"/>
-              </w:rPr>
-              <w:t>–</w:t>
-            </w:r>
-            <w:r>
-              <w:rPr>
-                <w:rFonts w:ascii="BRH Malayalam Extra" w:hAnsi="BRH Malayalam Extra" w:cs="BRH Malayalam Extra"/>
-                <w:sz w:val="40"/>
-                <w:szCs w:val="40"/>
-              </w:rPr>
-              <w:t xml:space="preserve"> CZy— |</w:t>
+                <w:lang w:val="it-IT"/>
+              </w:rPr>
+              <w:t>©—</w:t>
+            </w:r>
+            <w:r>
+              <w:rPr>
+                <w:rFonts w:ascii="BRH Malayalam Extra" w:hAnsi="BRH Malayalam Extra" w:cs="BRH Malayalam Extra"/>
+                <w:sz w:val="40"/>
+                <w:szCs w:val="40"/>
+                <w:lang w:val="it-IT"/>
+              </w:rPr>
+              <w:t xml:space="preserve"> </w:t>
+            </w:r>
+            <w:r>
+              <w:rPr>
+                <w:rFonts w:ascii="BRH Devanagari Extra" w:hAnsi="BRH Devanagari Extra" w:cs="BRH Malayalam Extra"/>
+                <w:sz w:val="32"/>
+                <w:szCs w:val="40"/>
+                <w:lang w:val="it-IT"/>
+              </w:rPr>
+              <w:t>Æ</w:t>
+            </w:r>
+            <w:r>
+              <w:rPr>
+                <w:rFonts w:ascii="BRH Malayalam Extra" w:hAnsi="BRH Malayalam Extra" w:cs="BRH Malayalam Extra"/>
+                <w:sz w:val="40"/>
+                <w:szCs w:val="40"/>
+                <w:lang w:val="it-IT"/>
+              </w:rPr>
+              <w:t>¥mx</w:t>
+            </w:r>
+            <w:r>
+              <w:rPr>
+                <w:rFonts w:ascii="BRH Malayalam Extra" w:hAnsi="BRH Malayalam Extra" w:cs="BRH Malayalam Extra"/>
+                <w:b/>
+                <w:sz w:val="32"/>
+                <w:szCs w:val="40"/>
+                <w:lang w:val="it-IT"/>
+              </w:rPr>
+              <w:t>–</w:t>
+            </w:r>
+            <w:r>
+              <w:rPr>
+                <w:rFonts w:ascii="BRH Malayalam Extra" w:hAnsi="BRH Malayalam Extra" w:cs="BRH Malayalam Extra"/>
+                <w:sz w:val="40"/>
+                <w:szCs w:val="40"/>
+                <w:lang w:val="it-IT"/>
+              </w:rPr>
+              <w:t>¥K |</w:t>
             </w:r>
           </w:p>
         </w:tc>
@@ -980,21 +1708,103 @@
               <w:autoSpaceDE w:val="0"/>
               <w:autoSpaceDN w:val="0"/>
               <w:adjustRightInd w:val="0"/>
-              <w:spacing w:before="0" w:line="252" w:lineRule="auto"/>
-              <w:rPr>
-                <w:rFonts w:ascii="BRH Malayalam Extra" w:hAnsi="BRH Malayalam Extra" w:cs="BRH Malayalam Extra"/>
-                <w:sz w:val="40"/>
-                <w:szCs w:val="40"/>
-                <w:lang w:val="en-IN"/>
-              </w:rPr>
-            </w:pPr>
-            <w:r>
-              <w:rPr>
-                <w:rFonts w:ascii="BRH Malayalam Extra" w:hAnsi="BRH Malayalam Extra" w:cs="BRH Malayalam Extra"/>
-                <w:sz w:val="40"/>
-                <w:szCs w:val="40"/>
-              </w:rPr>
-              <w:t xml:space="preserve">Dex˜¥tû | </w:t>
+              <w:spacing w:before="0" w:line="240" w:lineRule="auto"/>
+              <w:rPr>
+                <w:rFonts w:ascii="BRH Malayalam Extra" w:hAnsi="BRH Malayalam Extra" w:cs="BRH Malayalam Extra"/>
+                <w:sz w:val="40"/>
+                <w:szCs w:val="40"/>
+                <w:lang w:val="it-IT"/>
+              </w:rPr>
+            </w:pPr>
+            <w:r>
+              <w:rPr>
+                <w:rFonts w:ascii="BRH Malayalam Extra" w:hAnsi="BRH Malayalam Extra" w:cs="BRH Malayalam Extra"/>
+                <w:sz w:val="40"/>
+                <w:szCs w:val="40"/>
+                <w:lang w:val="it-IT"/>
+              </w:rPr>
+              <w:t>A</w:t>
+            </w:r>
+            <w:r>
+              <w:rPr>
+                <w:rFonts w:ascii="BRH Malayalam Extra" w:hAnsi="BRH Malayalam Extra" w:cs="BRH Malayalam Extra"/>
+                <w:b/>
+                <w:sz w:val="32"/>
+                <w:szCs w:val="40"/>
+                <w:lang w:val="it-IT"/>
+              </w:rPr>
+              <w:t>–</w:t>
+            </w:r>
+            <w:r>
+              <w:rPr>
+                <w:rFonts w:ascii="BRH Malayalam Extra" w:hAnsi="BRH Malayalam Extra" w:cs="BRH Malayalam Extra"/>
+                <w:sz w:val="40"/>
+                <w:szCs w:val="40"/>
+                <w:lang w:val="it-IT"/>
+              </w:rPr>
+              <w:t>i¡öZx</w:t>
+            </w:r>
+            <w:r>
+              <w:rPr>
+                <w:rFonts w:ascii="BRH Malayalam Extra" w:hAnsi="BRH Malayalam Extra" w:cs="BRH Malayalam Extra"/>
+                <w:b/>
+                <w:sz w:val="32"/>
+                <w:szCs w:val="40"/>
+                <w:lang w:val="it-IT"/>
+              </w:rPr>
+              <w:t>–</w:t>
+            </w:r>
+            <w:r>
+              <w:rPr>
+                <w:rFonts w:ascii="BRH Malayalam Extra" w:hAnsi="BRH Malayalam Extra" w:cs="BRH Malayalam Extra"/>
+                <w:sz w:val="40"/>
+                <w:szCs w:val="40"/>
+                <w:lang w:val="it-IT"/>
+              </w:rPr>
+              <w:t xml:space="preserve">i¡rôyË§— | </w:t>
+            </w:r>
+          </w:p>
+          <w:p>
+            <w:pPr>
+              <w:widowControl w:val="0"/>
+              <w:autoSpaceDE w:val="0"/>
+              <w:autoSpaceDN w:val="0"/>
+              <w:adjustRightInd w:val="0"/>
+              <w:spacing w:before="0" w:line="240" w:lineRule="auto"/>
+              <w:rPr>
+                <w:rFonts w:ascii="BRH Malayalam Extra" w:hAnsi="BRH Malayalam Extra" w:cs="BRH Malayalam Extra"/>
+                <w:sz w:val="40"/>
+                <w:szCs w:val="40"/>
+                <w:lang w:val="it-IT"/>
+              </w:rPr>
+            </w:pPr>
+            <w:r>
+              <w:rPr>
+                <w:rFonts w:ascii="BRH Malayalam Extra" w:hAnsi="BRH Malayalam Extra" w:cs="BRH Malayalam Extra"/>
+                <w:sz w:val="40"/>
+                <w:szCs w:val="40"/>
+                <w:lang w:val="it-IT"/>
+              </w:rPr>
+              <w:t>A</w:t>
+            </w:r>
+            <w:r>
+              <w:rPr>
+                <w:rFonts w:ascii="BRH Malayalam Extra" w:hAnsi="BRH Malayalam Extra" w:cs="BRH Malayalam Extra"/>
+                <w:b/>
+                <w:sz w:val="32"/>
+                <w:szCs w:val="40"/>
+                <w:lang w:val="it-IT"/>
+              </w:rPr>
+              <w:t>–</w:t>
+            </w:r>
+            <w:r>
+              <w:rPr>
+                <w:rFonts w:ascii="BRH Malayalam Extra" w:hAnsi="BRH Malayalam Extra" w:cs="BRH Malayalam Extra"/>
+                <w:sz w:val="40"/>
+                <w:szCs w:val="40"/>
+                <w:lang w:val="it-IT"/>
+              </w:rPr>
+              <w:t>i¡</w:t>
             </w:r>
             <w:r>
               <w:rPr>
@@ -1002,49 +1812,62 @@
                 <w:sz w:val="40"/>
                 <w:szCs w:val="40"/>
                 <w:highlight w:val="green"/>
-              </w:rPr>
-              <w:t>A</w:t>
-            </w:r>
-            <w:r>
-              <w:rPr>
-                <w:rFonts w:ascii="BRH Malayalam Extra" w:hAnsi="BRH Malayalam Extra" w:cs="BRH Malayalam Extra"/>
-                <w:b/>
-                <w:sz w:val="32"/>
-                <w:szCs w:val="40"/>
-              </w:rPr>
-              <w:t>–</w:t>
-            </w:r>
-            <w:r>
-              <w:rPr>
-                <w:rFonts w:ascii="BRH Malayalam Extra" w:hAnsi="BRH Malayalam Extra" w:cs="BRH Malayalam Extra"/>
-                <w:sz w:val="40"/>
-                <w:szCs w:val="40"/>
-              </w:rPr>
-              <w:t>tû</w:t>
-            </w:r>
-            <w:r>
-              <w:rPr>
-                <w:rFonts w:ascii="BRH Malayalam Extra" w:hAnsi="BRH Malayalam Extra" w:cs="BRH Malayalam Extra"/>
-                <w:b/>
-                <w:sz w:val="32"/>
-                <w:szCs w:val="40"/>
-              </w:rPr>
-              <w:t>–</w:t>
-            </w:r>
-            <w:r>
-              <w:rPr>
-                <w:rFonts w:ascii="BRH Malayalam Extra" w:hAnsi="BRH Malayalam Extra" w:cs="BRH Malayalam Extra"/>
-                <w:sz w:val="40"/>
-                <w:szCs w:val="40"/>
-              </w:rPr>
-              <w:t xml:space="preserve"> CZy— |</w:t>
+                <w:lang w:val="it-IT"/>
+              </w:rPr>
+              <w:t>rô</w:t>
+            </w:r>
+            <w:r>
+              <w:rPr>
+                <w:rFonts w:ascii="BRH Malayalam Extra" w:hAnsi="BRH Malayalam Extra" w:cs="BRH Malayalam Extra"/>
+                <w:sz w:val="40"/>
+                <w:szCs w:val="40"/>
+                <w:lang w:val="it-IT"/>
+              </w:rPr>
+              <w:t xml:space="preserve">y—© </w:t>
+            </w:r>
+            <w:r>
+              <w:rPr>
+                <w:rFonts w:ascii="BRH Devanagari Extra" w:hAnsi="BRH Devanagari Extra" w:cs="BRH Malayalam Extra"/>
+                <w:sz w:val="32"/>
+                <w:szCs w:val="40"/>
+                <w:lang w:val="it-IT"/>
+              </w:rPr>
+              <w:t>Æ</w:t>
+            </w:r>
+            <w:r>
+              <w:rPr>
+                <w:rFonts w:ascii="BRH Malayalam Extra" w:hAnsi="BRH Malayalam Extra" w:cs="BRH Malayalam Extra"/>
+                <w:sz w:val="40"/>
+                <w:szCs w:val="40"/>
+                <w:lang w:val="it-IT"/>
+              </w:rPr>
+              <w:t>¥mx</w:t>
+            </w:r>
+            <w:r>
+              <w:rPr>
+                <w:rFonts w:ascii="BRH Malayalam Extra" w:hAnsi="BRH Malayalam Extra" w:cs="BRH Malayalam Extra"/>
+                <w:b/>
+                <w:sz w:val="32"/>
+                <w:szCs w:val="40"/>
+                <w:lang w:val="it-IT"/>
+              </w:rPr>
+              <w:t>–</w:t>
+            </w:r>
+            <w:r>
+              <w:rPr>
+                <w:rFonts w:ascii="BRH Malayalam Extra" w:hAnsi="BRH Malayalam Extra" w:cs="BRH Malayalam Extra"/>
+                <w:sz w:val="40"/>
+                <w:szCs w:val="40"/>
+                <w:lang w:val="it-IT"/>
+              </w:rPr>
+              <w:t>¥K |</w:t>
             </w:r>
           </w:p>
         </w:tc>
       </w:tr>
       <w:tr>
         <w:trPr>
-          <w:trHeight w:val="1431"/>
+          <w:trHeight w:val="1408"/>
         </w:trPr>
         <w:tc>
           <w:tcPr>
@@ -1076,6 +1899,7 @@
                 <w:szCs w:val="32"/>
                 <w:lang w:val="en-IN" w:eastAsia="en-IN" w:bidi="ml-IN"/>
               </w:rPr>
+              <w:lastRenderedPageBreak/>
               <w:t>T.S.1.7.</w:t>
             </w:r>
             <w:r>
@@ -1086,7 +1910,7 @@
                 <w:szCs w:val="32"/>
                 <w:lang w:val="en-IN" w:eastAsia="en-IN" w:bidi="ml-IN"/>
               </w:rPr>
-              <w:t>3.3</w:t>
+              <w:t>4.1</w:t>
             </w:r>
             <w:r>
               <w:rPr>
@@ -1124,7 +1948,7 @@
                 <w:szCs w:val="36"/>
                 <w:lang w:val="en-IN" w:bidi="ml-IN"/>
               </w:rPr>
-              <w:t>Krama Vaakyam No. 19</w:t>
+              <w:t>Krama Vaakyam No. 41</w:t>
             </w:r>
           </w:p>
           <w:p>
@@ -1165,7 +1989,7 @@
                 <w:szCs w:val="36"/>
                 <w:lang w:val="it-IT" w:bidi="ml-IN"/>
               </w:rPr>
-              <w:t>13</w:t>
+              <w:t>15</w:t>
             </w:r>
           </w:p>
         </w:tc>
@@ -1184,58 +2008,87 @@
                 <w:rFonts w:ascii="BRH Malayalam Extra" w:hAnsi="BRH Malayalam Extra" w:cs="BRH Malayalam Extra"/>
                 <w:sz w:val="40"/>
                 <w:szCs w:val="40"/>
-                <w:lang w:val="it-IT"/>
-              </w:rPr>
-            </w:pPr>
-            <w:r>
-              <w:rPr>
-                <w:rFonts w:ascii="BRH Malayalam Extra" w:hAnsi="BRH Malayalam Extra" w:cs="BRH Malayalam Extra"/>
-                <w:sz w:val="40"/>
-                <w:szCs w:val="40"/>
-                <w:lang w:val="it-IT"/>
-              </w:rPr>
-              <w:t>Zi</w:t>
-            </w:r>
-            <w:r>
-              <w:rPr>
-                <w:rFonts w:ascii="BRH Malayalam Extra" w:hAnsi="BRH Malayalam Extra" w:cs="BRH Malayalam Extra"/>
-                <w:b/>
-                <w:sz w:val="32"/>
-                <w:szCs w:val="40"/>
-                <w:lang w:val="it-IT"/>
-              </w:rPr>
-              <w:t>–</w:t>
-            </w:r>
-            <w:r>
-              <w:rPr>
-                <w:rFonts w:ascii="BRH Malayalam Extra" w:hAnsi="BRH Malayalam Extra" w:cs="BRH Malayalam Extra"/>
-                <w:sz w:val="40"/>
-                <w:szCs w:val="40"/>
-                <w:lang w:val="it-IT"/>
-              </w:rPr>
-              <w:t xml:space="preserve">dûxt—kÇ | </w:t>
-            </w:r>
-          </w:p>
-          <w:p>
-            <w:pPr>
-              <w:widowControl w:val="0"/>
-              <w:autoSpaceDE w:val="0"/>
-              <w:autoSpaceDN w:val="0"/>
-              <w:adjustRightInd w:val="0"/>
-              <w:spacing w:before="0" w:line="240" w:lineRule="auto"/>
-              <w:rPr>
-                <w:rFonts w:ascii="BRH Malayalam Extra" w:hAnsi="BRH Malayalam Extra" w:cs="BRH Malayalam Extra"/>
-                <w:sz w:val="40"/>
-                <w:szCs w:val="40"/>
-                <w:lang w:val="it-IT"/>
-              </w:rPr>
-            </w:pPr>
-            <w:r>
-              <w:rPr>
-                <w:rFonts w:ascii="BRH Malayalam Extra" w:hAnsi="BRH Malayalam Extra" w:cs="BRH Malayalam Extra"/>
-                <w:sz w:val="40"/>
-                <w:szCs w:val="40"/>
-                <w:lang w:val="it-IT"/>
+              </w:rPr>
+            </w:pPr>
+            <w:r>
+              <w:rPr>
+                <w:rFonts w:ascii="BRH Malayalam Extra" w:hAnsi="BRH Malayalam Extra" w:cs="BRH Malayalam Extra"/>
+                <w:sz w:val="40"/>
+                <w:szCs w:val="40"/>
+              </w:rPr>
+              <w:t>s£</w:t>
+            </w:r>
+            <w:r>
+              <w:rPr>
+                <w:rFonts w:ascii="BRH Malayalam Extra" w:hAnsi="BRH Malayalam Extra" w:cs="BRH Malayalam Extra"/>
+                <w:b/>
+                <w:sz w:val="32"/>
+                <w:szCs w:val="40"/>
+              </w:rPr>
+              <w:t>–</w:t>
+            </w:r>
+            <w:r>
+              <w:rPr>
+                <w:rFonts w:ascii="BRH Malayalam Extra" w:hAnsi="BRH Malayalam Extra" w:cs="BRH Malayalam Extra"/>
+                <w:sz w:val="40"/>
+                <w:szCs w:val="40"/>
+              </w:rPr>
+              <w:t>R</w:t>
+            </w:r>
+            <w:r>
+              <w:rPr>
+                <w:rFonts w:ascii="BRH Malayalam Extra" w:hAnsi="BRH Malayalam Extra" w:cs="BRH Malayalam Extra"/>
+                <w:b/>
+                <w:sz w:val="32"/>
+                <w:szCs w:val="40"/>
+              </w:rPr>
+              <w:t>–</w:t>
+            </w:r>
+            <w:r>
+              <w:rPr>
+                <w:rFonts w:ascii="BRH Malayalam Extra" w:hAnsi="BRH Malayalam Extra" w:cs="BRH Malayalam Extra"/>
+                <w:sz w:val="40"/>
+                <w:szCs w:val="40"/>
+              </w:rPr>
+              <w:t>¥Z</w:t>
+            </w:r>
+            <w:r>
+              <w:rPr>
+                <w:rFonts w:ascii="BRH Malayalam Extra" w:hAnsi="BRH Malayalam Extra" w:cs="BRH Malayalam Extra"/>
+                <w:b/>
+                <w:sz w:val="32"/>
+                <w:szCs w:val="40"/>
+              </w:rPr>
+              <w:t>–</w:t>
+            </w:r>
+            <w:r>
+              <w:rPr>
+                <w:rFonts w:ascii="BRH Malayalam Extra" w:hAnsi="BRH Malayalam Extra" w:cs="BRH Malayalam Extra"/>
+                <w:sz w:val="40"/>
+                <w:szCs w:val="40"/>
+              </w:rPr>
+              <w:t xml:space="preserve">„¥²J | </w:t>
+            </w:r>
+          </w:p>
+          <w:p>
+            <w:pPr>
+              <w:widowControl w:val="0"/>
+              <w:autoSpaceDE w:val="0"/>
+              <w:autoSpaceDN w:val="0"/>
+              <w:adjustRightInd w:val="0"/>
+              <w:spacing w:before="0" w:line="240" w:lineRule="auto"/>
+              <w:rPr>
+                <w:rFonts w:ascii="BRH Malayalam Extra" w:hAnsi="BRH Malayalam Extra" w:cs="BRH Malayalam Extra"/>
+                <w:sz w:val="40"/>
+                <w:szCs w:val="40"/>
+                <w:lang w:val="en-IN"/>
+              </w:rPr>
+            </w:pPr>
+            <w:r>
+              <w:rPr>
+                <w:rFonts w:ascii="BRH Malayalam Extra" w:hAnsi="BRH Malayalam Extra" w:cs="BRH Malayalam Extra"/>
+                <w:sz w:val="40"/>
+                <w:szCs w:val="40"/>
               </w:rPr>
               <w:t>A</w:t>
             </w:r>
@@ -1245,37 +2098,16 @@
                 <w:b/>
                 <w:sz w:val="32"/>
                 <w:szCs w:val="40"/>
-                <w:lang w:val="it-IT"/>
-              </w:rPr>
-              <w:t>–</w:t>
-            </w:r>
-            <w:r>
-              <w:rPr>
-                <w:rFonts w:ascii="BRH Malayalam Extra" w:hAnsi="BRH Malayalam Extra" w:cs="BRH Malayalam Extra"/>
-                <w:sz w:val="40"/>
-                <w:szCs w:val="40"/>
-                <w:lang w:val="it-IT"/>
-              </w:rPr>
-              <w:t>dûxt—kÇ</w:t>
-            </w:r>
-            <w:r>
-              <w:rPr>
-                <w:rFonts w:ascii="BRH Malayalam Extra" w:hAnsi="BRH Malayalam Extra" w:cs="BRH Malayalam Extra"/>
-                <w:b/>
-                <w:sz w:val="32"/>
-                <w:szCs w:val="40"/>
-                <w:lang w:val="it-IT"/>
-              </w:rPr>
-              <w:t>–</w:t>
-            </w:r>
-            <w:r>
-              <w:rPr>
-                <w:rFonts w:ascii="BRH Malayalam Extra" w:hAnsi="BRH Malayalam Extra" w:cs="BRH Malayalam Extra"/>
-                <w:sz w:val="40"/>
-                <w:szCs w:val="40"/>
-                <w:lang w:val="it-IT"/>
-              </w:rPr>
-              <w:t xml:space="preserve"> Z</w:t>
+              </w:rPr>
+              <w:t>–</w:t>
+            </w:r>
+            <w:r>
+              <w:rPr>
+                <w:rFonts w:ascii="BRH Malayalam Extra" w:hAnsi="BRH Malayalam Extra" w:cs="BRH Malayalam Extra"/>
+                <w:sz w:val="40"/>
+                <w:szCs w:val="40"/>
+              </w:rPr>
+              <w:t>¥</w:t>
             </w:r>
             <w:r>
               <w:rPr>
@@ -1283,18 +2115,33 @@
                 <w:sz w:val="40"/>
                 <w:szCs w:val="40"/>
                 <w:highlight w:val="yellow"/>
-                <w:lang w:val="it-IT"/>
-              </w:rPr>
-              <w:t>Z</w:t>
-            </w:r>
-            <w:r>
-              <w:rPr>
-                <w:rFonts w:ascii="BRH Malayalam Extra" w:hAnsi="BRH Malayalam Extra" w:cs="BRH Malayalam Extra"/>
-                <w:sz w:val="40"/>
-                <w:szCs w:val="40"/>
-                <w:lang w:val="it-IT"/>
-              </w:rPr>
-              <w:t xml:space="preserve">J | </w:t>
+              </w:rPr>
+              <w:t>²</w:t>
+            </w:r>
+            <w:r>
+              <w:rPr>
+                <w:rFonts w:ascii="BRH Malayalam Extra" w:hAnsi="BRH Malayalam Extra" w:cs="BRH Malayalam Extra"/>
+                <w:sz w:val="40"/>
+                <w:szCs w:val="40"/>
+              </w:rPr>
+              <w:t xml:space="preserve"> sûy—ræ</w:t>
+            </w:r>
+            <w:r>
+              <w:rPr>
+                <w:rFonts w:ascii="BRH Malayalam Extra" w:hAnsi="BRH Malayalam Extra" w:cs="BRH Malayalam Extra"/>
+                <w:b/>
+                <w:sz w:val="32"/>
+                <w:szCs w:val="40"/>
+              </w:rPr>
+              <w:t>–</w:t>
+            </w:r>
+            <w:r>
+              <w:rPr>
+                <w:rFonts w:ascii="BRH Malayalam Extra" w:hAnsi="BRH Malayalam Extra" w:cs="BRH Malayalam Extra"/>
+                <w:sz w:val="40"/>
+                <w:szCs w:val="40"/>
+              </w:rPr>
+              <w:t>K£Z—J |</w:t>
             </w:r>
           </w:p>
         </w:tc>
@@ -1313,58 +2160,86 @@
                 <w:rFonts w:ascii="BRH Malayalam Extra" w:hAnsi="BRH Malayalam Extra" w:cs="BRH Malayalam Extra"/>
                 <w:sz w:val="40"/>
                 <w:szCs w:val="40"/>
-                <w:lang w:val="it-IT"/>
-              </w:rPr>
-            </w:pPr>
-            <w:r>
-              <w:rPr>
-                <w:rFonts w:ascii="BRH Malayalam Extra" w:hAnsi="BRH Malayalam Extra" w:cs="BRH Malayalam Extra"/>
-                <w:sz w:val="40"/>
-                <w:szCs w:val="40"/>
-                <w:lang w:val="it-IT"/>
-              </w:rPr>
-              <w:t>Zi</w:t>
-            </w:r>
-            <w:r>
-              <w:rPr>
-                <w:rFonts w:ascii="BRH Malayalam Extra" w:hAnsi="BRH Malayalam Extra" w:cs="BRH Malayalam Extra"/>
-                <w:b/>
-                <w:sz w:val="32"/>
-                <w:szCs w:val="40"/>
-                <w:lang w:val="it-IT"/>
-              </w:rPr>
-              <w:t>–</w:t>
-            </w:r>
-            <w:r>
-              <w:rPr>
-                <w:rFonts w:ascii="BRH Malayalam Extra" w:hAnsi="BRH Malayalam Extra" w:cs="BRH Malayalam Extra"/>
-                <w:sz w:val="40"/>
-                <w:szCs w:val="40"/>
-                <w:lang w:val="it-IT"/>
-              </w:rPr>
-              <w:t xml:space="preserve">dûxt—kÇ | </w:t>
-            </w:r>
-          </w:p>
-          <w:p>
-            <w:pPr>
-              <w:widowControl w:val="0"/>
-              <w:autoSpaceDE w:val="0"/>
-              <w:autoSpaceDN w:val="0"/>
-              <w:adjustRightInd w:val="0"/>
-              <w:spacing w:before="0" w:line="240" w:lineRule="auto"/>
-              <w:rPr>
-                <w:rFonts w:ascii="BRH Malayalam Extra" w:hAnsi="BRH Malayalam Extra" w:cs="BRH Malayalam Extra"/>
-                <w:sz w:val="40"/>
-                <w:szCs w:val="40"/>
-                <w:lang w:val="it-IT"/>
-              </w:rPr>
-            </w:pPr>
-            <w:r>
-              <w:rPr>
-                <w:rFonts w:ascii="BRH Malayalam Extra" w:hAnsi="BRH Malayalam Extra" w:cs="BRH Malayalam Extra"/>
-                <w:sz w:val="40"/>
-                <w:szCs w:val="40"/>
-                <w:lang w:val="it-IT"/>
+              </w:rPr>
+            </w:pPr>
+            <w:r>
+              <w:rPr>
+                <w:rFonts w:ascii="BRH Malayalam Extra" w:hAnsi="BRH Malayalam Extra" w:cs="BRH Malayalam Extra"/>
+                <w:sz w:val="40"/>
+                <w:szCs w:val="40"/>
+              </w:rPr>
+              <w:t>s£</w:t>
+            </w:r>
+            <w:r>
+              <w:rPr>
+                <w:rFonts w:ascii="BRH Malayalam Extra" w:hAnsi="BRH Malayalam Extra" w:cs="BRH Malayalam Extra"/>
+                <w:b/>
+                <w:sz w:val="32"/>
+                <w:szCs w:val="40"/>
+              </w:rPr>
+              <w:t>–</w:t>
+            </w:r>
+            <w:r>
+              <w:rPr>
+                <w:rFonts w:ascii="BRH Malayalam Extra" w:hAnsi="BRH Malayalam Extra" w:cs="BRH Malayalam Extra"/>
+                <w:sz w:val="40"/>
+                <w:szCs w:val="40"/>
+              </w:rPr>
+              <w:t>R</w:t>
+            </w:r>
+            <w:r>
+              <w:rPr>
+                <w:rFonts w:ascii="BRH Malayalam Extra" w:hAnsi="BRH Malayalam Extra" w:cs="BRH Malayalam Extra"/>
+                <w:b/>
+                <w:sz w:val="32"/>
+                <w:szCs w:val="40"/>
+              </w:rPr>
+              <w:t>–</w:t>
+            </w:r>
+            <w:r>
+              <w:rPr>
+                <w:rFonts w:ascii="BRH Malayalam Extra" w:hAnsi="BRH Malayalam Extra" w:cs="BRH Malayalam Extra"/>
+                <w:sz w:val="40"/>
+                <w:szCs w:val="40"/>
+              </w:rPr>
+              <w:t>¥Z</w:t>
+            </w:r>
+            <w:r>
+              <w:rPr>
+                <w:rFonts w:ascii="BRH Malayalam Extra" w:hAnsi="BRH Malayalam Extra" w:cs="BRH Malayalam Extra"/>
+                <w:b/>
+                <w:sz w:val="32"/>
+                <w:szCs w:val="40"/>
+              </w:rPr>
+              <w:t>–</w:t>
+            </w:r>
+            <w:r>
+              <w:rPr>
+                <w:rFonts w:ascii="BRH Malayalam Extra" w:hAnsi="BRH Malayalam Extra" w:cs="BRH Malayalam Extra"/>
+                <w:sz w:val="40"/>
+                <w:szCs w:val="40"/>
+              </w:rPr>
+              <w:t xml:space="preserve">„¥²J | </w:t>
+            </w:r>
+          </w:p>
+          <w:p>
+            <w:pPr>
+              <w:widowControl w:val="0"/>
+              <w:autoSpaceDE w:val="0"/>
+              <w:autoSpaceDN w:val="0"/>
+              <w:adjustRightInd w:val="0"/>
+              <w:spacing w:before="0" w:line="240" w:lineRule="auto"/>
+              <w:rPr>
+                <w:rFonts w:ascii="BRH Malayalam Extra" w:hAnsi="BRH Malayalam Extra" w:cs="BRH Malayalam Extra"/>
+                <w:sz w:val="40"/>
+                <w:szCs w:val="40"/>
+              </w:rPr>
+            </w:pPr>
+            <w:r>
+              <w:rPr>
+                <w:rFonts w:ascii="BRH Malayalam Extra" w:hAnsi="BRH Malayalam Extra" w:cs="BRH Malayalam Extra"/>
+                <w:sz w:val="40"/>
+                <w:szCs w:val="40"/>
               </w:rPr>
               <w:t>A</w:t>
             </w:r>
@@ -1374,37 +2249,16 @@
                 <w:b/>
                 <w:sz w:val="32"/>
                 <w:szCs w:val="40"/>
-                <w:lang w:val="it-IT"/>
-              </w:rPr>
-              <w:t>–</w:t>
-            </w:r>
-            <w:r>
-              <w:rPr>
-                <w:rFonts w:ascii="BRH Malayalam Extra" w:hAnsi="BRH Malayalam Extra" w:cs="BRH Malayalam Extra"/>
-                <w:sz w:val="40"/>
-                <w:szCs w:val="40"/>
-                <w:lang w:val="it-IT"/>
-              </w:rPr>
-              <w:t>dûxt—kÇ</w:t>
-            </w:r>
-            <w:r>
-              <w:rPr>
-                <w:rFonts w:ascii="BRH Malayalam Extra" w:hAnsi="BRH Malayalam Extra" w:cs="BRH Malayalam Extra"/>
-                <w:b/>
-                <w:sz w:val="32"/>
-                <w:szCs w:val="40"/>
-                <w:lang w:val="it-IT"/>
-              </w:rPr>
-              <w:t>–</w:t>
-            </w:r>
-            <w:r>
-              <w:rPr>
-                <w:rFonts w:ascii="BRH Malayalam Extra" w:hAnsi="BRH Malayalam Extra" w:cs="BRH Malayalam Extra"/>
-                <w:sz w:val="40"/>
-                <w:szCs w:val="40"/>
-                <w:lang w:val="it-IT"/>
-              </w:rPr>
-              <w:t xml:space="preserve"> Z</w:t>
+              </w:rPr>
+              <w:t>–</w:t>
+            </w:r>
+            <w:r>
+              <w:rPr>
+                <w:rFonts w:ascii="BRH Malayalam Extra" w:hAnsi="BRH Malayalam Extra" w:cs="BRH Malayalam Extra"/>
+                <w:sz w:val="40"/>
+                <w:szCs w:val="40"/>
+              </w:rPr>
+              <w:t>¥²</w:t>
             </w:r>
             <w:r>
               <w:rPr>
@@ -1412,18 +2266,836 @@
                 <w:sz w:val="40"/>
                 <w:szCs w:val="40"/>
                 <w:highlight w:val="green"/>
-                <w:lang w:val="it-IT"/>
-              </w:rPr>
-              <w:t>Z</w:t>
-            </w:r>
-            <w:r>
-              <w:rPr>
-                <w:rFonts w:ascii="BRH Malayalam Extra" w:hAnsi="BRH Malayalam Extra" w:cs="BRH Malayalam Extra"/>
-                <w:sz w:val="40"/>
-                <w:szCs w:val="40"/>
-                <w:lang w:val="it-IT"/>
-              </w:rPr>
-              <w:t xml:space="preserve">—J | </w:t>
+              </w:rPr>
+              <w:t>J</w:t>
+            </w:r>
+            <w:r>
+              <w:rPr>
+                <w:rFonts w:ascii="BRH Malayalam Extra" w:hAnsi="BRH Malayalam Extra" w:cs="BRH Malayalam Extra"/>
+                <w:sz w:val="40"/>
+                <w:szCs w:val="40"/>
+              </w:rPr>
+              <w:t xml:space="preserve"> sûy—ræ</w:t>
+            </w:r>
+            <w:r>
+              <w:rPr>
+                <w:rFonts w:ascii="BRH Malayalam Extra" w:hAnsi="BRH Malayalam Extra" w:cs="BRH Malayalam Extra"/>
+                <w:b/>
+                <w:sz w:val="32"/>
+                <w:szCs w:val="40"/>
+              </w:rPr>
+              <w:t>–</w:t>
+            </w:r>
+            <w:r>
+              <w:rPr>
+                <w:rFonts w:ascii="BRH Malayalam Extra" w:hAnsi="BRH Malayalam Extra" w:cs="BRH Malayalam Extra"/>
+                <w:sz w:val="40"/>
+                <w:szCs w:val="40"/>
+              </w:rPr>
+              <w:t>K£Z—J |</w:t>
+            </w:r>
+          </w:p>
+        </w:tc>
+      </w:tr>
+      <w:tr>
+        <w:trPr>
+          <w:trHeight w:val="1399"/>
+        </w:trPr>
+        <w:tc>
+          <w:tcPr>
+            <w:tcW w:w="3686" w:type="dxa"/>
+          </w:tcPr>
+          <w:p>
+            <w:pPr>
+              <w:widowControl w:val="0"/>
+              <w:tabs>
+                <w:tab w:val="left" w:pos="993"/>
+              </w:tabs>
+              <w:autoSpaceDE w:val="0"/>
+              <w:autoSpaceDN w:val="0"/>
+              <w:adjustRightInd w:val="0"/>
+              <w:spacing w:before="0" w:line="240" w:lineRule="auto"/>
+              <w:rPr>
+                <w:rFonts w:eastAsia="Times New Roman" w:cs="Arial"/>
+                <w:b/>
+                <w:sz w:val="32"/>
+                <w:szCs w:val="32"/>
+                <w:lang w:val="en-IN" w:eastAsia="en-IN" w:bidi="ml-IN"/>
+              </w:rPr>
+            </w:pPr>
+            <w:r>
+              <w:rPr>
+                <w:rFonts w:eastAsia="Times New Roman" w:cs="Arial"/>
+                <w:b/>
+                <w:sz w:val="32"/>
+                <w:szCs w:val="32"/>
+                <w:lang w:val="en-IN" w:eastAsia="en-IN" w:bidi="ml-IN"/>
+              </w:rPr>
+              <w:t>T.S.1.7.</w:t>
+            </w:r>
+            <w:r>
+              <w:rPr>
+                <w:rFonts w:eastAsia="Times New Roman" w:cs="Arial"/>
+                <w:b/>
+                <w:sz w:val="32"/>
+                <w:szCs w:val="32"/>
+                <w:lang w:val="en-IN" w:eastAsia="en-IN" w:bidi="ml-IN"/>
+              </w:rPr>
+              <w:t>5.2</w:t>
+            </w:r>
+            <w:r>
+              <w:rPr>
+                <w:rFonts w:eastAsia="Times New Roman" w:cs="Arial"/>
+                <w:b/>
+                <w:sz w:val="32"/>
+                <w:szCs w:val="32"/>
+                <w:lang w:val="en-IN" w:eastAsia="en-IN" w:bidi="ml-IN"/>
+              </w:rPr>
+              <w:t xml:space="preserve"> - Kramam</w:t>
+            </w:r>
+          </w:p>
+          <w:p>
+            <w:pPr>
+              <w:widowControl w:val="0"/>
+              <w:autoSpaceDE w:val="0"/>
+              <w:autoSpaceDN w:val="0"/>
+              <w:adjustRightInd w:val="0"/>
+              <w:spacing w:before="0" w:line="240" w:lineRule="auto"/>
+              <w:rPr>
+                <w:rFonts w:cs="Arial"/>
+                <w:b/>
+                <w:bCs/>
+                <w:sz w:val="28"/>
+                <w:szCs w:val="36"/>
+                <w:lang w:val="en-IN" w:bidi="ml-IN"/>
+              </w:rPr>
+            </w:pPr>
+            <w:r>
+              <w:rPr>
+                <w:rFonts w:cs="Arial"/>
+                <w:b/>
+                <w:bCs/>
+                <w:sz w:val="28"/>
+                <w:szCs w:val="36"/>
+                <w:lang w:val="en-IN" w:bidi="ml-IN"/>
+              </w:rPr>
+              <w:t>Krama Vaakyam No. 30</w:t>
+            </w:r>
+          </w:p>
+          <w:p>
+            <w:pPr>
+              <w:widowControl w:val="0"/>
+              <w:tabs>
+                <w:tab w:val="left" w:pos="993"/>
+              </w:tabs>
+              <w:autoSpaceDE w:val="0"/>
+              <w:autoSpaceDN w:val="0"/>
+              <w:adjustRightInd w:val="0"/>
+              <w:spacing w:before="0" w:line="240" w:lineRule="auto"/>
+              <w:rPr>
+                <w:rFonts w:eastAsia="Times New Roman" w:cs="Arial"/>
+                <w:b/>
+                <w:sz w:val="32"/>
+                <w:szCs w:val="32"/>
+                <w:lang w:val="it-IT" w:eastAsia="en-IN" w:bidi="ml-IN"/>
+              </w:rPr>
+            </w:pPr>
+            <w:r>
+              <w:rPr>
+                <w:rFonts w:cs="Arial"/>
+                <w:b/>
+                <w:bCs/>
+                <w:sz w:val="28"/>
+                <w:szCs w:val="36"/>
+                <w:lang w:val="it-IT" w:bidi="ml-IN"/>
+              </w:rPr>
+              <w:t xml:space="preserve">Panchaati No. </w:t>
+            </w:r>
+            <w:r>
+              <w:rPr>
+                <w:rFonts w:cs="Arial"/>
+                <w:b/>
+                <w:bCs/>
+                <w:sz w:val="28"/>
+                <w:szCs w:val="36"/>
+                <w:lang w:val="it-IT" w:bidi="ml-IN"/>
+              </w:rPr>
+              <w:t>22</w:t>
+            </w:r>
+          </w:p>
+        </w:tc>
+        <w:tc>
+          <w:tcPr>
+            <w:tcW w:w="5196" w:type="dxa"/>
+          </w:tcPr>
+          <w:p>
+            <w:pPr>
+              <w:widowControl w:val="0"/>
+              <w:autoSpaceDE w:val="0"/>
+              <w:autoSpaceDN w:val="0"/>
+              <w:adjustRightInd w:val="0"/>
+              <w:spacing w:before="0" w:line="240" w:lineRule="auto"/>
+              <w:rPr>
+                <w:rFonts w:ascii="BRH Malayalam Extra" w:hAnsi="BRH Malayalam Extra" w:cs="BRH Malayalam Extra"/>
+                <w:sz w:val="40"/>
+                <w:szCs w:val="40"/>
+                <w:lang w:val="it-IT"/>
+              </w:rPr>
+            </w:pPr>
+            <w:r>
+              <w:rPr>
+                <w:rFonts w:ascii="BRH Malayalam Extra" w:hAnsi="BRH Malayalam Extra" w:cs="BRH Malayalam Extra"/>
+                <w:sz w:val="40"/>
+                <w:szCs w:val="40"/>
+                <w:lang w:val="it-IT"/>
+              </w:rPr>
+              <w:t>öez</w:t>
+            </w:r>
+            <w:r>
+              <w:rPr>
+                <w:rFonts w:ascii="BRH Malayalam Extra" w:hAnsi="BRH Malayalam Extra" w:cs="BRH Malayalam Extra"/>
+                <w:b/>
+                <w:sz w:val="32"/>
+                <w:szCs w:val="40"/>
+                <w:lang w:val="it-IT"/>
+              </w:rPr>
+              <w:t>–</w:t>
+            </w:r>
+            <w:r>
+              <w:rPr>
+                <w:rFonts w:ascii="BRH Malayalam Extra" w:hAnsi="BRH Malayalam Extra" w:cs="BRH Malayalam Extra"/>
+                <w:sz w:val="40"/>
+                <w:szCs w:val="40"/>
+                <w:lang w:val="it-IT"/>
+              </w:rPr>
+              <w:t>Yx</w:t>
+            </w:r>
+            <w:r>
+              <w:rPr>
+                <w:rFonts w:ascii="BRH Malayalam Extra" w:hAnsi="BRH Malayalam Extra" w:cs="BRH Malayalam Extra"/>
+                <w:b/>
+                <w:sz w:val="32"/>
+                <w:szCs w:val="40"/>
+                <w:lang w:val="it-IT"/>
+              </w:rPr>
+              <w:t>–</w:t>
+            </w:r>
+            <w:r>
+              <w:rPr>
+                <w:rFonts w:ascii="BRH Malayalam Extra" w:hAnsi="BRH Malayalam Extra" w:cs="BRH Malayalam Extra"/>
+                <w:sz w:val="40"/>
+                <w:szCs w:val="40"/>
+                <w:lang w:val="it-IT"/>
+              </w:rPr>
+              <w:t>¥Zõ</w:t>
+            </w:r>
+            <w:r>
+              <w:rPr>
+                <w:rFonts w:ascii="BRH Malayalam Extra" w:hAnsi="BRH Malayalam Extra" w:cs="BRH Malayalam Extra"/>
+                <w:b/>
+                <w:sz w:val="32"/>
+                <w:szCs w:val="40"/>
+                <w:lang w:val="it-IT"/>
+              </w:rPr>
+              <w:t>–</w:t>
+            </w:r>
+            <w:r>
+              <w:rPr>
+                <w:rFonts w:ascii="BRH Malayalam Extra" w:hAnsi="BRH Malayalam Extra" w:cs="BRH Malayalam Extra"/>
+                <w:sz w:val="40"/>
+                <w:szCs w:val="40"/>
+                <w:lang w:val="it-IT"/>
+              </w:rPr>
+              <w:t xml:space="preserve">Zxpx©— | </w:t>
+            </w:r>
+          </w:p>
+          <w:p>
+            <w:pPr>
+              <w:widowControl w:val="0"/>
+              <w:autoSpaceDE w:val="0"/>
+              <w:autoSpaceDN w:val="0"/>
+              <w:adjustRightInd w:val="0"/>
+              <w:spacing w:before="0" w:line="240" w:lineRule="auto"/>
+              <w:rPr>
+                <w:rFonts w:ascii="BRH Malayalam Extra" w:hAnsi="BRH Malayalam Extra" w:cs="BRH Malayalam Extra"/>
+                <w:sz w:val="40"/>
+                <w:szCs w:val="40"/>
+                <w:lang w:val="en-IN"/>
+              </w:rPr>
+            </w:pPr>
+            <w:r>
+              <w:rPr>
+                <w:rFonts w:ascii="BRH Malayalam Extra" w:hAnsi="BRH Malayalam Extra" w:cs="BRH Malayalam Extra"/>
+                <w:sz w:val="40"/>
+                <w:szCs w:val="40"/>
+                <w:lang w:val="it-IT"/>
+              </w:rPr>
+              <w:t>G</w:t>
+            </w:r>
+            <w:r>
+              <w:rPr>
+                <w:rFonts w:ascii="BRH Malayalam Extra" w:hAnsi="BRH Malayalam Extra" w:cs="BRH Malayalam Extra"/>
+                <w:b/>
+                <w:sz w:val="32"/>
+                <w:szCs w:val="40"/>
+                <w:lang w:val="it-IT"/>
+              </w:rPr>
+              <w:t>–</w:t>
+            </w:r>
+            <w:r>
+              <w:rPr>
+                <w:rFonts w:ascii="BRH Malayalam Extra" w:hAnsi="BRH Malayalam Extra" w:cs="BRH Malayalam Extra"/>
+                <w:sz w:val="40"/>
+                <w:szCs w:val="40"/>
+                <w:lang w:val="it-IT"/>
+              </w:rPr>
+              <w:t>Zxpx</w:t>
+            </w:r>
+            <w:r>
+              <w:rPr>
+                <w:rFonts w:ascii="BRH Malayalam Extra" w:hAnsi="BRH Malayalam Extra" w:cs="BRH Malayalam Extra"/>
+                <w:b/>
+                <w:sz w:val="32"/>
+                <w:szCs w:val="40"/>
+                <w:lang w:val="it-IT"/>
+              </w:rPr>
+              <w:t>–</w:t>
+            </w:r>
+            <w:r>
+              <w:rPr>
+                <w:rFonts w:ascii="BRH Malayalam Extra" w:hAnsi="BRH Malayalam Extra" w:cs="BRH Malayalam Extra"/>
+                <w:sz w:val="40"/>
+                <w:szCs w:val="40"/>
+                <w:highlight w:val="yellow"/>
+                <w:lang w:val="it-IT"/>
+              </w:rPr>
+              <w:t>©</w:t>
+            </w:r>
+            <w:r>
+              <w:rPr>
+                <w:rFonts w:ascii="BRH Malayalam Extra" w:hAnsi="BRH Malayalam Extra" w:cs="BRH Malayalam Extra"/>
+                <w:sz w:val="40"/>
+                <w:szCs w:val="40"/>
+                <w:lang w:val="it-IT"/>
+              </w:rPr>
+              <w:t xml:space="preserve">. </w:t>
+            </w:r>
+            <w:r>
+              <w:rPr>
+                <w:rFonts w:ascii="BRH Malayalam Extra" w:hAnsi="BRH Malayalam Extra" w:cs="BRH Malayalam Extra"/>
+                <w:sz w:val="40"/>
+                <w:szCs w:val="40"/>
+              </w:rPr>
+              <w:t>¤¤p |</w:t>
+            </w:r>
+          </w:p>
+        </w:tc>
+        <w:tc>
+          <w:tcPr>
+            <w:tcW w:w="5152" w:type="dxa"/>
+          </w:tcPr>
+          <w:p>
+            <w:pPr>
+              <w:widowControl w:val="0"/>
+              <w:autoSpaceDE w:val="0"/>
+              <w:autoSpaceDN w:val="0"/>
+              <w:adjustRightInd w:val="0"/>
+              <w:spacing w:before="0" w:line="240" w:lineRule="auto"/>
+              <w:rPr>
+                <w:rFonts w:ascii="BRH Malayalam Extra" w:hAnsi="BRH Malayalam Extra" w:cs="BRH Malayalam Extra"/>
+                <w:sz w:val="40"/>
+                <w:szCs w:val="40"/>
+              </w:rPr>
+            </w:pPr>
+            <w:r>
+              <w:rPr>
+                <w:rFonts w:ascii="BRH Malayalam Extra" w:hAnsi="BRH Malayalam Extra" w:cs="BRH Malayalam Extra"/>
+                <w:sz w:val="40"/>
+                <w:szCs w:val="40"/>
+              </w:rPr>
+              <w:t>öez</w:t>
+            </w:r>
+            <w:r>
+              <w:rPr>
+                <w:rFonts w:ascii="BRH Malayalam Extra" w:hAnsi="BRH Malayalam Extra" w:cs="BRH Malayalam Extra"/>
+                <w:b/>
+                <w:sz w:val="32"/>
+                <w:szCs w:val="40"/>
+              </w:rPr>
+              <w:t>–</w:t>
+            </w:r>
+            <w:r>
+              <w:rPr>
+                <w:rFonts w:ascii="BRH Malayalam Extra" w:hAnsi="BRH Malayalam Extra" w:cs="BRH Malayalam Extra"/>
+                <w:sz w:val="40"/>
+                <w:szCs w:val="40"/>
+              </w:rPr>
+              <w:t>Yx</w:t>
+            </w:r>
+            <w:r>
+              <w:rPr>
+                <w:rFonts w:ascii="BRH Malayalam Extra" w:hAnsi="BRH Malayalam Extra" w:cs="BRH Malayalam Extra"/>
+                <w:b/>
+                <w:sz w:val="32"/>
+                <w:szCs w:val="40"/>
+              </w:rPr>
+              <w:t>–</w:t>
+            </w:r>
+            <w:r>
+              <w:rPr>
+                <w:rFonts w:ascii="BRH Malayalam Extra" w:hAnsi="BRH Malayalam Extra" w:cs="BRH Malayalam Extra"/>
+                <w:sz w:val="40"/>
+                <w:szCs w:val="40"/>
+              </w:rPr>
+              <w:t>¥Zõ</w:t>
+            </w:r>
+            <w:r>
+              <w:rPr>
+                <w:rFonts w:ascii="BRH Malayalam Extra" w:hAnsi="BRH Malayalam Extra" w:cs="BRH Malayalam Extra"/>
+                <w:b/>
+                <w:sz w:val="32"/>
+                <w:szCs w:val="40"/>
+              </w:rPr>
+              <w:t>–</w:t>
+            </w:r>
+            <w:r>
+              <w:rPr>
+                <w:rFonts w:ascii="BRH Malayalam Extra" w:hAnsi="BRH Malayalam Extra" w:cs="BRH Malayalam Extra"/>
+                <w:sz w:val="40"/>
+                <w:szCs w:val="40"/>
+              </w:rPr>
+              <w:t xml:space="preserve">Zxpx©— | </w:t>
+            </w:r>
+          </w:p>
+          <w:p>
+            <w:pPr>
+              <w:widowControl w:val="0"/>
+              <w:autoSpaceDE w:val="0"/>
+              <w:autoSpaceDN w:val="0"/>
+              <w:adjustRightInd w:val="0"/>
+              <w:spacing w:before="0" w:line="240" w:lineRule="auto"/>
+              <w:rPr>
+                <w:rFonts w:ascii="BRH Malayalam Extra" w:hAnsi="BRH Malayalam Extra" w:cs="BRH Malayalam Extra"/>
+                <w:sz w:val="40"/>
+                <w:szCs w:val="40"/>
+                <w:lang w:val="en-IN"/>
+              </w:rPr>
+            </w:pPr>
+            <w:r>
+              <w:rPr>
+                <w:rFonts w:ascii="BRH Malayalam Extra" w:hAnsi="BRH Malayalam Extra" w:cs="BRH Malayalam Extra"/>
+                <w:sz w:val="40"/>
+                <w:szCs w:val="40"/>
+              </w:rPr>
+              <w:t>G</w:t>
+            </w:r>
+            <w:r>
+              <w:rPr>
+                <w:rFonts w:ascii="BRH Malayalam Extra" w:hAnsi="BRH Malayalam Extra" w:cs="BRH Malayalam Extra"/>
+                <w:b/>
+                <w:sz w:val="32"/>
+                <w:szCs w:val="40"/>
+              </w:rPr>
+              <w:t>–</w:t>
+            </w:r>
+            <w:r>
+              <w:rPr>
+                <w:rFonts w:ascii="BRH Malayalam Extra" w:hAnsi="BRH Malayalam Extra" w:cs="BRH Malayalam Extra"/>
+                <w:sz w:val="40"/>
+                <w:szCs w:val="40"/>
+              </w:rPr>
+              <w:t>Zxpx</w:t>
+            </w:r>
+            <w:r>
+              <w:rPr>
+                <w:rFonts w:ascii="BRH Malayalam Extra" w:hAnsi="BRH Malayalam Extra" w:cs="BRH Malayalam Extra"/>
+                <w:b/>
+                <w:sz w:val="32"/>
+                <w:szCs w:val="40"/>
+              </w:rPr>
+              <w:t>–</w:t>
+            </w:r>
+            <w:r>
+              <w:rPr>
+                <w:rFonts w:ascii="BRH Malayalam Extra" w:hAnsi="BRH Malayalam Extra" w:cs="BRH Malayalam Extra"/>
+                <w:sz w:val="40"/>
+                <w:szCs w:val="40"/>
+                <w:highlight w:val="green"/>
+              </w:rPr>
+              <w:t>©</w:t>
+            </w:r>
+            <w:r>
+              <w:rPr>
+                <w:rFonts w:ascii="BRH Malayalam Extra" w:hAnsi="BRH Malayalam Extra" w:cs="BRH Malayalam Extra"/>
+                <w:b/>
+                <w:sz w:val="32"/>
+                <w:szCs w:val="40"/>
+                <w:highlight w:val="green"/>
+              </w:rPr>
+              <w:t>–</w:t>
+            </w:r>
+            <w:r>
+              <w:rPr>
+                <w:rFonts w:ascii="BRH Malayalam Extra" w:hAnsi="BRH Malayalam Extra" w:cs="BRH Malayalam Extra"/>
+                <w:sz w:val="40"/>
+                <w:szCs w:val="40"/>
+              </w:rPr>
+              <w:t>. ¤¤p |</w:t>
+            </w:r>
+          </w:p>
+        </w:tc>
+      </w:tr>
+      <w:tr>
+        <w:trPr>
+          <w:trHeight w:val="1405"/>
+        </w:trPr>
+        <w:tc>
+          <w:tcPr>
+            <w:tcW w:w="3686" w:type="dxa"/>
+          </w:tcPr>
+          <w:p>
+            <w:pPr>
+              <w:widowControl w:val="0"/>
+              <w:tabs>
+                <w:tab w:val="left" w:pos="993"/>
+              </w:tabs>
+              <w:autoSpaceDE w:val="0"/>
+              <w:autoSpaceDN w:val="0"/>
+              <w:adjustRightInd w:val="0"/>
+              <w:spacing w:before="0" w:line="240" w:lineRule="auto"/>
+              <w:rPr>
+                <w:rFonts w:eastAsia="Times New Roman" w:cs="Arial"/>
+                <w:b/>
+                <w:sz w:val="32"/>
+                <w:szCs w:val="32"/>
+                <w:lang w:val="en-IN" w:eastAsia="en-IN" w:bidi="ml-IN"/>
+              </w:rPr>
+            </w:pPr>
+            <w:r>
+              <w:rPr>
+                <w:rFonts w:eastAsia="Times New Roman" w:cs="Arial"/>
+                <w:b/>
+                <w:sz w:val="32"/>
+                <w:szCs w:val="32"/>
+                <w:lang w:val="en-IN" w:eastAsia="en-IN" w:bidi="ml-IN"/>
+              </w:rPr>
+              <w:t>T.S.1.7.6.7 - Kramam</w:t>
+            </w:r>
+          </w:p>
+          <w:p>
+            <w:pPr>
+              <w:widowControl w:val="0"/>
+              <w:autoSpaceDE w:val="0"/>
+              <w:autoSpaceDN w:val="0"/>
+              <w:adjustRightInd w:val="0"/>
+              <w:spacing w:before="0" w:line="240" w:lineRule="auto"/>
+              <w:rPr>
+                <w:rFonts w:cs="Arial"/>
+                <w:b/>
+                <w:bCs/>
+                <w:sz w:val="28"/>
+                <w:szCs w:val="36"/>
+                <w:lang w:val="en-IN" w:bidi="ml-IN"/>
+              </w:rPr>
+            </w:pPr>
+            <w:r>
+              <w:rPr>
+                <w:rFonts w:cs="Arial"/>
+                <w:b/>
+                <w:bCs/>
+                <w:sz w:val="28"/>
+                <w:szCs w:val="36"/>
+                <w:lang w:val="en-IN" w:bidi="ml-IN"/>
+              </w:rPr>
+              <w:t>Krama Vaakyam No. 42</w:t>
+            </w:r>
+          </w:p>
+          <w:p>
+            <w:pPr>
+              <w:widowControl w:val="0"/>
+              <w:tabs>
+                <w:tab w:val="left" w:pos="993"/>
+              </w:tabs>
+              <w:autoSpaceDE w:val="0"/>
+              <w:autoSpaceDN w:val="0"/>
+              <w:adjustRightInd w:val="0"/>
+              <w:spacing w:before="0" w:line="240" w:lineRule="auto"/>
+              <w:rPr>
+                <w:rFonts w:eastAsia="Times New Roman" w:cs="Arial"/>
+                <w:b/>
+                <w:sz w:val="32"/>
+                <w:szCs w:val="32"/>
+                <w:lang w:val="it-IT" w:eastAsia="en-IN" w:bidi="ml-IN"/>
+              </w:rPr>
+            </w:pPr>
+            <w:r>
+              <w:rPr>
+                <w:rFonts w:cs="Arial"/>
+                <w:b/>
+                <w:bCs/>
+                <w:sz w:val="28"/>
+                <w:szCs w:val="36"/>
+                <w:lang w:val="it-IT" w:bidi="ml-IN"/>
+              </w:rPr>
+              <w:t>Panchaati No. 31</w:t>
+            </w:r>
+          </w:p>
+        </w:tc>
+        <w:tc>
+          <w:tcPr>
+            <w:tcW w:w="5196" w:type="dxa"/>
+          </w:tcPr>
+          <w:p>
+            <w:pPr>
+              <w:widowControl w:val="0"/>
+              <w:autoSpaceDE w:val="0"/>
+              <w:autoSpaceDN w:val="0"/>
+              <w:adjustRightInd w:val="0"/>
+              <w:spacing w:before="0" w:line="240" w:lineRule="auto"/>
+              <w:rPr>
+                <w:rFonts w:ascii="BRH Malayalam Extra" w:hAnsi="BRH Malayalam Extra" w:cs="BRH Malayalam Extra"/>
+                <w:sz w:val="40"/>
+                <w:szCs w:val="40"/>
+                <w:lang w:val="it-IT"/>
+              </w:rPr>
+            </w:pPr>
+            <w:r>
+              <w:rPr>
+                <w:rFonts w:ascii="BRH Malayalam Extra" w:hAnsi="BRH Malayalam Extra" w:cs="BRH Malayalam Extra"/>
+                <w:sz w:val="40"/>
+                <w:szCs w:val="40"/>
+                <w:lang w:val="it-IT"/>
+              </w:rPr>
+              <w:t>m</w:t>
+            </w:r>
+            <w:r>
+              <w:rPr>
+                <w:rFonts w:ascii="BRH Malayalam Extra" w:hAnsi="BRH Malayalam Extra" w:cs="BRH Malayalam Extra"/>
+                <w:b/>
+                <w:sz w:val="32"/>
+                <w:szCs w:val="40"/>
+                <w:lang w:val="it-IT"/>
+              </w:rPr>
+              <w:t>–</w:t>
+            </w:r>
+            <w:r>
+              <w:rPr>
+                <w:rFonts w:ascii="BRH Malayalam Extra" w:hAnsi="BRH Malayalam Extra" w:cs="BRH Malayalam Extra"/>
+                <w:sz w:val="40"/>
+                <w:szCs w:val="40"/>
+                <w:lang w:val="it-IT"/>
+              </w:rPr>
+              <w:t>h</w:t>
+            </w:r>
+            <w:r>
+              <w:rPr>
+                <w:rFonts w:ascii="BRH Malayalam Extra" w:hAnsi="BRH Malayalam Extra" w:cs="BRH Malayalam Extra"/>
+                <w:b/>
+                <w:sz w:val="32"/>
+                <w:szCs w:val="40"/>
+                <w:lang w:val="it-IT"/>
+              </w:rPr>
+              <w:t>–</w:t>
+            </w:r>
+            <w:r>
+              <w:rPr>
+                <w:rFonts w:ascii="BRH Malayalam Extra" w:hAnsi="BRH Malayalam Extra" w:cs="BRH Malayalam Extra"/>
+                <w:sz w:val="40"/>
+                <w:szCs w:val="40"/>
+                <w:lang w:val="it-IT"/>
+              </w:rPr>
+              <w:t>¥Z„d—pk¡</w:t>
+            </w:r>
+            <w:r>
+              <w:rPr>
+                <w:rFonts w:ascii="BRH Malayalam Extra" w:hAnsi="BRH Malayalam Extra" w:cs="BRH Malayalam Extra"/>
+                <w:sz w:val="40"/>
+                <w:szCs w:val="40"/>
+                <w:highlight w:val="yellow"/>
+                <w:lang w:val="it-IT"/>
+              </w:rPr>
+              <w:t>ÆxJ</w:t>
+            </w:r>
+            <w:r>
+              <w:rPr>
+                <w:rFonts w:ascii="BRH Malayalam Extra" w:hAnsi="BRH Malayalam Extra" w:cs="BRH Malayalam Extra"/>
+                <w:sz w:val="40"/>
+                <w:szCs w:val="40"/>
+                <w:lang w:val="it-IT"/>
+              </w:rPr>
+              <w:t xml:space="preserve"> | </w:t>
+            </w:r>
+          </w:p>
+          <w:p>
+            <w:pPr>
+              <w:widowControl w:val="0"/>
+              <w:autoSpaceDE w:val="0"/>
+              <w:autoSpaceDN w:val="0"/>
+              <w:adjustRightInd w:val="0"/>
+              <w:spacing w:before="0" w:line="240" w:lineRule="auto"/>
+              <w:rPr>
+                <w:rFonts w:ascii="BRH Malayalam Extra" w:hAnsi="BRH Malayalam Extra" w:cs="BRH Malayalam Extra"/>
+                <w:sz w:val="40"/>
+                <w:szCs w:val="40"/>
+                <w:lang w:val="it-IT"/>
+              </w:rPr>
+            </w:pPr>
+            <w:r>
+              <w:rPr>
+                <w:rFonts w:ascii="BRH Malayalam Extra" w:hAnsi="BRH Malayalam Extra" w:cs="BRH Malayalam Extra"/>
+                <w:sz w:val="40"/>
+                <w:szCs w:val="40"/>
+                <w:lang w:val="it-IT"/>
+              </w:rPr>
+              <w:t>Ad—pk¡Æx</w:t>
+            </w:r>
+            <w:r>
+              <w:rPr>
+                <w:rFonts w:ascii="BRH Malayalam Extra" w:hAnsi="BRH Malayalam Extra" w:cs="BRH Malayalam Extra"/>
+                <w:b/>
+                <w:sz w:val="32"/>
+                <w:szCs w:val="40"/>
+                <w:lang w:val="it-IT"/>
+              </w:rPr>
+              <w:t>–</w:t>
+            </w:r>
+            <w:r>
+              <w:rPr>
+                <w:rFonts w:ascii="BRH Malayalam Extra" w:hAnsi="BRH Malayalam Extra" w:cs="BRH Malayalam Extra"/>
+                <w:sz w:val="40"/>
+                <w:szCs w:val="40"/>
+                <w:lang w:val="it-IT"/>
+              </w:rPr>
+              <w:t xml:space="preserve"> ¤¤p | </w:t>
+            </w:r>
+          </w:p>
+        </w:tc>
+        <w:tc>
+          <w:tcPr>
+            <w:tcW w:w="5152" w:type="dxa"/>
+          </w:tcPr>
+          <w:p>
+            <w:pPr>
+              <w:widowControl w:val="0"/>
+              <w:autoSpaceDE w:val="0"/>
+              <w:autoSpaceDN w:val="0"/>
+              <w:adjustRightInd w:val="0"/>
+              <w:spacing w:before="0" w:line="240" w:lineRule="auto"/>
+              <w:rPr>
+                <w:rFonts w:ascii="BRH Malayalam Extra" w:hAnsi="BRH Malayalam Extra" w:cs="BRH Malayalam Extra"/>
+                <w:sz w:val="40"/>
+                <w:szCs w:val="40"/>
+                <w:lang w:val="it-IT"/>
+              </w:rPr>
+            </w:pPr>
+            <w:r>
+              <w:rPr>
+                <w:rFonts w:ascii="BRH Malayalam Extra" w:hAnsi="BRH Malayalam Extra" w:cs="BRH Malayalam Extra"/>
+                <w:sz w:val="40"/>
+                <w:szCs w:val="40"/>
+                <w:lang w:val="it-IT"/>
+              </w:rPr>
+              <w:t>m</w:t>
+            </w:r>
+            <w:r>
+              <w:rPr>
+                <w:rFonts w:ascii="BRH Malayalam Extra" w:hAnsi="BRH Malayalam Extra" w:cs="BRH Malayalam Extra"/>
+                <w:b/>
+                <w:sz w:val="32"/>
+                <w:szCs w:val="40"/>
+                <w:lang w:val="it-IT"/>
+              </w:rPr>
+              <w:t>–</w:t>
+            </w:r>
+            <w:r>
+              <w:rPr>
+                <w:rFonts w:ascii="BRH Malayalam Extra" w:hAnsi="BRH Malayalam Extra" w:cs="BRH Malayalam Extra"/>
+                <w:sz w:val="40"/>
+                <w:szCs w:val="40"/>
+                <w:lang w:val="it-IT"/>
+              </w:rPr>
+              <w:t>h</w:t>
+            </w:r>
+            <w:r>
+              <w:rPr>
+                <w:rFonts w:ascii="BRH Malayalam Extra" w:hAnsi="BRH Malayalam Extra" w:cs="BRH Malayalam Extra"/>
+                <w:b/>
+                <w:sz w:val="32"/>
+                <w:szCs w:val="40"/>
+                <w:lang w:val="it-IT"/>
+              </w:rPr>
+              <w:t>–</w:t>
+            </w:r>
+            <w:r>
+              <w:rPr>
+                <w:rFonts w:ascii="BRH Malayalam Extra" w:hAnsi="BRH Malayalam Extra" w:cs="BRH Malayalam Extra"/>
+                <w:sz w:val="40"/>
+                <w:szCs w:val="40"/>
+                <w:lang w:val="it-IT"/>
+              </w:rPr>
+              <w:t>¥Z„d—pk¡</w:t>
+            </w:r>
+            <w:r>
+              <w:rPr>
+                <w:rFonts w:ascii="BRH Malayalam Extra" w:hAnsi="BRH Malayalam Extra" w:cs="BRH Malayalam Extra"/>
+                <w:sz w:val="40"/>
+                <w:szCs w:val="40"/>
+                <w:highlight w:val="green"/>
+                <w:lang w:val="it-IT"/>
+              </w:rPr>
+              <w:t>Æx</w:t>
+            </w:r>
+            <w:r>
+              <w:rPr>
+                <w:rFonts w:ascii="BRH Malayalam Extra" w:hAnsi="BRH Malayalam Extra" w:cs="BRH Malayalam Extra"/>
+                <w:sz w:val="40"/>
+                <w:szCs w:val="40"/>
+                <w:lang w:val="it-IT"/>
+              </w:rPr>
+              <w:t xml:space="preserve"> | </w:t>
+            </w:r>
+          </w:p>
+          <w:p>
+            <w:pPr>
+              <w:widowControl w:val="0"/>
+              <w:autoSpaceDE w:val="0"/>
+              <w:autoSpaceDN w:val="0"/>
+              <w:adjustRightInd w:val="0"/>
+              <w:spacing w:before="0" w:line="240" w:lineRule="auto"/>
+              <w:rPr>
+                <w:rFonts w:ascii="BRH Malayalam Extra" w:hAnsi="BRH Malayalam Extra" w:cs="BRH Malayalam Extra"/>
+                <w:sz w:val="40"/>
+                <w:szCs w:val="40"/>
+                <w:lang w:val="it-IT"/>
+              </w:rPr>
+            </w:pPr>
+            <w:r>
+              <w:rPr>
+                <w:rFonts w:ascii="BRH Malayalam Extra" w:hAnsi="BRH Malayalam Extra" w:cs="BRH Malayalam Extra"/>
+                <w:sz w:val="40"/>
+                <w:szCs w:val="40"/>
+                <w:lang w:val="it-IT"/>
+              </w:rPr>
+              <w:t>Ad—pk¡Æx</w:t>
+            </w:r>
+            <w:r>
+              <w:rPr>
+                <w:rFonts w:ascii="BRH Malayalam Extra" w:hAnsi="BRH Malayalam Extra" w:cs="BRH Malayalam Extra"/>
+                <w:b/>
+                <w:sz w:val="32"/>
+                <w:szCs w:val="40"/>
+                <w:lang w:val="it-IT"/>
+              </w:rPr>
+              <w:t>–</w:t>
+            </w:r>
+            <w:r>
+              <w:rPr>
+                <w:rFonts w:ascii="BRH Malayalam Extra" w:hAnsi="BRH Malayalam Extra" w:cs="BRH Malayalam Extra"/>
+                <w:sz w:val="40"/>
+                <w:szCs w:val="40"/>
+                <w:lang w:val="it-IT"/>
+              </w:rPr>
+              <w:t xml:space="preserve"> ¤¤p |</w:t>
             </w:r>
           </w:p>
         </w:tc>
@@ -1462,27 +3134,7 @@
                 <w:szCs w:val="32"/>
                 <w:lang w:val="en-IN" w:eastAsia="en-IN" w:bidi="ml-IN"/>
               </w:rPr>
-              <w:t>T.S.1.7.</w:t>
-            </w:r>
-            <w:r>
-              <w:rPr>
-                <w:rFonts w:eastAsia="Times New Roman" w:cs="Arial"/>
-                <w:b/>
-                <w:sz w:val="32"/>
-                <w:szCs w:val="32"/>
-                <w:lang w:val="en-IN" w:eastAsia="en-IN" w:bidi="ml-IN"/>
-              </w:rPr>
-              <w:t>3.4</w:t>
-            </w:r>
-            <w:r>
-              <w:rPr>
-                <w:rFonts w:eastAsia="Times New Roman" w:cs="Arial"/>
-                <w:b/>
-                <w:sz w:val="32"/>
-                <w:szCs w:val="32"/>
-                <w:lang w:val="en-IN" w:eastAsia="en-IN" w:bidi="ml-IN"/>
-              </w:rPr>
-              <w:t xml:space="preserve"> - Kramam</w:t>
+              <w:t>T.S.1.7.6.7 - Kramam</w:t>
             </w:r>
           </w:p>
           <w:p>
@@ -1498,7 +3150,7 @@
                 <w:bCs/>
                 <w:sz w:val="28"/>
                 <w:szCs w:val="36"/>
-                <w:lang w:val="en-IN" w:bidi="ml-IN"/>
+                <w:lang w:bidi="ml-IN"/>
               </w:rPr>
             </w:pPr>
             <w:r>
@@ -1508,9 +3160,9 @@
                 <w:bCs/>
                 <w:sz w:val="28"/>
                 <w:szCs w:val="36"/>
-                <w:lang w:val="en-IN" w:bidi="ml-IN"/>
-              </w:rPr>
-              <w:t>Krama Vaakyam No. 43</w:t>
+                <w:lang w:bidi="ml-IN"/>
+              </w:rPr>
+              <w:t>Krama Vaakyam No. 51</w:t>
             </w:r>
           </w:p>
           <w:p>
@@ -1525,10 +3177,9 @@
               <w:spacing w:before="0" w:line="240" w:lineRule="auto"/>
               <w:rPr>
                 <w:rFonts w:eastAsia="Times New Roman" w:cs="Arial"/>
-                <w:b/>
-                <w:sz w:val="32"/>
-                <w:szCs w:val="32"/>
-                <w:lang w:val="it-IT" w:eastAsia="en-IN" w:bidi="ml-IN"/>
+                <w:sz w:val="32"/>
+                <w:szCs w:val="32"/>
+                <w:lang w:val="en-IN" w:eastAsia="en-IN" w:bidi="ml-IN"/>
               </w:rPr>
             </w:pPr>
             <w:r>
@@ -1538,20 +3189,9 @@
                 <w:bCs/>
                 <w:sz w:val="28"/>
                 <w:szCs w:val="36"/>
-                <w:lang w:val="it-IT" w:bidi="ml-IN"/>
-              </w:rPr>
-              <w:t xml:space="preserve">Panchaati No. </w:t>
-            </w:r>
-            <w:r>
-              <w:rPr>
-                <w:rFonts w:cs="Arial"/>
-                <w:b/>
-                <w:bCs/>
-                <w:sz w:val="28"/>
-                <w:szCs w:val="36"/>
-                <w:lang w:val="it-IT" w:bidi="ml-IN"/>
-              </w:rPr>
-              <w:t>14</w:t>
+                <w:lang w:bidi="ml-IN"/>
+              </w:rPr>
+              <w:t>Panchaati No. 31</w:t>
             </w:r>
           </w:p>
         </w:tc>
@@ -1565,20 +3205,82 @@
               <w:autoSpaceDE w:val="0"/>
               <w:autoSpaceDN w:val="0"/>
               <w:adjustRightInd w:val="0"/>
-              <w:spacing w:before="0" w:line="252" w:lineRule="auto"/>
-              <w:rPr>
-                <w:rFonts w:ascii="BRH Malayalam Extra" w:hAnsi="BRH Malayalam Extra" w:cs="BRH Malayalam Extra"/>
-                <w:sz w:val="40"/>
-                <w:szCs w:val="40"/>
-                <w:lang w:val="it-IT"/>
-              </w:rPr>
-            </w:pPr>
-            <w:r>
-              <w:rPr>
-                <w:rFonts w:ascii="BRH Malayalam Extra" w:hAnsi="BRH Malayalam Extra" w:cs="BRH Malayalam Extra"/>
-                <w:sz w:val="40"/>
-                <w:szCs w:val="40"/>
-                <w:lang w:val="it-IT"/>
+              <w:spacing w:before="0" w:line="240" w:lineRule="auto"/>
+              <w:rPr>
+                <w:rFonts w:ascii="BRH Malayalam Extra" w:hAnsi="BRH Malayalam Extra" w:cs="BRH Malayalam Extra"/>
+                <w:sz w:val="40"/>
+                <w:szCs w:val="40"/>
+                <w:lang w:val="en-IN"/>
+              </w:rPr>
+            </w:pPr>
+            <w:r>
+              <w:rPr>
+                <w:rFonts w:ascii="BRH Malayalam Extra" w:hAnsi="BRH Malayalam Extra" w:cs="BRH Malayalam Extra"/>
+                <w:sz w:val="40"/>
+                <w:szCs w:val="40"/>
+                <w:lang w:val="en-IN"/>
+              </w:rPr>
+              <w:t>Bty—Zx²y</w:t>
+            </w:r>
+            <w:r>
+              <w:rPr>
+                <w:rFonts w:ascii="BRH Malayalam Extra" w:hAnsi="BRH Malayalam Extra" w:cs="BRH Malayalam Extra"/>
+                <w:b/>
+                <w:sz w:val="32"/>
+                <w:szCs w:val="40"/>
+                <w:lang w:val="en-IN"/>
+              </w:rPr>
+              <w:t>–</w:t>
+            </w:r>
+            <w:r>
+              <w:rPr>
+                <w:rFonts w:ascii="BRH Malayalam Extra" w:hAnsi="BRH Malayalam Extra" w:cs="BRH Malayalam Extra"/>
+                <w:sz w:val="40"/>
+                <w:szCs w:val="40"/>
+                <w:lang w:val="en-IN"/>
+              </w:rPr>
+              <w:t>ky</w:t>
+            </w:r>
+            <w:r>
+              <w:rPr>
+                <w:rFonts w:ascii="BRH Malayalam Extra" w:hAnsi="BRH Malayalam Extra" w:cs="BRH Malayalam Extra"/>
+                <w:sz w:val="40"/>
+                <w:szCs w:val="40"/>
+                <w:highlight w:val="yellow"/>
+                <w:lang w:val="en-IN"/>
+              </w:rPr>
+              <w:t>Zõx</w:t>
+            </w:r>
+            <w:r>
+              <w:rPr>
+                <w:rFonts w:ascii="BRH Malayalam Extra" w:hAnsi="BRH Malayalam Extra" w:cs="BRH Malayalam Extra"/>
+                <w:sz w:val="40"/>
+                <w:szCs w:val="40"/>
+                <w:lang w:val="en-IN"/>
+              </w:rPr>
+              <w:t xml:space="preserve">—tyZ - </w:t>
+            </w:r>
+          </w:p>
+          <w:p>
+            <w:pPr>
+              <w:widowControl w:val="0"/>
+              <w:autoSpaceDE w:val="0"/>
+              <w:autoSpaceDN w:val="0"/>
+              <w:adjustRightInd w:val="0"/>
+              <w:spacing w:before="0" w:line="240" w:lineRule="auto"/>
+              <w:rPr>
+                <w:rFonts w:ascii="BRH Malayalam Extra" w:hAnsi="BRH Malayalam Extra" w:cs="BRH Malayalam Extra"/>
+                <w:sz w:val="40"/>
+                <w:szCs w:val="40"/>
+                <w:lang w:val="en-IN"/>
+              </w:rPr>
+            </w:pPr>
+            <w:r>
+              <w:rPr>
+                <w:rFonts w:ascii="BRH Malayalam Extra" w:hAnsi="BRH Malayalam Extra" w:cs="BRH Malayalam Extra"/>
+                <w:sz w:val="40"/>
+                <w:szCs w:val="40"/>
+                <w:lang w:val="en-IN"/>
               </w:rPr>
               <w:t>A</w:t>
             </w:r>
@@ -1588,136 +3290,56 @@
                 <w:b/>
                 <w:sz w:val="32"/>
                 <w:szCs w:val="40"/>
-                <w:lang w:val="it-IT"/>
-              </w:rPr>
-              <w:t>–</w:t>
-            </w:r>
-            <w:r>
-              <w:rPr>
-                <w:rFonts w:ascii="BRH Malayalam Extra" w:hAnsi="BRH Malayalam Extra" w:cs="BRH Malayalam Extra"/>
-                <w:sz w:val="40"/>
-                <w:szCs w:val="40"/>
-                <w:lang w:val="it-IT"/>
-              </w:rPr>
-              <w:t>i¡öZx</w:t>
-            </w:r>
-            <w:r>
-              <w:rPr>
-                <w:rFonts w:ascii="BRH Malayalam Extra" w:hAnsi="BRH Malayalam Extra" w:cs="BRH Malayalam Extra"/>
-                <w:b/>
-                <w:sz w:val="32"/>
-                <w:szCs w:val="40"/>
-                <w:lang w:val="it-IT"/>
-              </w:rPr>
-              <w:t>–</w:t>
-            </w:r>
-            <w:r>
-              <w:rPr>
-                <w:rFonts w:ascii="BRH Malayalam Extra" w:hAnsi="BRH Malayalam Extra" w:cs="BRH Malayalam Extra"/>
-                <w:sz w:val="40"/>
-                <w:szCs w:val="40"/>
-                <w:lang w:val="it-IT"/>
-              </w:rPr>
-              <w:t xml:space="preserve">i¡rôyË§— | </w:t>
-            </w:r>
-          </w:p>
-          <w:p>
-            <w:pPr>
-              <w:widowControl w:val="0"/>
-              <w:autoSpaceDE w:val="0"/>
-              <w:autoSpaceDN w:val="0"/>
-              <w:adjustRightInd w:val="0"/>
-              <w:spacing w:before="0" w:line="252" w:lineRule="auto"/>
-              <w:rPr>
-                <w:rFonts w:ascii="BRH Malayalam Extra" w:hAnsi="BRH Malayalam Extra" w:cs="BRH Malayalam Extra"/>
-                <w:sz w:val="40"/>
-                <w:szCs w:val="40"/>
-                <w:lang w:val="it-IT"/>
-              </w:rPr>
-            </w:pPr>
-            <w:r>
-              <w:rPr>
-                <w:rFonts w:ascii="BRH Malayalam Extra" w:hAnsi="BRH Malayalam Extra" w:cs="BRH Malayalam Extra"/>
-                <w:sz w:val="40"/>
-                <w:szCs w:val="40"/>
-                <w:lang w:val="it-IT"/>
-              </w:rPr>
-              <w:t>A</w:t>
-            </w:r>
-            <w:r>
-              <w:rPr>
-                <w:rFonts w:ascii="BRH Malayalam Extra" w:hAnsi="BRH Malayalam Extra" w:cs="BRH Malayalam Extra"/>
-                <w:b/>
-                <w:sz w:val="32"/>
-                <w:szCs w:val="40"/>
-                <w:lang w:val="it-IT"/>
-              </w:rPr>
-              <w:t>–</w:t>
-            </w:r>
-            <w:r>
-              <w:rPr>
-                <w:rFonts w:ascii="BRH Malayalam Extra" w:hAnsi="BRH Malayalam Extra" w:cs="BRH Malayalam Extra"/>
-                <w:sz w:val="40"/>
-                <w:szCs w:val="40"/>
-                <w:lang w:val="it-IT"/>
-              </w:rPr>
-              <w:t>i¡rôy</w:t>
-            </w:r>
-            <w:r>
-              <w:rPr>
-                <w:rFonts w:ascii="BRH Malayalam Extra" w:hAnsi="BRH Malayalam Extra" w:cs="BRH Malayalam Extra"/>
-                <w:sz w:val="40"/>
-                <w:szCs w:val="40"/>
-                <w:highlight w:val="yellow"/>
-                <w:lang w:val="it-IT"/>
-              </w:rPr>
-              <w:t>©—</w:t>
-            </w:r>
-            <w:r>
-              <w:rPr>
-                <w:rFonts w:ascii="BRH Malayalam Extra" w:hAnsi="BRH Malayalam Extra" w:cs="BRH Malayalam Extra"/>
-                <w:sz w:val="40"/>
-                <w:szCs w:val="40"/>
-                <w:lang w:val="it-IT"/>
-              </w:rPr>
-              <w:t xml:space="preserve"> </w:t>
-            </w:r>
-            <w:r>
-              <w:rPr>
-                <w:rFonts w:ascii="BRH Devanagari Extra" w:hAnsi="BRH Devanagari Extra" w:cs="BRH Malayalam Extra"/>
-                <w:sz w:val="32"/>
-                <w:szCs w:val="40"/>
-                <w:lang w:val="it-IT"/>
-              </w:rPr>
-              <w:t>Æ</w:t>
-            </w:r>
-            <w:r>
-              <w:rPr>
-                <w:rFonts w:ascii="BRH Malayalam Extra" w:hAnsi="BRH Malayalam Extra" w:cs="BRH Malayalam Extra"/>
-                <w:sz w:val="40"/>
-                <w:szCs w:val="40"/>
-                <w:lang w:val="it-IT"/>
-              </w:rPr>
-              <w:t>¥mx</w:t>
-            </w:r>
-            <w:r>
-              <w:rPr>
-                <w:rFonts w:ascii="BRH Malayalam Extra" w:hAnsi="BRH Malayalam Extra" w:cs="BRH Malayalam Extra"/>
-                <w:b/>
-                <w:sz w:val="32"/>
-                <w:szCs w:val="40"/>
-                <w:lang w:val="it-IT"/>
-              </w:rPr>
-              <w:t>–</w:t>
-            </w:r>
-            <w:r>
-              <w:rPr>
-                <w:rFonts w:ascii="BRH Malayalam Extra" w:hAnsi="BRH Malayalam Extra" w:cs="BRH Malayalam Extra"/>
-                <w:sz w:val="40"/>
-                <w:szCs w:val="40"/>
-                <w:lang w:val="it-IT"/>
-              </w:rPr>
-              <w:t>¥K |</w:t>
+                <w:lang w:val="en-IN"/>
+              </w:rPr>
+              <w:t>–</w:t>
+            </w:r>
+            <w:r>
+              <w:rPr>
+                <w:rFonts w:ascii="BRH Malayalam Extra" w:hAnsi="BRH Malayalam Extra" w:cs="BRH Malayalam Extra"/>
+                <w:sz w:val="40"/>
+                <w:szCs w:val="40"/>
+                <w:lang w:val="en-IN"/>
+              </w:rPr>
+              <w:t>²y</w:t>
+            </w:r>
+            <w:r>
+              <w:rPr>
+                <w:rFonts w:ascii="BRH Malayalam Extra" w:hAnsi="BRH Malayalam Extra" w:cs="BRH Malayalam Extra"/>
+                <w:b/>
+                <w:sz w:val="32"/>
+                <w:szCs w:val="40"/>
+                <w:lang w:val="en-IN"/>
+              </w:rPr>
+              <w:t>–</w:t>
+            </w:r>
+            <w:r>
+              <w:rPr>
+                <w:rFonts w:ascii="BRH Malayalam Extra" w:hAnsi="BRH Malayalam Extra" w:cs="BRH Malayalam Extra"/>
+                <w:sz w:val="40"/>
+                <w:szCs w:val="40"/>
+                <w:lang w:val="en-IN"/>
+              </w:rPr>
+              <w:t>J | sË—s</w:t>
+            </w:r>
+            <w:r>
+              <w:rPr>
+                <w:rFonts w:ascii="BRH Malayalam Extra" w:hAnsi="BRH Malayalam Extra" w:cs="BRH Malayalam Extra"/>
+                <w:b/>
+                <w:sz w:val="32"/>
+                <w:szCs w:val="40"/>
+                <w:lang w:val="en-IN"/>
+              </w:rPr>
+              <w:t>–</w:t>
+            </w:r>
+            <w:r>
+              <w:rPr>
+                <w:rFonts w:ascii="BRH Malayalam Extra" w:hAnsi="BRH Malayalam Extra" w:cs="BRH Malayalam Extra"/>
+                <w:sz w:val="40"/>
+                <w:szCs w:val="40"/>
+                <w:lang w:val="en-IN"/>
+              </w:rPr>
+              <w:t>hJ |</w:t>
             </w:r>
           </w:p>
         </w:tc>
@@ -1731,20 +3353,82 @@
               <w:autoSpaceDE w:val="0"/>
               <w:autoSpaceDN w:val="0"/>
               <w:adjustRightInd w:val="0"/>
-              <w:spacing w:before="0" w:line="252" w:lineRule="auto"/>
-              <w:rPr>
-                <w:rFonts w:ascii="BRH Malayalam Extra" w:hAnsi="BRH Malayalam Extra" w:cs="BRH Malayalam Extra"/>
-                <w:sz w:val="40"/>
-                <w:szCs w:val="40"/>
-                <w:lang w:val="it-IT"/>
-              </w:rPr>
-            </w:pPr>
-            <w:r>
-              <w:rPr>
-                <w:rFonts w:ascii="BRH Malayalam Extra" w:hAnsi="BRH Malayalam Extra" w:cs="BRH Malayalam Extra"/>
-                <w:sz w:val="40"/>
-                <w:szCs w:val="40"/>
-                <w:lang w:val="it-IT"/>
+              <w:spacing w:before="0" w:line="240" w:lineRule="auto"/>
+              <w:rPr>
+                <w:rFonts w:ascii="BRH Malayalam Extra" w:hAnsi="BRH Malayalam Extra" w:cs="BRH Malayalam Extra"/>
+                <w:sz w:val="40"/>
+                <w:szCs w:val="40"/>
+                <w:lang w:val="en-IN"/>
+              </w:rPr>
+            </w:pPr>
+            <w:r>
+              <w:rPr>
+                <w:rFonts w:ascii="BRH Malayalam Extra" w:hAnsi="BRH Malayalam Extra" w:cs="BRH Malayalam Extra"/>
+                <w:sz w:val="40"/>
+                <w:szCs w:val="40"/>
+                <w:lang w:val="en-IN"/>
+              </w:rPr>
+              <w:t>Bty—Zx²y</w:t>
+            </w:r>
+            <w:r>
+              <w:rPr>
+                <w:rFonts w:ascii="BRH Malayalam Extra" w:hAnsi="BRH Malayalam Extra" w:cs="BRH Malayalam Extra"/>
+                <w:b/>
+                <w:sz w:val="32"/>
+                <w:szCs w:val="40"/>
+                <w:lang w:val="en-IN"/>
+              </w:rPr>
+              <w:t>–</w:t>
+            </w:r>
+            <w:r>
+              <w:rPr>
+                <w:rFonts w:ascii="BRH Malayalam Extra" w:hAnsi="BRH Malayalam Extra" w:cs="BRH Malayalam Extra"/>
+                <w:sz w:val="40"/>
+                <w:szCs w:val="40"/>
+                <w:lang w:val="en-IN"/>
+              </w:rPr>
+              <w:t>kyZõx</w:t>
+            </w:r>
+            <w:r>
+              <w:rPr>
+                <w:rFonts w:ascii="BRH Malayalam Extra" w:hAnsi="BRH Malayalam Extra" w:cs="BRH Malayalam Extra"/>
+                <w:sz w:val="40"/>
+                <w:szCs w:val="40"/>
+                <w:highlight w:val="green"/>
+                <w:lang w:val="en-IN"/>
+              </w:rPr>
+              <w:t>ty</w:t>
+            </w:r>
+            <w:r>
+              <w:rPr>
+                <w:rFonts w:ascii="BRH Malayalam Extra" w:hAnsi="BRH Malayalam Extra" w:cs="BRH Malayalam Extra"/>
+                <w:sz w:val="40"/>
+                <w:szCs w:val="40"/>
+                <w:lang w:val="en-IN"/>
+              </w:rPr>
+              <w:t xml:space="preserve">—Z - </w:t>
+            </w:r>
+          </w:p>
+          <w:p>
+            <w:pPr>
+              <w:widowControl w:val="0"/>
+              <w:autoSpaceDE w:val="0"/>
+              <w:autoSpaceDN w:val="0"/>
+              <w:adjustRightInd w:val="0"/>
+              <w:spacing w:before="0" w:line="240" w:lineRule="auto"/>
+              <w:rPr>
+                <w:rFonts w:ascii="BRH Malayalam Extra" w:hAnsi="BRH Malayalam Extra" w:cs="BRH Malayalam Extra"/>
+                <w:sz w:val="40"/>
+                <w:szCs w:val="40"/>
+                <w:lang w:val="en-IN"/>
+              </w:rPr>
+            </w:pPr>
+            <w:r>
+              <w:rPr>
+                <w:rFonts w:ascii="BRH Malayalam Extra" w:hAnsi="BRH Malayalam Extra" w:cs="BRH Malayalam Extra"/>
+                <w:sz w:val="40"/>
+                <w:szCs w:val="40"/>
+                <w:lang w:val="en-IN"/>
               </w:rPr>
               <w:t>A</w:t>
             </w:r>
@@ -1754,143 +3438,63 @@
                 <w:b/>
                 <w:sz w:val="32"/>
                 <w:szCs w:val="40"/>
-                <w:lang w:val="it-IT"/>
-              </w:rPr>
-              <w:t>–</w:t>
-            </w:r>
-            <w:r>
-              <w:rPr>
-                <w:rFonts w:ascii="BRH Malayalam Extra" w:hAnsi="BRH Malayalam Extra" w:cs="BRH Malayalam Extra"/>
-                <w:sz w:val="40"/>
-                <w:szCs w:val="40"/>
-                <w:lang w:val="it-IT"/>
-              </w:rPr>
-              <w:t>i¡öZx</w:t>
-            </w:r>
-            <w:r>
-              <w:rPr>
-                <w:rFonts w:ascii="BRH Malayalam Extra" w:hAnsi="BRH Malayalam Extra" w:cs="BRH Malayalam Extra"/>
-                <w:b/>
-                <w:sz w:val="32"/>
-                <w:szCs w:val="40"/>
-                <w:lang w:val="it-IT"/>
-              </w:rPr>
-              <w:t>–</w:t>
-            </w:r>
-            <w:r>
-              <w:rPr>
-                <w:rFonts w:ascii="BRH Malayalam Extra" w:hAnsi="BRH Malayalam Extra" w:cs="BRH Malayalam Extra"/>
-                <w:sz w:val="40"/>
-                <w:szCs w:val="40"/>
-                <w:lang w:val="it-IT"/>
-              </w:rPr>
-              <w:t xml:space="preserve">i¡rôyË§— | </w:t>
-            </w:r>
-          </w:p>
-          <w:p>
-            <w:pPr>
-              <w:widowControl w:val="0"/>
-              <w:autoSpaceDE w:val="0"/>
-              <w:autoSpaceDN w:val="0"/>
-              <w:adjustRightInd w:val="0"/>
-              <w:spacing w:before="0" w:line="252" w:lineRule="auto"/>
-              <w:rPr>
-                <w:rFonts w:ascii="BRH Malayalam Extra" w:hAnsi="BRH Malayalam Extra" w:cs="BRH Malayalam Extra"/>
-                <w:sz w:val="40"/>
-                <w:szCs w:val="40"/>
-                <w:lang w:val="it-IT"/>
-              </w:rPr>
-            </w:pPr>
-            <w:r>
-              <w:rPr>
-                <w:rFonts w:ascii="BRH Malayalam Extra" w:hAnsi="BRH Malayalam Extra" w:cs="BRH Malayalam Extra"/>
-                <w:sz w:val="40"/>
-                <w:szCs w:val="40"/>
-                <w:lang w:val="it-IT"/>
-              </w:rPr>
-              <w:t>A</w:t>
-            </w:r>
-            <w:r>
-              <w:rPr>
-                <w:rFonts w:ascii="BRH Malayalam Extra" w:hAnsi="BRH Malayalam Extra" w:cs="BRH Malayalam Extra"/>
-                <w:b/>
-                <w:sz w:val="32"/>
-                <w:szCs w:val="40"/>
-                <w:lang w:val="it-IT"/>
-              </w:rPr>
-              <w:t>–</w:t>
-            </w:r>
-            <w:r>
-              <w:rPr>
-                <w:rFonts w:ascii="BRH Malayalam Extra" w:hAnsi="BRH Malayalam Extra" w:cs="BRH Malayalam Extra"/>
-                <w:sz w:val="40"/>
-                <w:szCs w:val="40"/>
-                <w:lang w:val="it-IT"/>
-              </w:rPr>
-              <w:t>i¡</w:t>
-            </w:r>
-            <w:r>
-              <w:rPr>
-                <w:rFonts w:ascii="BRH Malayalam Extra" w:hAnsi="BRH Malayalam Extra" w:cs="BRH Malayalam Extra"/>
-                <w:sz w:val="40"/>
-                <w:szCs w:val="40"/>
-                <w:highlight w:val="green"/>
-                <w:lang w:val="it-IT"/>
-              </w:rPr>
-              <w:t>rô</w:t>
-            </w:r>
-            <w:r>
-              <w:rPr>
-                <w:rFonts w:ascii="BRH Malayalam Extra" w:hAnsi="BRH Malayalam Extra" w:cs="BRH Malayalam Extra"/>
-                <w:sz w:val="40"/>
-                <w:szCs w:val="40"/>
-                <w:lang w:val="it-IT"/>
-              </w:rPr>
-              <w:t xml:space="preserve">y—© </w:t>
-            </w:r>
-            <w:r>
-              <w:rPr>
-                <w:rFonts w:ascii="BRH Devanagari Extra" w:hAnsi="BRH Devanagari Extra" w:cs="BRH Malayalam Extra"/>
-                <w:sz w:val="32"/>
-                <w:szCs w:val="40"/>
-                <w:lang w:val="it-IT"/>
-              </w:rPr>
-              <w:t>Æ</w:t>
-            </w:r>
-            <w:r>
-              <w:rPr>
-                <w:rFonts w:ascii="BRH Malayalam Extra" w:hAnsi="BRH Malayalam Extra" w:cs="BRH Malayalam Extra"/>
-                <w:sz w:val="40"/>
-                <w:szCs w:val="40"/>
-                <w:lang w:val="it-IT"/>
-              </w:rPr>
-              <w:t>¥mx</w:t>
-            </w:r>
-            <w:r>
-              <w:rPr>
-                <w:rFonts w:ascii="BRH Malayalam Extra" w:hAnsi="BRH Malayalam Extra" w:cs="BRH Malayalam Extra"/>
-                <w:b/>
-                <w:sz w:val="32"/>
-                <w:szCs w:val="40"/>
-                <w:lang w:val="it-IT"/>
-              </w:rPr>
-              <w:t>–</w:t>
-            </w:r>
-            <w:r>
-              <w:rPr>
-                <w:rFonts w:ascii="BRH Malayalam Extra" w:hAnsi="BRH Malayalam Extra" w:cs="BRH Malayalam Extra"/>
-                <w:sz w:val="40"/>
-                <w:szCs w:val="40"/>
-                <w:lang w:val="it-IT"/>
-              </w:rPr>
-              <w:t>¥K |</w:t>
+                <w:lang w:val="en-IN"/>
+              </w:rPr>
+              <w:t>–</w:t>
+            </w:r>
+            <w:r>
+              <w:rPr>
+                <w:rFonts w:ascii="BRH Malayalam Extra" w:hAnsi="BRH Malayalam Extra" w:cs="BRH Malayalam Extra"/>
+                <w:sz w:val="40"/>
+                <w:szCs w:val="40"/>
+                <w:lang w:val="en-IN"/>
+              </w:rPr>
+              <w:t>²y</w:t>
+            </w:r>
+            <w:r>
+              <w:rPr>
+                <w:rFonts w:ascii="BRH Malayalam Extra" w:hAnsi="BRH Malayalam Extra" w:cs="BRH Malayalam Extra"/>
+                <w:b/>
+                <w:sz w:val="32"/>
+                <w:szCs w:val="40"/>
+                <w:lang w:val="en-IN"/>
+              </w:rPr>
+              <w:t>–</w:t>
+            </w:r>
+            <w:r>
+              <w:rPr>
+                <w:rFonts w:ascii="BRH Malayalam Extra" w:hAnsi="BRH Malayalam Extra" w:cs="BRH Malayalam Extra"/>
+                <w:sz w:val="40"/>
+                <w:szCs w:val="40"/>
+                <w:lang w:val="en-IN"/>
+              </w:rPr>
+              <w:t>J | sË—s</w:t>
+            </w:r>
+            <w:r>
+              <w:rPr>
+                <w:rFonts w:ascii="BRH Malayalam Extra" w:hAnsi="BRH Malayalam Extra" w:cs="BRH Malayalam Extra"/>
+                <w:b/>
+                <w:sz w:val="32"/>
+                <w:szCs w:val="40"/>
+                <w:lang w:val="en-IN"/>
+              </w:rPr>
+              <w:t>–</w:t>
+            </w:r>
+            <w:r>
+              <w:rPr>
+                <w:rFonts w:ascii="BRH Malayalam Extra" w:hAnsi="BRH Malayalam Extra" w:cs="BRH Malayalam Extra"/>
+                <w:sz w:val="40"/>
+                <w:szCs w:val="40"/>
+                <w:lang w:val="en-IN"/>
+              </w:rPr>
+              <w:t>hJ |</w:t>
             </w:r>
           </w:p>
         </w:tc>
       </w:tr>
       <w:tr>
         <w:trPr>
-          <w:trHeight w:val="1266"/>
+          <w:trHeight w:val="978"/>
         </w:trPr>
         <w:tc>
           <w:tcPr>
@@ -1922,37 +3526,56 @@
                 <w:szCs w:val="32"/>
                 <w:lang w:val="en-IN" w:eastAsia="en-IN" w:bidi="ml-IN"/>
               </w:rPr>
-              <w:lastRenderedPageBreak/>
-              <w:t>T.S.1.7.</w:t>
-            </w:r>
-            <w:r>
+              <w:t>T.S.1.7.8.4 - Kramam</w:t>
+            </w:r>
+          </w:p>
+          <w:p>
+            <w:pPr>
+              <w:widowControl w:val="0"/>
+              <w:autoSpaceDE w:val="0"/>
+              <w:autoSpaceDN w:val="0"/>
+              <w:adjustRightInd w:val="0"/>
+              <w:spacing w:before="0" w:line="240" w:lineRule="auto"/>
+              <w:rPr>
+                <w:rFonts w:cs="Arial"/>
+                <w:b/>
+                <w:bCs/>
+                <w:sz w:val="28"/>
+                <w:szCs w:val="36"/>
+                <w:lang w:val="en-IN" w:bidi="ml-IN"/>
+              </w:rPr>
+            </w:pPr>
+            <w:r>
+              <w:rPr>
+                <w:rFonts w:cs="Arial"/>
+                <w:b/>
+                <w:bCs/>
+                <w:sz w:val="28"/>
+                <w:szCs w:val="36"/>
+                <w:lang w:val="en-IN" w:bidi="ml-IN"/>
+              </w:rPr>
+              <w:t>Krama Vaakyam No. 41</w:t>
+            </w:r>
+          </w:p>
+          <w:p>
+            <w:pPr>
+              <w:widowControl w:val="0"/>
+              <w:tabs>
+                <w:tab w:val="left" w:pos="993"/>
+              </w:tabs>
+              <w:autoSpaceDE w:val="0"/>
+              <w:autoSpaceDN w:val="0"/>
+              <w:adjustRightInd w:val="0"/>
+              <w:spacing w:before="0" w:line="240" w:lineRule="auto"/>
               <w:rPr>
                 <w:rFonts w:eastAsia="Times New Roman" w:cs="Arial"/>
                 <w:b/>
                 <w:sz w:val="32"/>
                 <w:szCs w:val="32"/>
-                <w:lang w:val="en-IN" w:eastAsia="en-IN" w:bidi="ml-IN"/>
-              </w:rPr>
-              <w:t>4.1</w:t>
-            </w:r>
-            <w:r>
-              <w:rPr>
-                <w:rFonts w:eastAsia="Times New Roman" w:cs="Arial"/>
-                <w:b/>
-                <w:sz w:val="32"/>
-                <w:szCs w:val="32"/>
-                <w:lang w:val="en-IN" w:eastAsia="en-IN" w:bidi="ml-IN"/>
-              </w:rPr>
-              <w:t xml:space="preserve"> - Kramam</w:t>
-            </w:r>
-          </w:p>
-          <w:p>
-            <w:pPr>
-              <w:widowControl w:val="0"/>
-              <w:autoSpaceDE w:val="0"/>
-              <w:autoSpaceDN w:val="0"/>
-              <w:adjustRightInd w:val="0"/>
-              <w:spacing w:before="0" w:line="240" w:lineRule="auto"/>
+                <w:lang w:val="it-IT" w:eastAsia="en-IN" w:bidi="ml-IN"/>
+              </w:rPr>
+            </w:pPr>
+            <w:r>
               <w:rPr>
                 <w:rFonts w:cs="Arial"/>
                 <w:b/>
@@ -1961,69 +3584,7 @@
                 <w:szCs w:val="36"/>
                 <w:lang w:val="it-IT" w:bidi="ml-IN"/>
               </w:rPr>
-            </w:pPr>
-            <w:r>
-              <w:rPr>
-                <w:rFonts w:cs="Arial"/>
-                <w:b/>
-                <w:bCs/>
-                <w:sz w:val="28"/>
-                <w:szCs w:val="36"/>
-                <w:lang w:val="it-IT" w:bidi="ml-IN"/>
-              </w:rPr>
-              <w:t xml:space="preserve">Krama Vaakyam No. </w:t>
-            </w:r>
-            <w:r>
-              <w:rPr>
-                <w:rFonts w:cs="Arial"/>
-                <w:b/>
-                <w:bCs/>
-                <w:sz w:val="28"/>
-                <w:szCs w:val="36"/>
-                <w:lang w:val="it-IT" w:bidi="ml-IN"/>
-              </w:rPr>
-              <w:t>41</w:t>
-            </w:r>
-          </w:p>
-          <w:p>
-            <w:pPr>
-              <w:widowControl w:val="0"/>
-              <w:tabs>
-                <w:tab w:val="left" w:pos="993"/>
-              </w:tabs>
-              <w:autoSpaceDE w:val="0"/>
-              <w:autoSpaceDN w:val="0"/>
-              <w:adjustRightInd w:val="0"/>
-              <w:spacing w:before="0" w:line="240" w:lineRule="auto"/>
-              <w:rPr>
-                <w:rFonts w:eastAsia="Times New Roman" w:cs="Arial"/>
-                <w:b/>
-                <w:sz w:val="32"/>
-                <w:szCs w:val="32"/>
-                <w:lang w:val="it-IT" w:eastAsia="en-IN" w:bidi="ml-IN"/>
-              </w:rPr>
-            </w:pPr>
-            <w:r>
-              <w:rPr>
-                <w:rFonts w:cs="Arial"/>
-                <w:b/>
-                <w:bCs/>
-                <w:sz w:val="28"/>
-                <w:szCs w:val="36"/>
-                <w:lang w:val="it-IT" w:bidi="ml-IN"/>
-              </w:rPr>
-              <w:t xml:space="preserve">Panchaati No. </w:t>
-            </w:r>
-            <w:r>
-              <w:rPr>
-                <w:rFonts w:cs="Arial"/>
-                <w:b/>
-                <w:bCs/>
-                <w:sz w:val="28"/>
-                <w:szCs w:val="36"/>
-                <w:lang w:val="it-IT" w:bidi="ml-IN"/>
-              </w:rPr>
-              <w:t>15</w:t>
+              <w:t>Panchaati No. 37</w:t>
             </w:r>
           </w:p>
         </w:tc>
@@ -2037,111 +3598,60 @@
               <w:autoSpaceDE w:val="0"/>
               <w:autoSpaceDN w:val="0"/>
               <w:adjustRightInd w:val="0"/>
-              <w:spacing w:before="0" w:line="252" w:lineRule="auto"/>
-              <w:rPr>
-                <w:rFonts w:ascii="BRH Malayalam Extra" w:hAnsi="BRH Malayalam Extra" w:cs="BRH Malayalam Extra"/>
-                <w:sz w:val="40"/>
-                <w:szCs w:val="40"/>
-              </w:rPr>
-            </w:pPr>
-            <w:r>
-              <w:rPr>
-                <w:rFonts w:ascii="BRH Malayalam Extra" w:hAnsi="BRH Malayalam Extra" w:cs="BRH Malayalam Extra"/>
-                <w:sz w:val="40"/>
-                <w:szCs w:val="40"/>
-              </w:rPr>
-              <w:t>s£</w:t>
-            </w:r>
-            <w:r>
-              <w:rPr>
-                <w:rFonts w:ascii="BRH Malayalam Extra" w:hAnsi="BRH Malayalam Extra" w:cs="BRH Malayalam Extra"/>
-                <w:b/>
-                <w:sz w:val="32"/>
-                <w:szCs w:val="40"/>
-              </w:rPr>
-              <w:t>–</w:t>
-            </w:r>
-            <w:r>
-              <w:rPr>
-                <w:rFonts w:ascii="BRH Malayalam Extra" w:hAnsi="BRH Malayalam Extra" w:cs="BRH Malayalam Extra"/>
-                <w:sz w:val="40"/>
-                <w:szCs w:val="40"/>
-              </w:rPr>
-              <w:t>R</w:t>
-            </w:r>
-            <w:r>
-              <w:rPr>
-                <w:rFonts w:ascii="BRH Malayalam Extra" w:hAnsi="BRH Malayalam Extra" w:cs="BRH Malayalam Extra"/>
-                <w:b/>
-                <w:sz w:val="32"/>
-                <w:szCs w:val="40"/>
-              </w:rPr>
-              <w:t>–</w:t>
-            </w:r>
-            <w:r>
-              <w:rPr>
-                <w:rFonts w:ascii="BRH Malayalam Extra" w:hAnsi="BRH Malayalam Extra" w:cs="BRH Malayalam Extra"/>
-                <w:sz w:val="40"/>
-                <w:szCs w:val="40"/>
-              </w:rPr>
-              <w:t>¥Z</w:t>
-            </w:r>
-            <w:r>
-              <w:rPr>
-                <w:rFonts w:ascii="BRH Malayalam Extra" w:hAnsi="BRH Malayalam Extra" w:cs="BRH Malayalam Extra"/>
-                <w:b/>
-                <w:sz w:val="32"/>
-                <w:szCs w:val="40"/>
-              </w:rPr>
-              <w:t>–</w:t>
-            </w:r>
-            <w:r>
-              <w:rPr>
-                <w:rFonts w:ascii="BRH Malayalam Extra" w:hAnsi="BRH Malayalam Extra" w:cs="BRH Malayalam Extra"/>
-                <w:sz w:val="40"/>
-                <w:szCs w:val="40"/>
-              </w:rPr>
-              <w:t xml:space="preserve">„¥²J | </w:t>
-            </w:r>
-          </w:p>
-          <w:p>
-            <w:pPr>
-              <w:widowControl w:val="0"/>
-              <w:autoSpaceDE w:val="0"/>
-              <w:autoSpaceDN w:val="0"/>
-              <w:adjustRightInd w:val="0"/>
-              <w:spacing w:before="0" w:line="252" w:lineRule="auto"/>
-              <w:rPr>
-                <w:rFonts w:ascii="BRH Malayalam Extra" w:hAnsi="BRH Malayalam Extra" w:cs="BRH Malayalam Extra"/>
-                <w:sz w:val="40"/>
-                <w:szCs w:val="40"/>
-                <w:lang w:val="en-IN"/>
-              </w:rPr>
-            </w:pPr>
-            <w:r>
-              <w:rPr>
-                <w:rFonts w:ascii="BRH Malayalam Extra" w:hAnsi="BRH Malayalam Extra" w:cs="BRH Malayalam Extra"/>
-                <w:sz w:val="40"/>
-                <w:szCs w:val="40"/>
-              </w:rPr>
-              <w:t>A</w:t>
-            </w:r>
-            <w:r>
-              <w:rPr>
-                <w:rFonts w:ascii="BRH Malayalam Extra" w:hAnsi="BRH Malayalam Extra" w:cs="BRH Malayalam Extra"/>
-                <w:b/>
-                <w:sz w:val="32"/>
-                <w:szCs w:val="40"/>
-              </w:rPr>
-              <w:t>–</w:t>
-            </w:r>
-            <w:r>
-              <w:rPr>
-                <w:rFonts w:ascii="BRH Malayalam Extra" w:hAnsi="BRH Malayalam Extra" w:cs="BRH Malayalam Extra"/>
-                <w:sz w:val="40"/>
-                <w:szCs w:val="40"/>
-              </w:rPr>
-              <w:t>¥</w:t>
+              <w:spacing w:before="0" w:line="240" w:lineRule="auto"/>
+              <w:rPr>
+                <w:rFonts w:ascii="BRH Malayalam Extra" w:hAnsi="BRH Malayalam Extra" w:cs="BRH Malayalam Extra"/>
+                <w:sz w:val="40"/>
+                <w:szCs w:val="40"/>
+                <w:lang w:val="it-IT"/>
+              </w:rPr>
+            </w:pPr>
+            <w:r>
+              <w:rPr>
+                <w:rFonts w:ascii="BRH Malayalam Extra" w:hAnsi="BRH Malayalam Extra" w:cs="BRH Malayalam Extra"/>
+                <w:sz w:val="40"/>
+                <w:szCs w:val="40"/>
+                <w:lang w:val="it-IT"/>
+              </w:rPr>
+              <w:t>s</w:t>
+            </w:r>
+            <w:r>
+              <w:rPr>
+                <w:rFonts w:ascii="BRH Malayalam Extra" w:hAnsi="BRH Malayalam Extra" w:cs="BRH Malayalam Extra"/>
+                <w:b/>
+                <w:sz w:val="32"/>
+                <w:szCs w:val="40"/>
+                <w:lang w:val="it-IT"/>
+              </w:rPr>
+              <w:t>–</w:t>
+            </w:r>
+            <w:r>
+              <w:rPr>
+                <w:rFonts w:ascii="BRH Malayalam Extra" w:hAnsi="BRH Malayalam Extra" w:cs="BRH Malayalam Extra"/>
+                <w:sz w:val="40"/>
+                <w:szCs w:val="40"/>
+                <w:lang w:val="it-IT"/>
+              </w:rPr>
+              <w:t>ic—Æû</w:t>
+            </w:r>
+            <w:r>
+              <w:rPr>
+                <w:rFonts w:ascii="BRH Malayalam Extra" w:hAnsi="BRH Malayalam Extra" w:cs="BRH Malayalam Extra"/>
+                <w:b/>
+                <w:sz w:val="32"/>
+                <w:szCs w:val="40"/>
+                <w:lang w:val="it-IT"/>
+              </w:rPr>
+              <w:t>–</w:t>
+            </w:r>
+            <w:r>
+              <w:rPr>
+                <w:rFonts w:ascii="BRH Malayalam Extra" w:hAnsi="BRH Malayalam Extra" w:cs="BRH Malayalam Extra"/>
+                <w:sz w:val="40"/>
+                <w:szCs w:val="40"/>
+                <w:lang w:val="it-IT"/>
+              </w:rPr>
+              <w:t>iyZy— sI-A</w:t>
             </w:r>
             <w:r>
               <w:rPr>
@@ -2149,33 +3659,18 @@
                 <w:sz w:val="40"/>
                 <w:szCs w:val="40"/>
                 <w:highlight w:val="yellow"/>
-              </w:rPr>
-              <w:t>²</w:t>
-            </w:r>
-            <w:r>
-              <w:rPr>
-                <w:rFonts w:ascii="BRH Malayalam Extra" w:hAnsi="BRH Malayalam Extra" w:cs="BRH Malayalam Extra"/>
-                <w:sz w:val="40"/>
-                <w:szCs w:val="40"/>
-              </w:rPr>
-              <w:t xml:space="preserve"> sûy—ræ</w:t>
-            </w:r>
-            <w:r>
-              <w:rPr>
-                <w:rFonts w:ascii="BRH Malayalam Extra" w:hAnsi="BRH Malayalam Extra" w:cs="BRH Malayalam Extra"/>
-                <w:b/>
-                <w:sz w:val="32"/>
-                <w:szCs w:val="40"/>
-              </w:rPr>
-              <w:t>–</w:t>
-            </w:r>
-            <w:r>
-              <w:rPr>
-                <w:rFonts w:ascii="BRH Malayalam Extra" w:hAnsi="BRH Malayalam Extra" w:cs="BRH Malayalam Extra"/>
-                <w:sz w:val="40"/>
-                <w:szCs w:val="40"/>
-              </w:rPr>
-              <w:t>K£Z—J |</w:t>
+                <w:lang w:val="it-IT"/>
+              </w:rPr>
+              <w:t>b</w:t>
+            </w:r>
+            <w:r>
+              <w:rPr>
+                <w:rFonts w:ascii="BRH Malayalam Extra" w:hAnsi="BRH Malayalam Extra" w:cs="BRH Malayalam Extra"/>
+                <w:sz w:val="40"/>
+                <w:szCs w:val="40"/>
+                <w:lang w:val="it-IT"/>
+              </w:rPr>
+              <w:t>—ÆûI |</w:t>
             </w:r>
           </w:p>
         </w:tc>
@@ -2189,110 +3684,60 @@
               <w:autoSpaceDE w:val="0"/>
               <w:autoSpaceDN w:val="0"/>
               <w:adjustRightInd w:val="0"/>
-              <w:spacing w:before="0" w:line="252" w:lineRule="auto"/>
-              <w:rPr>
-                <w:rFonts w:ascii="BRH Malayalam Extra" w:hAnsi="BRH Malayalam Extra" w:cs="BRH Malayalam Extra"/>
-                <w:sz w:val="40"/>
-                <w:szCs w:val="40"/>
-              </w:rPr>
-            </w:pPr>
-            <w:r>
-              <w:rPr>
-                <w:rFonts w:ascii="BRH Malayalam Extra" w:hAnsi="BRH Malayalam Extra" w:cs="BRH Malayalam Extra"/>
-                <w:sz w:val="40"/>
-                <w:szCs w:val="40"/>
-              </w:rPr>
-              <w:t>s£</w:t>
-            </w:r>
-            <w:r>
-              <w:rPr>
-                <w:rFonts w:ascii="BRH Malayalam Extra" w:hAnsi="BRH Malayalam Extra" w:cs="BRH Malayalam Extra"/>
-                <w:b/>
-                <w:sz w:val="32"/>
-                <w:szCs w:val="40"/>
-              </w:rPr>
-              <w:t>–</w:t>
-            </w:r>
-            <w:r>
-              <w:rPr>
-                <w:rFonts w:ascii="BRH Malayalam Extra" w:hAnsi="BRH Malayalam Extra" w:cs="BRH Malayalam Extra"/>
-                <w:sz w:val="40"/>
-                <w:szCs w:val="40"/>
-              </w:rPr>
-              <w:t>R</w:t>
-            </w:r>
-            <w:r>
-              <w:rPr>
-                <w:rFonts w:ascii="BRH Malayalam Extra" w:hAnsi="BRH Malayalam Extra" w:cs="BRH Malayalam Extra"/>
-                <w:b/>
-                <w:sz w:val="32"/>
-                <w:szCs w:val="40"/>
-              </w:rPr>
-              <w:t>–</w:t>
-            </w:r>
-            <w:r>
-              <w:rPr>
-                <w:rFonts w:ascii="BRH Malayalam Extra" w:hAnsi="BRH Malayalam Extra" w:cs="BRH Malayalam Extra"/>
-                <w:sz w:val="40"/>
-                <w:szCs w:val="40"/>
-              </w:rPr>
-              <w:t>¥Z</w:t>
-            </w:r>
-            <w:r>
-              <w:rPr>
-                <w:rFonts w:ascii="BRH Malayalam Extra" w:hAnsi="BRH Malayalam Extra" w:cs="BRH Malayalam Extra"/>
-                <w:b/>
-                <w:sz w:val="32"/>
-                <w:szCs w:val="40"/>
-              </w:rPr>
-              <w:t>–</w:t>
-            </w:r>
-            <w:r>
-              <w:rPr>
-                <w:rFonts w:ascii="BRH Malayalam Extra" w:hAnsi="BRH Malayalam Extra" w:cs="BRH Malayalam Extra"/>
-                <w:sz w:val="40"/>
-                <w:szCs w:val="40"/>
-              </w:rPr>
-              <w:t xml:space="preserve">„¥²J | </w:t>
-            </w:r>
-          </w:p>
-          <w:p>
-            <w:pPr>
-              <w:widowControl w:val="0"/>
-              <w:autoSpaceDE w:val="0"/>
-              <w:autoSpaceDN w:val="0"/>
-              <w:adjustRightInd w:val="0"/>
-              <w:spacing w:before="0" w:line="252" w:lineRule="auto"/>
-              <w:rPr>
-                <w:rFonts w:ascii="BRH Malayalam Extra" w:hAnsi="BRH Malayalam Extra" w:cs="BRH Malayalam Extra"/>
-                <w:sz w:val="40"/>
-                <w:szCs w:val="40"/>
-              </w:rPr>
-            </w:pPr>
-            <w:r>
-              <w:rPr>
-                <w:rFonts w:ascii="BRH Malayalam Extra" w:hAnsi="BRH Malayalam Extra" w:cs="BRH Malayalam Extra"/>
-                <w:sz w:val="40"/>
-                <w:szCs w:val="40"/>
-              </w:rPr>
-              <w:t>A</w:t>
-            </w:r>
-            <w:r>
-              <w:rPr>
-                <w:rFonts w:ascii="BRH Malayalam Extra" w:hAnsi="BRH Malayalam Extra" w:cs="BRH Malayalam Extra"/>
-                <w:b/>
-                <w:sz w:val="32"/>
-                <w:szCs w:val="40"/>
-              </w:rPr>
-              <w:t>–</w:t>
-            </w:r>
-            <w:r>
-              <w:rPr>
-                <w:rFonts w:ascii="BRH Malayalam Extra" w:hAnsi="BRH Malayalam Extra" w:cs="BRH Malayalam Extra"/>
-                <w:sz w:val="40"/>
-                <w:szCs w:val="40"/>
-              </w:rPr>
-              <w:t>¥²</w:t>
+              <w:spacing w:before="0" w:line="240" w:lineRule="auto"/>
+              <w:rPr>
+                <w:rFonts w:ascii="BRH Malayalam Extra" w:hAnsi="BRH Malayalam Extra" w:cs="BRH Malayalam Extra"/>
+                <w:sz w:val="40"/>
+                <w:szCs w:val="40"/>
+                <w:lang w:val="it-IT"/>
+              </w:rPr>
+            </w:pPr>
+            <w:r>
+              <w:rPr>
+                <w:rFonts w:ascii="BRH Malayalam Extra" w:hAnsi="BRH Malayalam Extra" w:cs="BRH Malayalam Extra"/>
+                <w:sz w:val="40"/>
+                <w:szCs w:val="40"/>
+                <w:lang w:val="it-IT"/>
+              </w:rPr>
+              <w:t>s</w:t>
+            </w:r>
+            <w:r>
+              <w:rPr>
+                <w:rFonts w:ascii="BRH Malayalam Extra" w:hAnsi="BRH Malayalam Extra" w:cs="BRH Malayalam Extra"/>
+                <w:b/>
+                <w:sz w:val="32"/>
+                <w:szCs w:val="40"/>
+                <w:lang w:val="it-IT"/>
+              </w:rPr>
+              <w:t>–</w:t>
+            </w:r>
+            <w:r>
+              <w:rPr>
+                <w:rFonts w:ascii="BRH Malayalam Extra" w:hAnsi="BRH Malayalam Extra" w:cs="BRH Malayalam Extra"/>
+                <w:sz w:val="40"/>
+                <w:szCs w:val="40"/>
+                <w:lang w:val="it-IT"/>
+              </w:rPr>
+              <w:t>ic—Æû</w:t>
+            </w:r>
+            <w:r>
+              <w:rPr>
+                <w:rFonts w:ascii="BRH Malayalam Extra" w:hAnsi="BRH Malayalam Extra" w:cs="BRH Malayalam Extra"/>
+                <w:b/>
+                <w:sz w:val="32"/>
+                <w:szCs w:val="40"/>
+                <w:lang w:val="it-IT"/>
+              </w:rPr>
+              <w:t>–</w:t>
+            </w:r>
+            <w:r>
+              <w:rPr>
+                <w:rFonts w:ascii="BRH Malayalam Extra" w:hAnsi="BRH Malayalam Extra" w:cs="BRH Malayalam Extra"/>
+                <w:sz w:val="40"/>
+                <w:szCs w:val="40"/>
+                <w:lang w:val="it-IT"/>
+              </w:rPr>
+              <w:t>iyZy— sI-A</w:t>
             </w:r>
             <w:r>
               <w:rPr>
@@ -2300,866 +3745,18 @@
                 <w:sz w:val="40"/>
                 <w:szCs w:val="40"/>
                 <w:highlight w:val="green"/>
-              </w:rPr>
-              <w:t>J</w:t>
-            </w:r>
-            <w:r>
-              <w:rPr>
-                <w:rFonts w:ascii="BRH Malayalam Extra" w:hAnsi="BRH Malayalam Extra" w:cs="BRH Malayalam Extra"/>
-                <w:sz w:val="40"/>
-                <w:szCs w:val="40"/>
-              </w:rPr>
-              <w:t xml:space="preserve"> sûy—ræ</w:t>
-            </w:r>
-            <w:r>
-              <w:rPr>
-                <w:rFonts w:ascii="BRH Malayalam Extra" w:hAnsi="BRH Malayalam Extra" w:cs="BRH Malayalam Extra"/>
-                <w:b/>
-                <w:sz w:val="32"/>
-                <w:szCs w:val="40"/>
-              </w:rPr>
-              <w:t>–</w:t>
-            </w:r>
-            <w:r>
-              <w:rPr>
-                <w:rFonts w:ascii="BRH Malayalam Extra" w:hAnsi="BRH Malayalam Extra" w:cs="BRH Malayalam Extra"/>
-                <w:sz w:val="40"/>
-                <w:szCs w:val="40"/>
-              </w:rPr>
-              <w:t>K£Z—J |</w:t>
-            </w:r>
-          </w:p>
-        </w:tc>
-      </w:tr>
-      <w:tr>
-        <w:trPr>
-          <w:trHeight w:val="1399"/>
-        </w:trPr>
-        <w:tc>
-          <w:tcPr>
-            <w:tcW w:w="3686" w:type="dxa"/>
-          </w:tcPr>
-          <w:p>
-            <w:pPr>
-              <w:widowControl w:val="0"/>
-              <w:tabs>
-                <w:tab w:val="left" w:pos="993"/>
-              </w:tabs>
-              <w:autoSpaceDE w:val="0"/>
-              <w:autoSpaceDN w:val="0"/>
-              <w:adjustRightInd w:val="0"/>
-              <w:spacing w:before="0" w:line="240" w:lineRule="auto"/>
-              <w:rPr>
-                <w:rFonts w:eastAsia="Times New Roman" w:cs="Arial"/>
-                <w:b/>
-                <w:sz w:val="32"/>
-                <w:szCs w:val="32"/>
-                <w:lang w:val="en-IN" w:eastAsia="en-IN" w:bidi="ml-IN"/>
-              </w:rPr>
-            </w:pPr>
-            <w:r>
-              <w:rPr>
-                <w:rFonts w:eastAsia="Times New Roman" w:cs="Arial"/>
-                <w:b/>
-                <w:sz w:val="32"/>
-                <w:szCs w:val="32"/>
-                <w:lang w:val="en-IN" w:eastAsia="en-IN" w:bidi="ml-IN"/>
-              </w:rPr>
-              <w:t>T.S.1.7.</w:t>
-            </w:r>
-            <w:r>
-              <w:rPr>
-                <w:rFonts w:eastAsia="Times New Roman" w:cs="Arial"/>
-                <w:b/>
-                <w:sz w:val="32"/>
-                <w:szCs w:val="32"/>
-                <w:lang w:val="en-IN" w:eastAsia="en-IN" w:bidi="ml-IN"/>
-              </w:rPr>
-              <w:t>5.2</w:t>
-            </w:r>
-            <w:r>
-              <w:rPr>
-                <w:rFonts w:eastAsia="Times New Roman" w:cs="Arial"/>
-                <w:b/>
-                <w:sz w:val="32"/>
-                <w:szCs w:val="32"/>
-                <w:lang w:val="en-IN" w:eastAsia="en-IN" w:bidi="ml-IN"/>
-              </w:rPr>
-              <w:t xml:space="preserve"> - Kramam</w:t>
-            </w:r>
-          </w:p>
-          <w:p>
-            <w:pPr>
-              <w:widowControl w:val="0"/>
-              <w:autoSpaceDE w:val="0"/>
-              <w:autoSpaceDN w:val="0"/>
-              <w:adjustRightInd w:val="0"/>
-              <w:spacing w:before="0" w:line="240" w:lineRule="auto"/>
-              <w:rPr>
-                <w:rFonts w:cs="Arial"/>
-                <w:b/>
-                <w:bCs/>
-                <w:sz w:val="28"/>
-                <w:szCs w:val="36"/>
-                <w:lang w:val="en-IN" w:bidi="ml-IN"/>
-              </w:rPr>
-            </w:pPr>
-            <w:r>
-              <w:rPr>
-                <w:rFonts w:cs="Arial"/>
-                <w:b/>
-                <w:bCs/>
-                <w:sz w:val="28"/>
-                <w:szCs w:val="36"/>
-                <w:lang w:val="en-IN" w:bidi="ml-IN"/>
-              </w:rPr>
-              <w:t>Krama Vaakyam No. 30</w:t>
-            </w:r>
-          </w:p>
-          <w:p>
-            <w:pPr>
-              <w:widowControl w:val="0"/>
-              <w:tabs>
-                <w:tab w:val="left" w:pos="993"/>
-              </w:tabs>
-              <w:autoSpaceDE w:val="0"/>
-              <w:autoSpaceDN w:val="0"/>
-              <w:adjustRightInd w:val="0"/>
-              <w:spacing w:before="0" w:line="240" w:lineRule="auto"/>
-              <w:rPr>
-                <w:rFonts w:eastAsia="Times New Roman" w:cs="Arial"/>
-                <w:b/>
-                <w:sz w:val="32"/>
-                <w:szCs w:val="32"/>
-                <w:lang w:val="it-IT" w:eastAsia="en-IN" w:bidi="ml-IN"/>
-              </w:rPr>
-            </w:pPr>
-            <w:r>
-              <w:rPr>
-                <w:rFonts w:cs="Arial"/>
-                <w:b/>
-                <w:bCs/>
-                <w:sz w:val="28"/>
-                <w:szCs w:val="36"/>
-                <w:lang w:val="it-IT" w:bidi="ml-IN"/>
-              </w:rPr>
-              <w:t xml:space="preserve">Panchaati No. </w:t>
-            </w:r>
-            <w:r>
-              <w:rPr>
-                <w:rFonts w:cs="Arial"/>
-                <w:b/>
-                <w:bCs/>
-                <w:sz w:val="28"/>
-                <w:szCs w:val="36"/>
-                <w:lang w:val="it-IT" w:bidi="ml-IN"/>
-              </w:rPr>
-              <w:t>22</w:t>
-            </w:r>
-          </w:p>
-        </w:tc>
-        <w:tc>
-          <w:tcPr>
-            <w:tcW w:w="5196" w:type="dxa"/>
-          </w:tcPr>
-          <w:p>
-            <w:pPr>
-              <w:widowControl w:val="0"/>
-              <w:autoSpaceDE w:val="0"/>
-              <w:autoSpaceDN w:val="0"/>
-              <w:adjustRightInd w:val="0"/>
-              <w:spacing w:before="0" w:line="252" w:lineRule="auto"/>
-              <w:rPr>
-                <w:rFonts w:ascii="BRH Malayalam Extra" w:hAnsi="BRH Malayalam Extra" w:cs="BRH Malayalam Extra"/>
-                <w:sz w:val="40"/>
-                <w:szCs w:val="40"/>
-                <w:lang w:val="it-IT"/>
-              </w:rPr>
-            </w:pPr>
-            <w:r>
-              <w:rPr>
-                <w:rFonts w:ascii="BRH Malayalam Extra" w:hAnsi="BRH Malayalam Extra" w:cs="BRH Malayalam Extra"/>
-                <w:sz w:val="40"/>
-                <w:szCs w:val="40"/>
-                <w:lang w:val="it-IT"/>
-              </w:rPr>
-              <w:t>öez</w:t>
-            </w:r>
-            <w:r>
-              <w:rPr>
-                <w:rFonts w:ascii="BRH Malayalam Extra" w:hAnsi="BRH Malayalam Extra" w:cs="BRH Malayalam Extra"/>
-                <w:b/>
-                <w:sz w:val="32"/>
-                <w:szCs w:val="40"/>
-                <w:lang w:val="it-IT"/>
-              </w:rPr>
-              <w:t>–</w:t>
-            </w:r>
-            <w:r>
-              <w:rPr>
-                <w:rFonts w:ascii="BRH Malayalam Extra" w:hAnsi="BRH Malayalam Extra" w:cs="BRH Malayalam Extra"/>
-                <w:sz w:val="40"/>
-                <w:szCs w:val="40"/>
-                <w:lang w:val="it-IT"/>
-              </w:rPr>
-              <w:t>Yx</w:t>
-            </w:r>
-            <w:r>
-              <w:rPr>
-                <w:rFonts w:ascii="BRH Malayalam Extra" w:hAnsi="BRH Malayalam Extra" w:cs="BRH Malayalam Extra"/>
-                <w:b/>
-                <w:sz w:val="32"/>
-                <w:szCs w:val="40"/>
-                <w:lang w:val="it-IT"/>
-              </w:rPr>
-              <w:t>–</w:t>
-            </w:r>
-            <w:r>
-              <w:rPr>
-                <w:rFonts w:ascii="BRH Malayalam Extra" w:hAnsi="BRH Malayalam Extra" w:cs="BRH Malayalam Extra"/>
-                <w:sz w:val="40"/>
-                <w:szCs w:val="40"/>
-                <w:lang w:val="it-IT"/>
-              </w:rPr>
-              <w:t>¥Zõ</w:t>
-            </w:r>
-            <w:r>
-              <w:rPr>
-                <w:rFonts w:ascii="BRH Malayalam Extra" w:hAnsi="BRH Malayalam Extra" w:cs="BRH Malayalam Extra"/>
-                <w:b/>
-                <w:sz w:val="32"/>
-                <w:szCs w:val="40"/>
-                <w:lang w:val="it-IT"/>
-              </w:rPr>
-              <w:t>–</w:t>
-            </w:r>
-            <w:r>
-              <w:rPr>
-                <w:rFonts w:ascii="BRH Malayalam Extra" w:hAnsi="BRH Malayalam Extra" w:cs="BRH Malayalam Extra"/>
-                <w:sz w:val="40"/>
-                <w:szCs w:val="40"/>
-                <w:lang w:val="it-IT"/>
-              </w:rPr>
-              <w:t xml:space="preserve">Zxpx©— | </w:t>
-            </w:r>
-          </w:p>
-          <w:p>
-            <w:pPr>
-              <w:widowControl w:val="0"/>
-              <w:autoSpaceDE w:val="0"/>
-              <w:autoSpaceDN w:val="0"/>
-              <w:adjustRightInd w:val="0"/>
-              <w:spacing w:before="0" w:line="252" w:lineRule="auto"/>
-              <w:rPr>
-                <w:rFonts w:ascii="BRH Malayalam Extra" w:hAnsi="BRH Malayalam Extra" w:cs="BRH Malayalam Extra"/>
-                <w:sz w:val="40"/>
-                <w:szCs w:val="40"/>
-                <w:lang w:val="en-IN"/>
-              </w:rPr>
-            </w:pPr>
-            <w:r>
-              <w:rPr>
-                <w:rFonts w:ascii="BRH Malayalam Extra" w:hAnsi="BRH Malayalam Extra" w:cs="BRH Malayalam Extra"/>
-                <w:sz w:val="40"/>
-                <w:szCs w:val="40"/>
-                <w:lang w:val="it-IT"/>
-              </w:rPr>
-              <w:t>G</w:t>
-            </w:r>
-            <w:r>
-              <w:rPr>
-                <w:rFonts w:ascii="BRH Malayalam Extra" w:hAnsi="BRH Malayalam Extra" w:cs="BRH Malayalam Extra"/>
-                <w:b/>
-                <w:sz w:val="32"/>
-                <w:szCs w:val="40"/>
-                <w:lang w:val="it-IT"/>
-              </w:rPr>
-              <w:t>–</w:t>
-            </w:r>
-            <w:r>
-              <w:rPr>
-                <w:rFonts w:ascii="BRH Malayalam Extra" w:hAnsi="BRH Malayalam Extra" w:cs="BRH Malayalam Extra"/>
-                <w:sz w:val="40"/>
-                <w:szCs w:val="40"/>
-                <w:lang w:val="it-IT"/>
-              </w:rPr>
-              <w:t>Zxpx</w:t>
-            </w:r>
-            <w:r>
-              <w:rPr>
-                <w:rFonts w:ascii="BRH Malayalam Extra" w:hAnsi="BRH Malayalam Extra" w:cs="BRH Malayalam Extra"/>
-                <w:b/>
-                <w:sz w:val="32"/>
-                <w:szCs w:val="40"/>
-                <w:lang w:val="it-IT"/>
-              </w:rPr>
-              <w:t>–</w:t>
-            </w:r>
-            <w:r>
-              <w:rPr>
-                <w:rFonts w:ascii="BRH Malayalam Extra" w:hAnsi="BRH Malayalam Extra" w:cs="BRH Malayalam Extra"/>
-                <w:sz w:val="40"/>
-                <w:szCs w:val="40"/>
-                <w:highlight w:val="yellow"/>
-                <w:lang w:val="it-IT"/>
-              </w:rPr>
-              <w:t>©</w:t>
-            </w:r>
-            <w:r>
-              <w:rPr>
-                <w:rFonts w:ascii="BRH Malayalam Extra" w:hAnsi="BRH Malayalam Extra" w:cs="BRH Malayalam Extra"/>
-                <w:sz w:val="40"/>
-                <w:szCs w:val="40"/>
-                <w:lang w:val="it-IT"/>
-              </w:rPr>
-              <w:t xml:space="preserve">. </w:t>
-            </w:r>
-            <w:r>
-              <w:rPr>
-                <w:rFonts w:ascii="BRH Malayalam Extra" w:hAnsi="BRH Malayalam Extra" w:cs="BRH Malayalam Extra"/>
-                <w:sz w:val="40"/>
-                <w:szCs w:val="40"/>
-              </w:rPr>
-              <w:t>¤¤p |</w:t>
-            </w:r>
-          </w:p>
-        </w:tc>
-        <w:tc>
-          <w:tcPr>
-            <w:tcW w:w="5152" w:type="dxa"/>
-          </w:tcPr>
-          <w:p>
-            <w:pPr>
-              <w:widowControl w:val="0"/>
-              <w:autoSpaceDE w:val="0"/>
-              <w:autoSpaceDN w:val="0"/>
-              <w:adjustRightInd w:val="0"/>
-              <w:spacing w:before="0" w:line="252" w:lineRule="auto"/>
-              <w:rPr>
-                <w:rFonts w:ascii="BRH Malayalam Extra" w:hAnsi="BRH Malayalam Extra" w:cs="BRH Malayalam Extra"/>
-                <w:sz w:val="40"/>
-                <w:szCs w:val="40"/>
-              </w:rPr>
-            </w:pPr>
-            <w:r>
-              <w:rPr>
-                <w:rFonts w:ascii="BRH Malayalam Extra" w:hAnsi="BRH Malayalam Extra" w:cs="BRH Malayalam Extra"/>
-                <w:sz w:val="40"/>
-                <w:szCs w:val="40"/>
-              </w:rPr>
-              <w:t>öez</w:t>
-            </w:r>
-            <w:r>
-              <w:rPr>
-                <w:rFonts w:ascii="BRH Malayalam Extra" w:hAnsi="BRH Malayalam Extra" w:cs="BRH Malayalam Extra"/>
-                <w:b/>
-                <w:sz w:val="32"/>
-                <w:szCs w:val="40"/>
-              </w:rPr>
-              <w:t>–</w:t>
-            </w:r>
-            <w:r>
-              <w:rPr>
-                <w:rFonts w:ascii="BRH Malayalam Extra" w:hAnsi="BRH Malayalam Extra" w:cs="BRH Malayalam Extra"/>
-                <w:sz w:val="40"/>
-                <w:szCs w:val="40"/>
-              </w:rPr>
-              <w:t>Yx</w:t>
-            </w:r>
-            <w:r>
-              <w:rPr>
-                <w:rFonts w:ascii="BRH Malayalam Extra" w:hAnsi="BRH Malayalam Extra" w:cs="BRH Malayalam Extra"/>
-                <w:b/>
-                <w:sz w:val="32"/>
-                <w:szCs w:val="40"/>
-              </w:rPr>
-              <w:t>–</w:t>
-            </w:r>
-            <w:r>
-              <w:rPr>
-                <w:rFonts w:ascii="BRH Malayalam Extra" w:hAnsi="BRH Malayalam Extra" w:cs="BRH Malayalam Extra"/>
-                <w:sz w:val="40"/>
-                <w:szCs w:val="40"/>
-              </w:rPr>
-              <w:t>¥Zõ</w:t>
-            </w:r>
-            <w:r>
-              <w:rPr>
-                <w:rFonts w:ascii="BRH Malayalam Extra" w:hAnsi="BRH Malayalam Extra" w:cs="BRH Malayalam Extra"/>
-                <w:b/>
-                <w:sz w:val="32"/>
-                <w:szCs w:val="40"/>
-              </w:rPr>
-              <w:t>–</w:t>
-            </w:r>
-            <w:r>
-              <w:rPr>
-                <w:rFonts w:ascii="BRH Malayalam Extra" w:hAnsi="BRH Malayalam Extra" w:cs="BRH Malayalam Extra"/>
-                <w:sz w:val="40"/>
-                <w:szCs w:val="40"/>
-              </w:rPr>
-              <w:t xml:space="preserve">Zxpx©— | </w:t>
-            </w:r>
-          </w:p>
-          <w:p>
-            <w:pPr>
-              <w:widowControl w:val="0"/>
-              <w:autoSpaceDE w:val="0"/>
-              <w:autoSpaceDN w:val="0"/>
-              <w:adjustRightInd w:val="0"/>
-              <w:spacing w:before="0" w:line="252" w:lineRule="auto"/>
-              <w:rPr>
-                <w:rFonts w:ascii="BRH Malayalam Extra" w:hAnsi="BRH Malayalam Extra" w:cs="BRH Malayalam Extra"/>
-                <w:sz w:val="40"/>
-                <w:szCs w:val="40"/>
-                <w:lang w:val="en-IN"/>
-              </w:rPr>
-            </w:pPr>
-            <w:r>
-              <w:rPr>
-                <w:rFonts w:ascii="BRH Malayalam Extra" w:hAnsi="BRH Malayalam Extra" w:cs="BRH Malayalam Extra"/>
-                <w:sz w:val="40"/>
-                <w:szCs w:val="40"/>
-              </w:rPr>
-              <w:t>G</w:t>
-            </w:r>
-            <w:r>
-              <w:rPr>
-                <w:rFonts w:ascii="BRH Malayalam Extra" w:hAnsi="BRH Malayalam Extra" w:cs="BRH Malayalam Extra"/>
-                <w:b/>
-                <w:sz w:val="32"/>
-                <w:szCs w:val="40"/>
-              </w:rPr>
-              <w:t>–</w:t>
-            </w:r>
-            <w:r>
-              <w:rPr>
-                <w:rFonts w:ascii="BRH Malayalam Extra" w:hAnsi="BRH Malayalam Extra" w:cs="BRH Malayalam Extra"/>
-                <w:sz w:val="40"/>
-                <w:szCs w:val="40"/>
-              </w:rPr>
-              <w:t>Zxpx</w:t>
-            </w:r>
-            <w:r>
-              <w:rPr>
-                <w:rFonts w:ascii="BRH Malayalam Extra" w:hAnsi="BRH Malayalam Extra" w:cs="BRH Malayalam Extra"/>
-                <w:b/>
-                <w:sz w:val="32"/>
-                <w:szCs w:val="40"/>
-              </w:rPr>
-              <w:t>–</w:t>
-            </w:r>
-            <w:r>
-              <w:rPr>
-                <w:rFonts w:ascii="BRH Malayalam Extra" w:hAnsi="BRH Malayalam Extra" w:cs="BRH Malayalam Extra"/>
-                <w:sz w:val="40"/>
-                <w:szCs w:val="40"/>
-                <w:highlight w:val="green"/>
-              </w:rPr>
-              <w:t>©</w:t>
-            </w:r>
-            <w:r>
-              <w:rPr>
-                <w:rFonts w:ascii="BRH Malayalam Extra" w:hAnsi="BRH Malayalam Extra" w:cs="BRH Malayalam Extra"/>
-                <w:b/>
-                <w:sz w:val="32"/>
-                <w:szCs w:val="40"/>
-                <w:highlight w:val="green"/>
-              </w:rPr>
-              <w:t>–</w:t>
-            </w:r>
-            <w:r>
-              <w:rPr>
-                <w:rFonts w:ascii="BRH Malayalam Extra" w:hAnsi="BRH Malayalam Extra" w:cs="BRH Malayalam Extra"/>
-                <w:sz w:val="40"/>
-                <w:szCs w:val="40"/>
-              </w:rPr>
-              <w:t>. ¤¤p |</w:t>
-            </w:r>
-          </w:p>
-        </w:tc>
-      </w:tr>
-      <w:tr>
-        <w:trPr>
-          <w:trHeight w:val="1405"/>
-        </w:trPr>
-        <w:tc>
-          <w:tcPr>
-            <w:tcW w:w="3686" w:type="dxa"/>
-          </w:tcPr>
-          <w:p>
-            <w:pPr>
-              <w:widowControl w:val="0"/>
-              <w:tabs>
-                <w:tab w:val="left" w:pos="993"/>
-              </w:tabs>
-              <w:autoSpaceDE w:val="0"/>
-              <w:autoSpaceDN w:val="0"/>
-              <w:adjustRightInd w:val="0"/>
-              <w:spacing w:before="0" w:line="240" w:lineRule="auto"/>
-              <w:rPr>
-                <w:rFonts w:eastAsia="Times New Roman" w:cs="Arial"/>
-                <w:b/>
-                <w:color w:val="EE0000"/>
-                <w:sz w:val="32"/>
-                <w:szCs w:val="32"/>
-                <w:lang w:val="en-IN" w:eastAsia="en-IN" w:bidi="ml-IN"/>
-              </w:rPr>
-            </w:pPr>
-            <w:r>
-              <w:rPr>
-                <w:rFonts w:eastAsia="Times New Roman" w:cs="Arial"/>
-                <w:b/>
-                <w:color w:val="EE0000"/>
-                <w:sz w:val="32"/>
-                <w:szCs w:val="32"/>
-                <w:lang w:val="en-IN" w:eastAsia="en-IN" w:bidi="ml-IN"/>
-              </w:rPr>
-              <w:t>T.S.1.7.6.7 - Kramam</w:t>
-            </w:r>
-          </w:p>
-          <w:p>
-            <w:pPr>
-              <w:widowControl w:val="0"/>
-              <w:autoSpaceDE w:val="0"/>
-              <w:autoSpaceDN w:val="0"/>
-              <w:adjustRightInd w:val="0"/>
-              <w:spacing w:before="0" w:line="240" w:lineRule="auto"/>
-              <w:rPr>
-                <w:rFonts w:cs="Arial"/>
-                <w:b/>
-                <w:bCs/>
-                <w:color w:val="EE0000"/>
-                <w:sz w:val="28"/>
-                <w:szCs w:val="36"/>
-                <w:lang w:val="en-IN" w:bidi="ml-IN"/>
-              </w:rPr>
-            </w:pPr>
-            <w:r>
-              <w:rPr>
-                <w:rFonts w:cs="Arial"/>
-                <w:b/>
-                <w:bCs/>
-                <w:color w:val="EE0000"/>
-                <w:sz w:val="28"/>
-                <w:szCs w:val="36"/>
-                <w:lang w:val="en-IN" w:bidi="ml-IN"/>
-              </w:rPr>
-              <w:t>Krama Vaakyam No. 42</w:t>
-            </w:r>
-          </w:p>
-          <w:p>
-            <w:pPr>
-              <w:widowControl w:val="0"/>
-              <w:tabs>
-                <w:tab w:val="left" w:pos="993"/>
-              </w:tabs>
-              <w:autoSpaceDE w:val="0"/>
-              <w:autoSpaceDN w:val="0"/>
-              <w:adjustRightInd w:val="0"/>
-              <w:spacing w:before="0" w:line="240" w:lineRule="auto"/>
-              <w:rPr>
-                <w:rFonts w:eastAsia="Times New Roman" w:cs="Arial"/>
-                <w:b/>
-                <w:color w:val="EE0000"/>
-                <w:sz w:val="32"/>
-                <w:szCs w:val="32"/>
-                <w:lang w:val="it-IT" w:eastAsia="en-IN" w:bidi="ml-IN"/>
-              </w:rPr>
-            </w:pPr>
-            <w:r>
-              <w:rPr>
-                <w:rFonts w:cs="Arial"/>
-                <w:b/>
-                <w:bCs/>
-                <w:color w:val="EE0000"/>
-                <w:sz w:val="28"/>
-                <w:szCs w:val="36"/>
-                <w:lang w:val="it-IT" w:bidi="ml-IN"/>
-              </w:rPr>
-              <w:t>Panchaati No. 31</w:t>
-            </w:r>
-          </w:p>
-        </w:tc>
-        <w:tc>
-          <w:tcPr>
-            <w:tcW w:w="5196" w:type="dxa"/>
-          </w:tcPr>
-          <w:p>
-            <w:pPr>
-              <w:widowControl w:val="0"/>
-              <w:autoSpaceDE w:val="0"/>
-              <w:autoSpaceDN w:val="0"/>
-              <w:adjustRightInd w:val="0"/>
-              <w:spacing w:before="0" w:line="240" w:lineRule="auto"/>
-              <w:rPr>
-                <w:rFonts w:ascii="BRH Malayalam Extra" w:hAnsi="BRH Malayalam Extra" w:cs="BRH Malayalam Extra"/>
-                <w:color w:val="EE0000"/>
-                <w:sz w:val="40"/>
-                <w:szCs w:val="40"/>
-                <w:lang w:val="it-IT"/>
-              </w:rPr>
-            </w:pPr>
-            <w:r>
-              <w:rPr>
-                <w:rFonts w:ascii="BRH Malayalam Extra" w:hAnsi="BRH Malayalam Extra" w:cs="BRH Malayalam Extra"/>
-                <w:color w:val="EE0000"/>
-                <w:sz w:val="40"/>
-                <w:szCs w:val="40"/>
-                <w:lang w:val="it-IT"/>
-              </w:rPr>
-              <w:t>m</w:t>
-            </w:r>
-            <w:r>
-              <w:rPr>
-                <w:rFonts w:ascii="BRH Malayalam Extra" w:hAnsi="BRH Malayalam Extra" w:cs="BRH Malayalam Extra"/>
-                <w:b/>
-                <w:color w:val="EE0000"/>
-                <w:sz w:val="32"/>
-                <w:szCs w:val="40"/>
-                <w:lang w:val="it-IT"/>
-              </w:rPr>
-              <w:t>–</w:t>
-            </w:r>
-            <w:r>
-              <w:rPr>
-                <w:rFonts w:ascii="BRH Malayalam Extra" w:hAnsi="BRH Malayalam Extra" w:cs="BRH Malayalam Extra"/>
-                <w:color w:val="EE0000"/>
-                <w:sz w:val="40"/>
-                <w:szCs w:val="40"/>
-                <w:lang w:val="it-IT"/>
-              </w:rPr>
-              <w:t>h</w:t>
-            </w:r>
-            <w:r>
-              <w:rPr>
-                <w:rFonts w:ascii="BRH Malayalam Extra" w:hAnsi="BRH Malayalam Extra" w:cs="BRH Malayalam Extra"/>
-                <w:b/>
-                <w:color w:val="EE0000"/>
-                <w:sz w:val="32"/>
-                <w:szCs w:val="40"/>
-                <w:lang w:val="it-IT"/>
-              </w:rPr>
-              <w:t>–</w:t>
-            </w:r>
-            <w:r>
-              <w:rPr>
-                <w:rFonts w:ascii="BRH Malayalam Extra" w:hAnsi="BRH Malayalam Extra" w:cs="BRH Malayalam Extra"/>
-                <w:color w:val="EE0000"/>
-                <w:sz w:val="40"/>
-                <w:szCs w:val="40"/>
-                <w:lang w:val="it-IT"/>
-              </w:rPr>
-              <w:t>¥Z„d—pk¡</w:t>
-            </w:r>
-            <w:r>
-              <w:rPr>
-                <w:rFonts w:ascii="BRH Malayalam Extra" w:hAnsi="BRH Malayalam Extra" w:cs="BRH Malayalam Extra"/>
-                <w:color w:val="EE0000"/>
-                <w:sz w:val="40"/>
-                <w:szCs w:val="40"/>
-                <w:highlight w:val="yellow"/>
-                <w:lang w:val="it-IT"/>
-              </w:rPr>
-              <w:t>ÆxJ</w:t>
-            </w:r>
-            <w:r>
-              <w:rPr>
-                <w:rFonts w:ascii="BRH Malayalam Extra" w:hAnsi="BRH Malayalam Extra" w:cs="BRH Malayalam Extra"/>
-                <w:color w:val="EE0000"/>
-                <w:sz w:val="40"/>
-                <w:szCs w:val="40"/>
-                <w:lang w:val="it-IT"/>
-              </w:rPr>
-              <w:t xml:space="preserve"> | </w:t>
-            </w:r>
-          </w:p>
-          <w:p>
-            <w:pPr>
-              <w:widowControl w:val="0"/>
-              <w:autoSpaceDE w:val="0"/>
-              <w:autoSpaceDN w:val="0"/>
-              <w:adjustRightInd w:val="0"/>
-              <w:spacing w:before="0" w:line="240" w:lineRule="auto"/>
-              <w:rPr>
-                <w:rFonts w:ascii="BRH Malayalam Extra" w:hAnsi="BRH Malayalam Extra" w:cs="BRH Malayalam Extra"/>
-                <w:color w:val="EE0000"/>
-                <w:sz w:val="40"/>
-                <w:szCs w:val="40"/>
-                <w:lang w:val="it-IT"/>
-              </w:rPr>
-            </w:pPr>
-            <w:r>
-              <w:rPr>
-                <w:rFonts w:ascii="BRH Malayalam Extra" w:hAnsi="BRH Malayalam Extra" w:cs="BRH Malayalam Extra"/>
-                <w:color w:val="EE0000"/>
-                <w:sz w:val="40"/>
-                <w:szCs w:val="40"/>
-                <w:lang w:val="it-IT"/>
-              </w:rPr>
-              <w:t>Ad—pk¡Æx</w:t>
-            </w:r>
-            <w:r>
-              <w:rPr>
-                <w:rFonts w:ascii="BRH Malayalam Extra" w:hAnsi="BRH Malayalam Extra" w:cs="BRH Malayalam Extra"/>
-                <w:b/>
-                <w:color w:val="EE0000"/>
-                <w:sz w:val="32"/>
-                <w:szCs w:val="40"/>
-                <w:lang w:val="it-IT"/>
-              </w:rPr>
-              <w:t>–</w:t>
-            </w:r>
-            <w:r>
-              <w:rPr>
-                <w:rFonts w:ascii="BRH Malayalam Extra" w:hAnsi="BRH Malayalam Extra" w:cs="BRH Malayalam Extra"/>
-                <w:color w:val="EE0000"/>
-                <w:sz w:val="40"/>
-                <w:szCs w:val="40"/>
-                <w:lang w:val="it-IT"/>
-              </w:rPr>
-              <w:t xml:space="preserve"> ¤¤p | </w:t>
-            </w:r>
-          </w:p>
-        </w:tc>
-        <w:tc>
-          <w:tcPr>
-            <w:tcW w:w="5152" w:type="dxa"/>
-          </w:tcPr>
-          <w:p>
-            <w:pPr>
-              <w:widowControl w:val="0"/>
-              <w:autoSpaceDE w:val="0"/>
-              <w:autoSpaceDN w:val="0"/>
-              <w:adjustRightInd w:val="0"/>
-              <w:spacing w:before="0" w:line="240" w:lineRule="auto"/>
-              <w:rPr>
-                <w:rFonts w:ascii="BRH Malayalam Extra" w:hAnsi="BRH Malayalam Extra" w:cs="BRH Malayalam Extra"/>
-                <w:color w:val="EE0000"/>
-                <w:sz w:val="40"/>
-                <w:szCs w:val="40"/>
-                <w:lang w:val="it-IT"/>
-              </w:rPr>
-            </w:pPr>
-            <w:r>
-              <w:rPr>
-                <w:rFonts w:ascii="BRH Malayalam Extra" w:hAnsi="BRH Malayalam Extra" w:cs="BRH Malayalam Extra"/>
-                <w:color w:val="EE0000"/>
-                <w:sz w:val="40"/>
-                <w:szCs w:val="40"/>
-                <w:lang w:val="it-IT"/>
-              </w:rPr>
-              <w:t>m</w:t>
-            </w:r>
-            <w:r>
-              <w:rPr>
-                <w:rFonts w:ascii="BRH Malayalam Extra" w:hAnsi="BRH Malayalam Extra" w:cs="BRH Malayalam Extra"/>
-                <w:b/>
-                <w:color w:val="EE0000"/>
-                <w:sz w:val="32"/>
-                <w:szCs w:val="40"/>
-                <w:lang w:val="it-IT"/>
-              </w:rPr>
-              <w:t>–</w:t>
-            </w:r>
-            <w:r>
-              <w:rPr>
-                <w:rFonts w:ascii="BRH Malayalam Extra" w:hAnsi="BRH Malayalam Extra" w:cs="BRH Malayalam Extra"/>
-                <w:color w:val="EE0000"/>
-                <w:sz w:val="40"/>
-                <w:szCs w:val="40"/>
-                <w:lang w:val="it-IT"/>
-              </w:rPr>
-              <w:t>h</w:t>
-            </w:r>
-            <w:r>
-              <w:rPr>
-                <w:rFonts w:ascii="BRH Malayalam Extra" w:hAnsi="BRH Malayalam Extra" w:cs="BRH Malayalam Extra"/>
-                <w:b/>
-                <w:color w:val="EE0000"/>
-                <w:sz w:val="32"/>
-                <w:szCs w:val="40"/>
-                <w:lang w:val="it-IT"/>
-              </w:rPr>
-              <w:t>–</w:t>
-            </w:r>
-            <w:r>
-              <w:rPr>
-                <w:rFonts w:ascii="BRH Malayalam Extra" w:hAnsi="BRH Malayalam Extra" w:cs="BRH Malayalam Extra"/>
-                <w:color w:val="EE0000"/>
-                <w:sz w:val="40"/>
-                <w:szCs w:val="40"/>
-                <w:lang w:val="it-IT"/>
-              </w:rPr>
-              <w:t>¥Z„d—pk¡</w:t>
-            </w:r>
-            <w:r>
-              <w:rPr>
-                <w:rFonts w:ascii="BRH Malayalam Extra" w:hAnsi="BRH Malayalam Extra" w:cs="BRH Malayalam Extra"/>
-                <w:color w:val="EE0000"/>
-                <w:sz w:val="40"/>
-                <w:szCs w:val="40"/>
-                <w:highlight w:val="green"/>
-                <w:lang w:val="it-IT"/>
-              </w:rPr>
-              <w:t>Æx</w:t>
-            </w:r>
-            <w:r>
-              <w:rPr>
-                <w:rFonts w:ascii="BRH Malayalam Extra" w:hAnsi="BRH Malayalam Extra" w:cs="BRH Malayalam Extra"/>
-                <w:color w:val="EE0000"/>
-                <w:sz w:val="40"/>
-                <w:szCs w:val="40"/>
-                <w:lang w:val="it-IT"/>
-              </w:rPr>
-              <w:t xml:space="preserve"> | </w:t>
-            </w:r>
-          </w:p>
-          <w:p>
-            <w:pPr>
-              <w:widowControl w:val="0"/>
-              <w:autoSpaceDE w:val="0"/>
-              <w:autoSpaceDN w:val="0"/>
-              <w:adjustRightInd w:val="0"/>
-              <w:spacing w:before="0" w:line="240" w:lineRule="auto"/>
-              <w:rPr>
-                <w:rFonts w:ascii="BRH Malayalam Extra" w:hAnsi="BRH Malayalam Extra" w:cs="BRH Malayalam Extra"/>
-                <w:color w:val="EE0000"/>
-                <w:sz w:val="40"/>
-                <w:szCs w:val="40"/>
-                <w:lang w:val="it-IT"/>
-              </w:rPr>
-            </w:pPr>
-            <w:r>
-              <w:rPr>
-                <w:rFonts w:ascii="BRH Malayalam Extra" w:hAnsi="BRH Malayalam Extra" w:cs="BRH Malayalam Extra"/>
-                <w:color w:val="EE0000"/>
-                <w:sz w:val="40"/>
-                <w:szCs w:val="40"/>
-                <w:lang w:val="it-IT"/>
-              </w:rPr>
-              <w:t>Ad—pk¡Æx</w:t>
-            </w:r>
-            <w:r>
-              <w:rPr>
-                <w:rFonts w:ascii="BRH Malayalam Extra" w:hAnsi="BRH Malayalam Extra" w:cs="BRH Malayalam Extra"/>
-                <w:b/>
-                <w:color w:val="EE0000"/>
-                <w:sz w:val="32"/>
-                <w:szCs w:val="40"/>
-                <w:lang w:val="it-IT"/>
-              </w:rPr>
-              <w:t>–</w:t>
-            </w:r>
-            <w:r>
-              <w:rPr>
-                <w:rFonts w:ascii="BRH Malayalam Extra" w:hAnsi="BRH Malayalam Extra" w:cs="BRH Malayalam Extra"/>
-                <w:color w:val="EE0000"/>
-                <w:sz w:val="40"/>
-                <w:szCs w:val="40"/>
-                <w:lang w:val="it-IT"/>
-              </w:rPr>
-              <w:t xml:space="preserve"> ¤¤p |</w:t>
+                <w:lang w:val="it-IT"/>
+              </w:rPr>
+              <w:t>c</w:t>
+            </w:r>
+            <w:r>
+              <w:rPr>
+                <w:rFonts w:ascii="BRH Malayalam Extra" w:hAnsi="BRH Malayalam Extra" w:cs="BRH Malayalam Extra"/>
+                <w:sz w:val="40"/>
+                <w:szCs w:val="40"/>
+                <w:lang w:val="it-IT"/>
+              </w:rPr>
+              <w:t>—ÆûI |</w:t>
             </w:r>
           </w:p>
         </w:tc>
@@ -3208,7 +3805,7 @@
                 <w:szCs w:val="32"/>
                 <w:lang w:val="en-IN" w:eastAsia="en-IN" w:bidi="ml-IN"/>
               </w:rPr>
-              <w:t>6.7</w:t>
+              <w:t>10.2</w:t>
             </w:r>
             <w:r>
               <w:rPr>
@@ -3234,7 +3831,7 @@
                 <w:bCs/>
                 <w:sz w:val="28"/>
                 <w:szCs w:val="36"/>
-                <w:lang w:bidi="ml-IN"/>
+                <w:lang w:val="en-IN" w:bidi="ml-IN"/>
               </w:rPr>
             </w:pPr>
             <w:r>
@@ -3244,10 +3841,29 @@
                 <w:bCs/>
                 <w:sz w:val="28"/>
                 <w:szCs w:val="36"/>
-                <w:lang w:bidi="ml-IN"/>
-              </w:rPr>
-              <w:t xml:space="preserve">Krama Vaakyam No. </w:t>
-            </w:r>
+                <w:lang w:val="en-IN" w:bidi="ml-IN"/>
+              </w:rPr>
+              <w:t>Krama Vaakyam No. 49</w:t>
+            </w:r>
+          </w:p>
+          <w:p>
+            <w:pPr>
+              <w:widowControl w:val="0"/>
+              <w:tabs>
+                <w:tab w:val="left" w:pos="993"/>
+              </w:tabs>
+              <w:autoSpaceDE w:val="0"/>
+              <w:autoSpaceDN w:val="0"/>
+              <w:adjustRightInd w:val="0"/>
+              <w:spacing w:before="0" w:line="240" w:lineRule="auto"/>
+              <w:rPr>
+                <w:rFonts w:eastAsia="Times New Roman" w:cs="Arial"/>
+                <w:b/>
+                <w:sz w:val="32"/>
+                <w:szCs w:val="32"/>
+                <w:lang w:val="it-IT" w:eastAsia="en-IN" w:bidi="ml-IN"/>
+              </w:rPr>
+            </w:pPr>
             <w:r>
               <w:rPr>
                 <w:rFonts w:cs="Arial"/>
@@ -3255,28 +3871,10 @@
                 <w:bCs/>
                 <w:sz w:val="28"/>
                 <w:szCs w:val="36"/>
-                <w:lang w:bidi="ml-IN"/>
-              </w:rPr>
-              <w:t>51</w:t>
-            </w:r>
-          </w:p>
-          <w:p>
-            <w:pPr>
-              <w:widowControl w:val="0"/>
-              <w:tabs>
-                <w:tab w:val="left" w:pos="993"/>
-              </w:tabs>
-              <w:autoSpaceDE w:val="0"/>
-              <w:autoSpaceDN w:val="0"/>
-              <w:adjustRightInd w:val="0"/>
-              <w:spacing w:before="0" w:line="240" w:lineRule="auto"/>
-              <w:rPr>
-                <w:rFonts w:eastAsia="Times New Roman" w:cs="Arial"/>
-                <w:sz w:val="32"/>
-                <w:szCs w:val="32"/>
-                <w:lang w:val="en-IN" w:eastAsia="en-IN" w:bidi="ml-IN"/>
-              </w:rPr>
-            </w:pPr>
+                <w:lang w:val="it-IT" w:bidi="ml-IN"/>
+              </w:rPr>
+              <w:t>Panchaati No. 4</w:t>
+            </w:r>
             <w:r>
               <w:rPr>
                 <w:rFonts w:cs="Arial"/>
@@ -3284,20 +3882,9 @@
                 <w:bCs/>
                 <w:sz w:val="28"/>
                 <w:szCs w:val="36"/>
-                <w:lang w:bidi="ml-IN"/>
-              </w:rPr>
-              <w:t xml:space="preserve">Panchaati No. </w:t>
-            </w:r>
-            <w:r>
-              <w:rPr>
-                <w:rFonts w:cs="Arial"/>
-                <w:b/>
-                <w:bCs/>
-                <w:sz w:val="28"/>
-                <w:szCs w:val="36"/>
-                <w:lang w:bidi="ml-IN"/>
-              </w:rPr>
-              <w:t>31</w:t>
+                <w:lang w:val="it-IT" w:bidi="ml-IN"/>
+              </w:rPr>
+              <w:t>1</w:t>
             </w:r>
           </w:p>
         </w:tc>
@@ -3311,41 +3898,84 @@
               <w:autoSpaceDE w:val="0"/>
               <w:autoSpaceDN w:val="0"/>
               <w:adjustRightInd w:val="0"/>
-              <w:spacing w:before="0" w:line="252" w:lineRule="auto"/>
-              <w:rPr>
-                <w:rFonts w:ascii="BRH Malayalam Extra" w:hAnsi="BRH Malayalam Extra" w:cs="BRH Malayalam Extra"/>
-                <w:sz w:val="40"/>
-                <w:szCs w:val="40"/>
-                <w:lang w:val="en-IN"/>
-              </w:rPr>
-            </w:pPr>
-            <w:r>
-              <w:rPr>
-                <w:rFonts w:ascii="BRH Malayalam Extra" w:hAnsi="BRH Malayalam Extra" w:cs="BRH Malayalam Extra"/>
-                <w:sz w:val="40"/>
-                <w:szCs w:val="40"/>
-                <w:lang w:val="en-IN"/>
-              </w:rPr>
-              <w:t>Bty—Zx²y</w:t>
-            </w:r>
-            <w:r>
-              <w:rPr>
-                <w:rFonts w:ascii="BRH Malayalam Extra" w:hAnsi="BRH Malayalam Extra" w:cs="BRH Malayalam Extra"/>
-                <w:b/>
-                <w:sz w:val="32"/>
-                <w:szCs w:val="40"/>
-                <w:lang w:val="en-IN"/>
-              </w:rPr>
-              <w:t>–</w:t>
-            </w:r>
-            <w:r>
-              <w:rPr>
-                <w:rFonts w:ascii="BRH Malayalam Extra" w:hAnsi="BRH Malayalam Extra" w:cs="BRH Malayalam Extra"/>
-                <w:sz w:val="40"/>
-                <w:szCs w:val="40"/>
-                <w:lang w:val="en-IN"/>
-              </w:rPr>
-              <w:t>ky</w:t>
+              <w:spacing w:before="0" w:line="240" w:lineRule="auto"/>
+              <w:rPr>
+                <w:rFonts w:ascii="BRH Malayalam Extra" w:hAnsi="BRH Malayalam Extra" w:cs="BRH Malayalam Extra"/>
+                <w:sz w:val="40"/>
+                <w:szCs w:val="40"/>
+                <w:lang w:val="it-IT"/>
+              </w:rPr>
+            </w:pPr>
+            <w:r>
+              <w:rPr>
+                <w:rFonts w:ascii="BRH Malayalam Extra" w:hAnsi="BRH Malayalam Extra" w:cs="BRH Malayalam Extra"/>
+                <w:sz w:val="40"/>
+                <w:szCs w:val="40"/>
+                <w:lang w:val="it-IT"/>
+              </w:rPr>
+              <w:t xml:space="preserve">bxdx—j ¥Pxbj | </w:t>
+            </w:r>
+          </w:p>
+          <w:p>
+            <w:pPr>
+              <w:widowControl w:val="0"/>
+              <w:autoSpaceDE w:val="0"/>
+              <w:autoSpaceDN w:val="0"/>
+              <w:adjustRightInd w:val="0"/>
+              <w:spacing w:before="0" w:line="240" w:lineRule="auto"/>
+              <w:rPr>
+                <w:rFonts w:ascii="BRH Malayalam Extra" w:hAnsi="BRH Malayalam Extra" w:cs="BRH Malayalam Extra"/>
+                <w:sz w:val="40"/>
+                <w:szCs w:val="40"/>
+                <w:lang w:val="it-IT"/>
+              </w:rPr>
+            </w:pPr>
+            <w:r>
+              <w:rPr>
+                <w:rFonts w:ascii="BRH Malayalam Extra" w:hAnsi="BRH Malayalam Extra" w:cs="BRH Malayalam Extra"/>
+                <w:sz w:val="40"/>
+                <w:szCs w:val="40"/>
+                <w:lang w:val="it-IT"/>
+              </w:rPr>
+              <w:t>¥Px</w:t>
+            </w:r>
+            <w:r>
+              <w:rPr>
+                <w:rFonts w:ascii="BRH Malayalam Extra" w:hAnsi="BRH Malayalam Extra" w:cs="BRH Malayalam Extra"/>
+                <w:b/>
+                <w:sz w:val="32"/>
+                <w:szCs w:val="40"/>
+                <w:lang w:val="it-IT"/>
+              </w:rPr>
+              <w:t>–</w:t>
+            </w:r>
+            <w:r>
+              <w:rPr>
+                <w:rFonts w:ascii="BRH Malayalam Extra" w:hAnsi="BRH Malayalam Extra" w:cs="BRH Malayalam Extra"/>
+                <w:sz w:val="40"/>
+                <w:szCs w:val="40"/>
+                <w:lang w:val="it-IT"/>
+              </w:rPr>
+              <w:t>b</w:t>
+            </w:r>
+            <w:r>
+              <w:rPr>
+                <w:rFonts w:ascii="BRH Malayalam Extra" w:hAnsi="BRH Malayalam Extra" w:cs="BRH Malayalam Extra"/>
+                <w:b/>
+                <w:sz w:val="32"/>
+                <w:szCs w:val="40"/>
+                <w:lang w:val="it-IT"/>
+              </w:rPr>
+              <w:t>–</w:t>
+            </w:r>
+            <w:r>
+              <w:rPr>
+                <w:rFonts w:ascii="BRH Malayalam Extra" w:hAnsi="BRH Malayalam Extra" w:cs="BRH Malayalam Extra"/>
+                <w:sz w:val="40"/>
+                <w:szCs w:val="40"/>
+                <w:lang w:val="it-IT"/>
+              </w:rPr>
+              <w:t>¥</w:t>
             </w:r>
             <w:r>
               <w:rPr>
@@ -3353,100 +3983,28 @@
                 <w:sz w:val="40"/>
                 <w:szCs w:val="40"/>
                 <w:highlight w:val="yellow"/>
-                <w:lang w:val="en-IN"/>
-              </w:rPr>
-              <w:t>Zõx</w:t>
-            </w:r>
-            <w:r>
-              <w:rPr>
-                <w:rFonts w:ascii="BRH Malayalam Extra" w:hAnsi="BRH Malayalam Extra" w:cs="BRH Malayalam Extra"/>
-                <w:sz w:val="40"/>
-                <w:szCs w:val="40"/>
-                <w:lang w:val="en-IN"/>
-              </w:rPr>
-              <w:t xml:space="preserve">—tyZ - </w:t>
-            </w:r>
-          </w:p>
-          <w:p>
-            <w:pPr>
-              <w:widowControl w:val="0"/>
-              <w:autoSpaceDE w:val="0"/>
-              <w:autoSpaceDN w:val="0"/>
-              <w:adjustRightInd w:val="0"/>
-              <w:spacing w:before="0" w:line="252" w:lineRule="auto"/>
-              <w:rPr>
-                <w:rFonts w:ascii="BRH Malayalam Extra" w:hAnsi="BRH Malayalam Extra" w:cs="BRH Malayalam Extra"/>
-                <w:color w:val="000000"/>
-                <w:sz w:val="40"/>
-                <w:szCs w:val="40"/>
-                <w:lang w:val="en-IN"/>
-              </w:rPr>
-            </w:pPr>
-            <w:r>
-              <w:rPr>
-                <w:rFonts w:ascii="BRH Malayalam Extra" w:hAnsi="BRH Malayalam Extra" w:cs="BRH Malayalam Extra"/>
-                <w:sz w:val="40"/>
-                <w:szCs w:val="40"/>
-                <w:lang w:val="en-IN"/>
-              </w:rPr>
-              <w:t>A</w:t>
-            </w:r>
-            <w:r>
-              <w:rPr>
-                <w:rFonts w:ascii="BRH Malayalam Extra" w:hAnsi="BRH Malayalam Extra" w:cs="BRH Malayalam Extra"/>
-                <w:b/>
-                <w:sz w:val="32"/>
-                <w:szCs w:val="40"/>
-                <w:lang w:val="en-IN"/>
-              </w:rPr>
-              <w:t>–</w:t>
-            </w:r>
-            <w:r>
-              <w:rPr>
-                <w:rFonts w:ascii="BRH Malayalam Extra" w:hAnsi="BRH Malayalam Extra" w:cs="BRH Malayalam Extra"/>
-                <w:sz w:val="40"/>
-                <w:szCs w:val="40"/>
-                <w:lang w:val="en-IN"/>
-              </w:rPr>
-              <w:t>²y</w:t>
-            </w:r>
-            <w:r>
-              <w:rPr>
-                <w:rFonts w:ascii="BRH Malayalam Extra" w:hAnsi="BRH Malayalam Extra" w:cs="BRH Malayalam Extra"/>
-                <w:b/>
-                <w:sz w:val="32"/>
-                <w:szCs w:val="40"/>
-                <w:lang w:val="en-IN"/>
-              </w:rPr>
-              <w:t>–</w:t>
-            </w:r>
-            <w:r>
-              <w:rPr>
-                <w:rFonts w:ascii="BRH Malayalam Extra" w:hAnsi="BRH Malayalam Extra" w:cs="BRH Malayalam Extra"/>
-                <w:sz w:val="40"/>
-                <w:szCs w:val="40"/>
-                <w:lang w:val="en-IN"/>
-              </w:rPr>
-              <w:t>J | sË—s</w:t>
-            </w:r>
-            <w:r>
-              <w:rPr>
-                <w:rFonts w:ascii="BRH Malayalam Extra" w:hAnsi="BRH Malayalam Extra" w:cs="BRH Malayalam Extra"/>
-                <w:b/>
-                <w:sz w:val="32"/>
-                <w:szCs w:val="40"/>
-                <w:lang w:val="en-IN"/>
-              </w:rPr>
-              <w:t>–</w:t>
-            </w:r>
-            <w:r>
-              <w:rPr>
-                <w:rFonts w:ascii="BRH Malayalam Extra" w:hAnsi="BRH Malayalam Extra" w:cs="BRH Malayalam Extra"/>
-                <w:sz w:val="40"/>
-                <w:szCs w:val="40"/>
-                <w:lang w:val="en-IN"/>
-              </w:rPr>
-              <w:t>hJ |</w:t>
+                <w:lang w:val="it-IT"/>
+              </w:rPr>
+              <w:t>j</w:t>
+            </w:r>
+            <w:r>
+              <w:rPr>
+                <w:rFonts w:ascii="BRH Malayalam Extra" w:hAnsi="BRH Malayalam Extra" w:cs="BRH Malayalam Extra"/>
+                <w:b/>
+                <w:sz w:val="32"/>
+                <w:szCs w:val="40"/>
+                <w:lang w:val="it-IT"/>
+              </w:rPr>
+              <w:t>–</w:t>
+            </w:r>
+            <w:r>
+              <w:rPr>
+                <w:rFonts w:ascii="BRH Malayalam Extra" w:hAnsi="BRH Malayalam Extra" w:cs="BRH Malayalam Extra"/>
+                <w:sz w:val="40"/>
+                <w:szCs w:val="40"/>
+                <w:lang w:val="it-IT"/>
+              </w:rPr>
+              <w:t>Zy— ¥Pxbj ||</w:t>
             </w:r>
           </w:p>
         </w:tc>
@@ -3460,41 +4018,84 @@
               <w:autoSpaceDE w:val="0"/>
               <w:autoSpaceDN w:val="0"/>
               <w:adjustRightInd w:val="0"/>
-              <w:spacing w:before="0" w:line="252" w:lineRule="auto"/>
-              <w:rPr>
-                <w:rFonts w:ascii="BRH Malayalam Extra" w:hAnsi="BRH Malayalam Extra" w:cs="BRH Malayalam Extra"/>
-                <w:sz w:val="40"/>
-                <w:szCs w:val="40"/>
-                <w:lang w:val="en-IN"/>
-              </w:rPr>
-            </w:pPr>
-            <w:r>
-              <w:rPr>
-                <w:rFonts w:ascii="BRH Malayalam Extra" w:hAnsi="BRH Malayalam Extra" w:cs="BRH Malayalam Extra"/>
-                <w:sz w:val="40"/>
-                <w:szCs w:val="40"/>
-                <w:lang w:val="en-IN"/>
-              </w:rPr>
-              <w:t>Bty—Zx²y</w:t>
-            </w:r>
-            <w:r>
-              <w:rPr>
-                <w:rFonts w:ascii="BRH Malayalam Extra" w:hAnsi="BRH Malayalam Extra" w:cs="BRH Malayalam Extra"/>
-                <w:b/>
-                <w:sz w:val="32"/>
-                <w:szCs w:val="40"/>
-                <w:lang w:val="en-IN"/>
-              </w:rPr>
-              <w:t>–</w:t>
-            </w:r>
-            <w:r>
-              <w:rPr>
-                <w:rFonts w:ascii="BRH Malayalam Extra" w:hAnsi="BRH Malayalam Extra" w:cs="BRH Malayalam Extra"/>
-                <w:sz w:val="40"/>
-                <w:szCs w:val="40"/>
-                <w:lang w:val="en-IN"/>
-              </w:rPr>
-              <w:t>kyZõx</w:t>
+              <w:spacing w:before="0" w:line="240" w:lineRule="auto"/>
+              <w:rPr>
+                <w:rFonts w:ascii="BRH Malayalam Extra" w:hAnsi="BRH Malayalam Extra" w:cs="BRH Malayalam Extra"/>
+                <w:sz w:val="40"/>
+                <w:szCs w:val="40"/>
+                <w:lang w:val="it-IT"/>
+              </w:rPr>
+            </w:pPr>
+            <w:r>
+              <w:rPr>
+                <w:rFonts w:ascii="BRH Malayalam Extra" w:hAnsi="BRH Malayalam Extra" w:cs="BRH Malayalam Extra"/>
+                <w:sz w:val="40"/>
+                <w:szCs w:val="40"/>
+                <w:lang w:val="it-IT"/>
+              </w:rPr>
+              <w:t xml:space="preserve">bxdx—j ¥Pxbj | </w:t>
+            </w:r>
+          </w:p>
+          <w:p>
+            <w:pPr>
+              <w:widowControl w:val="0"/>
+              <w:autoSpaceDE w:val="0"/>
+              <w:autoSpaceDN w:val="0"/>
+              <w:adjustRightInd w:val="0"/>
+              <w:spacing w:before="0" w:line="240" w:lineRule="auto"/>
+              <w:rPr>
+                <w:rFonts w:ascii="BRH Malayalam Extra" w:hAnsi="BRH Malayalam Extra" w:cs="BRH Malayalam Extra"/>
+                <w:sz w:val="40"/>
+                <w:szCs w:val="40"/>
+                <w:lang w:val="it-IT"/>
+              </w:rPr>
+            </w:pPr>
+            <w:r>
+              <w:rPr>
+                <w:rFonts w:ascii="BRH Malayalam Extra" w:hAnsi="BRH Malayalam Extra" w:cs="BRH Malayalam Extra"/>
+                <w:sz w:val="40"/>
+                <w:szCs w:val="40"/>
+                <w:lang w:val="it-IT"/>
+              </w:rPr>
+              <w:t>¥Px</w:t>
+            </w:r>
+            <w:r>
+              <w:rPr>
+                <w:rFonts w:ascii="BRH Malayalam Extra" w:hAnsi="BRH Malayalam Extra" w:cs="BRH Malayalam Extra"/>
+                <w:b/>
+                <w:sz w:val="32"/>
+                <w:szCs w:val="40"/>
+                <w:lang w:val="it-IT"/>
+              </w:rPr>
+              <w:t>–</w:t>
+            </w:r>
+            <w:r>
+              <w:rPr>
+                <w:rFonts w:ascii="BRH Malayalam Extra" w:hAnsi="BRH Malayalam Extra" w:cs="BRH Malayalam Extra"/>
+                <w:sz w:val="40"/>
+                <w:szCs w:val="40"/>
+                <w:lang w:val="it-IT"/>
+              </w:rPr>
+              <w:t>b</w:t>
+            </w:r>
+            <w:r>
+              <w:rPr>
+                <w:rFonts w:ascii="BRH Malayalam Extra" w:hAnsi="BRH Malayalam Extra" w:cs="BRH Malayalam Extra"/>
+                <w:b/>
+                <w:sz w:val="32"/>
+                <w:szCs w:val="40"/>
+                <w:lang w:val="it-IT"/>
+              </w:rPr>
+              <w:t>–</w:t>
+            </w:r>
+            <w:r>
+              <w:rPr>
+                <w:rFonts w:ascii="BRH Malayalam Extra" w:hAnsi="BRH Malayalam Extra" w:cs="BRH Malayalam Extra"/>
+                <w:sz w:val="40"/>
+                <w:szCs w:val="40"/>
+                <w:lang w:val="it-IT"/>
+              </w:rPr>
+              <w:t>¥</w:t>
             </w:r>
             <w:r>
               <w:rPr>
@@ -3502,391 +4103,18 @@
                 <w:sz w:val="40"/>
                 <w:szCs w:val="40"/>
                 <w:highlight w:val="green"/>
-                <w:lang w:val="en-IN"/>
-              </w:rPr>
-              <w:t>ty</w:t>
-            </w:r>
-            <w:r>
-              <w:rPr>
-                <w:rFonts w:ascii="BRH Malayalam Extra" w:hAnsi="BRH Malayalam Extra" w:cs="BRH Malayalam Extra"/>
-                <w:sz w:val="40"/>
-                <w:szCs w:val="40"/>
-                <w:lang w:val="en-IN"/>
-              </w:rPr>
-              <w:t xml:space="preserve">—Z - </w:t>
-            </w:r>
-          </w:p>
-          <w:p>
-            <w:pPr>
-              <w:widowControl w:val="0"/>
-              <w:autoSpaceDE w:val="0"/>
-              <w:autoSpaceDN w:val="0"/>
-              <w:adjustRightInd w:val="0"/>
-              <w:spacing w:before="0" w:line="252" w:lineRule="auto"/>
-              <w:rPr>
-                <w:rFonts w:ascii="BRH Malayalam Extra" w:hAnsi="BRH Malayalam Extra" w:cs="BRH Malayalam Extra"/>
-                <w:color w:val="000000"/>
-                <w:sz w:val="40"/>
-                <w:szCs w:val="40"/>
-                <w:lang w:val="en-IN"/>
-              </w:rPr>
-            </w:pPr>
-            <w:r>
-              <w:rPr>
-                <w:rFonts w:ascii="BRH Malayalam Extra" w:hAnsi="BRH Malayalam Extra" w:cs="BRH Malayalam Extra"/>
-                <w:sz w:val="40"/>
-                <w:szCs w:val="40"/>
-                <w:lang w:val="en-IN"/>
-              </w:rPr>
-              <w:t>A</w:t>
-            </w:r>
-            <w:r>
-              <w:rPr>
-                <w:rFonts w:ascii="BRH Malayalam Extra" w:hAnsi="BRH Malayalam Extra" w:cs="BRH Malayalam Extra"/>
-                <w:b/>
-                <w:sz w:val="32"/>
-                <w:szCs w:val="40"/>
-                <w:lang w:val="en-IN"/>
-              </w:rPr>
-              <w:t>–</w:t>
-            </w:r>
-            <w:r>
-              <w:rPr>
-                <w:rFonts w:ascii="BRH Malayalam Extra" w:hAnsi="BRH Malayalam Extra" w:cs="BRH Malayalam Extra"/>
-                <w:sz w:val="40"/>
-                <w:szCs w:val="40"/>
-                <w:lang w:val="en-IN"/>
-              </w:rPr>
-              <w:t>²y</w:t>
-            </w:r>
-            <w:r>
-              <w:rPr>
-                <w:rFonts w:ascii="BRH Malayalam Extra" w:hAnsi="BRH Malayalam Extra" w:cs="BRH Malayalam Extra"/>
-                <w:b/>
-                <w:sz w:val="32"/>
-                <w:szCs w:val="40"/>
-                <w:lang w:val="en-IN"/>
-              </w:rPr>
-              <w:t>–</w:t>
-            </w:r>
-            <w:r>
-              <w:rPr>
-                <w:rFonts w:ascii="BRH Malayalam Extra" w:hAnsi="BRH Malayalam Extra" w:cs="BRH Malayalam Extra"/>
-                <w:sz w:val="40"/>
-                <w:szCs w:val="40"/>
-                <w:lang w:val="en-IN"/>
-              </w:rPr>
-              <w:t>J | sË—s</w:t>
-            </w:r>
-            <w:r>
-              <w:rPr>
-                <w:rFonts w:ascii="BRH Malayalam Extra" w:hAnsi="BRH Malayalam Extra" w:cs="BRH Malayalam Extra"/>
-                <w:b/>
-                <w:sz w:val="32"/>
-                <w:szCs w:val="40"/>
-                <w:lang w:val="en-IN"/>
-              </w:rPr>
-              <w:t>–</w:t>
-            </w:r>
-            <w:r>
-              <w:rPr>
-                <w:rFonts w:ascii="BRH Malayalam Extra" w:hAnsi="BRH Malayalam Extra" w:cs="BRH Malayalam Extra"/>
-                <w:sz w:val="40"/>
-                <w:szCs w:val="40"/>
-                <w:lang w:val="en-IN"/>
-              </w:rPr>
-              <w:t>hJ |</w:t>
-            </w:r>
-          </w:p>
-        </w:tc>
-      </w:tr>
-      <w:tr>
-        <w:trPr>
-          <w:trHeight w:val="978"/>
-        </w:trPr>
-        <w:tc>
-          <w:tcPr>
-            <w:tcW w:w="3686" w:type="dxa"/>
-          </w:tcPr>
-          <w:p>
-            <w:pPr>
-              <w:widowControl w:val="0"/>
-              <w:tabs>
-                <w:tab w:val="left" w:pos="993"/>
-              </w:tabs>
-              <w:autoSpaceDE w:val="0"/>
-              <w:autoSpaceDN w:val="0"/>
-              <w:adjustRightInd w:val="0"/>
-              <w:spacing w:before="0" w:line="240" w:lineRule="auto"/>
-              <w:rPr>
-                <w:rFonts w:eastAsia="Times New Roman" w:cs="Arial"/>
-                <w:b/>
-                <w:color w:val="EE0000"/>
-                <w:sz w:val="32"/>
-                <w:szCs w:val="32"/>
-                <w:lang w:val="en-IN" w:eastAsia="en-IN" w:bidi="ml-IN"/>
-              </w:rPr>
-            </w:pPr>
-            <w:r>
-              <w:rPr>
-                <w:rFonts w:eastAsia="Times New Roman" w:cs="Arial"/>
-                <w:b/>
-                <w:color w:val="EE0000"/>
-                <w:sz w:val="32"/>
-                <w:szCs w:val="32"/>
-                <w:lang w:val="en-IN" w:eastAsia="en-IN" w:bidi="ml-IN"/>
-              </w:rPr>
-              <w:t>T.S.1.7.8.4 - Kramam</w:t>
-            </w:r>
-          </w:p>
-          <w:p>
-            <w:pPr>
-              <w:widowControl w:val="0"/>
-              <w:autoSpaceDE w:val="0"/>
-              <w:autoSpaceDN w:val="0"/>
-              <w:adjustRightInd w:val="0"/>
-              <w:spacing w:before="0" w:line="240" w:lineRule="auto"/>
-              <w:rPr>
-                <w:rFonts w:cs="Arial"/>
-                <w:b/>
-                <w:bCs/>
-                <w:color w:val="EE0000"/>
-                <w:sz w:val="28"/>
-                <w:szCs w:val="36"/>
-                <w:lang w:val="en-IN" w:bidi="ml-IN"/>
-              </w:rPr>
-            </w:pPr>
-            <w:r>
-              <w:rPr>
-                <w:rFonts w:cs="Arial"/>
-                <w:b/>
-                <w:bCs/>
-                <w:color w:val="EE0000"/>
-                <w:sz w:val="28"/>
-                <w:szCs w:val="36"/>
-                <w:lang w:val="en-IN" w:bidi="ml-IN"/>
-              </w:rPr>
-              <w:t>Krama Vaakyam No. 41</w:t>
-            </w:r>
-          </w:p>
-          <w:p>
-            <w:pPr>
-              <w:widowControl w:val="0"/>
-              <w:tabs>
-                <w:tab w:val="left" w:pos="993"/>
-              </w:tabs>
-              <w:autoSpaceDE w:val="0"/>
-              <w:autoSpaceDN w:val="0"/>
-              <w:adjustRightInd w:val="0"/>
-              <w:spacing w:before="0" w:line="240" w:lineRule="auto"/>
-              <w:rPr>
-                <w:rFonts w:eastAsia="Times New Roman" w:cs="Arial"/>
-                <w:b/>
-                <w:color w:val="EE0000"/>
-                <w:sz w:val="32"/>
-                <w:szCs w:val="32"/>
-                <w:lang w:val="it-IT" w:eastAsia="en-IN" w:bidi="ml-IN"/>
-              </w:rPr>
-            </w:pPr>
-            <w:r>
-              <w:rPr>
-                <w:rFonts w:cs="Arial"/>
-                <w:b/>
-                <w:bCs/>
-                <w:color w:val="EE0000"/>
-                <w:sz w:val="28"/>
-                <w:szCs w:val="36"/>
-                <w:lang w:val="it-IT" w:bidi="ml-IN"/>
-              </w:rPr>
-              <w:t>Panchaati No. 37</w:t>
-            </w:r>
-          </w:p>
-        </w:tc>
-        <w:tc>
-          <w:tcPr>
-            <w:tcW w:w="5196" w:type="dxa"/>
-          </w:tcPr>
-          <w:p>
-            <w:pPr>
-              <w:widowControl w:val="0"/>
-              <w:autoSpaceDE w:val="0"/>
-              <w:autoSpaceDN w:val="0"/>
-              <w:adjustRightInd w:val="0"/>
-              <w:spacing w:before="0" w:line="252" w:lineRule="auto"/>
-              <w:rPr>
-                <w:rFonts w:ascii="BRH Malayalam Extra" w:hAnsi="BRH Malayalam Extra" w:cs="BRH Malayalam Extra"/>
-                <w:color w:val="EE0000"/>
-                <w:sz w:val="40"/>
-                <w:szCs w:val="40"/>
-                <w:lang w:val="it-IT"/>
-              </w:rPr>
-            </w:pPr>
-            <w:r>
-              <w:rPr>
-                <w:rFonts w:ascii="BRH Malayalam Extra" w:hAnsi="BRH Malayalam Extra" w:cs="BRH Malayalam Extra"/>
-                <w:color w:val="EE0000"/>
-                <w:sz w:val="40"/>
-                <w:szCs w:val="40"/>
-                <w:lang w:val="it-IT"/>
-              </w:rPr>
-              <w:t>s</w:t>
-            </w:r>
-            <w:r>
-              <w:rPr>
-                <w:rFonts w:ascii="BRH Malayalam Extra" w:hAnsi="BRH Malayalam Extra" w:cs="BRH Malayalam Extra"/>
-                <w:b/>
-                <w:color w:val="EE0000"/>
-                <w:sz w:val="32"/>
-                <w:szCs w:val="40"/>
-                <w:lang w:val="it-IT"/>
-              </w:rPr>
-              <w:t>–</w:t>
-            </w:r>
-            <w:r>
-              <w:rPr>
-                <w:rFonts w:ascii="BRH Malayalam Extra" w:hAnsi="BRH Malayalam Extra" w:cs="BRH Malayalam Extra"/>
-                <w:color w:val="EE0000"/>
-                <w:sz w:val="40"/>
-                <w:szCs w:val="40"/>
-                <w:lang w:val="it-IT"/>
-              </w:rPr>
-              <w:t>ic—Æû</w:t>
-            </w:r>
-            <w:r>
-              <w:rPr>
-                <w:rFonts w:ascii="BRH Malayalam Extra" w:hAnsi="BRH Malayalam Extra" w:cs="BRH Malayalam Extra"/>
-                <w:b/>
-                <w:color w:val="EE0000"/>
-                <w:sz w:val="32"/>
-                <w:szCs w:val="40"/>
-                <w:lang w:val="it-IT"/>
-              </w:rPr>
-              <w:t>–</w:t>
-            </w:r>
-            <w:r>
-              <w:rPr>
-                <w:rFonts w:ascii="BRH Malayalam Extra" w:hAnsi="BRH Malayalam Extra" w:cs="BRH Malayalam Extra"/>
-                <w:color w:val="EE0000"/>
-                <w:sz w:val="40"/>
-                <w:szCs w:val="40"/>
-                <w:lang w:val="it-IT"/>
-              </w:rPr>
-              <w:t>iyZy— sI-A</w:t>
-            </w:r>
-            <w:r>
-              <w:rPr>
-                <w:rFonts w:ascii="BRH Malayalam Extra" w:hAnsi="BRH Malayalam Extra" w:cs="BRH Malayalam Extra"/>
-                <w:color w:val="EE0000"/>
-                <w:sz w:val="40"/>
-                <w:szCs w:val="40"/>
-                <w:highlight w:val="yellow"/>
-                <w:lang w:val="it-IT"/>
-              </w:rPr>
-              <w:t>b</w:t>
-            </w:r>
-            <w:r>
-              <w:rPr>
-                <w:rFonts w:ascii="BRH Malayalam Extra" w:hAnsi="BRH Malayalam Extra" w:cs="BRH Malayalam Extra"/>
-                <w:color w:val="EE0000"/>
-                <w:sz w:val="40"/>
-                <w:szCs w:val="40"/>
-                <w:lang w:val="it-IT"/>
-              </w:rPr>
-              <w:t>—ÆûI |</w:t>
-            </w:r>
-          </w:p>
-        </w:tc>
-        <w:tc>
-          <w:tcPr>
-            <w:tcW w:w="5152" w:type="dxa"/>
-          </w:tcPr>
-          <w:p>
-            <w:pPr>
-              <w:widowControl w:val="0"/>
-              <w:autoSpaceDE w:val="0"/>
-              <w:autoSpaceDN w:val="0"/>
-              <w:adjustRightInd w:val="0"/>
-              <w:spacing w:before="0" w:line="252" w:lineRule="auto"/>
-              <w:rPr>
-                <w:rFonts w:ascii="BRH Malayalam Extra" w:hAnsi="BRH Malayalam Extra" w:cs="BRH Malayalam Extra"/>
-                <w:color w:val="EE0000"/>
-                <w:sz w:val="40"/>
-                <w:szCs w:val="40"/>
-                <w:lang w:val="it-IT"/>
-              </w:rPr>
-            </w:pPr>
-            <w:r>
-              <w:rPr>
-                <w:rFonts w:ascii="BRH Malayalam Extra" w:hAnsi="BRH Malayalam Extra" w:cs="BRH Malayalam Extra"/>
-                <w:color w:val="EE0000"/>
-                <w:sz w:val="40"/>
-                <w:szCs w:val="40"/>
-                <w:lang w:val="it-IT"/>
-              </w:rPr>
-              <w:t>s</w:t>
-            </w:r>
-            <w:r>
-              <w:rPr>
-                <w:rFonts w:ascii="BRH Malayalam Extra" w:hAnsi="BRH Malayalam Extra" w:cs="BRH Malayalam Extra"/>
-                <w:b/>
-                <w:color w:val="EE0000"/>
-                <w:sz w:val="32"/>
-                <w:szCs w:val="40"/>
-                <w:lang w:val="it-IT"/>
-              </w:rPr>
-              <w:t>–</w:t>
-            </w:r>
-            <w:r>
-              <w:rPr>
-                <w:rFonts w:ascii="BRH Malayalam Extra" w:hAnsi="BRH Malayalam Extra" w:cs="BRH Malayalam Extra"/>
-                <w:color w:val="EE0000"/>
-                <w:sz w:val="40"/>
-                <w:szCs w:val="40"/>
-                <w:lang w:val="it-IT"/>
-              </w:rPr>
-              <w:t>ic—Æû</w:t>
-            </w:r>
-            <w:r>
-              <w:rPr>
-                <w:rFonts w:ascii="BRH Malayalam Extra" w:hAnsi="BRH Malayalam Extra" w:cs="BRH Malayalam Extra"/>
-                <w:b/>
-                <w:color w:val="EE0000"/>
-                <w:sz w:val="32"/>
-                <w:szCs w:val="40"/>
-                <w:lang w:val="it-IT"/>
-              </w:rPr>
-              <w:t>–</w:t>
-            </w:r>
-            <w:r>
-              <w:rPr>
-                <w:rFonts w:ascii="BRH Malayalam Extra" w:hAnsi="BRH Malayalam Extra" w:cs="BRH Malayalam Extra"/>
-                <w:color w:val="EE0000"/>
-                <w:sz w:val="40"/>
-                <w:szCs w:val="40"/>
-                <w:lang w:val="it-IT"/>
-              </w:rPr>
-              <w:t>iyZy— sI-A</w:t>
-            </w:r>
-            <w:r>
-              <w:rPr>
-                <w:rFonts w:ascii="BRH Malayalam Extra" w:hAnsi="BRH Malayalam Extra" w:cs="BRH Malayalam Extra"/>
-                <w:color w:val="EE0000"/>
-                <w:sz w:val="40"/>
-                <w:szCs w:val="40"/>
-                <w:highlight w:val="green"/>
-                <w:lang w:val="it-IT"/>
-              </w:rPr>
-              <w:t>c</w:t>
-            </w:r>
-            <w:r>
-              <w:rPr>
-                <w:rFonts w:ascii="BRH Malayalam Extra" w:hAnsi="BRH Malayalam Extra" w:cs="BRH Malayalam Extra"/>
-                <w:color w:val="EE0000"/>
-                <w:sz w:val="40"/>
-                <w:szCs w:val="40"/>
-                <w:lang w:val="it-IT"/>
-              </w:rPr>
-              <w:t>—ÆûI |</w:t>
+                <w:lang w:val="it-IT"/>
+              </w:rPr>
+              <w:t>j</w:t>
+            </w:r>
+            <w:r>
+              <w:rPr>
+                <w:rFonts w:ascii="BRH Malayalam Extra" w:hAnsi="BRH Malayalam Extra" w:cs="BRH Malayalam Extra"/>
+                <w:sz w:val="40"/>
+                <w:szCs w:val="40"/>
+                <w:lang w:val="it-IT"/>
+              </w:rPr>
+              <w:t>Zy— ¥Pxbj ||</w:t>
             </w:r>
           </w:p>
         </w:tc>
@@ -3925,6 +4153,7 @@
                 <w:szCs w:val="32"/>
                 <w:lang w:val="en-IN" w:eastAsia="en-IN" w:bidi="ml-IN"/>
               </w:rPr>
+              <w:lastRenderedPageBreak/>
               <w:t>T.S.1.7.</w:t>
             </w:r>
             <w:r>
@@ -3935,7 +4164,7 @@
                 <w:szCs w:val="32"/>
                 <w:lang w:val="en-IN" w:eastAsia="en-IN" w:bidi="ml-IN"/>
               </w:rPr>
-              <w:t>10.2</w:t>
+              <w:t>11.2</w:t>
             </w:r>
             <w:r>
               <w:rPr>
@@ -3973,7 +4202,7 @@
                 <w:szCs w:val="36"/>
                 <w:lang w:val="en-IN" w:bidi="ml-IN"/>
               </w:rPr>
-              <w:t>Krama Vaakyam No. 49</w:t>
+              <w:t>Krama Vaakyam No. 60</w:t>
             </w:r>
           </w:p>
           <w:p>
@@ -4014,7 +4243,7 @@
                 <w:szCs w:val="36"/>
                 <w:lang w:val="it-IT" w:bidi="ml-IN"/>
               </w:rPr>
-              <w:t>1</w:t>
+              <w:t>4</w:t>
             </w:r>
           </w:p>
         </w:tc>
@@ -4028,84 +4257,87 @@
               <w:autoSpaceDE w:val="0"/>
               <w:autoSpaceDN w:val="0"/>
               <w:adjustRightInd w:val="0"/>
-              <w:spacing w:before="0" w:line="252" w:lineRule="auto"/>
-              <w:rPr>
-                <w:rFonts w:ascii="BRH Malayalam Extra" w:hAnsi="BRH Malayalam Extra" w:cs="BRH Malayalam Extra"/>
-                <w:sz w:val="40"/>
-                <w:szCs w:val="40"/>
-                <w:lang w:val="it-IT"/>
-              </w:rPr>
-            </w:pPr>
-            <w:r>
-              <w:rPr>
-                <w:rFonts w:ascii="BRH Malayalam Extra" w:hAnsi="BRH Malayalam Extra" w:cs="BRH Malayalam Extra"/>
-                <w:sz w:val="40"/>
-                <w:szCs w:val="40"/>
-                <w:lang w:val="it-IT"/>
-              </w:rPr>
-              <w:t xml:space="preserve">bxdx—j ¥Pxbj | </w:t>
-            </w:r>
-          </w:p>
-          <w:p>
-            <w:pPr>
-              <w:widowControl w:val="0"/>
-              <w:autoSpaceDE w:val="0"/>
-              <w:autoSpaceDN w:val="0"/>
-              <w:adjustRightInd w:val="0"/>
-              <w:spacing w:before="0" w:line="252" w:lineRule="auto"/>
-              <w:rPr>
-                <w:rFonts w:ascii="BRH Malayalam Extra" w:hAnsi="BRH Malayalam Extra" w:cs="BRH Malayalam Extra"/>
-                <w:sz w:val="40"/>
-                <w:szCs w:val="40"/>
-                <w:lang w:val="it-IT"/>
-              </w:rPr>
-            </w:pPr>
-            <w:r>
-              <w:rPr>
-                <w:rFonts w:ascii="BRH Malayalam Extra" w:hAnsi="BRH Malayalam Extra" w:cs="BRH Malayalam Extra"/>
-                <w:sz w:val="40"/>
-                <w:szCs w:val="40"/>
-                <w:lang w:val="it-IT"/>
-              </w:rPr>
-              <w:t>¥Px</w:t>
-            </w:r>
-            <w:r>
-              <w:rPr>
-                <w:rFonts w:ascii="BRH Malayalam Extra" w:hAnsi="BRH Malayalam Extra" w:cs="BRH Malayalam Extra"/>
-                <w:b/>
-                <w:sz w:val="32"/>
-                <w:szCs w:val="40"/>
-                <w:lang w:val="it-IT"/>
-              </w:rPr>
-              <w:t>–</w:t>
-            </w:r>
-            <w:r>
-              <w:rPr>
-                <w:rFonts w:ascii="BRH Malayalam Extra" w:hAnsi="BRH Malayalam Extra" w:cs="BRH Malayalam Extra"/>
-                <w:sz w:val="40"/>
-                <w:szCs w:val="40"/>
-                <w:lang w:val="it-IT"/>
-              </w:rPr>
-              <w:t>b</w:t>
-            </w:r>
-            <w:r>
-              <w:rPr>
-                <w:rFonts w:ascii="BRH Malayalam Extra" w:hAnsi="BRH Malayalam Extra" w:cs="BRH Malayalam Extra"/>
-                <w:b/>
-                <w:sz w:val="32"/>
-                <w:szCs w:val="40"/>
-                <w:lang w:val="it-IT"/>
-              </w:rPr>
-              <w:t>–</w:t>
-            </w:r>
-            <w:r>
-              <w:rPr>
-                <w:rFonts w:ascii="BRH Malayalam Extra" w:hAnsi="BRH Malayalam Extra" w:cs="BRH Malayalam Extra"/>
-                <w:sz w:val="40"/>
-                <w:szCs w:val="40"/>
-                <w:lang w:val="it-IT"/>
-              </w:rPr>
-              <w:t>¥</w:t>
+              <w:spacing w:before="0" w:line="240" w:lineRule="auto"/>
+              <w:rPr>
+                <w:rFonts w:ascii="BRH Malayalam Extra" w:hAnsi="BRH Malayalam Extra" w:cs="BRH Malayalam Extra"/>
+                <w:sz w:val="40"/>
+                <w:szCs w:val="40"/>
+                <w:lang w:val="en-IN"/>
+              </w:rPr>
+            </w:pPr>
+            <w:r>
+              <w:rPr>
+                <w:rFonts w:ascii="BRH Malayalam Extra" w:hAnsi="BRH Malayalam Extra" w:cs="BRH Malayalam Extra"/>
+                <w:sz w:val="40"/>
+                <w:szCs w:val="40"/>
+                <w:lang w:val="en-IN"/>
+              </w:rPr>
+              <w:t xml:space="preserve">Db—RjZ§ | </w:t>
+            </w:r>
+          </w:p>
+          <w:p>
+            <w:pPr>
+              <w:widowControl w:val="0"/>
+              <w:autoSpaceDE w:val="0"/>
+              <w:autoSpaceDN w:val="0"/>
+              <w:adjustRightInd w:val="0"/>
+              <w:spacing w:before="0" w:line="240" w:lineRule="auto"/>
+              <w:rPr>
+                <w:rFonts w:ascii="BRH Malayalam Extra" w:hAnsi="BRH Malayalam Extra" w:cs="BRH Malayalam Extra"/>
+                <w:sz w:val="40"/>
+                <w:szCs w:val="40"/>
+              </w:rPr>
+            </w:pPr>
+            <w:r>
+              <w:rPr>
+                <w:rFonts w:ascii="BRH Malayalam Extra" w:hAnsi="BRH Malayalam Extra" w:cs="BRH Malayalam Extra"/>
+                <w:sz w:val="40"/>
+                <w:szCs w:val="40"/>
+              </w:rPr>
+              <w:t>A</w:t>
+            </w:r>
+            <w:r>
+              <w:rPr>
+                <w:rFonts w:ascii="BRH Malayalam Extra" w:hAnsi="BRH Malayalam Extra" w:cs="BRH Malayalam Extra"/>
+                <w:b/>
+                <w:sz w:val="32"/>
+                <w:szCs w:val="40"/>
+              </w:rPr>
+              <w:t>–</w:t>
+            </w:r>
+            <w:r>
+              <w:rPr>
+                <w:rFonts w:ascii="BRH Malayalam Extra" w:hAnsi="BRH Malayalam Extra" w:cs="BRH Malayalam Extra"/>
+                <w:sz w:val="40"/>
+                <w:szCs w:val="40"/>
+              </w:rPr>
+              <w:t>R</w:t>
+            </w:r>
+            <w:r>
+              <w:rPr>
+                <w:rFonts w:ascii="BRH Malayalam Extra" w:hAnsi="BRH Malayalam Extra" w:cs="BRH Malayalam Extra"/>
+                <w:b/>
+                <w:sz w:val="32"/>
+                <w:szCs w:val="40"/>
+              </w:rPr>
+              <w:t>–</w:t>
+            </w:r>
+            <w:r>
+              <w:rPr>
+                <w:rFonts w:ascii="BRH Malayalam Extra" w:hAnsi="BRH Malayalam Extra" w:cs="BRH Malayalam Extra"/>
+                <w:sz w:val="40"/>
+                <w:szCs w:val="40"/>
+              </w:rPr>
+              <w:t>j</w:t>
+            </w:r>
+            <w:r>
+              <w:rPr>
+                <w:rFonts w:ascii="BRH Malayalam Extra" w:hAnsi="BRH Malayalam Extra" w:cs="BRH Malayalam Extra"/>
+                <w:b/>
+                <w:sz w:val="32"/>
+                <w:szCs w:val="40"/>
+              </w:rPr>
+              <w:t>–</w:t>
             </w:r>
             <w:r>
               <w:rPr>
@@ -4113,28 +4345,25 @@
                 <w:sz w:val="40"/>
                 <w:szCs w:val="40"/>
                 <w:highlight w:val="yellow"/>
-                <w:lang w:val="it-IT"/>
-              </w:rPr>
-              <w:t>j</w:t>
-            </w:r>
-            <w:r>
-              <w:rPr>
-                <w:rFonts w:ascii="BRH Malayalam Extra" w:hAnsi="BRH Malayalam Extra" w:cs="BRH Malayalam Extra"/>
-                <w:b/>
-                <w:sz w:val="32"/>
-                <w:szCs w:val="40"/>
-                <w:lang w:val="it-IT"/>
-              </w:rPr>
-              <w:t>–</w:t>
-            </w:r>
-            <w:r>
-              <w:rPr>
-                <w:rFonts w:ascii="BRH Malayalam Extra" w:hAnsi="BRH Malayalam Extra" w:cs="BRH Malayalam Extra"/>
-                <w:sz w:val="40"/>
-                <w:szCs w:val="40"/>
-                <w:lang w:val="it-IT"/>
-              </w:rPr>
-              <w:t>Zy— ¥Pxbj ||</w:t>
+              </w:rPr>
+              <w:t>by</w:t>
+            </w:r>
+            <w:r>
+              <w:rPr>
+                <w:rFonts w:ascii="BRH Malayalam Extra" w:hAnsi="BRH Malayalam Extra" w:cs="BRH Malayalam Extra"/>
+                <w:b/>
+                <w:sz w:val="32"/>
+                <w:szCs w:val="40"/>
+              </w:rPr>
+              <w:t>–</w:t>
+            </w:r>
+            <w:r>
+              <w:rPr>
+                <w:rFonts w:ascii="BRH Malayalam Extra" w:hAnsi="BRH Malayalam Extra" w:cs="BRH Malayalam Extra"/>
+                <w:sz w:val="40"/>
+                <w:szCs w:val="40"/>
+              </w:rPr>
+              <w:t>Zõ—RjZ§ ||</w:t>
             </w:r>
           </w:p>
         </w:tc>
@@ -4148,84 +4377,85 @@
               <w:autoSpaceDE w:val="0"/>
               <w:autoSpaceDN w:val="0"/>
               <w:adjustRightInd w:val="0"/>
-              <w:spacing w:before="0" w:line="252" w:lineRule="auto"/>
-              <w:rPr>
-                <w:rFonts w:ascii="BRH Malayalam Extra" w:hAnsi="BRH Malayalam Extra" w:cs="BRH Malayalam Extra"/>
-                <w:sz w:val="40"/>
-                <w:szCs w:val="40"/>
-                <w:lang w:val="it-IT"/>
-              </w:rPr>
-            </w:pPr>
-            <w:r>
-              <w:rPr>
-                <w:rFonts w:ascii="BRH Malayalam Extra" w:hAnsi="BRH Malayalam Extra" w:cs="BRH Malayalam Extra"/>
-                <w:sz w:val="40"/>
-                <w:szCs w:val="40"/>
-                <w:lang w:val="it-IT"/>
-              </w:rPr>
-              <w:t xml:space="preserve">bxdx—j ¥Pxbj | </w:t>
-            </w:r>
-          </w:p>
-          <w:p>
-            <w:pPr>
-              <w:widowControl w:val="0"/>
-              <w:autoSpaceDE w:val="0"/>
-              <w:autoSpaceDN w:val="0"/>
-              <w:adjustRightInd w:val="0"/>
-              <w:spacing w:before="0" w:line="252" w:lineRule="auto"/>
-              <w:rPr>
-                <w:rFonts w:ascii="BRH Malayalam Extra" w:hAnsi="BRH Malayalam Extra" w:cs="BRH Malayalam Extra"/>
-                <w:sz w:val="40"/>
-                <w:szCs w:val="40"/>
-                <w:lang w:val="it-IT"/>
-              </w:rPr>
-            </w:pPr>
-            <w:r>
-              <w:rPr>
-                <w:rFonts w:ascii="BRH Malayalam Extra" w:hAnsi="BRH Malayalam Extra" w:cs="BRH Malayalam Extra"/>
-                <w:sz w:val="40"/>
-                <w:szCs w:val="40"/>
-                <w:lang w:val="it-IT"/>
-              </w:rPr>
-              <w:t>¥Px</w:t>
-            </w:r>
-            <w:r>
-              <w:rPr>
-                <w:rFonts w:ascii="BRH Malayalam Extra" w:hAnsi="BRH Malayalam Extra" w:cs="BRH Malayalam Extra"/>
-                <w:b/>
-                <w:sz w:val="32"/>
-                <w:szCs w:val="40"/>
-                <w:lang w:val="it-IT"/>
-              </w:rPr>
-              <w:t>–</w:t>
-            </w:r>
-            <w:r>
-              <w:rPr>
-                <w:rFonts w:ascii="BRH Malayalam Extra" w:hAnsi="BRH Malayalam Extra" w:cs="BRH Malayalam Extra"/>
-                <w:sz w:val="40"/>
-                <w:szCs w:val="40"/>
-                <w:lang w:val="it-IT"/>
-              </w:rPr>
-              <w:t>b</w:t>
-            </w:r>
-            <w:r>
-              <w:rPr>
-                <w:rFonts w:ascii="BRH Malayalam Extra" w:hAnsi="BRH Malayalam Extra" w:cs="BRH Malayalam Extra"/>
-                <w:b/>
-                <w:sz w:val="32"/>
-                <w:szCs w:val="40"/>
-                <w:lang w:val="it-IT"/>
-              </w:rPr>
-              <w:t>–</w:t>
-            </w:r>
-            <w:r>
-              <w:rPr>
-                <w:rFonts w:ascii="BRH Malayalam Extra" w:hAnsi="BRH Malayalam Extra" w:cs="BRH Malayalam Extra"/>
-                <w:sz w:val="40"/>
-                <w:szCs w:val="40"/>
-                <w:lang w:val="it-IT"/>
-              </w:rPr>
-              <w:t>¥</w:t>
+              <w:spacing w:before="0" w:line="240" w:lineRule="auto"/>
+              <w:rPr>
+                <w:rFonts w:ascii="BRH Malayalam Extra" w:hAnsi="BRH Malayalam Extra" w:cs="BRH Malayalam Extra"/>
+                <w:sz w:val="40"/>
+                <w:szCs w:val="40"/>
+              </w:rPr>
+            </w:pPr>
+            <w:r>
+              <w:rPr>
+                <w:rFonts w:ascii="BRH Malayalam Extra" w:hAnsi="BRH Malayalam Extra" w:cs="BRH Malayalam Extra"/>
+                <w:sz w:val="40"/>
+                <w:szCs w:val="40"/>
+              </w:rPr>
+              <w:t xml:space="preserve">Db—RjZ§ | </w:t>
+            </w:r>
+          </w:p>
+          <w:p>
+            <w:pPr>
+              <w:widowControl w:val="0"/>
+              <w:autoSpaceDE w:val="0"/>
+              <w:autoSpaceDN w:val="0"/>
+              <w:adjustRightInd w:val="0"/>
+              <w:spacing w:before="0" w:line="240" w:lineRule="auto"/>
+              <w:rPr>
+                <w:rFonts w:ascii="BRH Malayalam Extra" w:hAnsi="BRH Malayalam Extra" w:cs="BRH Malayalam Extra"/>
+                <w:sz w:val="40"/>
+                <w:szCs w:val="40"/>
+              </w:rPr>
+            </w:pPr>
+            <w:r>
+              <w:rPr>
+                <w:rFonts w:ascii="BRH Malayalam Extra" w:hAnsi="BRH Malayalam Extra" w:cs="BRH Malayalam Extra"/>
+                <w:sz w:val="40"/>
+                <w:szCs w:val="40"/>
+              </w:rPr>
+              <w:t>A</w:t>
+            </w:r>
+            <w:r>
+              <w:rPr>
+                <w:rFonts w:ascii="BRH Malayalam Extra" w:hAnsi="BRH Malayalam Extra" w:cs="BRH Malayalam Extra"/>
+                <w:b/>
+                <w:sz w:val="32"/>
+                <w:szCs w:val="40"/>
+              </w:rPr>
+              <w:t>–</w:t>
+            </w:r>
+            <w:r>
+              <w:rPr>
+                <w:rFonts w:ascii="BRH Malayalam Extra" w:hAnsi="BRH Malayalam Extra" w:cs="BRH Malayalam Extra"/>
+                <w:sz w:val="40"/>
+                <w:szCs w:val="40"/>
+              </w:rPr>
+              <w:t>R</w:t>
+            </w:r>
+            <w:r>
+              <w:rPr>
+                <w:rFonts w:ascii="BRH Malayalam Extra" w:hAnsi="BRH Malayalam Extra" w:cs="BRH Malayalam Extra"/>
+                <w:b/>
+                <w:sz w:val="32"/>
+                <w:szCs w:val="40"/>
+              </w:rPr>
+              <w:t>–</w:t>
+            </w:r>
+            <w:r>
+              <w:rPr>
+                <w:rFonts w:ascii="BRH Malayalam Extra" w:hAnsi="BRH Malayalam Extra" w:cs="BRH Malayalam Extra"/>
+                <w:sz w:val="40"/>
+                <w:szCs w:val="40"/>
+              </w:rPr>
+              <w:t>j</w:t>
+            </w:r>
+            <w:r>
+              <w:rPr>
+                <w:rFonts w:ascii="BRH Malayalam Extra" w:hAnsi="BRH Malayalam Extra" w:cs="BRH Malayalam Extra"/>
+                <w:b/>
+                <w:sz w:val="32"/>
+                <w:szCs w:val="40"/>
+              </w:rPr>
+              <w:t>–</w:t>
             </w:r>
             <w:r>
               <w:rPr>
@@ -4233,25 +4463,23 @@
                 <w:sz w:val="40"/>
                 <w:szCs w:val="40"/>
                 <w:highlight w:val="green"/>
-                <w:lang w:val="it-IT"/>
-              </w:rPr>
-              <w:t>j</w:t>
-            </w:r>
-            <w:r>
-              <w:rPr>
-                <w:rFonts w:ascii="BRH Malayalam Extra" w:hAnsi="BRH Malayalam Extra" w:cs="BRH Malayalam Extra"/>
-                <w:sz w:val="40"/>
-                <w:szCs w:val="40"/>
-                <w:lang w:val="it-IT"/>
-              </w:rPr>
-              <w:t>Zy— ¥Pxbj ||</w:t>
+              </w:rPr>
+              <w:t>by</w:t>
+            </w:r>
+            <w:r>
+              <w:rPr>
+                <w:rFonts w:ascii="BRH Malayalam Extra" w:hAnsi="BRH Malayalam Extra" w:cs="BRH Malayalam Extra"/>
+                <w:sz w:val="40"/>
+                <w:szCs w:val="40"/>
+              </w:rPr>
+              <w:t>Zõ—RjZ§ ||</w:t>
             </w:r>
           </w:p>
         </w:tc>
       </w:tr>
       <w:tr>
         <w:trPr>
-          <w:trHeight w:val="1247"/>
+          <w:trHeight w:val="1044"/>
         </w:trPr>
         <w:tc>
           <w:tcPr>
@@ -4283,28 +4511,7 @@
                 <w:szCs w:val="32"/>
                 <w:lang w:val="en-IN" w:eastAsia="en-IN" w:bidi="ml-IN"/>
               </w:rPr>
-              <w:lastRenderedPageBreak/>
-              <w:t>T.S.1.7.</w:t>
-            </w:r>
-            <w:r>
-              <w:rPr>
-                <w:rFonts w:eastAsia="Times New Roman" w:cs="Arial"/>
-                <w:b/>
-                <w:sz w:val="32"/>
-                <w:szCs w:val="32"/>
-                <w:lang w:val="en-IN" w:eastAsia="en-IN" w:bidi="ml-IN"/>
-              </w:rPr>
-              <w:t>11.2</w:t>
-            </w:r>
-            <w:r>
-              <w:rPr>
-                <w:rFonts w:eastAsia="Times New Roman" w:cs="Arial"/>
-                <w:b/>
-                <w:sz w:val="32"/>
-                <w:szCs w:val="32"/>
-                <w:lang w:val="en-IN" w:eastAsia="en-IN" w:bidi="ml-IN"/>
-              </w:rPr>
-              <w:t xml:space="preserve"> - Kramam</w:t>
+              <w:t>T.S.1.7.13.2 - Kramam</w:t>
             </w:r>
           </w:p>
           <w:p>
@@ -4332,7 +4539,7 @@
                 <w:szCs w:val="36"/>
                 <w:lang w:val="en-IN" w:bidi="ml-IN"/>
               </w:rPr>
-              <w:t>Krama Vaakyam No. 60</w:t>
+              <w:t>Krama Vaakyam No. 47</w:t>
             </w:r>
           </w:p>
           <w:p>
@@ -4362,18 +4569,7 @@
                 <w:szCs w:val="36"/>
                 <w:lang w:val="it-IT" w:bidi="ml-IN"/>
               </w:rPr>
-              <w:t>Panchaati No. 4</w:t>
-            </w:r>
-            <w:r>
-              <w:rPr>
-                <w:rFonts w:cs="Arial"/>
-                <w:b/>
-                <w:bCs/>
-                <w:sz w:val="28"/>
-                <w:szCs w:val="36"/>
-                <w:lang w:val="it-IT" w:bidi="ml-IN"/>
-              </w:rPr>
-              <w:t>4</w:t>
+              <w:t>Panchaati No. 48</w:t>
             </w:r>
           </w:p>
         </w:tc>
@@ -4387,87 +4583,54 @@
               <w:autoSpaceDE w:val="0"/>
               <w:autoSpaceDN w:val="0"/>
               <w:adjustRightInd w:val="0"/>
-              <w:spacing w:line="252" w:lineRule="auto"/>
-              <w:rPr>
-                <w:rFonts w:ascii="BRH Malayalam Extra" w:hAnsi="BRH Malayalam Extra" w:cs="BRH Malayalam Extra"/>
-                <w:sz w:val="40"/>
-                <w:szCs w:val="40"/>
-                <w:lang w:val="en-IN"/>
-              </w:rPr>
-            </w:pPr>
-            <w:r>
-              <w:rPr>
-                <w:rFonts w:ascii="BRH Malayalam Extra" w:hAnsi="BRH Malayalam Extra" w:cs="BRH Malayalam Extra"/>
-                <w:sz w:val="40"/>
-                <w:szCs w:val="40"/>
-                <w:lang w:val="en-IN"/>
-              </w:rPr>
-              <w:t xml:space="preserve">Db—RjZ§ | </w:t>
-            </w:r>
-          </w:p>
-          <w:p>
-            <w:pPr>
-              <w:widowControl w:val="0"/>
-              <w:autoSpaceDE w:val="0"/>
-              <w:autoSpaceDN w:val="0"/>
-              <w:adjustRightInd w:val="0"/>
-              <w:spacing w:before="0" w:line="252" w:lineRule="auto"/>
-              <w:rPr>
-                <w:rFonts w:ascii="BRH Malayalam Extra" w:hAnsi="BRH Malayalam Extra" w:cs="BRH Malayalam Extra"/>
-                <w:sz w:val="40"/>
-                <w:szCs w:val="40"/>
-              </w:rPr>
-            </w:pPr>
-            <w:r>
-              <w:rPr>
-                <w:rFonts w:ascii="BRH Malayalam Extra" w:hAnsi="BRH Malayalam Extra" w:cs="BRH Malayalam Extra"/>
-                <w:sz w:val="40"/>
-                <w:szCs w:val="40"/>
-              </w:rPr>
-              <w:t>A</w:t>
-            </w:r>
-            <w:r>
-              <w:rPr>
-                <w:rFonts w:ascii="BRH Malayalam Extra" w:hAnsi="BRH Malayalam Extra" w:cs="BRH Malayalam Extra"/>
-                <w:b/>
-                <w:sz w:val="32"/>
-                <w:szCs w:val="40"/>
-              </w:rPr>
-              <w:t>–</w:t>
-            </w:r>
-            <w:r>
-              <w:rPr>
-                <w:rFonts w:ascii="BRH Malayalam Extra" w:hAnsi="BRH Malayalam Extra" w:cs="BRH Malayalam Extra"/>
-                <w:sz w:val="40"/>
-                <w:szCs w:val="40"/>
-              </w:rPr>
-              <w:t>R</w:t>
-            </w:r>
-            <w:r>
-              <w:rPr>
-                <w:rFonts w:ascii="BRH Malayalam Extra" w:hAnsi="BRH Malayalam Extra" w:cs="BRH Malayalam Extra"/>
-                <w:b/>
-                <w:sz w:val="32"/>
-                <w:szCs w:val="40"/>
-              </w:rPr>
-              <w:t>–</w:t>
-            </w:r>
-            <w:r>
-              <w:rPr>
-                <w:rFonts w:ascii="BRH Malayalam Extra" w:hAnsi="BRH Malayalam Extra" w:cs="BRH Malayalam Extra"/>
-                <w:sz w:val="40"/>
-                <w:szCs w:val="40"/>
-              </w:rPr>
-              <w:t>j</w:t>
-            </w:r>
-            <w:r>
-              <w:rPr>
-                <w:rFonts w:ascii="BRH Malayalam Extra" w:hAnsi="BRH Malayalam Extra" w:cs="BRH Malayalam Extra"/>
-                <w:b/>
-                <w:sz w:val="32"/>
-                <w:szCs w:val="40"/>
-              </w:rPr>
-              <w:t>–</w:t>
+              <w:spacing w:before="0" w:line="240" w:lineRule="auto"/>
+              <w:rPr>
+                <w:rFonts w:ascii="BRH Malayalam Extra" w:hAnsi="BRH Malayalam Extra" w:cs="BRH Malayalam Extra"/>
+                <w:sz w:val="40"/>
+                <w:szCs w:val="40"/>
+              </w:rPr>
+            </w:pPr>
+            <w:r>
+              <w:rPr>
+                <w:rFonts w:ascii="BRH Malayalam Extra" w:hAnsi="BRH Malayalam Extra" w:cs="BRH Malayalam Extra"/>
+                <w:sz w:val="40"/>
+                <w:szCs w:val="40"/>
+              </w:rPr>
+              <w:t>s</w:t>
+            </w:r>
+            <w:r>
+              <w:rPr>
+                <w:rFonts w:ascii="BRH Malayalam Extra" w:hAnsi="BRH Malayalam Extra" w:cs="BRH Malayalam Extra"/>
+                <w:b/>
+                <w:sz w:val="32"/>
+                <w:szCs w:val="40"/>
+              </w:rPr>
+              <w:t>–</w:t>
+            </w:r>
+            <w:r>
+              <w:rPr>
+                <w:rFonts w:ascii="BRH Malayalam Extra" w:hAnsi="BRH Malayalam Extra" w:cs="BRH Malayalam Extra"/>
+                <w:sz w:val="40"/>
+                <w:szCs w:val="40"/>
+              </w:rPr>
+              <w:t>ik</w:t>
+            </w:r>
+            <w:r>
+              <w:rPr>
+                <w:rFonts w:ascii="BRH Malayalam Extra" w:hAnsi="BRH Malayalam Extra" w:cs="BRH Malayalam Extra"/>
+                <w:b/>
+                <w:sz w:val="32"/>
+                <w:szCs w:val="40"/>
+              </w:rPr>
+              <w:t>–</w:t>
+            </w:r>
+            <w:r>
+              <w:rPr>
+                <w:rFonts w:ascii="BRH Malayalam Extra" w:hAnsi="BRH Malayalam Extra" w:cs="BRH Malayalam Extra"/>
+                <w:sz w:val="40"/>
+                <w:szCs w:val="40"/>
+              </w:rPr>
+              <w:t>¥ÇZy— sI-Ak—Ç</w:t>
             </w:r>
             <w:r>
               <w:rPr>
@@ -4476,24 +4639,15 @@
                 <w:szCs w:val="40"/>
                 <w:highlight w:val="yellow"/>
               </w:rPr>
-              <w:t>by</w:t>
-            </w:r>
-            <w:r>
-              <w:rPr>
-                <w:rFonts w:ascii="BRH Malayalam Extra" w:hAnsi="BRH Malayalam Extra" w:cs="BRH Malayalam Extra"/>
-                <w:b/>
-                <w:sz w:val="32"/>
-                <w:szCs w:val="40"/>
-              </w:rPr>
-              <w:t>–</w:t>
-            </w:r>
-            <w:r>
-              <w:rPr>
-                <w:rFonts w:ascii="BRH Malayalam Extra" w:hAnsi="BRH Malayalam Extra" w:cs="BRH Malayalam Extra"/>
-                <w:sz w:val="40"/>
-                <w:szCs w:val="40"/>
-              </w:rPr>
-              <w:t>Zõ—RjZ§ ||</w:t>
+              <w:t>J</w:t>
+            </w:r>
+            <w:r>
+              <w:rPr>
+                <w:rFonts w:ascii="BRH Malayalam Extra" w:hAnsi="BRH Malayalam Extra" w:cs="BRH Malayalam Extra"/>
+                <w:sz w:val="40"/>
+                <w:szCs w:val="40"/>
+              </w:rPr>
+              <w:t xml:space="preserve"> |</w:t>
             </w:r>
           </w:p>
         </w:tc>
@@ -4507,85 +4661,54 @@
               <w:autoSpaceDE w:val="0"/>
               <w:autoSpaceDN w:val="0"/>
               <w:adjustRightInd w:val="0"/>
-              <w:spacing w:line="252" w:lineRule="auto"/>
-              <w:rPr>
-                <w:rFonts w:ascii="BRH Malayalam Extra" w:hAnsi="BRH Malayalam Extra" w:cs="BRH Malayalam Extra"/>
-                <w:sz w:val="40"/>
-                <w:szCs w:val="40"/>
-              </w:rPr>
-            </w:pPr>
-            <w:r>
-              <w:rPr>
-                <w:rFonts w:ascii="BRH Malayalam Extra" w:hAnsi="BRH Malayalam Extra" w:cs="BRH Malayalam Extra"/>
-                <w:sz w:val="40"/>
-                <w:szCs w:val="40"/>
-              </w:rPr>
-              <w:t xml:space="preserve">Db—RjZ§ | </w:t>
-            </w:r>
-          </w:p>
-          <w:p>
-            <w:pPr>
-              <w:widowControl w:val="0"/>
-              <w:autoSpaceDE w:val="0"/>
-              <w:autoSpaceDN w:val="0"/>
-              <w:adjustRightInd w:val="0"/>
-              <w:spacing w:before="0" w:line="252" w:lineRule="auto"/>
-              <w:rPr>
-                <w:rFonts w:ascii="BRH Malayalam Extra" w:hAnsi="BRH Malayalam Extra" w:cs="BRH Malayalam Extra"/>
-                <w:sz w:val="40"/>
-                <w:szCs w:val="40"/>
-              </w:rPr>
-            </w:pPr>
-            <w:r>
-              <w:rPr>
-                <w:rFonts w:ascii="BRH Malayalam Extra" w:hAnsi="BRH Malayalam Extra" w:cs="BRH Malayalam Extra"/>
-                <w:sz w:val="40"/>
-                <w:szCs w:val="40"/>
-              </w:rPr>
-              <w:t>A</w:t>
-            </w:r>
-            <w:r>
-              <w:rPr>
-                <w:rFonts w:ascii="BRH Malayalam Extra" w:hAnsi="BRH Malayalam Extra" w:cs="BRH Malayalam Extra"/>
-                <w:b/>
-                <w:sz w:val="32"/>
-                <w:szCs w:val="40"/>
-              </w:rPr>
-              <w:t>–</w:t>
-            </w:r>
-            <w:r>
-              <w:rPr>
-                <w:rFonts w:ascii="BRH Malayalam Extra" w:hAnsi="BRH Malayalam Extra" w:cs="BRH Malayalam Extra"/>
-                <w:sz w:val="40"/>
-                <w:szCs w:val="40"/>
-              </w:rPr>
-              <w:t>R</w:t>
-            </w:r>
-            <w:r>
-              <w:rPr>
-                <w:rFonts w:ascii="BRH Malayalam Extra" w:hAnsi="BRH Malayalam Extra" w:cs="BRH Malayalam Extra"/>
-                <w:b/>
-                <w:sz w:val="32"/>
-                <w:szCs w:val="40"/>
-              </w:rPr>
-              <w:t>–</w:t>
-            </w:r>
-            <w:r>
-              <w:rPr>
-                <w:rFonts w:ascii="BRH Malayalam Extra" w:hAnsi="BRH Malayalam Extra" w:cs="BRH Malayalam Extra"/>
-                <w:sz w:val="40"/>
-                <w:szCs w:val="40"/>
-              </w:rPr>
-              <w:t>j</w:t>
-            </w:r>
-            <w:r>
-              <w:rPr>
-                <w:rFonts w:ascii="BRH Malayalam Extra" w:hAnsi="BRH Malayalam Extra" w:cs="BRH Malayalam Extra"/>
-                <w:b/>
-                <w:sz w:val="32"/>
-                <w:szCs w:val="40"/>
-              </w:rPr>
-              <w:t>–</w:t>
+              <w:spacing w:before="0" w:line="240" w:lineRule="auto"/>
+              <w:rPr>
+                <w:rFonts w:ascii="BRH Malayalam Extra" w:hAnsi="BRH Malayalam Extra" w:cs="BRH Malayalam Extra"/>
+                <w:sz w:val="40"/>
+                <w:szCs w:val="40"/>
+              </w:rPr>
+            </w:pPr>
+            <w:r>
+              <w:rPr>
+                <w:rFonts w:ascii="BRH Malayalam Extra" w:hAnsi="BRH Malayalam Extra" w:cs="BRH Malayalam Extra"/>
+                <w:sz w:val="40"/>
+                <w:szCs w:val="40"/>
+              </w:rPr>
+              <w:t>s</w:t>
+            </w:r>
+            <w:r>
+              <w:rPr>
+                <w:rFonts w:ascii="BRH Malayalam Extra" w:hAnsi="BRH Malayalam Extra" w:cs="BRH Malayalam Extra"/>
+                <w:b/>
+                <w:sz w:val="32"/>
+                <w:szCs w:val="40"/>
+              </w:rPr>
+              <w:t>–</w:t>
+            </w:r>
+            <w:r>
+              <w:rPr>
+                <w:rFonts w:ascii="BRH Malayalam Extra" w:hAnsi="BRH Malayalam Extra" w:cs="BRH Malayalam Extra"/>
+                <w:sz w:val="40"/>
+                <w:szCs w:val="40"/>
+              </w:rPr>
+              <w:t>ik</w:t>
+            </w:r>
+            <w:r>
+              <w:rPr>
+                <w:rFonts w:ascii="BRH Malayalam Extra" w:hAnsi="BRH Malayalam Extra" w:cs="BRH Malayalam Extra"/>
+                <w:b/>
+                <w:sz w:val="32"/>
+                <w:szCs w:val="40"/>
+              </w:rPr>
+              <w:t>–</w:t>
+            </w:r>
+            <w:r>
+              <w:rPr>
+                <w:rFonts w:ascii="BRH Malayalam Extra" w:hAnsi="BRH Malayalam Extra" w:cs="BRH Malayalam Extra"/>
+                <w:sz w:val="40"/>
+                <w:szCs w:val="40"/>
+              </w:rPr>
+              <w:t>¥ÇZy— sI-Ak—</w:t>
             </w:r>
             <w:r>
               <w:rPr>
@@ -4594,22 +4717,22 @@
                 <w:szCs w:val="40"/>
                 <w:highlight w:val="green"/>
               </w:rPr>
-              <w:t>by</w:t>
-            </w:r>
-            <w:r>
-              <w:rPr>
-                <w:rFonts w:ascii="BRH Malayalam Extra" w:hAnsi="BRH Malayalam Extra" w:cs="BRH Malayalam Extra"/>
-                <w:sz w:val="40"/>
-                <w:szCs w:val="40"/>
-              </w:rPr>
-              <w:t>Zõ—RjZ§ ||</w:t>
+              <w:t>Ç</w:t>
+            </w:r>
+            <w:r>
+              <w:rPr>
+                <w:rFonts w:ascii="BRH Malayalam Extra" w:hAnsi="BRH Malayalam Extra" w:cs="BRH Malayalam Extra"/>
+                <w:sz w:val="40"/>
+                <w:szCs w:val="40"/>
+              </w:rPr>
+              <w:t xml:space="preserve"> |</w:t>
             </w:r>
           </w:p>
         </w:tc>
       </w:tr>
       <w:tr>
         <w:trPr>
-          <w:trHeight w:val="1247"/>
+          <w:trHeight w:val="987"/>
         </w:trPr>
         <w:tc>
           <w:tcPr>
@@ -4628,7 +4751,6 @@
               <w:rPr>
                 <w:rFonts w:eastAsia="Times New Roman" w:cs="Arial"/>
                 <w:b/>
-                <w:color w:val="EE0000"/>
                 <w:sz w:val="32"/>
                 <w:szCs w:val="32"/>
                 <w:lang w:val="en-IN" w:eastAsia="en-IN" w:bidi="ml-IN"/>
@@ -4638,12 +4760,11 @@
               <w:rPr>
                 <w:rFonts w:eastAsia="Times New Roman" w:cs="Arial"/>
                 <w:b/>
-                <w:color w:val="EE0000"/>
                 <w:sz w:val="32"/>
                 <w:szCs w:val="32"/>
                 <w:lang w:val="en-IN" w:eastAsia="en-IN" w:bidi="ml-IN"/>
               </w:rPr>
-              <w:t>T.S.1.7.13.2 - Kramam</w:t>
+              <w:t>T.S.1.7.13.5 - Kramam</w:t>
             </w:r>
           </w:p>
           <w:p>
@@ -4657,7 +4778,6 @@
                 <w:rFonts w:cs="Arial"/>
                 <w:b/>
                 <w:bCs/>
-                <w:color w:val="EE0000"/>
                 <w:sz w:val="28"/>
                 <w:szCs w:val="36"/>
                 <w:lang w:val="en-IN" w:bidi="ml-IN"/>
@@ -4668,12 +4788,11 @@
                 <w:rFonts w:cs="Arial"/>
                 <w:b/>
                 <w:bCs/>
-                <w:color w:val="EE0000"/>
                 <w:sz w:val="28"/>
                 <w:szCs w:val="36"/>
                 <w:lang w:val="en-IN" w:bidi="ml-IN"/>
               </w:rPr>
-              <w:t>Krama Vaakyam No. 47</w:t>
+              <w:t>Krama Vaakyam No. 35</w:t>
             </w:r>
           </w:p>
           <w:p>
@@ -4689,7 +4808,6 @@
               <w:rPr>
                 <w:rFonts w:eastAsia="Times New Roman" w:cs="Arial"/>
                 <w:b/>
-                <w:color w:val="EE0000"/>
                 <w:sz w:val="32"/>
                 <w:szCs w:val="32"/>
                 <w:lang w:val="it-IT" w:eastAsia="en-IN" w:bidi="ml-IN"/>
@@ -4700,24 +4818,11 @@
                 <w:rFonts w:cs="Arial"/>
                 <w:b/>
                 <w:bCs/>
-                <w:color w:val="EE0000"/>
                 <w:sz w:val="28"/>
                 <w:szCs w:val="36"/>
                 <w:lang w:val="it-IT" w:bidi="ml-IN"/>
               </w:rPr>
-              <w:t>Panchaati No. 4</w:t>
-            </w:r>
-            <w:r>
-              <w:rPr>
-                <w:rFonts w:cs="Arial"/>
-                <w:b/>
-                <w:bCs/>
-                <w:color w:val="EE0000"/>
-                <w:sz w:val="28"/>
-                <w:szCs w:val="36"/>
-                <w:lang w:val="it-IT" w:bidi="ml-IN"/>
-              </w:rPr>
-              <w:t>8</w:t>
+              <w:t>Panchaati No. 51</w:t>
             </w:r>
           </w:p>
         </w:tc>
@@ -4731,79 +4836,60 @@
               <w:autoSpaceDE w:val="0"/>
               <w:autoSpaceDN w:val="0"/>
               <w:adjustRightInd w:val="0"/>
-              <w:spacing w:line="252" w:lineRule="auto"/>
-              <w:rPr>
-                <w:rFonts w:ascii="BRH Malayalam Extra" w:hAnsi="BRH Malayalam Extra" w:cs="BRH Malayalam Extra"/>
-                <w:color w:val="EE0000"/>
-                <w:sz w:val="40"/>
-                <w:szCs w:val="40"/>
-              </w:rPr>
-            </w:pPr>
-            <w:r>
-              <w:rPr>
-                <w:rFonts w:ascii="BRH Malayalam Extra" w:hAnsi="BRH Malayalam Extra" w:cs="BRH Malayalam Extra"/>
-                <w:color w:val="EE0000"/>
-                <w:sz w:val="40"/>
-                <w:szCs w:val="40"/>
-              </w:rPr>
-              <w:t>s</w:t>
-            </w:r>
-            <w:r>
-              <w:rPr>
-                <w:rFonts w:ascii="BRH Malayalam Extra" w:hAnsi="BRH Malayalam Extra" w:cs="BRH Malayalam Extra"/>
-                <w:b/>
-                <w:color w:val="EE0000"/>
-                <w:sz w:val="32"/>
-                <w:szCs w:val="40"/>
-              </w:rPr>
-              <w:t>–</w:t>
-            </w:r>
-            <w:r>
-              <w:rPr>
-                <w:rFonts w:ascii="BRH Malayalam Extra" w:hAnsi="BRH Malayalam Extra" w:cs="BRH Malayalam Extra"/>
-                <w:color w:val="EE0000"/>
-                <w:sz w:val="40"/>
-                <w:szCs w:val="40"/>
-              </w:rPr>
-              <w:t>ik</w:t>
-            </w:r>
-            <w:r>
-              <w:rPr>
-                <w:rFonts w:ascii="BRH Malayalam Extra" w:hAnsi="BRH Malayalam Extra" w:cs="BRH Malayalam Extra"/>
-                <w:b/>
-                <w:color w:val="EE0000"/>
-                <w:sz w:val="32"/>
-                <w:szCs w:val="40"/>
-              </w:rPr>
-              <w:t>–</w:t>
-            </w:r>
-            <w:r>
-              <w:rPr>
-                <w:rFonts w:ascii="BRH Malayalam Extra" w:hAnsi="BRH Malayalam Extra" w:cs="BRH Malayalam Extra"/>
-                <w:color w:val="EE0000"/>
-                <w:sz w:val="40"/>
-                <w:szCs w:val="40"/>
-              </w:rPr>
-              <w:t>¥ÇZy— sI-Ak—Ç</w:t>
-            </w:r>
-            <w:r>
-              <w:rPr>
-                <w:rFonts w:ascii="BRH Malayalam Extra" w:hAnsi="BRH Malayalam Extra" w:cs="BRH Malayalam Extra"/>
-                <w:color w:val="EE0000"/>
+              <w:spacing w:before="0" w:line="240" w:lineRule="auto"/>
+              <w:rPr>
+                <w:rFonts w:ascii="BRH Malayalam Extra" w:hAnsi="BRH Malayalam Extra" w:cs="BRH Malayalam Extra"/>
+                <w:sz w:val="40"/>
+                <w:szCs w:val="40"/>
+                <w:lang w:val="it-IT"/>
+              </w:rPr>
+            </w:pPr>
+            <w:r>
+              <w:rPr>
+                <w:rFonts w:ascii="BRH Malayalam Extra" w:hAnsi="BRH Malayalam Extra" w:cs="BRH Malayalam Extra"/>
+                <w:sz w:val="40"/>
+                <w:szCs w:val="40"/>
+                <w:lang w:val="it-IT"/>
+              </w:rPr>
+              <w:t xml:space="preserve">¥öex </w:t>
+            </w:r>
+            <w:r>
+              <w:rPr>
+                <w:rFonts w:ascii="BRH Malayalam Extra" w:hAnsi="BRH Malayalam Extra" w:cs="BRH Malayalam Extra"/>
                 <w:sz w:val="40"/>
                 <w:szCs w:val="40"/>
                 <w:highlight w:val="yellow"/>
-              </w:rPr>
-              <w:t>J</w:t>
-            </w:r>
-            <w:r>
-              <w:rPr>
-                <w:rFonts w:ascii="BRH Malayalam Extra" w:hAnsi="BRH Malayalam Extra" w:cs="BRH Malayalam Extra"/>
-                <w:color w:val="EE0000"/>
-                <w:sz w:val="40"/>
-                <w:szCs w:val="40"/>
-              </w:rPr>
-              <w:t xml:space="preserve"> |</w:t>
+                <w:lang w:val="it-IT"/>
+              </w:rPr>
+              <w:t>r¡</w:t>
+            </w:r>
+            <w:r>
+              <w:rPr>
+                <w:rFonts w:ascii="BRH Malayalam Extra" w:hAnsi="BRH Malayalam Extra" w:cs="BRH Malayalam Extra"/>
+                <w:sz w:val="40"/>
+                <w:szCs w:val="40"/>
+                <w:lang w:val="it-IT"/>
+              </w:rPr>
+              <w:t>— | ¥öex CZy</w:t>
+            </w:r>
+            <w:r>
+              <w:rPr>
+                <w:rFonts w:ascii="BRH Malayalam Extra" w:hAnsi="BRH Malayalam Extra" w:cs="BRH Malayalam Extra"/>
+                <w:b/>
+                <w:sz w:val="32"/>
+                <w:szCs w:val="40"/>
+                <w:lang w:val="it-IT"/>
+              </w:rPr>
+              <w:t>–</w:t>
+            </w:r>
+            <w:r>
+              <w:rPr>
+                <w:rFonts w:ascii="BRH Malayalam Extra" w:hAnsi="BRH Malayalam Extra" w:cs="BRH Malayalam Extra"/>
+                <w:sz w:val="40"/>
+                <w:szCs w:val="40"/>
+                <w:lang w:val="it-IT"/>
+              </w:rPr>
+              <w:t xml:space="preserve"> ¥öex |</w:t>
             </w:r>
           </w:p>
         </w:tc>
@@ -4817,86 +4903,67 @@
               <w:autoSpaceDE w:val="0"/>
               <w:autoSpaceDN w:val="0"/>
               <w:adjustRightInd w:val="0"/>
-              <w:spacing w:line="252" w:lineRule="auto"/>
-              <w:rPr>
-                <w:rFonts w:ascii="BRH Malayalam Extra" w:hAnsi="BRH Malayalam Extra" w:cs="BRH Malayalam Extra"/>
-                <w:color w:val="EE0000"/>
-                <w:sz w:val="40"/>
-                <w:szCs w:val="40"/>
-              </w:rPr>
-            </w:pPr>
-            <w:r>
-              <w:rPr>
-                <w:rFonts w:ascii="BRH Malayalam Extra" w:hAnsi="BRH Malayalam Extra" w:cs="BRH Malayalam Extra"/>
-                <w:color w:val="EE0000"/>
-                <w:sz w:val="40"/>
-                <w:szCs w:val="40"/>
-              </w:rPr>
-              <w:t>s</w:t>
-            </w:r>
-            <w:r>
-              <w:rPr>
-                <w:rFonts w:ascii="BRH Malayalam Extra" w:hAnsi="BRH Malayalam Extra" w:cs="BRH Malayalam Extra"/>
-                <w:b/>
-                <w:color w:val="EE0000"/>
-                <w:sz w:val="32"/>
-                <w:szCs w:val="40"/>
-              </w:rPr>
-              <w:t>–</w:t>
-            </w:r>
-            <w:r>
-              <w:rPr>
-                <w:rFonts w:ascii="BRH Malayalam Extra" w:hAnsi="BRH Malayalam Extra" w:cs="BRH Malayalam Extra"/>
-                <w:color w:val="EE0000"/>
-                <w:sz w:val="40"/>
-                <w:szCs w:val="40"/>
-              </w:rPr>
-              <w:t>ik</w:t>
-            </w:r>
-            <w:r>
-              <w:rPr>
-                <w:rFonts w:ascii="BRH Malayalam Extra" w:hAnsi="BRH Malayalam Extra" w:cs="BRH Malayalam Extra"/>
-                <w:b/>
-                <w:color w:val="EE0000"/>
-                <w:sz w:val="32"/>
-                <w:szCs w:val="40"/>
-              </w:rPr>
-              <w:t>–</w:t>
-            </w:r>
-            <w:r>
-              <w:rPr>
-                <w:rFonts w:ascii="BRH Malayalam Extra" w:hAnsi="BRH Malayalam Extra" w:cs="BRH Malayalam Extra"/>
-                <w:color w:val="EE0000"/>
-                <w:sz w:val="40"/>
-                <w:szCs w:val="40"/>
-              </w:rPr>
-              <w:t>¥ÇZy— sI-Ak—</w:t>
-            </w:r>
-            <w:r>
-              <w:rPr>
-                <w:rFonts w:ascii="BRH Malayalam Extra" w:hAnsi="BRH Malayalam Extra" w:cs="BRH Malayalam Extra"/>
-                <w:color w:val="EE0000"/>
+              <w:spacing w:before="0" w:line="240" w:lineRule="auto"/>
+              <w:rPr>
+                <w:rFonts w:ascii="BRH Malayalam Extra" w:hAnsi="BRH Malayalam Extra" w:cs="BRH Malayalam Extra"/>
+                <w:sz w:val="40"/>
+                <w:szCs w:val="40"/>
+                <w:lang w:val="it-IT"/>
+              </w:rPr>
+            </w:pPr>
+            <w:r>
+              <w:rPr>
+                <w:rFonts w:ascii="BRH Malayalam Extra" w:hAnsi="BRH Malayalam Extra" w:cs="BRH Malayalam Extra"/>
+                <w:sz w:val="40"/>
+                <w:szCs w:val="40"/>
+                <w:lang w:val="it-IT"/>
+              </w:rPr>
+              <w:t xml:space="preserve">¥öex </w:t>
+            </w:r>
+            <w:r>
+              <w:rPr>
+                <w:rFonts w:ascii="BRH Malayalam Extra" w:hAnsi="BRH Malayalam Extra" w:cs="BRH Malayalam Extra"/>
                 <w:sz w:val="40"/>
                 <w:szCs w:val="40"/>
                 <w:highlight w:val="green"/>
-              </w:rPr>
-              <w:t>Ç</w:t>
-            </w:r>
-            <w:r>
-              <w:rPr>
-                <w:rFonts w:ascii="BRH Malayalam Extra" w:hAnsi="BRH Malayalam Extra" w:cs="BRH Malayalam Extra"/>
-                <w:color w:val="EE0000"/>
-                <w:sz w:val="40"/>
-                <w:szCs w:val="40"/>
-              </w:rPr>
-              <w:t xml:space="preserve"> |</w:t>
+                <w:lang w:val="it-IT"/>
+              </w:rPr>
+              <w:t>r¡</w:t>
+            </w:r>
+            <w:r>
+              <w:rPr>
+                <w:rFonts w:ascii="BRH Malayalam Extra" w:hAnsi="BRH Malayalam Extra" w:cs="BRH Malayalam Extra"/>
+                <w:sz w:val="40"/>
+                <w:szCs w:val="40"/>
+                <w:lang w:val="it-IT"/>
+              </w:rPr>
+              <w:t xml:space="preserve"> | ¥öex CZy</w:t>
+            </w:r>
+            <w:r>
+              <w:rPr>
+                <w:rFonts w:ascii="BRH Malayalam Extra" w:hAnsi="BRH Malayalam Extra" w:cs="BRH Malayalam Extra"/>
+                <w:b/>
+                <w:sz w:val="32"/>
+                <w:szCs w:val="40"/>
+                <w:lang w:val="it-IT"/>
+              </w:rPr>
+              <w:t>–</w:t>
+            </w:r>
+            <w:r>
+              <w:rPr>
+                <w:rFonts w:ascii="BRH Malayalam Extra" w:hAnsi="BRH Malayalam Extra" w:cs="BRH Malayalam Extra"/>
+                <w:sz w:val="40"/>
+                <w:szCs w:val="40"/>
+                <w:lang w:val="it-IT"/>
+              </w:rPr>
+              <w:t xml:space="preserve"> ¥öex |</w:t>
             </w:r>
           </w:p>
         </w:tc>
       </w:tr>
       <w:tr>
         <w:trPr>
-          <w:trHeight w:val="1247"/>
+          <w:trHeight w:val="1088"/>
         </w:trPr>
         <w:tc>
           <w:tcPr>
@@ -4915,7 +4982,6 @@
               <w:rPr>
                 <w:rFonts w:eastAsia="Times New Roman" w:cs="Arial"/>
                 <w:b/>
-                <w:color w:val="EE0000"/>
                 <w:sz w:val="32"/>
                 <w:szCs w:val="32"/>
                 <w:lang w:val="en-IN" w:eastAsia="en-IN" w:bidi="ml-IN"/>
@@ -4925,7 +4991,6 @@
               <w:rPr>
                 <w:rFonts w:eastAsia="Times New Roman" w:cs="Arial"/>
                 <w:b/>
-                <w:color w:val="EE0000"/>
                 <w:sz w:val="32"/>
                 <w:szCs w:val="32"/>
                 <w:lang w:val="en-IN" w:eastAsia="en-IN" w:bidi="ml-IN"/>
@@ -4944,7 +5009,6 @@
                 <w:rFonts w:cs="Arial"/>
                 <w:b/>
                 <w:bCs/>
-                <w:color w:val="EE0000"/>
                 <w:sz w:val="28"/>
                 <w:szCs w:val="36"/>
                 <w:lang w:val="en-IN" w:bidi="ml-IN"/>
@@ -4955,12 +5019,11 @@
                 <w:rFonts w:cs="Arial"/>
                 <w:b/>
                 <w:bCs/>
-                <w:color w:val="EE0000"/>
                 <w:sz w:val="28"/>
                 <w:szCs w:val="36"/>
                 <w:lang w:val="en-IN" w:bidi="ml-IN"/>
               </w:rPr>
-              <w:t>Krama Vaakyam No. 35</w:t>
+              <w:t>Krama Vaakyam No. 45</w:t>
             </w:r>
           </w:p>
           <w:p>
@@ -4976,7 +5039,6 @@
               <w:rPr>
                 <w:rFonts w:eastAsia="Times New Roman" w:cs="Arial"/>
                 <w:b/>
-                <w:color w:val="EE0000"/>
                 <w:sz w:val="32"/>
                 <w:szCs w:val="32"/>
                 <w:lang w:val="it-IT" w:eastAsia="en-IN" w:bidi="ml-IN"/>
@@ -4987,7 +5049,6 @@
                 <w:rFonts w:cs="Arial"/>
                 <w:b/>
                 <w:bCs/>
-                <w:color w:val="EE0000"/>
                 <w:sz w:val="28"/>
                 <w:szCs w:val="36"/>
                 <w:lang w:val="it-IT" w:bidi="ml-IN"/>
@@ -5006,66 +5067,55 @@
               <w:autoSpaceDE w:val="0"/>
               <w:autoSpaceDN w:val="0"/>
               <w:adjustRightInd w:val="0"/>
-              <w:spacing w:line="252" w:lineRule="auto"/>
-              <w:rPr>
-                <w:rFonts w:ascii="BRH Malayalam Extra" w:hAnsi="BRH Malayalam Extra" w:cs="BRH Malayalam Extra"/>
-                <w:color w:val="EE0000"/>
-                <w:sz w:val="40"/>
-                <w:szCs w:val="40"/>
-                <w:lang w:val="it-IT"/>
-              </w:rPr>
-            </w:pPr>
-            <w:r>
-              <w:rPr>
-                <w:rFonts w:ascii="BRH Malayalam Extra" w:hAnsi="BRH Malayalam Extra" w:cs="BRH Malayalam Extra"/>
-                <w:color w:val="EE0000"/>
-                <w:sz w:val="40"/>
-                <w:szCs w:val="40"/>
-                <w:lang w:val="it-IT"/>
-              </w:rPr>
-              <w:t xml:space="preserve">¥öex </w:t>
-            </w:r>
-            <w:r>
-              <w:rPr>
-                <w:rFonts w:ascii="BRH Malayalam Extra" w:hAnsi="BRH Malayalam Extra" w:cs="BRH Malayalam Extra"/>
-                <w:color w:val="EE0000"/>
+              <w:spacing w:before="0" w:line="240" w:lineRule="auto"/>
+              <w:rPr>
+                <w:rFonts w:ascii="BRH Malayalam Extra" w:hAnsi="BRH Malayalam Extra" w:cs="BRH Malayalam Extra"/>
+                <w:sz w:val="40"/>
+                <w:szCs w:val="40"/>
+                <w:lang w:val="en-IN"/>
+              </w:rPr>
+            </w:pPr>
+            <w:r>
+              <w:rPr>
+                <w:rFonts w:ascii="BRH Malayalam Extra" w:hAnsi="BRH Malayalam Extra" w:cs="BRH Malayalam Extra"/>
+                <w:sz w:val="40"/>
+                <w:szCs w:val="40"/>
+              </w:rPr>
+              <w:t>A</w:t>
+            </w:r>
+            <w:r>
+              <w:rPr>
+                <w:rFonts w:ascii="BRH Malayalam Extra" w:hAnsi="BRH Malayalam Extra" w:cs="BRH Malayalam Extra"/>
+                <w:b/>
+                <w:sz w:val="32"/>
+                <w:szCs w:val="40"/>
+              </w:rPr>
+              <w:t>–</w:t>
+            </w:r>
+            <w:r>
+              <w:rPr>
+                <w:rFonts w:ascii="BRH Malayalam Extra" w:hAnsi="BRH Malayalam Extra" w:cs="BRH Malayalam Extra"/>
+                <w:sz w:val="40"/>
+                <w:szCs w:val="40"/>
+              </w:rPr>
+              <w:t xml:space="preserve">hz¥K— PyZ§ | </w:t>
+            </w:r>
+            <w:r>
+              <w:rPr>
+                <w:rFonts w:ascii="BRH Malayalam Extra" w:hAnsi="BRH Malayalam Extra" w:cs="BRH Malayalam Extra"/>
                 <w:sz w:val="40"/>
                 <w:szCs w:val="40"/>
                 <w:highlight w:val="yellow"/>
-                <w:lang w:val="it-IT"/>
-              </w:rPr>
-              <w:t>r¡</w:t>
-            </w:r>
-            <w:r>
-              <w:rPr>
-                <w:rFonts w:ascii="BRH Malayalam Extra" w:hAnsi="BRH Malayalam Extra" w:cs="BRH Malayalam Extra"/>
-                <w:color w:val="EE0000"/>
-                <w:sz w:val="40"/>
-                <w:szCs w:val="40"/>
-                <w:lang w:val="it-IT"/>
-              </w:rPr>
-              <w:t>— | ¥öex CZy</w:t>
-            </w:r>
-            <w:r>
-              <w:rPr>
-                <w:rFonts w:ascii="BRH Malayalam Extra" w:hAnsi="BRH Malayalam Extra" w:cs="BRH Malayalam Extra"/>
-                <w:b/>
-                <w:color w:val="EE0000"/>
-                <w:sz w:val="32"/>
-                <w:szCs w:val="40"/>
-                <w:lang w:val="it-IT"/>
-              </w:rPr>
-              <w:t>–</w:t>
-            </w:r>
-            <w:r>
-              <w:rPr>
-                <w:rFonts w:ascii="BRH Malayalam Extra" w:hAnsi="BRH Malayalam Extra" w:cs="BRH Malayalam Extra"/>
-                <w:color w:val="EE0000"/>
-                <w:sz w:val="40"/>
-                <w:szCs w:val="40"/>
-                <w:lang w:val="it-IT"/>
-              </w:rPr>
-              <w:t xml:space="preserve"> ¥öex |</w:t>
+              </w:rPr>
+              <w:t>Pyb¡</w:t>
+            </w:r>
+            <w:r>
+              <w:rPr>
+                <w:rFonts w:ascii="BRH Malayalam Extra" w:hAnsi="BRH Malayalam Extra" w:cs="BRH Malayalam Extra"/>
+                <w:sz w:val="40"/>
+                <w:szCs w:val="40"/>
+              </w:rPr>
+              <w:t>— |</w:t>
             </w:r>
           </w:p>
         </w:tc>
@@ -5079,270 +5129,7 @@
               <w:autoSpaceDE w:val="0"/>
               <w:autoSpaceDN w:val="0"/>
               <w:adjustRightInd w:val="0"/>
-              <w:spacing w:line="252" w:lineRule="auto"/>
-              <w:rPr>
-                <w:rFonts w:ascii="BRH Malayalam Extra" w:hAnsi="BRH Malayalam Extra" w:cs="BRH Malayalam Extra"/>
-                <w:color w:val="EE0000"/>
-                <w:sz w:val="40"/>
-                <w:szCs w:val="40"/>
-                <w:lang w:val="it-IT"/>
-              </w:rPr>
-            </w:pPr>
-            <w:r>
-              <w:rPr>
-                <w:rFonts w:ascii="BRH Malayalam Extra" w:hAnsi="BRH Malayalam Extra" w:cs="BRH Malayalam Extra"/>
-                <w:color w:val="EE0000"/>
-                <w:sz w:val="40"/>
-                <w:szCs w:val="40"/>
-                <w:lang w:val="it-IT"/>
-              </w:rPr>
-              <w:t xml:space="preserve">¥öex </w:t>
-            </w:r>
-            <w:r>
-              <w:rPr>
-                <w:rFonts w:ascii="BRH Malayalam Extra" w:hAnsi="BRH Malayalam Extra" w:cs="BRH Malayalam Extra"/>
-                <w:color w:val="EE0000"/>
-                <w:sz w:val="40"/>
-                <w:szCs w:val="40"/>
-                <w:highlight w:val="green"/>
-                <w:lang w:val="it-IT"/>
-              </w:rPr>
-              <w:t>r¡</w:t>
-            </w:r>
-            <w:r>
-              <w:rPr>
-                <w:rFonts w:ascii="BRH Malayalam Extra" w:hAnsi="BRH Malayalam Extra" w:cs="BRH Malayalam Extra"/>
-                <w:color w:val="EE0000"/>
-                <w:sz w:val="40"/>
-                <w:szCs w:val="40"/>
-                <w:lang w:val="it-IT"/>
-              </w:rPr>
-              <w:t xml:space="preserve"> | ¥öex CZy</w:t>
-            </w:r>
-            <w:r>
-              <w:rPr>
-                <w:rFonts w:ascii="BRH Malayalam Extra" w:hAnsi="BRH Malayalam Extra" w:cs="BRH Malayalam Extra"/>
-                <w:b/>
-                <w:color w:val="EE0000"/>
-                <w:sz w:val="32"/>
-                <w:szCs w:val="40"/>
-                <w:lang w:val="it-IT"/>
-              </w:rPr>
-              <w:t>–</w:t>
-            </w:r>
-            <w:r>
-              <w:rPr>
-                <w:rFonts w:ascii="BRH Malayalam Extra" w:hAnsi="BRH Malayalam Extra" w:cs="BRH Malayalam Extra"/>
-                <w:color w:val="EE0000"/>
-                <w:sz w:val="40"/>
-                <w:szCs w:val="40"/>
-                <w:lang w:val="it-IT"/>
-              </w:rPr>
-              <w:t xml:space="preserve"> ¥öex |</w:t>
-            </w:r>
-          </w:p>
-        </w:tc>
-      </w:tr>
-      <w:tr>
-        <w:trPr>
-          <w:trHeight w:val="1247"/>
-        </w:trPr>
-        <w:tc>
-          <w:tcPr>
-            <w:tcW w:w="3686" w:type="dxa"/>
-          </w:tcPr>
-          <w:p>
-            <w:pPr>
-              <w:widowControl w:val="0"/>
-              <w:tabs>
-                <w:tab w:val="left" w:pos="993"/>
-              </w:tabs>
-              <w:autoSpaceDE w:val="0"/>
-              <w:autoSpaceDN w:val="0"/>
-              <w:adjustRightInd w:val="0"/>
-              <w:spacing w:before="0" w:line="240" w:lineRule="auto"/>
-              <w:rPr>
-                <w:rFonts w:eastAsia="Times New Roman" w:cs="Arial"/>
-                <w:b/>
-                <w:sz w:val="32"/>
-                <w:szCs w:val="32"/>
-                <w:lang w:val="en-IN" w:eastAsia="en-IN" w:bidi="ml-IN"/>
-              </w:rPr>
-            </w:pPr>
-            <w:r>
-              <w:rPr>
-                <w:rFonts w:eastAsia="Times New Roman" w:cs="Arial"/>
-                <w:b/>
-                <w:sz w:val="32"/>
-                <w:szCs w:val="32"/>
-                <w:lang w:val="en-IN" w:eastAsia="en-IN" w:bidi="ml-IN"/>
-              </w:rPr>
-              <w:t>T.S.1.7.</w:t>
-            </w:r>
-            <w:r>
-              <w:rPr>
-                <w:rFonts w:eastAsia="Times New Roman" w:cs="Arial"/>
-                <w:b/>
-                <w:sz w:val="32"/>
-                <w:szCs w:val="32"/>
-                <w:lang w:val="en-IN" w:eastAsia="en-IN" w:bidi="ml-IN"/>
-              </w:rPr>
-              <w:t>13.5</w:t>
-            </w:r>
-            <w:r>
-              <w:rPr>
-                <w:rFonts w:eastAsia="Times New Roman" w:cs="Arial"/>
-                <w:b/>
-                <w:sz w:val="32"/>
-                <w:szCs w:val="32"/>
-                <w:lang w:val="en-IN" w:eastAsia="en-IN" w:bidi="ml-IN"/>
-              </w:rPr>
-              <w:t xml:space="preserve"> - Kramam</w:t>
-            </w:r>
-          </w:p>
-          <w:p>
-            <w:pPr>
-              <w:widowControl w:val="0"/>
-              <w:autoSpaceDE w:val="0"/>
-              <w:autoSpaceDN w:val="0"/>
-              <w:adjustRightInd w:val="0"/>
-              <w:spacing w:before="0" w:line="240" w:lineRule="auto"/>
-              <w:rPr>
-                <w:rFonts w:cs="Arial"/>
-                <w:b/>
-                <w:bCs/>
-                <w:sz w:val="28"/>
-                <w:szCs w:val="36"/>
-                <w:lang w:val="en-IN" w:bidi="ml-IN"/>
-              </w:rPr>
-            </w:pPr>
-            <w:r>
-              <w:rPr>
-                <w:rFonts w:cs="Arial"/>
-                <w:b/>
-                <w:bCs/>
-                <w:sz w:val="28"/>
-                <w:szCs w:val="36"/>
-                <w:lang w:val="en-IN" w:bidi="ml-IN"/>
-              </w:rPr>
-              <w:t>Krama Vaakyam No. 45</w:t>
-            </w:r>
-          </w:p>
-          <w:p>
-            <w:pPr>
-              <w:widowControl w:val="0"/>
-              <w:tabs>
-                <w:tab w:val="left" w:pos="993"/>
-              </w:tabs>
-              <w:autoSpaceDE w:val="0"/>
-              <w:autoSpaceDN w:val="0"/>
-              <w:adjustRightInd w:val="0"/>
-              <w:spacing w:before="0" w:line="240" w:lineRule="auto"/>
-              <w:rPr>
-                <w:rFonts w:eastAsia="Times New Roman" w:cs="Arial"/>
-                <w:b/>
-                <w:sz w:val="32"/>
-                <w:szCs w:val="32"/>
-                <w:lang w:val="it-IT" w:eastAsia="en-IN" w:bidi="ml-IN"/>
-              </w:rPr>
-            </w:pPr>
-            <w:r>
-              <w:rPr>
-                <w:rFonts w:cs="Arial"/>
-                <w:b/>
-                <w:bCs/>
-                <w:sz w:val="28"/>
-                <w:szCs w:val="36"/>
-                <w:lang w:val="it-IT" w:bidi="ml-IN"/>
-              </w:rPr>
-              <w:t xml:space="preserve">Panchaati No. </w:t>
-            </w:r>
-            <w:r>
-              <w:rPr>
-                <w:rFonts w:cs="Arial"/>
-                <w:b/>
-                <w:bCs/>
-                <w:sz w:val="28"/>
-                <w:szCs w:val="36"/>
-                <w:lang w:val="it-IT" w:bidi="ml-IN"/>
-              </w:rPr>
-              <w:t>51</w:t>
-            </w:r>
-          </w:p>
-        </w:tc>
-        <w:tc>
-          <w:tcPr>
-            <w:tcW w:w="5196" w:type="dxa"/>
-          </w:tcPr>
-          <w:p>
-            <w:pPr>
-              <w:widowControl w:val="0"/>
-              <w:autoSpaceDE w:val="0"/>
-              <w:autoSpaceDN w:val="0"/>
-              <w:adjustRightInd w:val="0"/>
-              <w:spacing w:line="252" w:lineRule="auto"/>
-              <w:rPr>
-                <w:rFonts w:ascii="BRH Malayalam Extra" w:hAnsi="BRH Malayalam Extra" w:cs="BRH Malayalam Extra"/>
-                <w:sz w:val="40"/>
-                <w:szCs w:val="40"/>
-                <w:lang w:val="en-IN"/>
-              </w:rPr>
-            </w:pPr>
-            <w:r>
-              <w:rPr>
-                <w:rFonts w:ascii="BRH Malayalam Extra" w:hAnsi="BRH Malayalam Extra" w:cs="BRH Malayalam Extra"/>
-                <w:sz w:val="40"/>
-                <w:szCs w:val="40"/>
-              </w:rPr>
-              <w:t>A</w:t>
-            </w:r>
-            <w:r>
-              <w:rPr>
-                <w:rFonts w:ascii="BRH Malayalam Extra" w:hAnsi="BRH Malayalam Extra" w:cs="BRH Malayalam Extra"/>
-                <w:b/>
-                <w:sz w:val="32"/>
-                <w:szCs w:val="40"/>
-              </w:rPr>
-              <w:t>–</w:t>
-            </w:r>
-            <w:r>
-              <w:rPr>
-                <w:rFonts w:ascii="BRH Malayalam Extra" w:hAnsi="BRH Malayalam Extra" w:cs="BRH Malayalam Extra"/>
-                <w:sz w:val="40"/>
-                <w:szCs w:val="40"/>
-              </w:rPr>
-              <w:t xml:space="preserve">hz¥K— PyZ§ | </w:t>
-            </w:r>
-            <w:r>
-              <w:rPr>
-                <w:rFonts w:ascii="BRH Malayalam Extra" w:hAnsi="BRH Malayalam Extra" w:cs="BRH Malayalam Extra"/>
-                <w:sz w:val="40"/>
-                <w:szCs w:val="40"/>
-                <w:highlight w:val="yellow"/>
-              </w:rPr>
-              <w:t>Pyb¡</w:t>
-            </w:r>
-            <w:r>
-              <w:rPr>
-                <w:rFonts w:ascii="BRH Malayalam Extra" w:hAnsi="BRH Malayalam Extra" w:cs="BRH Malayalam Extra"/>
-                <w:sz w:val="40"/>
-                <w:szCs w:val="40"/>
-              </w:rPr>
-              <w:t>— |</w:t>
-            </w:r>
-          </w:p>
-        </w:tc>
-        <w:tc>
-          <w:tcPr>
-            <w:tcW w:w="5152" w:type="dxa"/>
-          </w:tcPr>
-          <w:p>
-            <w:pPr>
-              <w:widowControl w:val="0"/>
-              <w:autoSpaceDE w:val="0"/>
-              <w:autoSpaceDN w:val="0"/>
-              <w:adjustRightInd w:val="0"/>
-              <w:spacing w:line="252" w:lineRule="auto"/>
+              <w:spacing w:before="0" w:line="240" w:lineRule="auto"/>
               <w:rPr>
                 <w:rFonts w:ascii="BRH Malayalam Extra" w:hAnsi="BRH Malayalam Extra" w:cs="BRH Malayalam Extra"/>
                 <w:sz w:val="40"/>
@@ -5445,18 +5232,6 @@
         </w:rPr>
         <w:t>============</w:t>
       </w:r>
-    </w:p>
-    <w:p>
-      <w:pPr>
-        <w:jc w:val="center"/>
-        <w:rPr>
-          <w:b/>
-          <w:bCs/>
-          <w:sz w:val="32"/>
-          <w:szCs w:val="32"/>
-          <w:u w:val="single"/>
-        </w:rPr>
-      </w:pPr>
     </w:p>
     <w:p>
       <w:pPr>
@@ -5715,7 +5490,6 @@
                 <w:szCs w:val="32"/>
                 <w:lang w:val="en-IN" w:eastAsia="en-IN" w:bidi="ml-IN"/>
               </w:rPr>
-              <w:lastRenderedPageBreak/>
               <w:t>T.S.1.7.</w:t>
             </w:r>
             <w:r>
@@ -6126,6 +5900,7 @@
           <w:szCs w:val="32"/>
           <w:u w:val="single"/>
         </w:rPr>
+        <w:lastRenderedPageBreak/>
         <w:t xml:space="preserve">Krama </w:t>
       </w:r>
       <w:r>
@@ -7430,7 +7205,6 @@
                 <w:szCs w:val="32"/>
                 <w:lang w:val="en-IN" w:eastAsia="en-IN" w:bidi="ml-IN"/>
               </w:rPr>
-              <w:lastRenderedPageBreak/>
               <w:t>T.S.1.7.1.4 - Kramam</w:t>
             </w:r>
           </w:p>
@@ -7808,6 +7582,7 @@
                 <w:szCs w:val="32"/>
                 <w:lang w:val="en-IN" w:eastAsia="en-IN" w:bidi="ml-IN"/>
               </w:rPr>
+              <w:lastRenderedPageBreak/>
               <w:t>T.S.1.7.1.6 - Kramam</w:t>
             </w:r>
           </w:p>
@@ -9701,7 +9476,6 @@
                 <w:szCs w:val="32"/>
                 <w:lang w:val="en-IN" w:eastAsia="en-IN" w:bidi="ml-IN"/>
               </w:rPr>
-              <w:lastRenderedPageBreak/>
               <w:t>T.S.1.7.8.3 - Kramam</w:t>
             </w:r>
           </w:p>
@@ -10295,6 +10069,7 @@
                 <w:sz w:val="40"/>
                 <w:szCs w:val="40"/>
               </w:rPr>
+              <w:lastRenderedPageBreak/>
               <w:t>sy</w:t>
             </w:r>
             <w:r>
@@ -10381,6 +10156,7 @@
                 <w:sz w:val="40"/>
                 <w:szCs w:val="40"/>
               </w:rPr>
+              <w:lastRenderedPageBreak/>
               <w:t>A</w:t>
             </w:r>
             <w:r>
@@ -10432,6 +10208,7 @@
                 <w:sz w:val="40"/>
                 <w:szCs w:val="40"/>
               </w:rPr>
+              <w:lastRenderedPageBreak/>
               <w:t>sy</w:t>
             </w:r>
             <w:r>
@@ -10520,6 +10297,7 @@
                 <w:szCs w:val="32"/>
                 <w:lang w:val="en-IN" w:eastAsia="en-IN" w:bidi="ml-IN"/>
               </w:rPr>
+              <w:lastRenderedPageBreak/>
               <w:t>T.S.1.7.1</w:t>
             </w:r>
             <w:r>
@@ -11513,7 +11291,6 @@
                 <w:szCs w:val="32"/>
                 <w:lang w:val="en-IN" w:eastAsia="en-IN" w:bidi="ml-IN"/>
               </w:rPr>
-              <w:lastRenderedPageBreak/>
               <w:t>T.S.1.7.4.1</w:t>
             </w:r>
             <w:r>
@@ -11991,6 +11768,7 @@
                 <w:szCs w:val="32"/>
                 <w:lang w:val="en-IN" w:eastAsia="en-IN" w:bidi="ml-IN"/>
               </w:rPr>
+              <w:lastRenderedPageBreak/>
               <w:t>T.S.1.7.6.3</w:t>
             </w:r>
             <w:r>
@@ -13960,6 +13738,7 @@
           <w:szCs w:val="32"/>
           <w:u w:val="single"/>
         </w:rPr>
+        <w:lastRenderedPageBreak/>
         <w:t xml:space="preserve">TS </w:t>
       </w:r>
       <w:r>

--- a/TS-Kramam/TS-1.7/TS 1.7 Malayalam Krama Paatam Corrections.docx
+++ b/TS-Kramam/TS-1.7/TS 1.7 Malayalam Krama Paatam Corrections.docx
@@ -101,7 +101,27 @@
           <w:szCs w:val="32"/>
           <w:u w:val="single"/>
         </w:rPr>
-        <w:t>31st Jan 2026</w:t>
+        <w:t xml:space="preserve">31st </w:t>
+      </w:r>
+      <w:r>
+        <w:rPr>
+          <w:b/>
+          <w:bCs/>
+          <w:sz w:val="32"/>
+          <w:szCs w:val="32"/>
+          <w:u w:val="single"/>
+        </w:rPr>
+        <w:t>May</w:t>
+      </w:r>
+      <w:r>
+        <w:rPr>
+          <w:b/>
+          <w:bCs/>
+          <w:sz w:val="32"/>
+          <w:szCs w:val="32"/>
+          <w:u w:val="single"/>
+        </w:rPr>
+        <w:t xml:space="preserve"> 2026</w:t>
       </w:r>
     </w:p>
     <w:p>
@@ -10937,7 +10957,16 @@
           <w:bCs/>
           <w:sz w:val="32"/>
         </w:rPr>
-        <w:t>replaced with</w:t>
+        <w:t xml:space="preserve">replaced </w:t>
+      </w:r>
+      <w:proofErr w:type="gramStart"/>
+      <w:r>
+        <w:rPr>
+          <w:b/>
+          <w:bCs/>
+          <w:sz w:val="32"/>
+        </w:rPr>
+        <w:t>with</w:t>
       </w:r>
       <w:r>
         <w:rPr>
@@ -10959,6 +10988,7 @@
         </w:rPr>
         <w:t>"</w:t>
       </w:r>
+      <w:proofErr w:type="gramEnd"/>
       <w:r>
         <w:rPr>
           <w:rFonts w:ascii="BRH Malayalam" w:hAnsi="BRH Malayalam" w:cs="BRH Malayalam"/>
@@ -10970,6 +11000,7 @@
         </w:rPr>
         <w:t>q§T</w:t>
       </w:r>
+      <w:proofErr w:type="gramStart"/>
       <w:r>
         <w:rPr>
           <w:rFonts w:ascii="BRH Malayalam" w:hAnsi="BRH Malayalam" w:cs="BRH Malayalam"/>
@@ -10986,7 +11017,16 @@
           <w:bCs/>
           <w:sz w:val="32"/>
         </w:rPr>
-        <w:t>wherever applicable</w:t>
+        <w:t>wherever</w:t>
+      </w:r>
+      <w:proofErr w:type="gramEnd"/>
+      <w:r>
+        <w:rPr>
+          <w:b/>
+          <w:bCs/>
+          <w:sz w:val="32"/>
+        </w:rPr>
+        <w:t xml:space="preserve"> applicable</w:t>
       </w:r>
     </w:p>
     <w:p>
